--- a/manuscript/dvm.manuscript.01272024.docx
+++ b/manuscript/dvm.manuscript.01272024.docx
@@ -7649,7 +7649,33 @@
           <w:sz w:val="24"/>
           <w:szCs w:val="24"/>
         </w:rPr>
-        <w:t xml:space="preserve">Both Blue Ruin and Norwood cold-water alcoves displayed distinct diel cycling of DO and temperature (Figure 2, Table 1, Supplemental Figure 2 &amp; 3). In both alcoves, a DO minima and maxima occurred during the </w:t>
+        <w:t xml:space="preserve">Both Blue Ruin and Norwood cold-water alcoves displayed distinct diel cycling of DO and temperature (Figure 2, </w:t>
+      </w:r>
+      <w:r>
+        <w:rPr>
+          <w:rFonts w:ascii="Times New Roman" w:hAnsi="Times New Roman" w:cs="Times New Roman"/>
+          <w:sz w:val="24"/>
+          <w:szCs w:val="24"/>
+        </w:rPr>
+        <w:t xml:space="preserve">Supplemental </w:t>
+      </w:r>
+      <w:r>
+        <w:rPr>
+          <w:rFonts w:ascii="Times New Roman" w:hAnsi="Times New Roman" w:cs="Times New Roman"/>
+          <w:sz w:val="24"/>
+          <w:szCs w:val="24"/>
+        </w:rPr>
+        <w:t>Table 1, Supplem</w:t>
+      </w:r>
+      <w:bookmarkStart w:id="0" w:name="_GoBack"/>
+      <w:bookmarkEnd w:id="0"/>
+      <w:r>
+        <w:rPr>
+          <w:rFonts w:ascii="Times New Roman" w:hAnsi="Times New Roman" w:cs="Times New Roman"/>
+          <w:sz w:val="24"/>
+          <w:szCs w:val="24"/>
+        </w:rPr>
+        <w:t xml:space="preserve">ental Figure 2 &amp; 3). In both alcoves, a DO minima and maxima occurred during the </w:t>
       </w:r>
       <w:r>
         <w:rPr>
@@ -7836,7 +7862,23 @@
           <w:sz w:val="24"/>
           <w:szCs w:val="24"/>
         </w:rPr>
-        <w:t xml:space="preserve">(Figure 3, Table 2). However, the shape of the trade-off differed between day and night. In all alcoves, the intercept was lower at night, indicating all temperatures expressed lower DO, and there was a contracted range of temperatures, meaning fish had reduced potential to trade-off cool temperature for higher DO. At five of the six alcoves, the slope was also more positive at night, meaning that a given level of cooling was accompanied by a larger reduction in DO (i.e., the trade-off was stronger). Notably, we found the opposite result in the </w:t>
+        <w:t xml:space="preserve">(Figure 3, </w:t>
+      </w:r>
+      <w:r>
+        <w:rPr>
+          <w:rFonts w:ascii="Times New Roman" w:hAnsi="Times New Roman" w:cs="Times New Roman"/>
+          <w:sz w:val="24"/>
+          <w:szCs w:val="24"/>
+        </w:rPr>
+        <w:t xml:space="preserve">Supplemental </w:t>
+      </w:r>
+      <w:r>
+        <w:rPr>
+          <w:rFonts w:ascii="Times New Roman" w:hAnsi="Times New Roman" w:cs="Times New Roman"/>
+          <w:sz w:val="24"/>
+          <w:szCs w:val="24"/>
+        </w:rPr>
+        <w:t xml:space="preserve">Table 2). However, the shape of the trade-off differed between day and night. In all alcoves, the intercept was lower at night, indicating all temperatures expressed lower DO, and there was a contracted range of temperatures, meaning fish had reduced potential to trade-off cool temperature for higher DO. At five of the six alcoves, the slope was also more positive at night, meaning that a given level of cooling was accompanied by a larger reduction in DO (i.e., the trade-off was stronger). Notably, we found the opposite result in the </w:t>
       </w:r>
       <w:r>
         <w:rPr>
@@ -8898,28 +8940,28 @@
       <w:r>
         <w:t xml:space="preserve"> is known about how fish respond to </w:t>
       </w:r>
-      <w:commentRangeStart w:id="0"/>
       <w:commentRangeStart w:id="1"/>
+      <w:commentRangeStart w:id="2"/>
       <w:r>
         <w:t>spatiotemporal heterogeneity in temperature and oxygen</w:t>
       </w:r>
-      <w:commentRangeEnd w:id="0"/>
+      <w:commentRangeEnd w:id="1"/>
       <w:r>
         <w:rPr>
           <w:rStyle w:val="CommentReference"/>
           <w:rFonts w:asciiTheme="minorHAnsi" w:hAnsiTheme="minorHAnsi" w:cstheme="minorBidi"/>
           <w:color w:val="auto"/>
         </w:rPr>
-        <w:commentReference w:id="0"/>
-      </w:r>
-      <w:commentRangeEnd w:id="1"/>
+        <w:commentReference w:id="1"/>
+      </w:r>
+      <w:commentRangeEnd w:id="2"/>
       <w:r>
         <w:rPr>
           <w:rStyle w:val="CommentReference"/>
           <w:rFonts w:asciiTheme="minorHAnsi" w:hAnsiTheme="minorHAnsi" w:cstheme="minorBidi"/>
           <w:color w:val="auto"/>
         </w:rPr>
-        <w:commentReference w:id="1"/>
+        <w:commentReference w:id="2"/>
       </w:r>
       <w:r>
         <w:t xml:space="preserve">, </w:t>
@@ -9221,15 +9263,12 @@
         </w:rPr>
         <w:t>-1</w:t>
       </w:r>
-      <w:ins w:id="2" w:author="Barrett, Hannah" w:date="2024-01-27T16:08:00Z">
-        <w:r>
-          <w:rPr>
-            <w:vertAlign w:val="superscript"/>
-          </w:rPr>
-          <w:t xml:space="preserve"> </w:t>
-        </w:r>
-      </w:ins>
-      <w:customXmlInsRangeStart w:id="3" w:author="Barrett, Hannah" w:date="2024-01-27T16:08:00Z"/>
+      <w:r>
+        <w:rPr>
+          <w:vertAlign w:val="superscript"/>
+        </w:rPr>
+        <w:t xml:space="preserve"> </w:t>
+      </w:r>
       <w:sdt>
         <w:sdtPr>
           <w:tag w:val="MENDELEY_CITATION_v3_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"/>
@@ -9238,20 +9277,16 @@
             <w:docPart w:val="AF080BE83284469F88ECCEBAFEF3D6B0"/>
           </w:placeholder>
         </w:sdtPr>
+        <w:sdtEndPr/>
         <w:sdtContent>
-          <w:customXmlInsRangeEnd w:id="3"/>
-          <w:ins w:id="4" w:author="Barrett, Hannah" w:date="2024-01-27T16:08:00Z">
-            <w:r>
-              <w:t>(</w:t>
-            </w:r>
-            <w:r>
-              <w:t>USEPA, 1987)</w:t>
-            </w:r>
-          </w:ins>
-          <w:customXmlInsRangeStart w:id="5" w:author="Barrett, Hannah" w:date="2024-01-27T16:08:00Z"/>
+          <w:r>
+            <w:t>(</w:t>
+          </w:r>
+          <w:r>
+            <w:t>USEPA, 1987)</w:t>
+          </w:r>
         </w:sdtContent>
       </w:sdt>
-      <w:customXmlInsRangeEnd w:id="5"/>
       <w:r>
         <w:rPr>
           <w:noProof/>
@@ -9321,7 +9356,19 @@
         <w:rPr>
           <w:noProof/>
         </w:rPr>
-        <w:t xml:space="preserve">. While sampling fish on cold-water alcoves as part of a separate study, we observed high densities of fish with small ration sizes of low energy density prey items (Barrett unpublished data, Chapter 4). When fish are starving, cooler temperatures reduce rates of energy loss (by reducing metabolic costs) and increase the duration over which fish can survive without foraging. Thus, when fish balance temperature-DO trade-offs on thermal refuges, where negative energy budgets are typical </w:t>
+        <w:t xml:space="preserve">. While sampling fish on cold-water alcoves as part of a separate study, we observed high densities of fish with small ration sizes </w:t>
+      </w:r>
+      <w:r>
+        <w:rPr>
+          <w:noProof/>
+        </w:rPr>
+        <w:t xml:space="preserve">comprised </w:t>
+      </w:r>
+      <w:r>
+        <w:rPr>
+          <w:noProof/>
+        </w:rPr>
+        <w:t xml:space="preserve">of low energy density prey items (Barrett unpublished data, Chapter 4). When fish are starving, cooler temperatures reduce rates of energy loss (by reducing metabolic costs) and increase the duration over which fish can survive without foraging. Thus, when fish balance temperature-DO trade-offs on thermal refuges, where negative energy budgets are typical </w:t>
       </w:r>
       <w:sdt>
         <w:sdtPr>
@@ -9404,52 +9451,24 @@
         </w:rPr>
         <w:t xml:space="preserve">. While is unclear how these two stressors act in tandem on fish, the combination of metabolic depression and increased </w:t>
       </w:r>
-      <w:del w:id="6" w:author="Barrett, Hannah" w:date="2024-01-27T16:09:00Z">
-        <w:r>
-          <w:rPr>
-            <w:noProof/>
-          </w:rPr>
-          <w:delText xml:space="preserve">hapatic </w:delText>
-        </w:r>
-      </w:del>
-      <w:del w:id="7" w:author="Barrett, Hannah" w:date="2024-01-27T16:10:00Z">
-        <w:r>
-          <w:rPr>
-            <w:noProof/>
-          </w:rPr>
-          <w:delText>storage of metabolites</w:delText>
-        </w:r>
-      </w:del>
-      <w:ins w:id="8" w:author="Barrett, Hannah" w:date="2024-01-27T16:10:00Z">
-        <w:r>
-          <w:rPr>
-            <w:noProof/>
-          </w:rPr>
-          <w:t>energy storage</w:t>
-        </w:r>
-      </w:ins>
       <w:r>
         <w:rPr>
           <w:noProof/>
         </w:rPr>
+        <w:t>energy storage</w:t>
+      </w:r>
+      <w:r>
+        <w:rPr>
+          <w:noProof/>
+        </w:rPr>
         <w:t xml:space="preserve"> may allow fish to navigate these trade-offs without incurring negative impacts on growth and survival. </w:t>
       </w:r>
-      <w:ins w:id="9" w:author="Barrett, Hannah" w:date="2024-01-27T16:10:00Z">
-        <w:r>
-          <w:rPr>
-            <w:noProof/>
-          </w:rPr>
-          <w:t>Future r</w:t>
-        </w:r>
-      </w:ins>
-      <w:del w:id="10" w:author="Barrett, Hannah" w:date="2024-01-27T16:10:00Z">
-        <w:r>
-          <w:rPr>
-            <w:noProof/>
-          </w:rPr>
-          <w:delText>R</w:delText>
-        </w:r>
-      </w:del>
+      <w:r>
+        <w:rPr>
+          <w:noProof/>
+        </w:rPr>
+        <w:t>Future r</w:t>
+      </w:r>
       <w:r>
         <w:rPr>
           <w:noProof/>
@@ -9947,7 +9966,13 @@
         <w:t>Norwood</w:t>
       </w:r>
       <w:r>
-        <w:t xml:space="preserve"> alcove, while epilimnetic DO stayed relatively high across that timeframe (Table 1, Supplemental Figure 2). However, </w:t>
+        <w:t xml:space="preserve"> alcove, while epilimnetic DO stayed relatively high across that timeframe (</w:t>
+      </w:r>
+      <w:r>
+        <w:t xml:space="preserve">Supplemental </w:t>
+      </w:r>
+      <w:r>
+        <w:t xml:space="preserve">Table 1, Supplemental Figure 2). However, </w:t>
       </w:r>
       <w:r>
         <w:t>surface</w:t>
@@ -9959,10 +9984,13 @@
         <w:t xml:space="preserve"> the</w:t>
       </w:r>
       <w:r>
-        <w:t xml:space="preserve"> warmer </w:t>
+        <w:t xml:space="preserve"> </w:t>
       </w:r>
       <w:r>
         <w:lastRenderedPageBreak/>
+        <w:t xml:space="preserve">warmer </w:t>
+      </w:r>
+      <w:r>
         <w:t xml:space="preserve">and more oxygenated </w:t>
       </w:r>
       <w:r>
@@ -9978,7 +10006,13 @@
         <w:t xml:space="preserve"> </w:t>
       </w:r>
       <w:r>
-        <w:t xml:space="preserve">temperatures in the epilimnion were much lower at night (and DO remained adequate; Table 1), which may explain the greater selection strength towards warmer (and shallower) temperatures when compared to Norwood (Figure 6b, 6d). </w:t>
+        <w:t xml:space="preserve">temperatures in the epilimnion were much lower at night (and DO remained adequate; </w:t>
+      </w:r>
+      <w:r>
+        <w:t xml:space="preserve">Supplemental </w:t>
+      </w:r>
+      <w:r>
+        <w:t xml:space="preserve">Table 1), which may explain the greater selection strength towards warmer (and shallower) temperatures when compared to Norwood (Figure 6b, 6d). </w:t>
       </w:r>
       <w:r>
         <w:t xml:space="preserve">Thus, </w:t>
@@ -10012,15 +10046,7 @@
         <w:rPr>
           <w:noProof/>
         </w:rPr>
-        <w:t xml:space="preserve"> availability in floodplain thermal refuge habitats constrains habitat u</w:t>
-      </w:r>
-      <w:bookmarkStart w:id="11" w:name="_GoBack"/>
-      <w:bookmarkEnd w:id="11"/>
-      <w:r>
-        <w:rPr>
-          <w:noProof/>
-        </w:rPr>
-        <w:t xml:space="preserve">se by a </w:t>
+        <w:t xml:space="preserve"> availability in floodplain thermal refuge habitats constrains habitat use by a </w:t>
       </w:r>
       <w:r>
         <w:rPr>
@@ -14062,7 +14088,7 @@
 
 <file path=word/comments.xml><?xml version="1.0" encoding="utf-8"?>
 <w:comments xmlns:wpc="http://schemas.microsoft.com/office/word/2010/wordprocessingCanvas" xmlns:cx="http://schemas.microsoft.com/office/drawing/2014/chartex" xmlns:cx1="http://schemas.microsoft.com/office/drawing/2015/9/8/chartex" xmlns:mc="http://schemas.openxmlformats.org/markup-compatibility/2006" xmlns:o="urn:schemas-microsoft-com:office:office" xmlns:r="http://schemas.openxmlformats.org/officeDocument/2006/relationships" xmlns:m="http://schemas.openxmlformats.org/officeDocument/2006/math" xmlns:v="urn:schemas-microsoft-com:vml" xmlns:wp14="http://schemas.microsoft.com/office/word/2010/wordprocessingDrawing" xmlns:wp="http://schemas.openxmlformats.org/drawingml/2006/wordprocessingDrawing" xmlns:w10="urn:schemas-microsoft-com:office:word" xmlns:w="http://schemas.openxmlformats.org/wordprocessingml/2006/main" xmlns:w14="http://schemas.microsoft.com/office/word/2010/wordml" xmlns:w15="http://schemas.microsoft.com/office/word/2012/wordml" xmlns:w16se="http://schemas.microsoft.com/office/word/2015/wordml/symex" xmlns:wpg="http://schemas.microsoft.com/office/word/2010/wordprocessingGroup" xmlns:wpi="http://schemas.microsoft.com/office/word/2010/wordprocessingInk" xmlns:wne="http://schemas.microsoft.com/office/word/2006/wordml" xmlns:wps="http://schemas.microsoft.com/office/word/2010/wordprocessingShape" mc:Ignorable="w14 w15 w16se wp14">
-  <w:comment w:id="0" w:author="Microsoft Office User" w:date="2023-12-01T11:42:00Z" w:initials="MOU">
+  <w:comment w:id="1" w:author="Microsoft Office User" w:date="2023-12-01T11:42:00Z" w:initials="MOU">
     <w:p>
       <w:r>
         <w:rPr>
@@ -14079,7 +14105,7 @@
       </w:r>
     </w:p>
   </w:comment>
-  <w:comment w:id="1" w:author="Barrett, Hannah" w:date="2024-01-23T11:50:00Z" w:initials="BH">
+  <w:comment w:id="2" w:author="Barrett, Hannah" w:date="2024-01-23T11:50:00Z" w:initials="BH">
     <w:p>
       <w:pPr>
         <w:pStyle w:val="CommentText"/>
@@ -14100,8 +14126,8 @@
 
 <file path=word/commentsExtended.xml><?xml version="1.0" encoding="utf-8"?>
 <w15:commentsEx xmlns:wpc="http://schemas.microsoft.com/office/word/2010/wordprocessingCanvas" xmlns:cx="http://schemas.microsoft.com/office/drawing/2014/chartex" xmlns:cx1="http://schemas.microsoft.com/office/drawing/2015/9/8/chartex" xmlns:mc="http://schemas.openxmlformats.org/markup-compatibility/2006" xmlns:o="urn:schemas-microsoft-com:office:office" xmlns:r="http://schemas.openxmlformats.org/officeDocument/2006/relationships" xmlns:m="http://schemas.openxmlformats.org/officeDocument/2006/math" xmlns:v="urn:schemas-microsoft-com:vml" xmlns:wp14="http://schemas.microsoft.com/office/word/2010/wordprocessingDrawing" xmlns:wp="http://schemas.openxmlformats.org/drawingml/2006/wordprocessingDrawing" xmlns:w10="urn:schemas-microsoft-com:office:word" xmlns:w="http://schemas.openxmlformats.org/wordprocessingml/2006/main" xmlns:w14="http://schemas.microsoft.com/office/word/2010/wordml" xmlns:w15="http://schemas.microsoft.com/office/word/2012/wordml" xmlns:w16se="http://schemas.microsoft.com/office/word/2015/wordml/symex" xmlns:wpg="http://schemas.microsoft.com/office/word/2010/wordprocessingGroup" xmlns:wpi="http://schemas.microsoft.com/office/word/2010/wordprocessingInk" xmlns:wne="http://schemas.microsoft.com/office/word/2006/wordml" xmlns:wps="http://schemas.microsoft.com/office/word/2010/wordprocessingShape" mc:Ignorable="w14 w15 w16se wp14">
-  <w15:commentEx w15:paraId="010B4172" w15:done="0"/>
-  <w15:commentEx w15:paraId="46D0497E" w15:paraIdParent="010B4172" w15:done="0"/>
+  <w15:commentEx w15:paraId="010B4172" w15:done="1"/>
+  <w15:commentEx w15:paraId="46D0497E" w15:paraIdParent="010B4172" w15:done="1"/>
 </w15:commentsEx>
 </file>
 
@@ -15189,11 +15215,15 @@
   <w:rsids>
     <w:rsidRoot w:val="00D31740"/>
     <w:rsid w:val="001043BF"/>
+    <w:rsid w:val="002901FA"/>
     <w:rsid w:val="003F7E17"/>
+    <w:rsid w:val="005C50CC"/>
     <w:rsid w:val="007C1B85"/>
     <w:rsid w:val="007D44E3"/>
     <w:rsid w:val="007F3A4A"/>
     <w:rsid w:val="00D31740"/>
+    <w:rsid w:val="00DB5940"/>
+    <w:rsid w:val="00F8155A"/>
   </w:rsids>
   <m:mathPr>
     <m:mathFont m:val="Cambria Math"/>
@@ -15950,7 +15980,7 @@
 </file>
 
 <file path=customXml/itemProps1.xml><?xml version="1.0" encoding="utf-8"?>
-<ds:datastoreItem xmlns:ds="http://schemas.openxmlformats.org/officeDocument/2006/customXml" ds:itemID="{FABD1B39-0B82-4820-BEBD-CC15B2E31CA4}">
+<ds:datastoreItem xmlns:ds="http://schemas.openxmlformats.org/officeDocument/2006/customXml" ds:itemID="{28DEAD5D-C691-49F2-B90C-61D9A1A45155}">
   <ds:schemaRefs>
     <ds:schemaRef ds:uri="http://schemas.openxmlformats.org/officeDocument/2006/bibliography"/>
   </ds:schemaRefs>

--- a/manuscript/dvm.manuscript.01272024.docx
+++ b/manuscript/dvm.manuscript.01272024.docx
@@ -1455,7 +1455,23 @@
           <w:sz w:val="24"/>
           <w:szCs w:val="24"/>
         </w:rPr>
-        <w:t xml:space="preserve"> This phenomena can also occur in fine scale patches of lentic habitat within a river floodplain. For example, thermally stratified cold-water alcoves often present a temperature-oxygen squeeze, effectively confining cold-adapted fish to &lt;20% of the water column (Barrett et al. </w:t>
+        <w:t xml:space="preserve"> This phenomena can also occur in fine scale patches of lentic habitat within a river floodplain. For example, thermally stratified cold-water alcoves often present a temperature-oxygen squeeze, effectively confining cold-adapted fish to </w:t>
+      </w:r>
+      <w:r>
+        <w:rPr>
+          <w:rFonts w:ascii="Times New Roman" w:hAnsi="Times New Roman" w:cs="Times New Roman"/>
+          <w:sz w:val="24"/>
+          <w:szCs w:val="24"/>
+        </w:rPr>
+        <w:t>≤</w:t>
+      </w:r>
+      <w:r>
+        <w:rPr>
+          <w:rFonts w:ascii="Times New Roman" w:hAnsi="Times New Roman" w:cs="Times New Roman"/>
+          <w:sz w:val="24"/>
+          <w:szCs w:val="24"/>
+        </w:rPr>
+        <w:t xml:space="preserve">20% of the water column (Barrett et al. </w:t>
       </w:r>
       <w:r>
         <w:rPr>
@@ -7665,17 +7681,7 @@
           <w:sz w:val="24"/>
           <w:szCs w:val="24"/>
         </w:rPr>
-        <w:t>Table 1, Supplem</w:t>
-      </w:r>
-      <w:bookmarkStart w:id="0" w:name="_GoBack"/>
-      <w:bookmarkEnd w:id="0"/>
-      <w:r>
-        <w:rPr>
-          <w:rFonts w:ascii="Times New Roman" w:hAnsi="Times New Roman" w:cs="Times New Roman"/>
-          <w:sz w:val="24"/>
-          <w:szCs w:val="24"/>
-        </w:rPr>
-        <w:t xml:space="preserve">ental Figure 2 &amp; 3). In both alcoves, a DO minima and maxima occurred during the </w:t>
+        <w:t xml:space="preserve">Table 1, Supplemental Figure 2 &amp; 3). In both alcoves, a DO minima and maxima occurred during the </w:t>
       </w:r>
       <w:r>
         <w:rPr>
@@ -8940,28 +8946,28 @@
       <w:r>
         <w:t xml:space="preserve"> is known about how fish respond to </w:t>
       </w:r>
+      <w:commentRangeStart w:id="0"/>
       <w:commentRangeStart w:id="1"/>
-      <w:commentRangeStart w:id="2"/>
       <w:r>
         <w:t>spatiotemporal heterogeneity in temperature and oxygen</w:t>
       </w:r>
-      <w:commentRangeEnd w:id="1"/>
+      <w:commentRangeEnd w:id="0"/>
       <w:r>
         <w:rPr>
           <w:rStyle w:val="CommentReference"/>
           <w:rFonts w:asciiTheme="minorHAnsi" w:hAnsiTheme="minorHAnsi" w:cstheme="minorBidi"/>
           <w:color w:val="auto"/>
         </w:rPr>
-        <w:commentReference w:id="1"/>
-      </w:r>
-      <w:commentRangeEnd w:id="2"/>
+        <w:commentReference w:id="0"/>
+      </w:r>
+      <w:commentRangeEnd w:id="1"/>
       <w:r>
         <w:rPr>
           <w:rStyle w:val="CommentReference"/>
           <w:rFonts w:asciiTheme="minorHAnsi" w:hAnsiTheme="minorHAnsi" w:cstheme="minorBidi"/>
           <w:color w:val="auto"/>
         </w:rPr>
-        <w:commentReference w:id="2"/>
+        <w:commentReference w:id="1"/>
       </w:r>
       <w:r>
         <w:t xml:space="preserve">, </w:t>
@@ -9048,7 +9054,15 @@
         <w:t xml:space="preserve">is an </w:t>
       </w:r>
       <w:r>
-        <w:t xml:space="preserve">emergent property for fish balancing dynamic trade-offs in which heat stress and hypoxia occur asynchronously. We empirically corroborated this hypothesis in wild cutthroat trout held </w:t>
+        <w:t xml:space="preserve">emergent property for fish balancing dynamic trade-offs in which heat stress and hypoxia occur asynchronously. We empirically </w:t>
+      </w:r>
+      <w:bookmarkStart w:id="2" w:name="_GoBack"/>
+      <w:r>
+        <w:t>corrob</w:t>
+      </w:r>
+      <w:bookmarkEnd w:id="2"/>
+      <w:r>
+        <w:t xml:space="preserve">orated this hypothesis in wild cutthroat trout held </w:t>
       </w:r>
       <w:r>
         <w:rPr>
@@ -14088,7 +14102,7 @@
 
 <file path=word/comments.xml><?xml version="1.0" encoding="utf-8"?>
 <w:comments xmlns:wpc="http://schemas.microsoft.com/office/word/2010/wordprocessingCanvas" xmlns:cx="http://schemas.microsoft.com/office/drawing/2014/chartex" xmlns:cx1="http://schemas.microsoft.com/office/drawing/2015/9/8/chartex" xmlns:mc="http://schemas.openxmlformats.org/markup-compatibility/2006" xmlns:o="urn:schemas-microsoft-com:office:office" xmlns:r="http://schemas.openxmlformats.org/officeDocument/2006/relationships" xmlns:m="http://schemas.openxmlformats.org/officeDocument/2006/math" xmlns:v="urn:schemas-microsoft-com:vml" xmlns:wp14="http://schemas.microsoft.com/office/word/2010/wordprocessingDrawing" xmlns:wp="http://schemas.openxmlformats.org/drawingml/2006/wordprocessingDrawing" xmlns:w10="urn:schemas-microsoft-com:office:word" xmlns:w="http://schemas.openxmlformats.org/wordprocessingml/2006/main" xmlns:w14="http://schemas.microsoft.com/office/word/2010/wordml" xmlns:w15="http://schemas.microsoft.com/office/word/2012/wordml" xmlns:w16se="http://schemas.microsoft.com/office/word/2015/wordml/symex" xmlns:wpg="http://schemas.microsoft.com/office/word/2010/wordprocessingGroup" xmlns:wpi="http://schemas.microsoft.com/office/word/2010/wordprocessingInk" xmlns:wne="http://schemas.microsoft.com/office/word/2006/wordml" xmlns:wps="http://schemas.microsoft.com/office/word/2010/wordprocessingShape" mc:Ignorable="w14 w15 w16se wp14">
-  <w:comment w:id="1" w:author="Microsoft Office User" w:date="2023-12-01T11:42:00Z" w:initials="MOU">
+  <w:comment w:id="0" w:author="Microsoft Office User" w:date="2023-12-01T11:42:00Z" w:initials="MOU">
     <w:p>
       <w:r>
         <w:rPr>
@@ -14105,7 +14119,7 @@
       </w:r>
     </w:p>
   </w:comment>
-  <w:comment w:id="2" w:author="Barrett, Hannah" w:date="2024-01-23T11:50:00Z" w:initials="BH">
+  <w:comment w:id="1" w:author="Barrett, Hannah" w:date="2024-01-23T11:50:00Z" w:initials="BH">
     <w:p>
       <w:pPr>
         <w:pStyle w:val="CommentText"/>
@@ -15221,6 +15235,7 @@
     <w:rsid w:val="007C1B85"/>
     <w:rsid w:val="007D44E3"/>
     <w:rsid w:val="007F3A4A"/>
+    <w:rsid w:val="009E27DB"/>
     <w:rsid w:val="00D31740"/>
     <w:rsid w:val="00DB5940"/>
     <w:rsid w:val="00F8155A"/>
@@ -15980,7 +15995,7 @@
 </file>
 
 <file path=customXml/itemProps1.xml><?xml version="1.0" encoding="utf-8"?>
-<ds:datastoreItem xmlns:ds="http://schemas.openxmlformats.org/officeDocument/2006/customXml" ds:itemID="{28DEAD5D-C691-49F2-B90C-61D9A1A45155}">
+<ds:datastoreItem xmlns:ds="http://schemas.openxmlformats.org/officeDocument/2006/customXml" ds:itemID="{2BC34C3E-27A9-49E6-B934-5B7F2EFA02AD}">
   <ds:schemaRefs>
     <ds:schemaRef ds:uri="http://schemas.openxmlformats.org/officeDocument/2006/bibliography"/>
   </ds:schemaRefs>

--- a/manuscript/dvm.manuscript.01272024.docx
+++ b/manuscript/dvm.manuscript.01272024.docx
@@ -1,6 +1,6 @@
 
 <file path=word/document.xml><?xml version="1.0" encoding="utf-8"?>
-<w:document xmlns:wpc="http://schemas.microsoft.com/office/word/2010/wordprocessingCanvas" xmlns:cx="http://schemas.microsoft.com/office/drawing/2014/chartex" xmlns:cx1="http://schemas.microsoft.com/office/drawing/2015/9/8/chartex" xmlns:mc="http://schemas.openxmlformats.org/markup-compatibility/2006" xmlns:o="urn:schemas-microsoft-com:office:office" xmlns:r="http://schemas.openxmlformats.org/officeDocument/2006/relationships" xmlns:m="http://schemas.openxmlformats.org/officeDocument/2006/math" xmlns:v="urn:schemas-microsoft-com:vml" xmlns:wp14="http://schemas.microsoft.com/office/word/2010/wordprocessingDrawing" xmlns:wp="http://schemas.openxmlformats.org/drawingml/2006/wordprocessingDrawing" xmlns:w10="urn:schemas-microsoft-com:office:word" xmlns:w="http://schemas.openxmlformats.org/wordprocessingml/2006/main" xmlns:w14="http://schemas.microsoft.com/office/word/2010/wordml" xmlns:w15="http://schemas.microsoft.com/office/word/2012/wordml" xmlns:w16se="http://schemas.microsoft.com/office/word/2015/wordml/symex" xmlns:wpg="http://schemas.microsoft.com/office/word/2010/wordprocessingGroup" xmlns:wpi="http://schemas.microsoft.com/office/word/2010/wordprocessingInk" xmlns:wne="http://schemas.microsoft.com/office/word/2006/wordml" xmlns:wps="http://schemas.microsoft.com/office/word/2010/wordprocessingShape" mc:Ignorable="w14 w15 w16se wp14">
+<w:document xmlns:wpc="http://schemas.microsoft.com/office/word/2010/wordprocessingCanvas" xmlns:cx="http://schemas.microsoft.com/office/drawing/2014/chartex" xmlns:cx1="http://schemas.microsoft.com/office/drawing/2015/9/8/chartex" xmlns:cx2="http://schemas.microsoft.com/office/drawing/2015/10/21/chartex" xmlns:cx3="http://schemas.microsoft.com/office/drawing/2016/5/9/chartex" xmlns:cx4="http://schemas.microsoft.com/office/drawing/2016/5/10/chartex" xmlns:cx5="http://schemas.microsoft.com/office/drawing/2016/5/11/chartex" xmlns:cx6="http://schemas.microsoft.com/office/drawing/2016/5/12/chartex" xmlns:cx7="http://schemas.microsoft.com/office/drawing/2016/5/13/chartex" xmlns:cx8="http://schemas.microsoft.com/office/drawing/2016/5/14/chartex" xmlns:mc="http://schemas.openxmlformats.org/markup-compatibility/2006" xmlns:aink="http://schemas.microsoft.com/office/drawing/2016/ink" xmlns:am3d="http://schemas.microsoft.com/office/drawing/2017/model3d" xmlns:o="urn:schemas-microsoft-com:office:office" xmlns:oel="http://schemas.microsoft.com/office/2019/extlst" xmlns:r="http://schemas.openxmlformats.org/officeDocument/2006/relationships" xmlns:m="http://schemas.openxmlformats.org/officeDocument/2006/math" xmlns:v="urn:schemas-microsoft-com:vml" xmlns:wp14="http://schemas.microsoft.com/office/word/2010/wordprocessingDrawing" xmlns:wp="http://schemas.openxmlformats.org/drawingml/2006/wordprocessingDrawing" xmlns:w10="urn:schemas-microsoft-com:office:word" xmlns:w="http://schemas.openxmlformats.org/wordprocessingml/2006/main" xmlns:w14="http://schemas.microsoft.com/office/word/2010/wordml" xmlns:w15="http://schemas.microsoft.com/office/word/2012/wordml" xmlns:w16cex="http://schemas.microsoft.com/office/word/2018/wordml/cex" xmlns:w16cid="http://schemas.microsoft.com/office/word/2016/wordml/cid" xmlns:w16="http://schemas.microsoft.com/office/word/2018/wordml" xmlns:w16sdtdh="http://schemas.microsoft.com/office/word/2020/wordml/sdtdatahash" xmlns:w16se="http://schemas.microsoft.com/office/word/2015/wordml/symex" xmlns:wpg="http://schemas.microsoft.com/office/word/2010/wordprocessingGroup" xmlns:wpi="http://schemas.microsoft.com/office/word/2010/wordprocessingInk" xmlns:wne="http://schemas.microsoft.com/office/word/2006/wordml" xmlns:wps="http://schemas.microsoft.com/office/word/2010/wordprocessingShape" mc:Ignorable="w14 w15 w16se w16cid w16 w16cex w16sdtdh wp14">
   <w:body>
     <w:p>
       <w:pPr>
@@ -18,8 +18,19 @@
           <w:sz w:val="24"/>
           <w:szCs w:val="24"/>
         </w:rPr>
-        <w:t>Diel vertical movement in floodplain refuges exploits diel asynchrony in hypoxia and thermal stress</w:t>
-      </w:r>
+        <w:t xml:space="preserve">Diel vertical movement in floodplain refuges exploits diel asynchrony in hypoxia and thermal </w:t>
+      </w:r>
+      <w:proofErr w:type="gramStart"/>
+      <w:r>
+        <w:rPr>
+          <w:rFonts w:ascii="Times New Roman" w:hAnsi="Times New Roman" w:cs="Times New Roman"/>
+          <w:b/>
+          <w:sz w:val="24"/>
+          <w:szCs w:val="24"/>
+        </w:rPr>
+        <w:t>stress</w:t>
+      </w:r>
+      <w:proofErr w:type="gramEnd"/>
     </w:p>
     <w:p>
       <w:pPr>
@@ -579,7 +590,47 @@
           <w:szCs w:val="24"/>
         </w:rPr>
         <w:lastRenderedPageBreak/>
-        <w:t>Landscape heterogeneity can decouple local habitat conditions from regional drivers, creating asynchronous variation among different habitat patches.</w:t>
+        <w:t xml:space="preserve">Landscape heterogeneity can </w:t>
+      </w:r>
+      <w:r>
+        <w:rPr>
+          <w:rFonts w:ascii="Times New Roman" w:hAnsi="Times New Roman" w:cs="Times New Roman"/>
+          <w:sz w:val="24"/>
+          <w:szCs w:val="24"/>
+        </w:rPr>
+        <w:t>disconnect</w:t>
+      </w:r>
+      <w:r>
+        <w:rPr>
+          <w:rFonts w:ascii="Times New Roman" w:hAnsi="Times New Roman" w:cs="Times New Roman"/>
+          <w:sz w:val="24"/>
+          <w:szCs w:val="24"/>
+        </w:rPr>
+        <w:t xml:space="preserve"> </w:t>
+      </w:r>
+      <w:r>
+        <w:rPr>
+          <w:rFonts w:ascii="Times New Roman" w:hAnsi="Times New Roman" w:cs="Times New Roman"/>
+          <w:sz w:val="24"/>
+          <w:szCs w:val="24"/>
+        </w:rPr>
+        <w:t xml:space="preserve">local habitat conditions from regional </w:t>
+      </w:r>
+      <w:r>
+        <w:rPr>
+          <w:rFonts w:ascii="Times New Roman" w:hAnsi="Times New Roman" w:cs="Times New Roman"/>
+          <w:sz w:val="24"/>
+          <w:szCs w:val="24"/>
+        </w:rPr>
+        <w:t>trends</w:t>
+      </w:r>
+      <w:r>
+        <w:rPr>
+          <w:rFonts w:ascii="Times New Roman" w:hAnsi="Times New Roman" w:cs="Times New Roman"/>
+          <w:sz w:val="24"/>
+          <w:szCs w:val="24"/>
+        </w:rPr>
+        <w:t>, creating asynchronous variation among different habitat patches.</w:t>
       </w:r>
       <w:r>
         <w:rPr>
@@ -683,7 +734,6 @@
             <w:docPart w:val="DefaultPlaceholder_-1854013440"/>
           </w:placeholder>
         </w:sdtPr>
-        <w:sdtEndPr/>
         <w:sdtContent>
           <w:r>
             <w:rPr>
@@ -733,7 +783,6 @@
             <w:docPart w:val="DefaultPlaceholder_-1854013440"/>
           </w:placeholder>
         </w:sdtPr>
-        <w:sdtEndPr/>
         <w:sdtContent>
           <w:r>
             <w:rPr>
@@ -783,7 +832,6 @@
             <w:docPart w:val="DefaultPlaceholder_-1854013440"/>
           </w:placeholder>
         </w:sdtPr>
-        <w:sdtEndPr/>
         <w:sdtContent>
           <w:r>
             <w:rPr>
@@ -792,7 +840,27 @@
               <w:sz w:val="24"/>
               <w:szCs w:val="24"/>
             </w:rPr>
-            <w:t>(Beechie et al., 2013; Kurylyk et al., 2015; Steel et al., 2017)</w:t>
+            <w:t xml:space="preserve">(Beechie et al., 2013; </w:t>
+          </w:r>
+          <w:proofErr w:type="spellStart"/>
+          <w:r>
+            <w:rPr>
+              <w:rFonts w:ascii="Times New Roman" w:hAnsi="Times New Roman" w:cs="Times New Roman"/>
+              <w:color w:val="000000"/>
+              <w:sz w:val="24"/>
+              <w:szCs w:val="24"/>
+            </w:rPr>
+            <w:t>Kurylyk</w:t>
+          </w:r>
+          <w:proofErr w:type="spellEnd"/>
+          <w:r>
+            <w:rPr>
+              <w:rFonts w:ascii="Times New Roman" w:hAnsi="Times New Roman" w:cs="Times New Roman"/>
+              <w:color w:val="000000"/>
+              <w:sz w:val="24"/>
+              <w:szCs w:val="24"/>
+            </w:rPr>
+            <w:t xml:space="preserve"> et al., 2015; Steel et al., 2017)</w:t>
           </w:r>
         </w:sdtContent>
       </w:sdt>
@@ -869,7 +937,6 @@
             <w:docPart w:val="DefaultPlaceholder_-1854013440"/>
           </w:placeholder>
         </w:sdtPr>
-        <w:sdtEndPr/>
         <w:sdtContent>
           <w:r>
             <w:rPr>
@@ -909,7 +976,6 @@
             <w:docPart w:val="DefaultPlaceholder_-1854013440"/>
           </w:placeholder>
         </w:sdtPr>
-        <w:sdtEndPr/>
         <w:sdtContent>
           <w:r>
             <w:rPr>
@@ -944,7 +1010,6 @@
             <w:docPart w:val="DefaultPlaceholder_-1854013440"/>
           </w:placeholder>
         </w:sdtPr>
-        <w:sdtEndPr/>
         <w:sdtContent>
           <w:r>
             <w:rPr>
@@ -1115,7 +1180,6 @@
             <w:docPart w:val="DefaultPlaceholder_-1854013440"/>
           </w:placeholder>
         </w:sdtPr>
-        <w:sdtEndPr/>
         <w:sdtContent>
           <w:r>
             <w:rPr>
@@ -1198,7 +1262,6 @@
             <w:docPart w:val="DefaultPlaceholder_-1854013440"/>
           </w:placeholder>
         </w:sdtPr>
-        <w:sdtEndPr/>
         <w:sdtContent>
           <w:r>
             <w:rPr>
@@ -1357,7 +1420,6 @@
             <w:docPart w:val="DefaultPlaceholder_-1854013440"/>
           </w:placeholder>
         </w:sdtPr>
-        <w:sdtEndPr/>
         <w:sdtContent>
           <w:r>
             <w:rPr>
@@ -1376,7 +1438,25 @@
           <w:sz w:val="24"/>
           <w:szCs w:val="24"/>
         </w:rPr>
-        <w:t xml:space="preserve">. In tropical marine environments, excessively cold and hypoxic waters create hypoxia based habitat constriction, causing fish to primarily hold at and above the thermocline </w:t>
+        <w:t xml:space="preserve">. In tropical marine environments, excessively cold and hypoxic waters create </w:t>
+      </w:r>
+      <w:proofErr w:type="gramStart"/>
+      <w:r>
+        <w:rPr>
+          <w:rFonts w:ascii="Times New Roman" w:hAnsi="Times New Roman" w:cs="Times New Roman"/>
+          <w:sz w:val="24"/>
+          <w:szCs w:val="24"/>
+        </w:rPr>
+        <w:t>hypoxia based</w:t>
+      </w:r>
+      <w:proofErr w:type="gramEnd"/>
+      <w:r>
+        <w:rPr>
+          <w:rFonts w:ascii="Times New Roman" w:hAnsi="Times New Roman" w:cs="Times New Roman"/>
+          <w:sz w:val="24"/>
+          <w:szCs w:val="24"/>
+        </w:rPr>
+        <w:t xml:space="preserve"> habitat constriction, causing fish to primarily hold at and above the thermocline </w:t>
       </w:r>
       <w:sdt>
         <w:sdtPr>
@@ -1392,7 +1472,6 @@
             <w:docPart w:val="DefaultPlaceholder_-1854013440"/>
           </w:placeholder>
         </w:sdtPr>
-        <w:sdtEndPr/>
         <w:sdtContent>
           <w:r>
             <w:rPr>
@@ -1427,7 +1506,6 @@
             <w:docPart w:val="DefaultPlaceholder_-1854013440"/>
           </w:placeholder>
         </w:sdtPr>
-        <w:sdtEndPr/>
         <w:sdtContent>
           <w:r>
             <w:rPr>
@@ -1455,7 +1533,25 @@
           <w:sz w:val="24"/>
           <w:szCs w:val="24"/>
         </w:rPr>
-        <w:t xml:space="preserve"> This phenomena can also occur in fine scale patches of lentic habitat within a river floodplain. For example, thermally stratified cold-water alcoves often present a temperature-oxygen squeeze, effectively confining cold-adapted fish to </w:t>
+        <w:t xml:space="preserve"> </w:t>
+      </w:r>
+      <w:proofErr w:type="gramStart"/>
+      <w:r>
+        <w:rPr>
+          <w:rFonts w:ascii="Times New Roman" w:hAnsi="Times New Roman" w:cs="Times New Roman"/>
+          <w:sz w:val="24"/>
+          <w:szCs w:val="24"/>
+        </w:rPr>
+        <w:t>This phenomena</w:t>
+      </w:r>
+      <w:proofErr w:type="gramEnd"/>
+      <w:r>
+        <w:rPr>
+          <w:rFonts w:ascii="Times New Roman" w:hAnsi="Times New Roman" w:cs="Times New Roman"/>
+          <w:sz w:val="24"/>
+          <w:szCs w:val="24"/>
+        </w:rPr>
+        <w:t xml:space="preserve"> can also occur in fine scale patches of lentic habitat within a river floodplain. For example, thermally stratified cold-water alcoves often present a temperature-oxygen squeeze, effectively confining cold-adapted fish to </w:t>
       </w:r>
       <w:r>
         <w:rPr>
@@ -1514,6 +1610,7 @@
         </w:rPr>
         <w:t xml:space="preserve">). </w:t>
       </w:r>
+      <w:proofErr w:type="gramStart"/>
       <w:r>
         <w:rPr>
           <w:rFonts w:ascii="Times New Roman" w:hAnsi="Times New Roman" w:cs="Times New Roman"/>
@@ -1528,7 +1625,16 @@
           <w:sz w:val="24"/>
           <w:szCs w:val="24"/>
         </w:rPr>
-        <w:t xml:space="preserve">owever the vast majority of this work considers a temporally static trade-off, when in fact </w:t>
+        <w:t>owever</w:t>
+      </w:r>
+      <w:proofErr w:type="gramEnd"/>
+      <w:r>
+        <w:rPr>
+          <w:rFonts w:ascii="Times New Roman" w:hAnsi="Times New Roman" w:cs="Times New Roman"/>
+          <w:sz w:val="24"/>
+          <w:szCs w:val="24"/>
+        </w:rPr>
+        <w:t xml:space="preserve"> the vast majority of this work considers a temporally static trade-off, when in fact </w:t>
       </w:r>
       <w:r>
         <w:rPr>
@@ -1675,7 +1781,25 @@
           <w:sz w:val="24"/>
           <w:szCs w:val="24"/>
         </w:rPr>
-        <w:t>trade-off between the resource rich and high risk surface waters</w:t>
+        <w:t xml:space="preserve">trade-off between the resource rich and </w:t>
+      </w:r>
+      <w:proofErr w:type="gramStart"/>
+      <w:r>
+        <w:rPr>
+          <w:rFonts w:ascii="Times New Roman" w:hAnsi="Times New Roman" w:cs="Times New Roman"/>
+          <w:sz w:val="24"/>
+          <w:szCs w:val="24"/>
+        </w:rPr>
+        <w:t>high risk</w:t>
+      </w:r>
+      <w:proofErr w:type="gramEnd"/>
+      <w:r>
+        <w:rPr>
+          <w:rFonts w:ascii="Times New Roman" w:hAnsi="Times New Roman" w:cs="Times New Roman"/>
+          <w:sz w:val="24"/>
+          <w:szCs w:val="24"/>
+        </w:rPr>
+        <w:t xml:space="preserve"> surface waters</w:t>
       </w:r>
       <w:r>
         <w:rPr>
@@ -1707,7 +1831,6 @@
             <w:docPart w:val="DefaultPlaceholder_-1854013440"/>
           </w:placeholder>
         </w:sdtPr>
-        <w:sdtEndPr/>
         <w:sdtContent>
           <w:r>
             <w:rPr>
@@ -1822,7 +1945,6 @@
             <w:docPart w:val="DefaultPlaceholder_-1854013440"/>
           </w:placeholder>
         </w:sdtPr>
-        <w:sdtEndPr/>
         <w:sdtContent>
           <w:r>
             <w:rPr>
@@ -1896,7 +2018,6 @@
             <w:docPart w:val="DefaultPlaceholder_-1854013440"/>
           </w:placeholder>
         </w:sdtPr>
-        <w:sdtEndPr/>
         <w:sdtContent>
           <w:r>
             <w:rPr>
@@ -2119,7 +2240,6 @@
             <w:docPart w:val="DefaultPlaceholder_-1854013440"/>
           </w:placeholder>
         </w:sdtPr>
-        <w:sdtEndPr/>
         <w:sdtContent>
           <w:r>
             <w:rPr>
@@ -2128,7 +2248,27 @@
               <w:sz w:val="24"/>
               <w:szCs w:val="24"/>
             </w:rPr>
-            <w:t>(Gombert et al., 2022; Zarnetske et al., 2011)</w:t>
+            <w:t xml:space="preserve">(Gombert et al., 2022; </w:t>
+          </w:r>
+          <w:proofErr w:type="spellStart"/>
+          <w:r>
+            <w:rPr>
+              <w:rFonts w:ascii="Times New Roman" w:hAnsi="Times New Roman" w:cs="Times New Roman"/>
+              <w:color w:val="000000"/>
+              <w:sz w:val="24"/>
+              <w:szCs w:val="24"/>
+            </w:rPr>
+            <w:t>Zarnetske</w:t>
+          </w:r>
+          <w:proofErr w:type="spellEnd"/>
+          <w:r>
+            <w:rPr>
+              <w:rFonts w:ascii="Times New Roman" w:hAnsi="Times New Roman" w:cs="Times New Roman"/>
+              <w:color w:val="000000"/>
+              <w:sz w:val="24"/>
+              <w:szCs w:val="24"/>
+            </w:rPr>
+            <w:t xml:space="preserve"> et al., 2011)</w:t>
           </w:r>
         </w:sdtContent>
       </w:sdt>
@@ -2178,7 +2318,6 @@
             <w:docPart w:val="DefaultPlaceholder_-1854013440"/>
           </w:placeholder>
         </w:sdtPr>
-        <w:sdtEndPr/>
         <w:sdtContent>
           <w:r>
             <w:rPr>
@@ -2277,7 +2416,25 @@
           <w:sz w:val="24"/>
           <w:szCs w:val="24"/>
         </w:rPr>
-        <w:t>Oregon are heavily exploited by a cold-water fish, coastal cutthroat trout (</w:t>
+        <w:t xml:space="preserve">Oregon are heavily exploited by </w:t>
+      </w:r>
+      <w:proofErr w:type="gramStart"/>
+      <w:r>
+        <w:rPr>
+          <w:rFonts w:ascii="Times New Roman" w:hAnsi="Times New Roman" w:cs="Times New Roman"/>
+          <w:sz w:val="24"/>
+          <w:szCs w:val="24"/>
+        </w:rPr>
+        <w:t>a cold</w:t>
+      </w:r>
+      <w:proofErr w:type="gramEnd"/>
+      <w:r>
+        <w:rPr>
+          <w:rFonts w:ascii="Times New Roman" w:hAnsi="Times New Roman" w:cs="Times New Roman"/>
+          <w:sz w:val="24"/>
+          <w:szCs w:val="24"/>
+        </w:rPr>
+        <w:t>-water fish, coastal cutthroat trout (</w:t>
       </w:r>
       <w:r>
         <w:rPr>
@@ -2304,8 +2461,39 @@
           <w:sz w:val="24"/>
           <w:szCs w:val="24"/>
         </w:rPr>
-        <w:t xml:space="preserve"> clarkii clarkii</w:t>
-      </w:r>
+        <w:t xml:space="preserve"> </w:t>
+      </w:r>
+      <w:proofErr w:type="spellStart"/>
+      <w:r>
+        <w:rPr>
+          <w:rFonts w:ascii="Times New Roman" w:hAnsi="Times New Roman" w:cs="Times New Roman"/>
+          <w:i/>
+          <w:sz w:val="24"/>
+          <w:szCs w:val="24"/>
+        </w:rPr>
+        <w:t>clarkii</w:t>
+      </w:r>
+      <w:proofErr w:type="spellEnd"/>
+      <w:r>
+        <w:rPr>
+          <w:rFonts w:ascii="Times New Roman" w:hAnsi="Times New Roman" w:cs="Times New Roman"/>
+          <w:i/>
+          <w:sz w:val="24"/>
+          <w:szCs w:val="24"/>
+        </w:rPr>
+        <w:t xml:space="preserve"> </w:t>
+      </w:r>
+      <w:proofErr w:type="spellStart"/>
+      <w:r>
+        <w:rPr>
+          <w:rFonts w:ascii="Times New Roman" w:hAnsi="Times New Roman" w:cs="Times New Roman"/>
+          <w:i/>
+          <w:sz w:val="24"/>
+          <w:szCs w:val="24"/>
+        </w:rPr>
+        <w:t>clarkii</w:t>
+      </w:r>
+      <w:proofErr w:type="spellEnd"/>
       <w:r>
         <w:rPr>
           <w:rFonts w:ascii="Times New Roman" w:hAnsi="Times New Roman" w:cs="Times New Roman"/>
@@ -2552,7 +2740,25 @@
           <w:sz w:val="24"/>
           <w:szCs w:val="24"/>
         </w:rPr>
-        <w:t xml:space="preserve">When determining the ecological significance of cold-water refuges we first need to understand the potential trade-offs that may occur within these habitats. </w:t>
+        <w:t xml:space="preserve">When determining the ecological significance of cold-water </w:t>
+      </w:r>
+      <w:proofErr w:type="gramStart"/>
+      <w:r>
+        <w:rPr>
+          <w:rFonts w:ascii="Times New Roman" w:hAnsi="Times New Roman" w:cs="Times New Roman"/>
+          <w:sz w:val="24"/>
+          <w:szCs w:val="24"/>
+        </w:rPr>
+        <w:t>refuges</w:t>
+      </w:r>
+      <w:proofErr w:type="gramEnd"/>
+      <w:r>
+        <w:rPr>
+          <w:rFonts w:ascii="Times New Roman" w:hAnsi="Times New Roman" w:cs="Times New Roman"/>
+          <w:sz w:val="24"/>
+          <w:szCs w:val="24"/>
+        </w:rPr>
+        <w:t xml:space="preserve"> we first need to understand the potential trade-offs that may occur within these habitats. </w:t>
       </w:r>
       <w:r>
         <w:rPr>
@@ -2742,8 +2948,20 @@
           <w:sz w:val="24"/>
           <w:szCs w:val="24"/>
         </w:rPr>
-        <w:t>Study location</w:t>
-      </w:r>
+        <w:t xml:space="preserve">Study </w:t>
+      </w:r>
+      <w:proofErr w:type="gramStart"/>
+      <w:r>
+        <w:rPr>
+          <w:rFonts w:ascii="Times New Roman" w:hAnsi="Times New Roman" w:cs="Times New Roman"/>
+          <w:b/>
+          <w:i/>
+          <w:sz w:val="24"/>
+          <w:szCs w:val="24"/>
+        </w:rPr>
+        <w:t>location</w:t>
+      </w:r>
+      <w:proofErr w:type="gramEnd"/>
     </w:p>
     <w:p>
       <w:pPr>
@@ -2778,7 +2996,6 @@
             <w:docPart w:val="DefaultPlaceholder_-1854013440"/>
           </w:placeholder>
         </w:sdtPr>
-        <w:sdtEndPr/>
         <w:sdtContent>
           <w:r>
             <w:rPr>
@@ -2797,7 +3014,25 @@
           <w:sz w:val="24"/>
           <w:szCs w:val="24"/>
         </w:rPr>
-        <w:t xml:space="preserve">. These features can still be found, but have been severely reduced since Euro-American settlement </w:t>
+        <w:t xml:space="preserve">. These features can still be </w:t>
+      </w:r>
+      <w:proofErr w:type="gramStart"/>
+      <w:r>
+        <w:rPr>
+          <w:rFonts w:ascii="Times New Roman" w:hAnsi="Times New Roman" w:cs="Times New Roman"/>
+          <w:sz w:val="24"/>
+          <w:szCs w:val="24"/>
+        </w:rPr>
+        <w:t>found, but</w:t>
+      </w:r>
+      <w:proofErr w:type="gramEnd"/>
+      <w:r>
+        <w:rPr>
+          <w:rFonts w:ascii="Times New Roman" w:hAnsi="Times New Roman" w:cs="Times New Roman"/>
+          <w:sz w:val="24"/>
+          <w:szCs w:val="24"/>
+        </w:rPr>
+        <w:t xml:space="preserve"> have been severely reduced since Euro-American settlement </w:t>
       </w:r>
       <w:sdt>
         <w:sdtPr>
@@ -2813,7 +3048,6 @@
             <w:docPart w:val="DefaultPlaceholder_-1854013440"/>
           </w:placeholder>
         </w:sdtPr>
-        <w:sdtEndPr/>
         <w:sdtContent>
           <w:r>
             <w:rPr>
@@ -2832,7 +3066,25 @@
           <w:sz w:val="24"/>
           <w:szCs w:val="24"/>
         </w:rPr>
-        <w:t>. This portion of the river also contains numerous alcoves, floodplain features with only a downstream connection to the mainstem river. A subset of these waterbodies function as cold-water refuges, providing water at least 2℃ cooler than the adjacent mainstem river</w:t>
+        <w:t xml:space="preserve">. This portion of the river also contains numerous alcoves, floodplain features with only a downstream connection to the mainstem river. A subset of these waterbodies function as cold-water refuges, providing water at least 2℃ </w:t>
+      </w:r>
+      <w:proofErr w:type="gramStart"/>
+      <w:r>
+        <w:rPr>
+          <w:rFonts w:ascii="Times New Roman" w:hAnsi="Times New Roman" w:cs="Times New Roman"/>
+          <w:sz w:val="24"/>
+          <w:szCs w:val="24"/>
+        </w:rPr>
+        <w:t>cooler</w:t>
+      </w:r>
+      <w:proofErr w:type="gramEnd"/>
+      <w:r>
+        <w:rPr>
+          <w:rFonts w:ascii="Times New Roman" w:hAnsi="Times New Roman" w:cs="Times New Roman"/>
+          <w:sz w:val="24"/>
+          <w:szCs w:val="24"/>
+        </w:rPr>
+        <w:t xml:space="preserve"> than the adjacent mainstem river</w:t>
       </w:r>
       <w:r>
         <w:rPr>
@@ -2856,7 +3108,6 @@
             <w:docPart w:val="DefaultPlaceholder_-1854013440"/>
           </w:placeholder>
         </w:sdtPr>
-        <w:sdtEndPr/>
         <w:sdtContent>
           <w:r>
             <w:rPr>
@@ -2875,7 +3126,43 @@
           <w:sz w:val="24"/>
           <w:szCs w:val="24"/>
         </w:rPr>
-        <w:t xml:space="preserve">. Often, these cold-water habitats are seasonally exploited by cold-water fishes. Our research has focused on two such alcoves, Norwood and Blue Ruin, which frequently contain dense aggregations of coastal cutthroat trout, a fluvial cold-water fish, during peak summer conditions. While we have primarily focused on these two cold-water alcoves, we have documented cutthroat trout in all of the cold-water alcoves we have studied thus far, and many likely contain high numbers of these fish during summer. </w:t>
+        <w:t xml:space="preserve">. Often, these cold-water habitats are seasonally exploited by cold-water fishes. Our research has focused on two such alcoves, </w:t>
+      </w:r>
+      <w:proofErr w:type="gramStart"/>
+      <w:r>
+        <w:rPr>
+          <w:rFonts w:ascii="Times New Roman" w:hAnsi="Times New Roman" w:cs="Times New Roman"/>
+          <w:sz w:val="24"/>
+          <w:szCs w:val="24"/>
+        </w:rPr>
+        <w:t>Norwood</w:t>
+      </w:r>
+      <w:proofErr w:type="gramEnd"/>
+      <w:r>
+        <w:rPr>
+          <w:rFonts w:ascii="Times New Roman" w:hAnsi="Times New Roman" w:cs="Times New Roman"/>
+          <w:sz w:val="24"/>
+          <w:szCs w:val="24"/>
+        </w:rPr>
+        <w:t xml:space="preserve"> and Blue Ruin, which frequently contain dense aggregations of coastal cutthroat trout, a fluvial cold-water fish, during peak summer conditions. While we have primarily focused on these two cold-water alcoves, we have documented cutthroat trout in </w:t>
+      </w:r>
+      <w:proofErr w:type="gramStart"/>
+      <w:r>
+        <w:rPr>
+          <w:rFonts w:ascii="Times New Roman" w:hAnsi="Times New Roman" w:cs="Times New Roman"/>
+          <w:sz w:val="24"/>
+          <w:szCs w:val="24"/>
+        </w:rPr>
+        <w:t>all of</w:t>
+      </w:r>
+      <w:proofErr w:type="gramEnd"/>
+      <w:r>
+        <w:rPr>
+          <w:rFonts w:ascii="Times New Roman" w:hAnsi="Times New Roman" w:cs="Times New Roman"/>
+          <w:sz w:val="24"/>
+          <w:szCs w:val="24"/>
+        </w:rPr>
+        <w:t xml:space="preserve"> the cold-water alcoves we have studied thus far, and many likely contain high numbers of these fish during summer. </w:t>
       </w:r>
     </w:p>
     <w:p>
@@ -3121,7 +3408,25 @@
           <w:sz w:val="24"/>
           <w:szCs w:val="24"/>
         </w:rPr>
-        <w:t xml:space="preserve"> and temperature over a ~3 week t</w:t>
+        <w:t xml:space="preserve"> and temperature over a ~</w:t>
+      </w:r>
+      <w:proofErr w:type="gramStart"/>
+      <w:r>
+        <w:rPr>
+          <w:rFonts w:ascii="Times New Roman" w:hAnsi="Times New Roman" w:cs="Times New Roman"/>
+          <w:sz w:val="24"/>
+          <w:szCs w:val="24"/>
+        </w:rPr>
+        <w:t>3 week</w:t>
+      </w:r>
+      <w:proofErr w:type="gramEnd"/>
+      <w:r>
+        <w:rPr>
+          <w:rFonts w:ascii="Times New Roman" w:hAnsi="Times New Roman" w:cs="Times New Roman"/>
+          <w:sz w:val="24"/>
+          <w:szCs w:val="24"/>
+        </w:rPr>
+        <w:t xml:space="preserve"> t</w:t>
       </w:r>
       <w:r>
         <w:rPr>
@@ -3201,15 +3506,33 @@
           <w:sz w:val="24"/>
           <w:szCs w:val="24"/>
         </w:rPr>
-        <w:t xml:space="preserve">rtical profiles of </w:t>
-      </w:r>
-      <w:r>
-        <w:rPr>
-          <w:rFonts w:ascii="Times New Roman" w:hAnsi="Times New Roman" w:cs="Times New Roman"/>
-          <w:sz w:val="24"/>
-          <w:szCs w:val="24"/>
-        </w:rPr>
-        <w:t xml:space="preserve"> temperature and DO</w:t>
+        <w:t xml:space="preserve">rtical profiles </w:t>
+      </w:r>
+      <w:proofErr w:type="gramStart"/>
+      <w:r>
+        <w:rPr>
+          <w:rFonts w:ascii="Times New Roman" w:hAnsi="Times New Roman" w:cs="Times New Roman"/>
+          <w:sz w:val="24"/>
+          <w:szCs w:val="24"/>
+        </w:rPr>
+        <w:t xml:space="preserve">of </w:t>
+      </w:r>
+      <w:r>
+        <w:rPr>
+          <w:rFonts w:ascii="Times New Roman" w:hAnsi="Times New Roman" w:cs="Times New Roman"/>
+          <w:sz w:val="24"/>
+          <w:szCs w:val="24"/>
+        </w:rPr>
+        <w:t xml:space="preserve"> temperature</w:t>
+      </w:r>
+      <w:proofErr w:type="gramEnd"/>
+      <w:r>
+        <w:rPr>
+          <w:rFonts w:ascii="Times New Roman" w:hAnsi="Times New Roman" w:cs="Times New Roman"/>
+          <w:sz w:val="24"/>
+          <w:szCs w:val="24"/>
+        </w:rPr>
+        <w:t xml:space="preserve"> and DO</w:t>
       </w:r>
       <w:r>
         <w:rPr>
@@ -3386,15 +3709,69 @@
           <w:sz w:val="24"/>
           <w:szCs w:val="24"/>
         </w:rPr>
-        <w:t xml:space="preserve">Currently, depth sensing tags lack adequate resolution to accurately determine fish depth selection in shallow environments. This led us to develop a study where we used externally mounted temperature recording iButtons, coupled with temporally continuous recordings of temperature and oxygen at known depths, in order to calculate fish depth over time. </w:t>
-      </w:r>
-      <w:r>
-        <w:rPr>
-          <w:rFonts w:ascii="Times New Roman" w:hAnsi="Times New Roman" w:cs="Times New Roman"/>
-          <w:sz w:val="24"/>
-          <w:szCs w:val="24"/>
-        </w:rPr>
-        <w:t xml:space="preserve">Internal radio tags or iButtons estimate body temperature, which will reflect the temporal integration of habitat use </w:t>
+        <w:t xml:space="preserve">Currently, depth sensing tags lack adequate resolution to accurately determine fish depth selection in shallow environments. This led us to develop a study where we used externally mounted temperature recording </w:t>
+      </w:r>
+      <w:proofErr w:type="spellStart"/>
+      <w:r>
+        <w:rPr>
+          <w:rFonts w:ascii="Times New Roman" w:hAnsi="Times New Roman" w:cs="Times New Roman"/>
+          <w:sz w:val="24"/>
+          <w:szCs w:val="24"/>
+        </w:rPr>
+        <w:t>iButtons</w:t>
+      </w:r>
+      <w:proofErr w:type="spellEnd"/>
+      <w:r>
+        <w:rPr>
+          <w:rFonts w:ascii="Times New Roman" w:hAnsi="Times New Roman" w:cs="Times New Roman"/>
+          <w:sz w:val="24"/>
+          <w:szCs w:val="24"/>
+        </w:rPr>
+        <w:t xml:space="preserve">, coupled with temporally continuous recordings of temperature and oxygen at known depths, </w:t>
+      </w:r>
+      <w:proofErr w:type="gramStart"/>
+      <w:r>
+        <w:rPr>
+          <w:rFonts w:ascii="Times New Roman" w:hAnsi="Times New Roman" w:cs="Times New Roman"/>
+          <w:sz w:val="24"/>
+          <w:szCs w:val="24"/>
+        </w:rPr>
+        <w:t>in order to</w:t>
+      </w:r>
+      <w:proofErr w:type="gramEnd"/>
+      <w:r>
+        <w:rPr>
+          <w:rFonts w:ascii="Times New Roman" w:hAnsi="Times New Roman" w:cs="Times New Roman"/>
+          <w:sz w:val="24"/>
+          <w:szCs w:val="24"/>
+        </w:rPr>
+        <w:t xml:space="preserve"> calculate fish depth over time. </w:t>
+      </w:r>
+      <w:r>
+        <w:rPr>
+          <w:rFonts w:ascii="Times New Roman" w:hAnsi="Times New Roman" w:cs="Times New Roman"/>
+          <w:sz w:val="24"/>
+          <w:szCs w:val="24"/>
+        </w:rPr>
+        <w:t xml:space="preserve">Internal radio tags or </w:t>
+      </w:r>
+      <w:proofErr w:type="spellStart"/>
+      <w:r>
+        <w:rPr>
+          <w:rFonts w:ascii="Times New Roman" w:hAnsi="Times New Roman" w:cs="Times New Roman"/>
+          <w:sz w:val="24"/>
+          <w:szCs w:val="24"/>
+        </w:rPr>
+        <w:t>iButtons</w:t>
+      </w:r>
+      <w:proofErr w:type="spellEnd"/>
+      <w:r>
+        <w:rPr>
+          <w:rFonts w:ascii="Times New Roman" w:hAnsi="Times New Roman" w:cs="Times New Roman"/>
+          <w:sz w:val="24"/>
+          <w:szCs w:val="24"/>
+        </w:rPr>
+        <w:t xml:space="preserve"> estimate body temperature, which will reflect the temporal integration of habitat use </w:t>
       </w:r>
       <w:sdt>
         <w:sdtPr>
@@ -3410,7 +3787,6 @@
             <w:docPart w:val="DefaultPlaceholder_-1854013440"/>
           </w:placeholder>
         </w:sdtPr>
-        <w:sdtEndPr/>
         <w:sdtContent>
           <w:r>
             <w:rPr>
@@ -3419,7 +3795,27 @@
               <w:sz w:val="24"/>
               <w:szCs w:val="24"/>
             </w:rPr>
-            <w:t>(Pépino et al., 2015)</w:t>
+            <w:t>(</w:t>
+          </w:r>
+          <w:proofErr w:type="spellStart"/>
+          <w:r>
+            <w:rPr>
+              <w:rFonts w:ascii="Times New Roman" w:hAnsi="Times New Roman" w:cs="Times New Roman"/>
+              <w:color w:val="000000"/>
+              <w:sz w:val="24"/>
+              <w:szCs w:val="24"/>
+            </w:rPr>
+            <w:t>Pépino</w:t>
+          </w:r>
+          <w:proofErr w:type="spellEnd"/>
+          <w:r>
+            <w:rPr>
+              <w:rFonts w:ascii="Times New Roman" w:hAnsi="Times New Roman" w:cs="Times New Roman"/>
+              <w:color w:val="000000"/>
+              <w:sz w:val="24"/>
+              <w:szCs w:val="24"/>
+            </w:rPr>
+            <w:t xml:space="preserve"> et al., 2015)</w:t>
           </w:r>
         </w:sdtContent>
       </w:sdt>
@@ -3429,15 +3825,33 @@
           <w:sz w:val="24"/>
           <w:szCs w:val="24"/>
         </w:rPr>
-        <w:t>. For this study we used external tags so we could get point measurements in time with the fish’s thermal environment</w:t>
-      </w:r>
-      <w:r>
-        <w:rPr>
-          <w:rFonts w:ascii="Times New Roman" w:hAnsi="Times New Roman" w:cs="Times New Roman"/>
-          <w:sz w:val="24"/>
-          <w:szCs w:val="24"/>
-        </w:rPr>
-        <w:t xml:space="preserve">, and constrained them to a known </w:t>
+        <w:t xml:space="preserve">. For this study we used external tags so we could get point measurements in time with the fish’s thermal </w:t>
+      </w:r>
+      <w:proofErr w:type="gramStart"/>
+      <w:r>
+        <w:rPr>
+          <w:rFonts w:ascii="Times New Roman" w:hAnsi="Times New Roman" w:cs="Times New Roman"/>
+          <w:sz w:val="24"/>
+          <w:szCs w:val="24"/>
+        </w:rPr>
+        <w:t>environment</w:t>
+      </w:r>
+      <w:r>
+        <w:rPr>
+          <w:rFonts w:ascii="Times New Roman" w:hAnsi="Times New Roman" w:cs="Times New Roman"/>
+          <w:sz w:val="24"/>
+          <w:szCs w:val="24"/>
+        </w:rPr>
+        <w:t>, and</w:t>
+      </w:r>
+      <w:proofErr w:type="gramEnd"/>
+      <w:r>
+        <w:rPr>
+          <w:rFonts w:ascii="Times New Roman" w:hAnsi="Times New Roman" w:cs="Times New Roman"/>
+          <w:sz w:val="24"/>
+          <w:szCs w:val="24"/>
+        </w:rPr>
+        <w:t xml:space="preserve"> constrained them to a known </w:t>
       </w:r>
       <w:r>
         <w:rPr>
@@ -3518,7 +3932,25 @@
           <w:sz w:val="24"/>
           <w:szCs w:val="24"/>
         </w:rPr>
-        <w:t xml:space="preserve">aggregations of cold water fish. </w:t>
+        <w:t xml:space="preserve">aggregations of </w:t>
+      </w:r>
+      <w:proofErr w:type="gramStart"/>
+      <w:r>
+        <w:rPr>
+          <w:rFonts w:ascii="Times New Roman" w:hAnsi="Times New Roman" w:cs="Times New Roman"/>
+          <w:sz w:val="24"/>
+          <w:szCs w:val="24"/>
+        </w:rPr>
+        <w:t>cold water</w:t>
+      </w:r>
+      <w:proofErr w:type="gramEnd"/>
+      <w:r>
+        <w:rPr>
+          <w:rFonts w:ascii="Times New Roman" w:hAnsi="Times New Roman" w:cs="Times New Roman"/>
+          <w:sz w:val="24"/>
+          <w:szCs w:val="24"/>
+        </w:rPr>
+        <w:t xml:space="preserve"> fish. </w:t>
       </w:r>
       <w:r>
         <w:rPr>
@@ -3561,7 +3993,43 @@
           <w:sz w:val="24"/>
           <w:szCs w:val="24"/>
         </w:rPr>
-        <w:t>cutthroat trout with waterproofed Thermocron high-resolution iButtons (DS1922L-F5#, temperature accuracy ±</w:t>
+        <w:t xml:space="preserve">cutthroat trout with waterproofed </w:t>
+      </w:r>
+      <w:proofErr w:type="spellStart"/>
+      <w:r>
+        <w:rPr>
+          <w:rFonts w:ascii="Times New Roman" w:hAnsi="Times New Roman" w:cs="Times New Roman"/>
+          <w:sz w:val="24"/>
+          <w:szCs w:val="24"/>
+        </w:rPr>
+        <w:t>Thermocron</w:t>
+      </w:r>
+      <w:proofErr w:type="spellEnd"/>
+      <w:r>
+        <w:rPr>
+          <w:rFonts w:ascii="Times New Roman" w:hAnsi="Times New Roman" w:cs="Times New Roman"/>
+          <w:sz w:val="24"/>
+          <w:szCs w:val="24"/>
+        </w:rPr>
+        <w:t xml:space="preserve"> high-resolution </w:t>
+      </w:r>
+      <w:proofErr w:type="spellStart"/>
+      <w:r>
+        <w:rPr>
+          <w:rFonts w:ascii="Times New Roman" w:hAnsi="Times New Roman" w:cs="Times New Roman"/>
+          <w:sz w:val="24"/>
+          <w:szCs w:val="24"/>
+        </w:rPr>
+        <w:t>iButtons</w:t>
+      </w:r>
+      <w:proofErr w:type="spellEnd"/>
+      <w:r>
+        <w:rPr>
+          <w:rFonts w:ascii="Times New Roman" w:hAnsi="Times New Roman" w:cs="Times New Roman"/>
+          <w:sz w:val="24"/>
+          <w:szCs w:val="24"/>
+        </w:rPr>
+        <w:t xml:space="preserve"> (DS1922L-F5#, temperature accuracy ±</w:t>
       </w:r>
       <w:r>
         <w:rPr>
@@ -3577,7 +4045,25 @@
           <w:sz w:val="24"/>
           <w:szCs w:val="24"/>
         </w:rPr>
-        <w:t xml:space="preserve">0.5°C). iButtons were modified to reduce weight following methods outlined by </w:t>
+        <w:t xml:space="preserve">0.5°C). </w:t>
+      </w:r>
+      <w:proofErr w:type="spellStart"/>
+      <w:r>
+        <w:rPr>
+          <w:rFonts w:ascii="Times New Roman" w:hAnsi="Times New Roman" w:cs="Times New Roman"/>
+          <w:sz w:val="24"/>
+          <w:szCs w:val="24"/>
+        </w:rPr>
+        <w:t>iButtons</w:t>
+      </w:r>
+      <w:proofErr w:type="spellEnd"/>
+      <w:r>
+        <w:rPr>
+          <w:rFonts w:ascii="Times New Roman" w:hAnsi="Times New Roman" w:cs="Times New Roman"/>
+          <w:sz w:val="24"/>
+          <w:szCs w:val="24"/>
+        </w:rPr>
+        <w:t xml:space="preserve"> were modified to reduce weight following methods outlined by </w:t>
       </w:r>
       <w:sdt>
         <w:sdtPr>
@@ -3593,7 +4079,6 @@
             <w:docPart w:val="DefaultPlaceholder_-1854013440"/>
           </w:placeholder>
         </w:sdtPr>
-        <w:sdtEndPr/>
         <w:sdtContent>
           <w:r>
             <w:rPr>
@@ -3620,7 +4105,61 @@
           <w:sz w:val="24"/>
           <w:szCs w:val="24"/>
         </w:rPr>
-        <w:t>were set to record temperature at 12-minute intervals to maximize data resolution while also ensuring adequate battery life and data storage capacity. Each modified iButton was mounted to a dark green 2.5cm Peterson disc using marine grade epoxy (JB MarineWeld™ syringe two part adhesive). The Peterson discs had two small gauge holes drilled 3mm apart and 3mm in from t</w:t>
+        <w:t xml:space="preserve">were set to record temperature at 12-minute intervals to maximize data resolution while also ensuring adequate battery life and data storage capacity. Each modified </w:t>
+      </w:r>
+      <w:proofErr w:type="spellStart"/>
+      <w:r>
+        <w:rPr>
+          <w:rFonts w:ascii="Times New Roman" w:hAnsi="Times New Roman" w:cs="Times New Roman"/>
+          <w:sz w:val="24"/>
+          <w:szCs w:val="24"/>
+        </w:rPr>
+        <w:t>iButton</w:t>
+      </w:r>
+      <w:proofErr w:type="spellEnd"/>
+      <w:r>
+        <w:rPr>
+          <w:rFonts w:ascii="Times New Roman" w:hAnsi="Times New Roman" w:cs="Times New Roman"/>
+          <w:sz w:val="24"/>
+          <w:szCs w:val="24"/>
+        </w:rPr>
+        <w:t xml:space="preserve"> was mounted to a dark green 2.5cm Peterson disc using marine grade epoxy (JB </w:t>
+      </w:r>
+      <w:proofErr w:type="spellStart"/>
+      <w:r>
+        <w:rPr>
+          <w:rFonts w:ascii="Times New Roman" w:hAnsi="Times New Roman" w:cs="Times New Roman"/>
+          <w:sz w:val="24"/>
+          <w:szCs w:val="24"/>
+        </w:rPr>
+        <w:t>MarineWeld</w:t>
+      </w:r>
+      <w:proofErr w:type="spellEnd"/>
+      <w:r>
+        <w:rPr>
+          <w:rFonts w:ascii="Times New Roman" w:hAnsi="Times New Roman" w:cs="Times New Roman"/>
+          <w:sz w:val="24"/>
+          <w:szCs w:val="24"/>
+        </w:rPr>
+        <w:t xml:space="preserve">™ syringe </w:t>
+      </w:r>
+      <w:proofErr w:type="gramStart"/>
+      <w:r>
+        <w:rPr>
+          <w:rFonts w:ascii="Times New Roman" w:hAnsi="Times New Roman" w:cs="Times New Roman"/>
+          <w:sz w:val="24"/>
+          <w:szCs w:val="24"/>
+        </w:rPr>
+        <w:t>two part</w:t>
+      </w:r>
+      <w:proofErr w:type="gramEnd"/>
+      <w:r>
+        <w:rPr>
+          <w:rFonts w:ascii="Times New Roman" w:hAnsi="Times New Roman" w:cs="Times New Roman"/>
+          <w:sz w:val="24"/>
+          <w:szCs w:val="24"/>
+        </w:rPr>
+        <w:t xml:space="preserve"> adhesive). The Peterson discs had two small gauge holes drilled 3mm apart and 3mm in from t</w:t>
       </w:r>
       <w:r>
         <w:rPr>
@@ -3636,7 +4175,25 @@
           <w:sz w:val="24"/>
           <w:szCs w:val="24"/>
         </w:rPr>
-        <w:t>, which were used to suture the mounted iButton to each fish through the</w:t>
+        <w:t xml:space="preserve">, which were used to suture the mounted </w:t>
+      </w:r>
+      <w:proofErr w:type="spellStart"/>
+      <w:r>
+        <w:rPr>
+          <w:rFonts w:ascii="Times New Roman" w:hAnsi="Times New Roman" w:cs="Times New Roman"/>
+          <w:sz w:val="24"/>
+          <w:szCs w:val="24"/>
+        </w:rPr>
+        <w:t>iButton</w:t>
+      </w:r>
+      <w:proofErr w:type="spellEnd"/>
+      <w:r>
+        <w:rPr>
+          <w:rFonts w:ascii="Times New Roman" w:hAnsi="Times New Roman" w:cs="Times New Roman"/>
+          <w:sz w:val="24"/>
+          <w:szCs w:val="24"/>
+        </w:rPr>
+        <w:t xml:space="preserve"> to each fish through the</w:t>
       </w:r>
       <w:r>
         <w:rPr>
@@ -3676,8 +4233,8 @@
             <w:docPart w:val="DefaultPlaceholder_-1854013440"/>
           </w:placeholder>
         </w:sdtPr>
-        <w:sdtEndPr/>
         <w:sdtContent>
+          <w:proofErr w:type="spellStart"/>
           <w:r>
             <w:rPr>
               <w:rFonts w:ascii="Times New Roman" w:hAnsi="Times New Roman" w:cs="Times New Roman"/>
@@ -3685,7 +4242,17 @@
               <w:sz w:val="24"/>
               <w:szCs w:val="24"/>
             </w:rPr>
-            <w:t>Brownscombe et al., 2019)</w:t>
+            <w:t>Brownscombe</w:t>
+          </w:r>
+          <w:proofErr w:type="spellEnd"/>
+          <w:r>
+            <w:rPr>
+              <w:rFonts w:ascii="Times New Roman" w:hAnsi="Times New Roman" w:cs="Times New Roman"/>
+              <w:color w:val="000000"/>
+              <w:sz w:val="24"/>
+              <w:szCs w:val="24"/>
+            </w:rPr>
+            <w:t xml:space="preserve"> et al., 2019)</w:t>
           </w:r>
         </w:sdtContent>
       </w:sdt>
@@ -3854,15 +4421,33 @@
           <w:sz w:val="24"/>
           <w:szCs w:val="24"/>
         </w:rPr>
-        <w:t>We tagged a total of 11-</w:t>
-      </w:r>
-      <w:r>
-        <w:rPr>
-          <w:rFonts w:ascii="Times New Roman" w:hAnsi="Times New Roman" w:cs="Times New Roman"/>
-          <w:sz w:val="24"/>
-          <w:szCs w:val="24"/>
-        </w:rPr>
-        <w:t xml:space="preserve">fish in Norwood alcove, and 20 in Blue Ruin. Cutthroat were captured via electrofishing on July 22 and 23, 2021. Anesthetization, handling, and recovery procedures followed </w:t>
+        <w:t xml:space="preserve">We tagged a total of </w:t>
+      </w:r>
+      <w:proofErr w:type="gramStart"/>
+      <w:r>
+        <w:rPr>
+          <w:rFonts w:ascii="Times New Roman" w:hAnsi="Times New Roman" w:cs="Times New Roman"/>
+          <w:sz w:val="24"/>
+          <w:szCs w:val="24"/>
+        </w:rPr>
+        <w:t>11-</w:t>
+      </w:r>
+      <w:r>
+        <w:rPr>
+          <w:rFonts w:ascii="Times New Roman" w:hAnsi="Times New Roman" w:cs="Times New Roman"/>
+          <w:sz w:val="24"/>
+          <w:szCs w:val="24"/>
+        </w:rPr>
+        <w:t>fish</w:t>
+      </w:r>
+      <w:proofErr w:type="gramEnd"/>
+      <w:r>
+        <w:rPr>
+          <w:rFonts w:ascii="Times New Roman" w:hAnsi="Times New Roman" w:cs="Times New Roman"/>
+          <w:sz w:val="24"/>
+          <w:szCs w:val="24"/>
+        </w:rPr>
+        <w:t xml:space="preserve"> in Norwood alcove, and 20 in Blue Ruin. Cutthroat were captured via electrofishing on July 22 and 23, 2021. Anesthetization, handling, and recovery procedures followed </w:t>
       </w:r>
       <w:sdt>
         <w:sdtPr>
@@ -3878,7 +4463,6 @@
             <w:docPart w:val="DefaultPlaceholder_-1854013440"/>
           </w:placeholder>
         </w:sdtPr>
-        <w:sdtEndPr/>
         <w:sdtContent>
           <w:r>
             <w:rPr>
@@ -3913,7 +4497,43 @@
           <w:sz w:val="24"/>
           <w:szCs w:val="24"/>
         </w:rPr>
-        <w:t>mm needle. After fish were recovered fully they were transferred to net pens</w:t>
+        <w:t xml:space="preserve">mm needle. After </w:t>
+      </w:r>
+      <w:proofErr w:type="gramStart"/>
+      <w:r>
+        <w:rPr>
+          <w:rFonts w:ascii="Times New Roman" w:hAnsi="Times New Roman" w:cs="Times New Roman"/>
+          <w:sz w:val="24"/>
+          <w:szCs w:val="24"/>
+        </w:rPr>
+        <w:t>fish</w:t>
+      </w:r>
+      <w:proofErr w:type="gramEnd"/>
+      <w:r>
+        <w:rPr>
+          <w:rFonts w:ascii="Times New Roman" w:hAnsi="Times New Roman" w:cs="Times New Roman"/>
+          <w:sz w:val="24"/>
+          <w:szCs w:val="24"/>
+        </w:rPr>
+        <w:t xml:space="preserve"> were recovered </w:t>
+      </w:r>
+      <w:proofErr w:type="gramStart"/>
+      <w:r>
+        <w:rPr>
+          <w:rFonts w:ascii="Times New Roman" w:hAnsi="Times New Roman" w:cs="Times New Roman"/>
+          <w:sz w:val="24"/>
+          <w:szCs w:val="24"/>
+        </w:rPr>
+        <w:t>fully</w:t>
+      </w:r>
+      <w:proofErr w:type="gramEnd"/>
+      <w:r>
+        <w:rPr>
+          <w:rFonts w:ascii="Times New Roman" w:hAnsi="Times New Roman" w:cs="Times New Roman"/>
+          <w:sz w:val="24"/>
+          <w:szCs w:val="24"/>
+        </w:rPr>
+        <w:t xml:space="preserve"> they were transferred to net pens</w:t>
       </w:r>
       <w:r>
         <w:rPr>
@@ -3979,8 +4599,19 @@
           <w:sz w:val="24"/>
           <w:szCs w:val="24"/>
         </w:rPr>
-        <w:t>Salmo salar</w:t>
-      </w:r>
+        <w:t xml:space="preserve">Salmo </w:t>
+      </w:r>
+      <w:proofErr w:type="spellStart"/>
+      <w:r>
+        <w:rPr>
+          <w:rFonts w:ascii="Times New Roman" w:hAnsi="Times New Roman" w:cs="Times New Roman"/>
+          <w:i/>
+          <w:sz w:val="24"/>
+          <w:szCs w:val="24"/>
+        </w:rPr>
+        <w:t>salar</w:t>
+      </w:r>
+      <w:proofErr w:type="spellEnd"/>
       <w:r>
         <w:rPr>
           <w:rFonts w:ascii="Times New Roman" w:hAnsi="Times New Roman" w:cs="Times New Roman"/>
@@ -4029,7 +4660,6 @@
             <w:docPart w:val="DefaultPlaceholder_-1854013440"/>
           </w:placeholder>
         </w:sdtPr>
-        <w:sdtEndPr/>
         <w:sdtContent>
           <w:r>
             <w:rPr>
@@ -4056,7 +4686,25 @@
           <w:sz w:val="24"/>
           <w:szCs w:val="24"/>
         </w:rPr>
-        <w:t xml:space="preserve">  In total, we collected data from 13-fish in Blue Ruin alcove, and 8-fish in Norwood alcove; 9-fish escaped the net pens during the study, and two of the iButtons recovered from Blue Ruin were corrupted. </w:t>
+        <w:t xml:space="preserve">  In total, we collected data from 13-fish in Blue Ruin alcove, and 8-fish in Norwood alcove; 9-fish escaped the net pens during the study, and two of the </w:t>
+      </w:r>
+      <w:proofErr w:type="spellStart"/>
+      <w:r>
+        <w:rPr>
+          <w:rFonts w:ascii="Times New Roman" w:hAnsi="Times New Roman" w:cs="Times New Roman"/>
+          <w:sz w:val="24"/>
+          <w:szCs w:val="24"/>
+        </w:rPr>
+        <w:t>iButtons</w:t>
+      </w:r>
+      <w:proofErr w:type="spellEnd"/>
+      <w:r>
+        <w:rPr>
+          <w:rFonts w:ascii="Times New Roman" w:hAnsi="Times New Roman" w:cs="Times New Roman"/>
+          <w:sz w:val="24"/>
+          <w:szCs w:val="24"/>
+        </w:rPr>
+        <w:t xml:space="preserve"> recovered from Blue Ruin were corrupted. </w:t>
       </w:r>
     </w:p>
     <w:p>
@@ -4147,7 +4795,16 @@
           <w:sz w:val="24"/>
           <w:szCs w:val="24"/>
         </w:rPr>
-        <w:t>(P</w:t>
+        <w:t>(</w:t>
+      </w:r>
+      <w:proofErr w:type="spellStart"/>
+      <w:r>
+        <w:rPr>
+          <w:rFonts w:ascii="Times New Roman" w:hAnsi="Times New Roman" w:cs="Times New Roman"/>
+          <w:sz w:val="24"/>
+          <w:szCs w:val="24"/>
+        </w:rPr>
+        <w:t>P</w:t>
       </w:r>
       <w:r>
         <w:rPr>
@@ -4163,7 +4820,16 @@
           <w:sz w:val="24"/>
           <w:szCs w:val="24"/>
         </w:rPr>
-        <w:t>Solo Digital handheld sonde</w:t>
+        <w:t>Solo</w:t>
+      </w:r>
+      <w:proofErr w:type="spellEnd"/>
+      <w:r>
+        <w:rPr>
+          <w:rFonts w:ascii="Times New Roman" w:hAnsi="Times New Roman" w:cs="Times New Roman"/>
+          <w:sz w:val="24"/>
+          <w:szCs w:val="24"/>
+        </w:rPr>
+        <w:t xml:space="preserve"> Digital handheld sonde</w:t>
       </w:r>
       <w:r>
         <w:rPr>
@@ -4235,7 +4901,25 @@
           <w:sz w:val="24"/>
           <w:szCs w:val="24"/>
         </w:rPr>
-        <w:t xml:space="preserve">(MiniDOT® Logger, dissolved oxygen accuracy to </w:t>
+        <w:t>(</w:t>
+      </w:r>
+      <w:proofErr w:type="spellStart"/>
+      <w:r>
+        <w:rPr>
+          <w:rFonts w:ascii="Times New Roman" w:hAnsi="Times New Roman" w:cs="Times New Roman"/>
+          <w:sz w:val="24"/>
+          <w:szCs w:val="24"/>
+        </w:rPr>
+        <w:t>MiniDOT</w:t>
+      </w:r>
+      <w:proofErr w:type="spellEnd"/>
+      <w:r>
+        <w:rPr>
+          <w:rFonts w:ascii="Times New Roman" w:hAnsi="Times New Roman" w:cs="Times New Roman"/>
+          <w:sz w:val="24"/>
+          <w:szCs w:val="24"/>
+        </w:rPr>
+        <w:t xml:space="preserve">® Logger, dissolved oxygen accuracy to </w:t>
       </w:r>
       <w:r>
         <w:rPr>
@@ -4486,7 +5170,25 @@
           <w:sz w:val="24"/>
           <w:szCs w:val="24"/>
         </w:rPr>
-        <w:t>Net pens were cleared of any debris or buildup twice weekly, but were otherwise left undisturbed</w:t>
+        <w:t xml:space="preserve">Net pens were cleared of any debris or buildup twice </w:t>
+      </w:r>
+      <w:proofErr w:type="gramStart"/>
+      <w:r>
+        <w:rPr>
+          <w:rFonts w:ascii="Times New Roman" w:hAnsi="Times New Roman" w:cs="Times New Roman"/>
+          <w:sz w:val="24"/>
+          <w:szCs w:val="24"/>
+        </w:rPr>
+        <w:t>weekly, but</w:t>
+      </w:r>
+      <w:proofErr w:type="gramEnd"/>
+      <w:r>
+        <w:rPr>
+          <w:rFonts w:ascii="Times New Roman" w:hAnsi="Times New Roman" w:cs="Times New Roman"/>
+          <w:sz w:val="24"/>
+          <w:szCs w:val="24"/>
+        </w:rPr>
+        <w:t xml:space="preserve"> were otherwise left undisturbed</w:t>
       </w:r>
       <w:r>
         <w:rPr>
@@ -4642,8 +5344,18 @@
           <w:sz w:val="24"/>
           <w:szCs w:val="24"/>
         </w:rPr>
-        <w:t>We also fit separate linear models to the data collected at our two focal alcoves, Blue Ruin and Norwood. All models were fit</w:t>
-      </w:r>
+        <w:t xml:space="preserve">We also fit separate linear models to the data collected at our two focal alcoves, Blue Ruin and Norwood. All models were </w:t>
+      </w:r>
+      <w:proofErr w:type="gramStart"/>
+      <w:r>
+        <w:rPr>
+          <w:rFonts w:ascii="Times New Roman" w:hAnsi="Times New Roman" w:cs="Times New Roman"/>
+          <w:sz w:val="24"/>
+          <w:szCs w:val="24"/>
+        </w:rPr>
+        <w:t>fit</w:t>
+      </w:r>
+      <w:proofErr w:type="gramEnd"/>
       <w:r>
         <w:rPr>
           <w:rFonts w:ascii="Times New Roman" w:hAnsi="Times New Roman" w:cs="Times New Roman"/>
@@ -4738,7 +5450,16 @@
           <w:sz w:val="24"/>
           <w:szCs w:val="24"/>
         </w:rPr>
-        <w:t>; a fish that tracks preferred dissolved oxygen (DO</w:t>
+        <w:t>; a fish that tracks preferred dissolved oxygen (</w:t>
+      </w:r>
+      <w:proofErr w:type="spellStart"/>
+      <w:r>
+        <w:rPr>
+          <w:rFonts w:ascii="Times New Roman" w:hAnsi="Times New Roman" w:cs="Times New Roman"/>
+          <w:sz w:val="24"/>
+          <w:szCs w:val="24"/>
+        </w:rPr>
+        <w:t>DO</w:t>
       </w:r>
       <w:r>
         <w:rPr>
@@ -4749,13 +5470,23 @@
         </w:rPr>
         <w:t>max</w:t>
       </w:r>
-      <w:r>
-        <w:rPr>
-          <w:rFonts w:ascii="Times New Roman" w:hAnsi="Times New Roman" w:cs="Times New Roman"/>
-          <w:sz w:val="24"/>
-          <w:szCs w:val="24"/>
-        </w:rPr>
-        <w:t>), a fish that tracks preferred temperature (T</w:t>
+      <w:proofErr w:type="spellEnd"/>
+      <w:r>
+        <w:rPr>
+          <w:rFonts w:ascii="Times New Roman" w:hAnsi="Times New Roman" w:cs="Times New Roman"/>
+          <w:sz w:val="24"/>
+          <w:szCs w:val="24"/>
+        </w:rPr>
+        <w:t>), a fish that tracks preferred temperature (</w:t>
+      </w:r>
+      <w:proofErr w:type="spellStart"/>
+      <w:r>
+        <w:rPr>
+          <w:rFonts w:ascii="Times New Roman" w:hAnsi="Times New Roman" w:cs="Times New Roman"/>
+          <w:sz w:val="24"/>
+          <w:szCs w:val="24"/>
+        </w:rPr>
+        <w:t>T</w:t>
       </w:r>
       <w:r>
         <w:rPr>
@@ -4766,13 +5497,23 @@
         </w:rPr>
         <w:t>min</w:t>
       </w:r>
-      <w:r>
-        <w:rPr>
-          <w:rFonts w:ascii="Times New Roman" w:hAnsi="Times New Roman" w:cs="Times New Roman"/>
-          <w:sz w:val="24"/>
-          <w:szCs w:val="24"/>
-        </w:rPr>
-        <w:t>), and a fish that tracks both temperature and oxygen concurrently (TDO</w:t>
+      <w:proofErr w:type="spellEnd"/>
+      <w:r>
+        <w:rPr>
+          <w:rFonts w:ascii="Times New Roman" w:hAnsi="Times New Roman" w:cs="Times New Roman"/>
+          <w:sz w:val="24"/>
+          <w:szCs w:val="24"/>
+        </w:rPr>
+        <w:t>), and a fish that tracks both temperature and oxygen concurrently (</w:t>
+      </w:r>
+      <w:proofErr w:type="spellStart"/>
+      <w:r>
+        <w:rPr>
+          <w:rFonts w:ascii="Times New Roman" w:hAnsi="Times New Roman" w:cs="Times New Roman"/>
+          <w:sz w:val="24"/>
+          <w:szCs w:val="24"/>
+        </w:rPr>
+        <w:t>TDO</w:t>
       </w:r>
       <w:r>
         <w:rPr>
@@ -4783,6 +5524,7 @@
         </w:rPr>
         <w:t>opt</w:t>
       </w:r>
+      <w:proofErr w:type="spellEnd"/>
       <w:r>
         <w:rPr>
           <w:rFonts w:ascii="Times New Roman" w:hAnsi="Times New Roman" w:cs="Times New Roman"/>
@@ -5094,7 +5836,25 @@
           <w:sz w:val="24"/>
           <w:szCs w:val="24"/>
         </w:rPr>
-        <w:t xml:space="preserve"> are the temperatures recorded at the bounding sensors. This same equation was used to estimate DO per each depth, using oxygen recorded at the bounding sensors rather than temperature. </w:t>
+        <w:t xml:space="preserve"> are the temperatures recorded at the bounding sensors. This same equation was used to estimate DO per </w:t>
+      </w:r>
+      <w:proofErr w:type="gramStart"/>
+      <w:r>
+        <w:rPr>
+          <w:rFonts w:ascii="Times New Roman" w:eastAsiaTheme="minorEastAsia" w:hAnsi="Times New Roman" w:cs="Times New Roman"/>
+          <w:sz w:val="24"/>
+          <w:szCs w:val="24"/>
+        </w:rPr>
+        <w:t>each depth</w:t>
+      </w:r>
+      <w:proofErr w:type="gramEnd"/>
+      <w:r>
+        <w:rPr>
+          <w:rFonts w:ascii="Times New Roman" w:eastAsiaTheme="minorEastAsia" w:hAnsi="Times New Roman" w:cs="Times New Roman"/>
+          <w:sz w:val="24"/>
+          <w:szCs w:val="24"/>
+        </w:rPr>
+        <w:t xml:space="preserve">, using oxygen recorded at the bounding sensors rather than temperature. </w:t>
       </w:r>
     </w:p>
     <w:p>
@@ -5113,7 +5873,16 @@
           <w:sz w:val="24"/>
           <w:szCs w:val="24"/>
         </w:rPr>
-        <w:t>To produce simulated responses to these habitat conditions, we first created habitat indices for the T</w:t>
+        <w:t xml:space="preserve">To produce simulated responses to these habitat conditions, we first created habitat indices for the </w:t>
+      </w:r>
+      <w:proofErr w:type="spellStart"/>
+      <w:r>
+        <w:rPr>
+          <w:rFonts w:ascii="Times New Roman" w:hAnsi="Times New Roman" w:cs="Times New Roman"/>
+          <w:sz w:val="24"/>
+          <w:szCs w:val="24"/>
+        </w:rPr>
+        <w:t>T</w:t>
       </w:r>
       <w:r>
         <w:rPr>
@@ -5124,13 +5893,23 @@
         </w:rPr>
         <w:t>min</w:t>
       </w:r>
-      <w:r>
-        <w:rPr>
-          <w:rFonts w:ascii="Times New Roman" w:hAnsi="Times New Roman" w:cs="Times New Roman"/>
-          <w:sz w:val="24"/>
-          <w:szCs w:val="24"/>
-        </w:rPr>
-        <w:t xml:space="preserve"> and DO</w:t>
+      <w:proofErr w:type="spellEnd"/>
+      <w:r>
+        <w:rPr>
+          <w:rFonts w:ascii="Times New Roman" w:hAnsi="Times New Roman" w:cs="Times New Roman"/>
+          <w:sz w:val="24"/>
+          <w:szCs w:val="24"/>
+        </w:rPr>
+        <w:t xml:space="preserve"> and </w:t>
+      </w:r>
+      <w:proofErr w:type="spellStart"/>
+      <w:r>
+        <w:rPr>
+          <w:rFonts w:ascii="Times New Roman" w:hAnsi="Times New Roman" w:cs="Times New Roman"/>
+          <w:sz w:val="24"/>
+          <w:szCs w:val="24"/>
+        </w:rPr>
+        <w:t>DO</w:t>
       </w:r>
       <w:r>
         <w:rPr>
@@ -5141,6 +5920,7 @@
         </w:rPr>
         <w:t>max</w:t>
       </w:r>
+      <w:proofErr w:type="spellEnd"/>
       <w:r>
         <w:rPr>
           <w:rFonts w:ascii="Times New Roman" w:hAnsi="Times New Roman" w:cs="Times New Roman"/>
@@ -5163,7 +5943,6 @@
             <w:docPart w:val="DefaultPlaceholder_-1854013440"/>
           </w:placeholder>
         </w:sdtPr>
-        <w:sdtEndPr/>
         <w:sdtContent>
           <w:r>
             <w:rPr>
@@ -5198,7 +5977,25 @@
           <w:sz w:val="24"/>
           <w:szCs w:val="24"/>
         </w:rPr>
-        <w:t>First, the highest and lowest DO concentrations recorded over the 24-hour period were ranked as most optimal (1) and least optimal (0), respectively. The lowest and highest recorded temperatures were similarly ranked (with the lowest temperature as most optimal). We then used linear regression to calculate the slope and intercept values between these two indices in order to determine the index values for the full range of temperature and oxygen recorded over this 24-hour timeframe.</w:t>
+        <w:t xml:space="preserve">First, the highest and lowest DO concentrations recorded over the 24-hour period were ranked as most optimal (1) and least optimal (0), respectively. The lowest and highest recorded temperatures were similarly ranked (with the lowest temperature as most optimal). We then used linear regression to calculate the slope and intercept values between these two indices </w:t>
+      </w:r>
+      <w:proofErr w:type="gramStart"/>
+      <w:r>
+        <w:rPr>
+          <w:rFonts w:ascii="Times New Roman" w:hAnsi="Times New Roman" w:cs="Times New Roman"/>
+          <w:sz w:val="24"/>
+          <w:szCs w:val="24"/>
+        </w:rPr>
+        <w:t>in order to</w:t>
+      </w:r>
+      <w:proofErr w:type="gramEnd"/>
+      <w:r>
+        <w:rPr>
+          <w:rFonts w:ascii="Times New Roman" w:hAnsi="Times New Roman" w:cs="Times New Roman"/>
+          <w:sz w:val="24"/>
+          <w:szCs w:val="24"/>
+        </w:rPr>
+        <w:t xml:space="preserve"> determine the index values for the full range of temperature and oxygen recorded over this 24-hour timeframe.</w:t>
       </w:r>
     </w:p>
     <w:p>
@@ -5233,7 +6030,16 @@
           <w:sz w:val="24"/>
           <w:szCs w:val="24"/>
         </w:rPr>
-        <w:t>into a TDO</w:t>
+        <w:t xml:space="preserve">into a </w:t>
+      </w:r>
+      <w:proofErr w:type="spellStart"/>
+      <w:r>
+        <w:rPr>
+          <w:rFonts w:ascii="Times New Roman" w:hAnsi="Times New Roman" w:cs="Times New Roman"/>
+          <w:sz w:val="24"/>
+          <w:szCs w:val="24"/>
+        </w:rPr>
+        <w:t>TDO</w:t>
       </w:r>
       <w:r>
         <w:rPr>
@@ -5244,6 +6050,7 @@
         </w:rPr>
         <w:t>opt</w:t>
       </w:r>
+      <w:proofErr w:type="spellEnd"/>
       <w:r>
         <w:rPr>
           <w:rFonts w:ascii="Times New Roman" w:hAnsi="Times New Roman" w:cs="Times New Roman"/>
@@ -5418,7 +6225,25 @@
           <w:szCs w:val="24"/>
         </w:rPr>
         <w:lastRenderedPageBreak/>
-        <w:t xml:space="preserve">These three indexes were then used to predict fish depth over the 24-hour time period. For each strategy, we determined the highest index value at each time step and found its correlated depth. We then plotted these depths, per strategy, over a 24-hour timeframe. </w:t>
+        <w:t xml:space="preserve">These three indexes were then used to predict fish depth over the 24-hour </w:t>
+      </w:r>
+      <w:proofErr w:type="gramStart"/>
+      <w:r>
+        <w:rPr>
+          <w:rFonts w:ascii="Times New Roman" w:hAnsi="Times New Roman" w:cs="Times New Roman"/>
+          <w:sz w:val="24"/>
+          <w:szCs w:val="24"/>
+        </w:rPr>
+        <w:t>time period</w:t>
+      </w:r>
+      <w:proofErr w:type="gramEnd"/>
+      <w:r>
+        <w:rPr>
+          <w:rFonts w:ascii="Times New Roman" w:hAnsi="Times New Roman" w:cs="Times New Roman"/>
+          <w:sz w:val="24"/>
+          <w:szCs w:val="24"/>
+        </w:rPr>
+        <w:t xml:space="preserve">. For each strategy, we determined the highest index value at each time step and found its correlated depth. We then plotted these depths, per strategy, over a 24-hour timeframe. </w:t>
       </w:r>
     </w:p>
     <w:p>
@@ -5445,7 +6270,25 @@
           <w:sz w:val="24"/>
           <w:szCs w:val="24"/>
         </w:rPr>
-        <w:t xml:space="preserve"> for our captive fish. Here we performed two separate analyses using the net pen array data from both cold water alcoves. </w:t>
+        <w:t xml:space="preserve"> for our captive fish. Here we performed two separate analyses using the net pen array data from both </w:t>
+      </w:r>
+      <w:proofErr w:type="gramStart"/>
+      <w:r>
+        <w:rPr>
+          <w:rFonts w:ascii="Times New Roman" w:hAnsi="Times New Roman" w:cs="Times New Roman"/>
+          <w:sz w:val="24"/>
+          <w:szCs w:val="24"/>
+        </w:rPr>
+        <w:t>cold water</w:t>
+      </w:r>
+      <w:proofErr w:type="gramEnd"/>
+      <w:r>
+        <w:rPr>
+          <w:rFonts w:ascii="Times New Roman" w:hAnsi="Times New Roman" w:cs="Times New Roman"/>
+          <w:sz w:val="24"/>
+          <w:szCs w:val="24"/>
+        </w:rPr>
+        <w:t xml:space="preserve"> alcoves. </w:t>
       </w:r>
       <w:r>
         <w:rPr>
@@ -5590,7 +6433,25 @@
           <w:szCs w:val="24"/>
         </w:rPr>
         <w:lastRenderedPageBreak/>
-        <w:t>Fish with externally mounted iButtons often</w:t>
+        <w:t xml:space="preserve">Fish with externally mounted </w:t>
+      </w:r>
+      <w:proofErr w:type="spellStart"/>
+      <w:r>
+        <w:rPr>
+          <w:rFonts w:ascii="Times New Roman" w:hAnsi="Times New Roman" w:cs="Times New Roman"/>
+          <w:sz w:val="24"/>
+          <w:szCs w:val="24"/>
+        </w:rPr>
+        <w:t>iButtons</w:t>
+      </w:r>
+      <w:proofErr w:type="spellEnd"/>
+      <w:r>
+        <w:rPr>
+          <w:rFonts w:ascii="Times New Roman" w:hAnsi="Times New Roman" w:cs="Times New Roman"/>
+          <w:sz w:val="24"/>
+          <w:szCs w:val="24"/>
+        </w:rPr>
+        <w:t xml:space="preserve"> often</w:t>
       </w:r>
       <w:r>
         <w:rPr>
@@ -5630,7 +6491,25 @@
           <w:sz w:val="24"/>
           <w:szCs w:val="24"/>
         </w:rPr>
-        <w:t xml:space="preserve">used linear interpolation to create a more continuous estimation of temperature and DO (0.2m increments) for both net pen associated arrays. We then </w:t>
+        <w:t xml:space="preserve">used linear interpolation to create a more continuous estimation of temperature and DO (0.2m increments) for both net </w:t>
+      </w:r>
+      <w:proofErr w:type="gramStart"/>
+      <w:r>
+        <w:rPr>
+          <w:rFonts w:ascii="Times New Roman" w:hAnsi="Times New Roman" w:cs="Times New Roman"/>
+          <w:sz w:val="24"/>
+          <w:szCs w:val="24"/>
+        </w:rPr>
+        <w:t>pen</w:t>
+      </w:r>
+      <w:proofErr w:type="gramEnd"/>
+      <w:r>
+        <w:rPr>
+          <w:rFonts w:ascii="Times New Roman" w:hAnsi="Times New Roman" w:cs="Times New Roman"/>
+          <w:sz w:val="24"/>
+          <w:szCs w:val="24"/>
+        </w:rPr>
+        <w:t xml:space="preserve"> associated arrays. We then </w:t>
       </w:r>
       <w:r>
         <w:rPr>
@@ -5654,7 +6533,16 @@
           <w:sz w:val="24"/>
           <w:szCs w:val="24"/>
         </w:rPr>
-        <w:t xml:space="preserve"> fish i</w:t>
+        <w:t xml:space="preserve"> fish </w:t>
+      </w:r>
+      <w:proofErr w:type="spellStart"/>
+      <w:r>
+        <w:rPr>
+          <w:rFonts w:ascii="Times New Roman" w:hAnsi="Times New Roman" w:cs="Times New Roman"/>
+          <w:sz w:val="24"/>
+          <w:szCs w:val="24"/>
+        </w:rPr>
+        <w:t>i</w:t>
       </w:r>
       <w:r>
         <w:rPr>
@@ -5664,6 +6552,7 @@
         </w:rPr>
         <w:t>Button</w:t>
       </w:r>
+      <w:proofErr w:type="spellEnd"/>
       <w:r>
         <w:rPr>
           <w:rFonts w:ascii="Times New Roman" w:hAnsi="Times New Roman" w:cs="Times New Roman"/>
@@ -5791,7 +6680,6 @@
             <w:docPart w:val="DefaultPlaceholder_-1854013440"/>
           </w:placeholder>
         </w:sdtPr>
-        <w:sdtEndPr/>
         <w:sdtContent>
           <w:r>
             <w:rPr>
@@ -5906,7 +6794,16 @@
           <w:sz w:val="24"/>
           <w:szCs w:val="24"/>
         </w:rPr>
-        <w:t>the two-hour periods of lowest and highest DO in Blue Ruin and Norwood alcoves</w:t>
+        <w:t xml:space="preserve">the two-hour periods of lowest and highest DO in Blue Ruin and Norwood </w:t>
+      </w:r>
+      <w:proofErr w:type="gramStart"/>
+      <w:r>
+        <w:rPr>
+          <w:rFonts w:ascii="Times New Roman" w:hAnsi="Times New Roman" w:cs="Times New Roman"/>
+          <w:sz w:val="24"/>
+          <w:szCs w:val="24"/>
+        </w:rPr>
+        <w:t>alcoves</w:t>
       </w:r>
       <w:r>
         <w:rPr>
@@ -5922,7 +6819,16 @@
           <w:sz w:val="24"/>
           <w:szCs w:val="24"/>
         </w:rPr>
-        <w:t xml:space="preserve"> and comprised 1-week of data (July 30 to August 6, commencing 5-days after fish were released into net pens). First, we used linear interpolation to estimate temperature and DO at a finer vertical resolution. For each time-step, 10-depths were randomly selected from a uniform distribution that spanned the full depth of the water column (0.1m precision), and temperature and DO were estimated for each depth. Temperature and DO measurements were standardized to facilitate comparison and to improve model fit. We used these temperature-DO profile sets to calculate the relative probability of selection, given the range of temperature and DO available. As described by</w:t>
+        <w:t xml:space="preserve"> and</w:t>
+      </w:r>
+      <w:proofErr w:type="gramEnd"/>
+      <w:r>
+        <w:rPr>
+          <w:rFonts w:ascii="Times New Roman" w:hAnsi="Times New Roman" w:cs="Times New Roman"/>
+          <w:sz w:val="24"/>
+          <w:szCs w:val="24"/>
+        </w:rPr>
+        <w:t xml:space="preserve"> comprised 1-week of data (July 30 to August 6, commencing 5-days after fish were released into net pens). First, we used linear interpolation to estimate temperature and DO at a finer vertical resolution. For each time-step, 10-depths were randomly selected from a uniform distribution that spanned the full depth of the water column (0.1m precision), and temperature and DO were estimated for each depth. Temperature and DO measurements were standardized to facilitate comparison and to improve model fit. We used these temperature-DO profile sets to calculate the relative probability of selection, given the range of temperature and DO available. As described by</w:t>
       </w:r>
       <w:r>
         <w:rPr>
@@ -5946,7 +6852,6 @@
             <w:docPart w:val="DefaultPlaceholder_-1854013440"/>
           </w:placeholder>
         </w:sdtPr>
-        <w:sdtEndPr/>
         <w:sdtContent>
           <w:r>
             <w:rPr>
@@ -6583,7 +7488,27 @@
           <w:szCs w:val="24"/>
           <w:lang w:eastAsia="ja-JP"/>
         </w:rPr>
-        <w:t xml:space="preserve">included the indices for all units in the set (i.e. the used units, </w:t>
+        <w:t xml:space="preserve">included the indices for all units in the set (i.e. </w:t>
+      </w:r>
+      <w:proofErr w:type="spellStart"/>
+      <w:r>
+        <w:rPr>
+          <w:rFonts w:ascii="Times New Roman" w:hAnsi="Times New Roman" w:cs="Times New Roman"/>
+          <w:sz w:val="24"/>
+          <w:szCs w:val="24"/>
+          <w:lang w:eastAsia="ja-JP"/>
+        </w:rPr>
+        <w:t>the</w:t>
+      </w:r>
+      <w:proofErr w:type="spellEnd"/>
+      <w:r>
+        <w:rPr>
+          <w:rFonts w:ascii="Times New Roman" w:hAnsi="Times New Roman" w:cs="Times New Roman"/>
+          <w:sz w:val="24"/>
+          <w:szCs w:val="24"/>
+          <w:lang w:eastAsia="ja-JP"/>
+        </w:rPr>
+        <w:t xml:space="preserve"> used units, </w:t>
       </w:r>
       <w:r>
         <w:rPr>
@@ -6637,7 +7562,25 @@
           <w:sz w:val="24"/>
           <w:szCs w:val="24"/>
         </w:rPr>
-        <w:t xml:space="preserve">Models were fit using the mgcv package </w:t>
+        <w:t xml:space="preserve">Models were fit using the </w:t>
+      </w:r>
+      <w:proofErr w:type="spellStart"/>
+      <w:r>
+        <w:rPr>
+          <w:rFonts w:ascii="Times New Roman" w:hAnsi="Times New Roman" w:cs="Times New Roman"/>
+          <w:sz w:val="24"/>
+          <w:szCs w:val="24"/>
+        </w:rPr>
+        <w:t>mgcv</w:t>
+      </w:r>
+      <w:proofErr w:type="spellEnd"/>
+      <w:r>
+        <w:rPr>
+          <w:rFonts w:ascii="Times New Roman" w:hAnsi="Times New Roman" w:cs="Times New Roman"/>
+          <w:sz w:val="24"/>
+          <w:szCs w:val="24"/>
+        </w:rPr>
+        <w:t xml:space="preserve"> package </w:t>
       </w:r>
       <w:sdt>
         <w:sdtPr>
@@ -6653,7 +7596,6 @@
             <w:docPart w:val="DefaultPlaceholder_-1854013440"/>
           </w:placeholder>
         </w:sdtPr>
-        <w:sdtEndPr/>
         <w:sdtContent>
           <w:r>
             <w:rPr>
@@ -6697,7 +7639,6 @@
             <w:docPart w:val="DefaultPlaceholder_-1854013440"/>
           </w:placeholder>
         </w:sdtPr>
-        <w:sdtEndPr/>
         <w:sdtContent>
           <w:r>
             <w:rPr>
@@ -6803,7 +7744,6 @@
             <w:docPart w:val="DefaultPlaceholder_-1854013440"/>
           </w:placeholder>
         </w:sdtPr>
-        <w:sdtEndPr/>
         <w:sdtContent>
           <w:r>
             <w:rPr>
@@ -7067,7 +8007,25 @@
           <w:sz w:val="24"/>
           <w:szCs w:val="24"/>
         </w:rPr>
-        <w:t>ached levels similar to the mainstem river</w:t>
+        <w:t xml:space="preserve">ached levels </w:t>
+      </w:r>
+      <w:proofErr w:type="gramStart"/>
+      <w:r>
+        <w:rPr>
+          <w:rFonts w:ascii="Times New Roman" w:hAnsi="Times New Roman" w:cs="Times New Roman"/>
+          <w:sz w:val="24"/>
+          <w:szCs w:val="24"/>
+        </w:rPr>
+        <w:t>similar to</w:t>
+      </w:r>
+      <w:proofErr w:type="gramEnd"/>
+      <w:r>
+        <w:rPr>
+          <w:rFonts w:ascii="Times New Roman" w:hAnsi="Times New Roman" w:cs="Times New Roman"/>
+          <w:sz w:val="24"/>
+          <w:szCs w:val="24"/>
+        </w:rPr>
+        <w:t xml:space="preserve"> the mainstem river</w:t>
       </w:r>
       <w:r>
         <w:rPr>
@@ -7285,7 +8243,25 @@
           <w:sz w:val="24"/>
           <w:szCs w:val="24"/>
         </w:rPr>
-        <w:t>In Norwood alcove, the span of DO encompassed a much wider range, reaching values as low as 0.79</w:t>
+        <w:t xml:space="preserve">In Norwood alcove, the span of DO </w:t>
+      </w:r>
+      <w:proofErr w:type="gramStart"/>
+      <w:r>
+        <w:rPr>
+          <w:rFonts w:ascii="Times New Roman" w:hAnsi="Times New Roman" w:cs="Times New Roman"/>
+          <w:sz w:val="24"/>
+          <w:szCs w:val="24"/>
+        </w:rPr>
+        <w:t>encompassed</w:t>
+      </w:r>
+      <w:proofErr w:type="gramEnd"/>
+      <w:r>
+        <w:rPr>
+          <w:rFonts w:ascii="Times New Roman" w:hAnsi="Times New Roman" w:cs="Times New Roman"/>
+          <w:sz w:val="24"/>
+          <w:szCs w:val="24"/>
+        </w:rPr>
+        <w:t xml:space="preserve"> a much wider range, reaching values as low as 0.79</w:t>
       </w:r>
       <w:r>
         <w:rPr>
@@ -7522,7 +8498,25 @@
           <w:sz w:val="24"/>
           <w:szCs w:val="24"/>
         </w:rPr>
-        <w:t xml:space="preserve"> maximum epilimnetic DO ranged between 3.7 – 6.7</w:t>
+        <w:t xml:space="preserve"> maximum </w:t>
+      </w:r>
+      <w:proofErr w:type="spellStart"/>
+      <w:r>
+        <w:rPr>
+          <w:rFonts w:ascii="Times New Roman" w:hAnsi="Times New Roman" w:cs="Times New Roman"/>
+          <w:sz w:val="24"/>
+          <w:szCs w:val="24"/>
+        </w:rPr>
+        <w:t>epilimnetic</w:t>
+      </w:r>
+      <w:proofErr w:type="spellEnd"/>
+      <w:r>
+        <w:rPr>
+          <w:rFonts w:ascii="Times New Roman" w:hAnsi="Times New Roman" w:cs="Times New Roman"/>
+          <w:sz w:val="24"/>
+          <w:szCs w:val="24"/>
+        </w:rPr>
+        <w:t xml:space="preserve"> DO ranged between 3.7 – 6.7</w:t>
       </w:r>
       <w:r>
         <w:rPr>
@@ -7921,8 +8915,19 @@
           <w:szCs w:val="24"/>
         </w:rPr>
         <w:lastRenderedPageBreak/>
-        <w:t>Diel patterns of fish depth predicted by alternative behavioral responses</w:t>
-      </w:r>
+        <w:t xml:space="preserve">Diel patterns of fish depth predicted by alternative behavioral </w:t>
+      </w:r>
+      <w:proofErr w:type="gramStart"/>
+      <w:r>
+        <w:rPr>
+          <w:rFonts w:ascii="Times New Roman" w:hAnsi="Times New Roman" w:cs="Times New Roman"/>
+          <w:i/>
+          <w:sz w:val="24"/>
+          <w:szCs w:val="24"/>
+        </w:rPr>
+        <w:t>responses</w:t>
+      </w:r>
+      <w:proofErr w:type="gramEnd"/>
     </w:p>
     <w:p>
       <w:pPr>
@@ -8020,7 +9025,16 @@
           <w:sz w:val="24"/>
           <w:szCs w:val="24"/>
         </w:rPr>
-        <w:t>(DO</w:t>
+        <w:t>(</w:t>
+      </w:r>
+      <w:proofErr w:type="spellStart"/>
+      <w:r>
+        <w:rPr>
+          <w:rFonts w:ascii="Times New Roman" w:hAnsi="Times New Roman" w:cs="Times New Roman"/>
+          <w:sz w:val="24"/>
+          <w:szCs w:val="24"/>
+        </w:rPr>
+        <w:t>DO</w:t>
       </w:r>
       <w:r>
         <w:rPr>
@@ -8031,6 +9045,7 @@
         </w:rPr>
         <w:t>max</w:t>
       </w:r>
+      <w:proofErr w:type="spellEnd"/>
       <w:r>
         <w:rPr>
           <w:rFonts w:ascii="Times New Roman" w:hAnsi="Times New Roman" w:cs="Times New Roman"/>
@@ -8125,7 +9140,16 @@
           <w:sz w:val="24"/>
           <w:szCs w:val="24"/>
         </w:rPr>
-        <w:t>(T</w:t>
+        <w:t>(</w:t>
+      </w:r>
+      <w:proofErr w:type="spellStart"/>
+      <w:r>
+        <w:rPr>
+          <w:rFonts w:ascii="Times New Roman" w:hAnsi="Times New Roman" w:cs="Times New Roman"/>
+          <w:sz w:val="24"/>
+          <w:szCs w:val="24"/>
+        </w:rPr>
+        <w:t>T</w:t>
       </w:r>
       <w:r>
         <w:rPr>
@@ -8136,6 +9160,7 @@
         </w:rPr>
         <w:t>min</w:t>
       </w:r>
+      <w:proofErr w:type="spellEnd"/>
       <w:r>
         <w:rPr>
           <w:rFonts w:ascii="Times New Roman" w:hAnsi="Times New Roman" w:cs="Times New Roman"/>
@@ -8190,7 +9215,16 @@
           <w:sz w:val="24"/>
           <w:szCs w:val="24"/>
         </w:rPr>
-        <w:t xml:space="preserve"> fish that considered both temperature and oxygen (TDO</w:t>
+        <w:t xml:space="preserve"> fish that considered both temperature and oxygen (</w:t>
+      </w:r>
+      <w:proofErr w:type="spellStart"/>
+      <w:r>
+        <w:rPr>
+          <w:rFonts w:ascii="Times New Roman" w:hAnsi="Times New Roman" w:cs="Times New Roman"/>
+          <w:sz w:val="24"/>
+          <w:szCs w:val="24"/>
+        </w:rPr>
+        <w:t>TDO</w:t>
       </w:r>
       <w:r>
         <w:rPr>
@@ -8201,6 +9235,7 @@
         </w:rPr>
         <w:t>opt</w:t>
       </w:r>
+      <w:proofErr w:type="spellEnd"/>
       <w:r>
         <w:rPr>
           <w:rFonts w:ascii="Times New Roman" w:hAnsi="Times New Roman" w:cs="Times New Roman"/>
@@ -8296,13 +9331,23 @@
           <w:szCs w:val="24"/>
         </w:rPr>
       </w:pPr>
-      <w:r>
-        <w:rPr>
-          <w:rFonts w:ascii="Times New Roman" w:hAnsi="Times New Roman" w:cs="Times New Roman"/>
-          <w:sz w:val="24"/>
-          <w:szCs w:val="24"/>
-        </w:rPr>
-        <w:t xml:space="preserve">Cutthroat trout monitored </w:t>
+      <w:proofErr w:type="gramStart"/>
+      <w:r>
+        <w:rPr>
+          <w:rFonts w:ascii="Times New Roman" w:hAnsi="Times New Roman" w:cs="Times New Roman"/>
+          <w:sz w:val="24"/>
+          <w:szCs w:val="24"/>
+        </w:rPr>
+        <w:t>Cutthroat</w:t>
+      </w:r>
+      <w:proofErr w:type="gramEnd"/>
+      <w:r>
+        <w:rPr>
+          <w:rFonts w:ascii="Times New Roman" w:hAnsi="Times New Roman" w:cs="Times New Roman"/>
+          <w:sz w:val="24"/>
+          <w:szCs w:val="24"/>
+        </w:rPr>
+        <w:t xml:space="preserve"> trout monitored </w:t>
       </w:r>
       <w:r>
         <w:rPr>
@@ -8504,7 +9549,25 @@
           <w:sz w:val="24"/>
           <w:szCs w:val="24"/>
         </w:rPr>
-        <w:t xml:space="preserve"> (~6:00), and held at depth until early evening (~18:00). </w:t>
+        <w:t xml:space="preserve"> (~6:00</w:t>
+      </w:r>
+      <w:proofErr w:type="gramStart"/>
+      <w:r>
+        <w:rPr>
+          <w:rFonts w:ascii="Times New Roman" w:hAnsi="Times New Roman" w:cs="Times New Roman"/>
+          <w:sz w:val="24"/>
+          <w:szCs w:val="24"/>
+        </w:rPr>
+        <w:t>), and</w:t>
+      </w:r>
+      <w:proofErr w:type="gramEnd"/>
+      <w:r>
+        <w:rPr>
+          <w:rFonts w:ascii="Times New Roman" w:hAnsi="Times New Roman" w:cs="Times New Roman"/>
+          <w:sz w:val="24"/>
+          <w:szCs w:val="24"/>
+        </w:rPr>
+        <w:t xml:space="preserve"> held at depth until early evening (~18:00). </w:t>
       </w:r>
       <w:r>
         <w:rPr>
@@ -8536,7 +9599,25 @@
           <w:sz w:val="24"/>
           <w:szCs w:val="24"/>
         </w:rPr>
-        <w:t>the entire water column, and were constrained roughly to the hypo- and metalimnion</w:t>
+        <w:t xml:space="preserve">the entire water </w:t>
+      </w:r>
+      <w:proofErr w:type="gramStart"/>
+      <w:r>
+        <w:rPr>
+          <w:rFonts w:ascii="Times New Roman" w:hAnsi="Times New Roman" w:cs="Times New Roman"/>
+          <w:sz w:val="24"/>
+          <w:szCs w:val="24"/>
+        </w:rPr>
+        <w:t>column, and</w:t>
+      </w:r>
+      <w:proofErr w:type="gramEnd"/>
+      <w:r>
+        <w:rPr>
+          <w:rFonts w:ascii="Times New Roman" w:hAnsi="Times New Roman" w:cs="Times New Roman"/>
+          <w:sz w:val="24"/>
+          <w:szCs w:val="24"/>
+        </w:rPr>
+        <w:t xml:space="preserve"> were constrained roughly to the hypo- and metalimnion</w:t>
       </w:r>
       <w:r>
         <w:rPr>
@@ -8592,7 +9673,17 @@
           <w:sz w:val="24"/>
           <w:szCs w:val="24"/>
         </w:rPr>
-        <w:t xml:space="preserve"> selected by TDO</w:t>
+        <w:t xml:space="preserve"> selected by </w:t>
+      </w:r>
+      <w:proofErr w:type="spellStart"/>
+      <w:proofErr w:type="gramStart"/>
+      <w:r>
+        <w:rPr>
+          <w:rFonts w:ascii="Times New Roman" w:hAnsi="Times New Roman" w:cs="Times New Roman"/>
+          <w:sz w:val="24"/>
+          <w:szCs w:val="24"/>
+        </w:rPr>
+        <w:t>TDO</w:t>
       </w:r>
       <w:r>
         <w:rPr>
@@ -8601,8 +9692,9 @@
           <w:szCs w:val="24"/>
           <w:vertAlign w:val="subscript"/>
         </w:rPr>
-        <w:t xml:space="preserve">opt </w:t>
-      </w:r>
+        <w:t>opt</w:t>
+      </w:r>
+      <w:proofErr w:type="spellEnd"/>
       <w:r>
         <w:rPr>
           <w:rFonts w:ascii="Times New Roman" w:hAnsi="Times New Roman" w:cs="Times New Roman"/>
@@ -8617,18 +9709,46 @@
           <w:rFonts w:ascii="Times New Roman" w:hAnsi="Times New Roman" w:cs="Times New Roman"/>
           <w:sz w:val="24"/>
           <w:szCs w:val="24"/>
-        </w:rPr>
-        <w:t>and T</w:t>
-      </w:r>
-      <w:r>
-        <w:rPr>
-          <w:rFonts w:ascii="Times New Roman" w:hAnsi="Times New Roman" w:cs="Times New Roman"/>
-          <w:sz w:val="24"/>
-          <w:szCs w:val="24"/>
           <w:vertAlign w:val="subscript"/>
         </w:rPr>
+        <w:t xml:space="preserve"> </w:t>
+      </w:r>
+      <w:r>
+        <w:rPr>
+          <w:rFonts w:ascii="Times New Roman" w:hAnsi="Times New Roman" w:cs="Times New Roman"/>
+          <w:sz w:val="24"/>
+          <w:szCs w:val="24"/>
+        </w:rPr>
+        <w:t>and</w:t>
+      </w:r>
+      <w:proofErr w:type="gramEnd"/>
+      <w:r>
+        <w:rPr>
+          <w:rFonts w:ascii="Times New Roman" w:hAnsi="Times New Roman" w:cs="Times New Roman"/>
+          <w:sz w:val="24"/>
+          <w:szCs w:val="24"/>
+        </w:rPr>
+        <w:t xml:space="preserve"> </w:t>
+      </w:r>
+      <w:proofErr w:type="spellStart"/>
+      <w:r>
+        <w:rPr>
+          <w:rFonts w:ascii="Times New Roman" w:hAnsi="Times New Roman" w:cs="Times New Roman"/>
+          <w:sz w:val="24"/>
+          <w:szCs w:val="24"/>
+        </w:rPr>
+        <w:t>T</w:t>
+      </w:r>
+      <w:r>
+        <w:rPr>
+          <w:rFonts w:ascii="Times New Roman" w:hAnsi="Times New Roman" w:cs="Times New Roman"/>
+          <w:sz w:val="24"/>
+          <w:szCs w:val="24"/>
+          <w:vertAlign w:val="subscript"/>
+        </w:rPr>
         <w:t>min</w:t>
       </w:r>
+      <w:proofErr w:type="spellEnd"/>
       <w:r>
         <w:rPr>
           <w:rFonts w:ascii="Times New Roman" w:hAnsi="Times New Roman" w:cs="Times New Roman"/>
@@ -8889,7 +10009,25 @@
           <w:sz w:val="24"/>
           <w:szCs w:val="24"/>
         </w:rPr>
-        <w:t>There was high correlation between the temperature and DO covariates (≥ 0.8), however this level of correlation was unavoidable as these two variables fluctuate in rough synchrony.</w:t>
+        <w:t xml:space="preserve">There was </w:t>
+      </w:r>
+      <w:proofErr w:type="gramStart"/>
+      <w:r>
+        <w:rPr>
+          <w:rFonts w:ascii="Times New Roman" w:hAnsi="Times New Roman" w:cs="Times New Roman"/>
+          <w:sz w:val="24"/>
+          <w:szCs w:val="24"/>
+        </w:rPr>
+        <w:t>high</w:t>
+      </w:r>
+      <w:proofErr w:type="gramEnd"/>
+      <w:r>
+        <w:rPr>
+          <w:rFonts w:ascii="Times New Roman" w:hAnsi="Times New Roman" w:cs="Times New Roman"/>
+          <w:sz w:val="24"/>
+          <w:szCs w:val="24"/>
+        </w:rPr>
+        <w:t xml:space="preserve"> correlation between the temperature and DO covariates (≥ 0.8), however this level of correlation was unavoidable as these two variables fluctuate in rough synchrony.</w:t>
       </w:r>
     </w:p>
     <w:p>
@@ -8927,7 +10065,6 @@
             <w:docPart w:val="DefaultPlaceholder_-1854013440"/>
           </w:placeholder>
         </w:sdtPr>
-        <w:sdtEndPr/>
         <w:sdtContent>
           <w:r>
             <w:rPr>
@@ -8986,13 +10123,26 @@
             <w:docPart w:val="DefaultPlaceholder_-1854013440"/>
           </w:placeholder>
         </w:sdtPr>
-        <w:sdtEndPr/>
         <w:sdtContent>
           <w:r>
             <w:rPr>
               <w:rFonts w:eastAsia="Times New Roman"/>
             </w:rPr>
-            <w:t>(Pörtner, 2001; Rajesh &amp; Rehana, 2022)</w:t>
+            <w:t>(</w:t>
+          </w:r>
+          <w:proofErr w:type="spellStart"/>
+          <w:r>
+            <w:rPr>
+              <w:rFonts w:eastAsia="Times New Roman"/>
+            </w:rPr>
+            <w:t>Pörtner</w:t>
+          </w:r>
+          <w:proofErr w:type="spellEnd"/>
+          <w:r>
+            <w:rPr>
+              <w:rFonts w:eastAsia="Times New Roman"/>
+            </w:rPr>
+            <w:t>, 2001; Rajesh &amp; Rehana, 2022)</w:t>
           </w:r>
         </w:sdtContent>
       </w:sdt>
@@ -9009,7 +10159,15 @@
         <w:t>increased DO concentrations</w:t>
       </w:r>
       <w:r>
-        <w:t xml:space="preserve">, the temperature-DO trade-off was flatter and there was more oxygen overall. During the night, temperatures were cooler but respiration continually decreased DO, generating a steeper </w:t>
+        <w:t xml:space="preserve">, the temperature-DO trade-off was flatter and there was more oxygen overall. During the night, temperatures were </w:t>
+      </w:r>
+      <w:proofErr w:type="gramStart"/>
+      <w:r>
+        <w:t>cooler</w:t>
+      </w:r>
+      <w:proofErr w:type="gramEnd"/>
+      <w:r>
+        <w:t xml:space="preserve"> but respiration continually decreased DO, generating a steeper </w:t>
       </w:r>
       <w:r>
         <w:t>temperature</w:t>
@@ -9054,15 +10212,7 @@
         <w:t xml:space="preserve">is an </w:t>
       </w:r>
       <w:r>
-        <w:t xml:space="preserve">emergent property for fish balancing dynamic trade-offs in which heat stress and hypoxia occur asynchronously. We empirically </w:t>
-      </w:r>
-      <w:bookmarkStart w:id="2" w:name="_GoBack"/>
-      <w:r>
-        <w:t>corrob</w:t>
-      </w:r>
-      <w:bookmarkEnd w:id="2"/>
-      <w:r>
-        <w:t xml:space="preserve">orated this hypothesis in wild cutthroat trout held </w:t>
+        <w:t xml:space="preserve">emergent property for fish balancing dynamic trade-offs in which heat stress and hypoxia occur asynchronously. We empirically corroborated this hypothesis in wild cutthroat trout held </w:t>
       </w:r>
       <w:r>
         <w:rPr>
@@ -9085,7 +10235,15 @@
         <w:t xml:space="preserve">thermal refuges were avoiding cooler temperatures at night, when hypoxia was most severe, </w:t>
       </w:r>
       <w:r>
-        <w:t xml:space="preserve">but were selecting cooler temperatures during the day, when DO was higher. Thus, diel variation, and adaptive fish behavior that exploits spatio-temporal heterogeneity, likely soften the constraints of </w:t>
+        <w:t xml:space="preserve">but were selecting cooler temperatures during the day, when DO was higher. Thus, diel variation, and adaptive fish behavior that exploits </w:t>
+      </w:r>
+      <w:proofErr w:type="spellStart"/>
+      <w:r>
+        <w:t>spatio</w:t>
+      </w:r>
+      <w:proofErr w:type="spellEnd"/>
+      <w:r>
+        <w:t xml:space="preserve">-temporal heterogeneity, likely soften the constraints of </w:t>
       </w:r>
       <w:r>
         <w:t xml:space="preserve">DO </w:t>
@@ -9139,7 +10297,23 @@
         <w:t>DO</w:t>
       </w:r>
       <w:r>
-        <w:t xml:space="preserve"> in isolation, but switched to diel vertical movement when considering temperature and DO together (</w:t>
+        <w:t xml:space="preserve"> in </w:t>
+      </w:r>
+      <w:proofErr w:type="gramStart"/>
+      <w:r>
+        <w:t>isolation, but</w:t>
+      </w:r>
+      <w:proofErr w:type="gramEnd"/>
+      <w:r>
+        <w:t xml:space="preserve"> switched to </w:t>
+      </w:r>
+      <w:proofErr w:type="gramStart"/>
+      <w:r>
+        <w:t>diel</w:t>
+      </w:r>
+      <w:proofErr w:type="gramEnd"/>
+      <w:r>
+        <w:t xml:space="preserve"> vertical movement when considering temperature and DO together (</w:t>
       </w:r>
       <w:r>
         <w:t>Figure 4a</w:t>
@@ -9234,7 +10408,6 @@
             <w:docPart w:val="DefaultPlaceholder_-1854013440"/>
           </w:placeholder>
         </w:sdtPr>
-        <w:sdtEndPr/>
         <w:sdtContent>
           <w:r>
             <w:rPr>
@@ -9291,7 +10464,6 @@
             <w:docPart w:val="AF080BE83284469F88ECCEBAFEF3D6B0"/>
           </w:placeholder>
         </w:sdtPr>
-        <w:sdtEndPr/>
         <w:sdtContent>
           <w:r>
             <w:t>(</w:t>
@@ -9352,7 +10524,6 @@
             <w:docPart w:val="DefaultPlaceholder_-1854013440"/>
           </w:placeholder>
         </w:sdtPr>
-        <w:sdtEndPr/>
         <w:sdtContent>
           <w:r>
             <w:t>(Anlauf-Dunn et al., 2022)</w:t>
@@ -9395,7 +10566,6 @@
             <w:docPart w:val="DefaultPlaceholder_-1854013440"/>
           </w:placeholder>
         </w:sdtPr>
-        <w:sdtEndPr/>
         <w:sdtContent>
           <w:r>
             <w:rPr>
@@ -9422,7 +10592,6 @@
             <w:docPart w:val="DefaultPlaceholder_-1854013440"/>
           </w:placeholder>
         </w:sdtPr>
-        <w:sdtEndPr/>
         <w:sdtContent>
           <w:r>
             <w:rPr>
@@ -9449,7 +10618,6 @@
             <w:docPart w:val="DefaultPlaceholder_-1854013440"/>
           </w:placeholder>
         </w:sdtPr>
-        <w:sdtEndPr/>
         <w:sdtContent>
           <w:r>
             <w:rPr>
@@ -9522,7 +10690,6 @@
             <w:docPart w:val="DefaultPlaceholder_-1854013440"/>
           </w:placeholder>
         </w:sdtPr>
-        <w:sdtEndPr/>
         <w:sdtContent>
           <w:r>
             <w:t>(Alonzo, 2015)</w:t>
@@ -9540,7 +10707,6 @@
             <w:docPart w:val="DefaultPlaceholder_-1854013440"/>
           </w:placeholder>
         </w:sdtPr>
-        <w:sdtEndPr/>
         <w:sdtContent>
           <w:r>
             <w:t>(Anlauf-Dunn et al., 2022)</w:t>
@@ -9558,7 +10724,6 @@
             <w:docPart w:val="DefaultPlaceholder_-1854013440"/>
           </w:placeholder>
         </w:sdtPr>
-        <w:sdtEndPr/>
         <w:sdtContent>
           <w:r>
             <w:t>(Moran et al., 2021)</w:t>
@@ -9576,7 +10741,6 @@
             <w:docPart w:val="DefaultPlaceholder_-1854013440"/>
           </w:placeholder>
         </w:sdtPr>
-        <w:sdtEndPr/>
         <w:sdtContent>
           <w:r>
             <w:rPr>
@@ -9623,7 +10787,6 @@
             <w:docPart w:val="DefaultPlaceholder_-1854013440"/>
           </w:placeholder>
         </w:sdtPr>
-        <w:sdtEndPr/>
         <w:sdtContent>
           <w:r>
             <w:rPr>
@@ -9644,7 +10807,6 @@
             <w:docPart w:val="DefaultPlaceholder_-1854013440"/>
           </w:placeholder>
         </w:sdtPr>
-        <w:sdtEndPr/>
         <w:sdtContent>
           <w:r>
             <w:rPr>
@@ -9665,7 +10827,6 @@
             <w:docPart w:val="DefaultPlaceholder_-1854013440"/>
           </w:placeholder>
         </w:sdtPr>
-        <w:sdtEndPr/>
         <w:sdtContent>
           <w:r>
             <w:t>(Caissie, 2006)</w:t>
@@ -9683,7 +10844,6 @@
             <w:docPart w:val="DefaultPlaceholder_-1854013440"/>
           </w:placeholder>
         </w:sdtPr>
-        <w:sdtEndPr/>
         <w:sdtContent>
           <w:r>
             <w:rPr>
@@ -9704,7 +10864,6 @@
             <w:docPart w:val="DefaultPlaceholder_-1854013440"/>
           </w:placeholder>
         </w:sdtPr>
-        <w:sdtEndPr/>
         <w:sdtContent>
           <w:r>
             <w:t>(Beschta, 1997)</w:t>
@@ -9720,8 +10879,13 @@
       <w:r>
         <w:t xml:space="preserve">. While </w:t>
       </w:r>
-      <w:r>
-        <w:t xml:space="preserve">diel </w:t>
+      <w:proofErr w:type="gramStart"/>
+      <w:r>
+        <w:t>diel</w:t>
+      </w:r>
+      <w:proofErr w:type="gramEnd"/>
+      <w:r>
+        <w:t xml:space="preserve"> </w:t>
       </w:r>
       <w:r>
         <w:t xml:space="preserve">variation and vertical stratification </w:t>
@@ -9980,7 +11144,15 @@
         <w:t>Norwood</w:t>
       </w:r>
       <w:r>
-        <w:t xml:space="preserve"> alcove, while epilimnetic DO stayed relatively high across that timeframe (</w:t>
+        <w:t xml:space="preserve"> alcove, while </w:t>
+      </w:r>
+      <w:proofErr w:type="spellStart"/>
+      <w:r>
+        <w:t>epilimnetic</w:t>
+      </w:r>
+      <w:proofErr w:type="spellEnd"/>
+      <w:r>
+        <w:t xml:space="preserve"> DO stayed relatively high across that timeframe (</w:t>
       </w:r>
       <w:r>
         <w:t xml:space="preserve">Supplemental </w:t>
@@ -10020,7 +11192,15 @@
         <w:t xml:space="preserve"> </w:t>
       </w:r>
       <w:r>
-        <w:t xml:space="preserve">temperatures in the epilimnion were much lower at night (and DO remained adequate; </w:t>
+        <w:t xml:space="preserve">temperatures in the epilimnion were much lower at night (and DO </w:t>
+      </w:r>
+      <w:proofErr w:type="gramStart"/>
+      <w:r>
+        <w:t>remained</w:t>
+      </w:r>
+      <w:proofErr w:type="gramEnd"/>
+      <w:r>
+        <w:t xml:space="preserve"> adequate; </w:t>
       </w:r>
       <w:r>
         <w:t xml:space="preserve">Supplemental </w:t>
@@ -10115,7 +11295,6 @@
             <w:docPart w:val="DefaultPlaceholder_-1854013440"/>
           </w:placeholder>
         </w:sdtPr>
-        <w:sdtEndPr/>
         <w:sdtContent>
           <w:r>
             <w:rPr>
@@ -10154,7 +11333,6 @@
             <w:docPart w:val="DefaultPlaceholder_-1854013440"/>
           </w:placeholder>
         </w:sdtPr>
-        <w:sdtEndPr/>
         <w:sdtContent>
           <w:r>
             <w:rPr>
@@ -10240,11 +11418,24 @@
         <w:t xml:space="preserve">, and in fish behavior, could potentially mitigate these synergistic constraints. </w:t>
       </w:r>
       <w:r>
-        <w:t>Here, we used a novel continuous monitoring approach to determine how diel variability in habitat conditions can cause trade-offs that drive cyclical habitat use in a floodplain thermal refuge habitat</w:t>
+        <w:t xml:space="preserve">Here, we used a novel continuous monitoring approach to determine how diel variability in habitat conditions can cause trade-offs that drive cyclical habitat use in </w:t>
+      </w:r>
+      <w:proofErr w:type="gramStart"/>
+      <w:r>
+        <w:t>a floodplain</w:t>
+      </w:r>
+      <w:proofErr w:type="gramEnd"/>
+      <w:r>
+        <w:t xml:space="preserve"> thermal refuge </w:t>
+      </w:r>
+      <w:proofErr w:type="gramStart"/>
+      <w:r>
+        <w:t>habitat</w:t>
       </w:r>
       <w:r>
         <w:t>s</w:t>
       </w:r>
+      <w:proofErr w:type="gramEnd"/>
       <w:r>
         <w:t xml:space="preserve">. </w:t>
       </w:r>
@@ -10391,7 +11582,6 @@
           <w:docPart w:val="DefaultPlaceholder_-1854013440"/>
         </w:placeholder>
       </w:sdtPr>
-      <w:sdtEndPr/>
       <w:sdtContent>
         <w:p>
           <w:pPr>
@@ -10468,7 +11658,25 @@
               <w:sz w:val="24"/>
               <w:szCs w:val="24"/>
             </w:rPr>
-            <w:t xml:space="preserve">Andersen, M. R., Kragh, T., &amp; Sand-Jensen, K. (2017). Extreme diel dissolved oxygen and carbon cycles in shallow vegetated lakes. </w:t>
+            <w:t xml:space="preserve">Andersen, M. R., Kragh, T., &amp; Sand-Jensen, K. (2017). Extreme </w:t>
+          </w:r>
+          <w:proofErr w:type="gramStart"/>
+          <w:r>
+            <w:rPr>
+              <w:rFonts w:ascii="Times New Roman" w:eastAsia="Times New Roman" w:hAnsi="Times New Roman" w:cs="Times New Roman"/>
+              <w:sz w:val="24"/>
+              <w:szCs w:val="24"/>
+            </w:rPr>
+            <w:t>diel</w:t>
+          </w:r>
+          <w:proofErr w:type="gramEnd"/>
+          <w:r>
+            <w:rPr>
+              <w:rFonts w:ascii="Times New Roman" w:eastAsia="Times New Roman" w:hAnsi="Times New Roman" w:cs="Times New Roman"/>
+              <w:sz w:val="24"/>
+              <w:szCs w:val="24"/>
+            </w:rPr>
+            <w:t xml:space="preserve"> dissolved oxygen and carbon cycles in shallow vegetated lakes. </w:t>
           </w:r>
           <w:r>
             <w:rPr>
@@ -10525,7 +11733,25 @@
               <w:sz w:val="24"/>
               <w:szCs w:val="24"/>
             </w:rPr>
-            <w:t xml:space="preserve">Anlauf-Dunn, K., Kraskura, K., &amp; Eliason, E. J. (2022). Intraspecific variability in thermal tolerance: a case study with coastal cutthroat trout. </w:t>
+            <w:t xml:space="preserve">Anlauf-Dunn, K., </w:t>
+          </w:r>
+          <w:proofErr w:type="spellStart"/>
+          <w:r>
+            <w:rPr>
+              <w:rFonts w:ascii="Times New Roman" w:eastAsia="Times New Roman" w:hAnsi="Times New Roman" w:cs="Times New Roman"/>
+              <w:sz w:val="24"/>
+              <w:szCs w:val="24"/>
+            </w:rPr>
+            <w:t>Kraskura</w:t>
+          </w:r>
+          <w:proofErr w:type="spellEnd"/>
+          <w:r>
+            <w:rPr>
+              <w:rFonts w:ascii="Times New Roman" w:eastAsia="Times New Roman" w:hAnsi="Times New Roman" w:cs="Times New Roman"/>
+              <w:sz w:val="24"/>
+              <w:szCs w:val="24"/>
+            </w:rPr>
+            <w:t xml:space="preserve">, K., &amp; Eliason, E. J. (2022). Intraspecific variability in thermal tolerance: a case study with coastal cutthroat trout. </w:t>
           </w:r>
           <w:r>
             <w:rPr>
@@ -10696,7 +11922,43 @@
               <w:sz w:val="24"/>
               <w:szCs w:val="24"/>
             </w:rPr>
-            <w:t xml:space="preserve">Beechie, T., Imaki, H., Greene, J., Wade, A., Wu, H., Pess, G., Roni, P., Kimball, J., Stanford, J., Kiffney, P., &amp; Mantua, N. (2013). Restoring salmon habitat for a changing climate. </w:t>
+            <w:t xml:space="preserve">Beechie, T., </w:t>
+          </w:r>
+          <w:proofErr w:type="spellStart"/>
+          <w:r>
+            <w:rPr>
+              <w:rFonts w:ascii="Times New Roman" w:eastAsia="Times New Roman" w:hAnsi="Times New Roman" w:cs="Times New Roman"/>
+              <w:sz w:val="24"/>
+              <w:szCs w:val="24"/>
+            </w:rPr>
+            <w:t>Imaki</w:t>
+          </w:r>
+          <w:proofErr w:type="spellEnd"/>
+          <w:r>
+            <w:rPr>
+              <w:rFonts w:ascii="Times New Roman" w:eastAsia="Times New Roman" w:hAnsi="Times New Roman" w:cs="Times New Roman"/>
+              <w:sz w:val="24"/>
+              <w:szCs w:val="24"/>
+            </w:rPr>
+            <w:t xml:space="preserve">, H., Greene, J., Wade, A., Wu, H., Pess, G., Roni, P., Kimball, J., Stanford, J., </w:t>
+          </w:r>
+          <w:proofErr w:type="spellStart"/>
+          <w:r>
+            <w:rPr>
+              <w:rFonts w:ascii="Times New Roman" w:eastAsia="Times New Roman" w:hAnsi="Times New Roman" w:cs="Times New Roman"/>
+              <w:sz w:val="24"/>
+              <w:szCs w:val="24"/>
+            </w:rPr>
+            <w:t>Kiffney</w:t>
+          </w:r>
+          <w:proofErr w:type="spellEnd"/>
+          <w:r>
+            <w:rPr>
+              <w:rFonts w:ascii="Times New Roman" w:eastAsia="Times New Roman" w:hAnsi="Times New Roman" w:cs="Times New Roman"/>
+              <w:sz w:val="24"/>
+              <w:szCs w:val="24"/>
+            </w:rPr>
+            <w:t xml:space="preserve">, P., &amp; Mantua, N. (2013). Restoring salmon habitat for a changing climate. </w:t>
           </w:r>
           <w:r>
             <w:rPr>
@@ -10924,7 +12186,25 @@
               <w:sz w:val="24"/>
               <w:szCs w:val="24"/>
             </w:rPr>
-            <w:t xml:space="preserve">Brill, R. W., Block, B. A., Boggs, C. H., Bigelow, K. A., Freund, E. V., &amp; Marcinek, D. J. (1999). Horizontal movements and depth distribution of large adult yellowfin tuna (Thunnus albacares) near the Hawaiian Islands, recorded using ultrasonic telemetry: Implications for the physiological ecology of pelagic fishes. </w:t>
+            <w:t xml:space="preserve">Brill, R. W., Block, B. A., Boggs, C. H., Bigelow, K. A., Freund, E. V., &amp; Marcinek, D. J. (1999). Horizontal movements and depth distribution of large adult yellowfin tuna (Thunnus </w:t>
+          </w:r>
+          <w:proofErr w:type="spellStart"/>
+          <w:r>
+            <w:rPr>
+              <w:rFonts w:ascii="Times New Roman" w:eastAsia="Times New Roman" w:hAnsi="Times New Roman" w:cs="Times New Roman"/>
+              <w:sz w:val="24"/>
+              <w:szCs w:val="24"/>
+            </w:rPr>
+            <w:t>albacares</w:t>
+          </w:r>
+          <w:proofErr w:type="spellEnd"/>
+          <w:r>
+            <w:rPr>
+              <w:rFonts w:ascii="Times New Roman" w:eastAsia="Times New Roman" w:hAnsi="Times New Roman" w:cs="Times New Roman"/>
+              <w:sz w:val="24"/>
+              <w:szCs w:val="24"/>
+            </w:rPr>
+            <w:t xml:space="preserve">) near the Hawaiian Islands, recorded using ultrasonic telemetry: Implications for the physiological ecology of pelagic fishes. </w:t>
           </w:r>
           <w:r>
             <w:rPr>
@@ -10975,13 +12255,77 @@
               <w:szCs w:val="24"/>
             </w:rPr>
           </w:pPr>
-          <w:r>
-            <w:rPr>
-              <w:rFonts w:ascii="Times New Roman" w:eastAsia="Times New Roman" w:hAnsi="Times New Roman" w:cs="Times New Roman"/>
-              <w:sz w:val="24"/>
-              <w:szCs w:val="24"/>
-            </w:rPr>
-            <w:t xml:space="preserve">Brownscombe, J. W., Lédée, E. J. I., Raby, G. D., Struthers, D. P., Gutowsky, L. F. G., Nguyen, V. M., Young, N., Stokesbury, M. J. W., Holbrook, C. M., Brenden, T. O., Vandergoot, C. S., Murchie, K. J., Whoriskey, K., Mills Flemming, J., Kessel, S. T., Krueger, C. C., &amp; Cooke, S. J. (2019). Conducting and interpreting fish telemetry studies: considerations for </w:t>
+          <w:proofErr w:type="spellStart"/>
+          <w:r>
+            <w:rPr>
+              <w:rFonts w:ascii="Times New Roman" w:eastAsia="Times New Roman" w:hAnsi="Times New Roman" w:cs="Times New Roman"/>
+              <w:sz w:val="24"/>
+              <w:szCs w:val="24"/>
+            </w:rPr>
+            <w:t>Brownscombe</w:t>
+          </w:r>
+          <w:proofErr w:type="spellEnd"/>
+          <w:r>
+            <w:rPr>
+              <w:rFonts w:ascii="Times New Roman" w:eastAsia="Times New Roman" w:hAnsi="Times New Roman" w:cs="Times New Roman"/>
+              <w:sz w:val="24"/>
+              <w:szCs w:val="24"/>
+            </w:rPr>
+            <w:t xml:space="preserve">, J. W., </w:t>
+          </w:r>
+          <w:proofErr w:type="spellStart"/>
+          <w:r>
+            <w:rPr>
+              <w:rFonts w:ascii="Times New Roman" w:eastAsia="Times New Roman" w:hAnsi="Times New Roman" w:cs="Times New Roman"/>
+              <w:sz w:val="24"/>
+              <w:szCs w:val="24"/>
+            </w:rPr>
+            <w:t>Lédée</w:t>
+          </w:r>
+          <w:proofErr w:type="spellEnd"/>
+          <w:r>
+            <w:rPr>
+              <w:rFonts w:ascii="Times New Roman" w:eastAsia="Times New Roman" w:hAnsi="Times New Roman" w:cs="Times New Roman"/>
+              <w:sz w:val="24"/>
+              <w:szCs w:val="24"/>
+            </w:rPr>
+            <w:t xml:space="preserve">, E. J. I., Raby, G. D., Struthers, D. P., Gutowsky, L. F. G., Nguyen, V. M., Young, N., </w:t>
+          </w:r>
+          <w:proofErr w:type="spellStart"/>
+          <w:r>
+            <w:rPr>
+              <w:rFonts w:ascii="Times New Roman" w:eastAsia="Times New Roman" w:hAnsi="Times New Roman" w:cs="Times New Roman"/>
+              <w:sz w:val="24"/>
+              <w:szCs w:val="24"/>
+            </w:rPr>
+            <w:t>Stokesbury</w:t>
+          </w:r>
+          <w:proofErr w:type="spellEnd"/>
+          <w:r>
+            <w:rPr>
+              <w:rFonts w:ascii="Times New Roman" w:eastAsia="Times New Roman" w:hAnsi="Times New Roman" w:cs="Times New Roman"/>
+              <w:sz w:val="24"/>
+              <w:szCs w:val="24"/>
+            </w:rPr>
+            <w:t xml:space="preserve">, M. J. W., Holbrook, C. M., Brenden, T. O., </w:t>
+          </w:r>
+          <w:proofErr w:type="spellStart"/>
+          <w:r>
+            <w:rPr>
+              <w:rFonts w:ascii="Times New Roman" w:eastAsia="Times New Roman" w:hAnsi="Times New Roman" w:cs="Times New Roman"/>
+              <w:sz w:val="24"/>
+              <w:szCs w:val="24"/>
+            </w:rPr>
+            <w:t>Vandergoot</w:t>
+          </w:r>
+          <w:proofErr w:type="spellEnd"/>
+          <w:r>
+            <w:rPr>
+              <w:rFonts w:ascii="Times New Roman" w:eastAsia="Times New Roman" w:hAnsi="Times New Roman" w:cs="Times New Roman"/>
+              <w:sz w:val="24"/>
+              <w:szCs w:val="24"/>
+            </w:rPr>
+            <w:t xml:space="preserve">, C. S., Murchie, K. J., Whoriskey, K., Mills Flemming, J., Kessel, S. T., Krueger, C. C., &amp; Cooke, S. J. (2019). Conducting and interpreting fish telemetry studies: considerations for </w:t>
           </w:r>
           <w:r>
             <w:rPr>
@@ -11236,7 +12580,25 @@
               <w:sz w:val="24"/>
               <w:szCs w:val="24"/>
             </w:rPr>
-            <w:t>(1), 31–61. https://doi.org/10.1577/1548-8659(1985)114&lt;31:SBTADO&gt;2.0.CO;2</w:t>
+            <w:t>(1), 31–61. https://doi.org/10.1577/1548-8659(1985)114&lt;</w:t>
+          </w:r>
+          <w:proofErr w:type="gramStart"/>
+          <w:r>
+            <w:rPr>
+              <w:rFonts w:ascii="Times New Roman" w:eastAsia="Times New Roman" w:hAnsi="Times New Roman" w:cs="Times New Roman"/>
+              <w:sz w:val="24"/>
+              <w:szCs w:val="24"/>
+            </w:rPr>
+            <w:t>31:SBTADO</w:t>
+          </w:r>
+          <w:proofErr w:type="gramEnd"/>
+          <w:r>
+            <w:rPr>
+              <w:rFonts w:ascii="Times New Roman" w:eastAsia="Times New Roman" w:hAnsi="Times New Roman" w:cs="Times New Roman"/>
+              <w:sz w:val="24"/>
+              <w:szCs w:val="24"/>
+            </w:rPr>
+            <w:t>&gt;2.0.CO;2</w:t>
           </w:r>
         </w:p>
         <w:p>
@@ -11314,7 +12676,25 @@
               <w:sz w:val="24"/>
               <w:szCs w:val="24"/>
             </w:rPr>
-            <w:t xml:space="preserve">Eckmann, M., Dunham, J., Connor, E. J., &amp; Welch, C. A. (2016). Bioenergetic evaluation of diel vertical migration by bull trout (Salvelinus confluentus) in a thermally stratified reservoir. </w:t>
+            <w:t xml:space="preserve">Eckmann, M., Dunham, J., Connor, E. J., &amp; Welch, C. A. (2016). Bioenergetic evaluation of diel vertical migration by bull trout (Salvelinus </w:t>
+          </w:r>
+          <w:proofErr w:type="spellStart"/>
+          <w:r>
+            <w:rPr>
+              <w:rFonts w:ascii="Times New Roman" w:eastAsia="Times New Roman" w:hAnsi="Times New Roman" w:cs="Times New Roman"/>
+              <w:sz w:val="24"/>
+              <w:szCs w:val="24"/>
+            </w:rPr>
+            <w:t>confluentus</w:t>
+          </w:r>
+          <w:proofErr w:type="spellEnd"/>
+          <w:r>
+            <w:rPr>
+              <w:rFonts w:ascii="Times New Roman" w:eastAsia="Times New Roman" w:hAnsi="Times New Roman" w:cs="Times New Roman"/>
+              <w:sz w:val="24"/>
+              <w:szCs w:val="24"/>
+            </w:rPr>
+            <w:t xml:space="preserve">) in a thermally stratified reservoir. </w:t>
           </w:r>
           <w:r>
             <w:rPr>
@@ -11371,7 +12751,53 @@
               <w:sz w:val="24"/>
               <w:szCs w:val="24"/>
             </w:rPr>
-            <w:t xml:space="preserve">Faust, H. A., Kurt Gamperl, A., &amp; Rodnick, K. J. (2004). All rainbow trout (Oncorhynchus mykiss) are not created equal:intra-specific variation in cardiac hypoxia tolerance. </w:t>
+            <w:t xml:space="preserve">Faust, H. A., Kurt Gamperl, A., &amp; </w:t>
+          </w:r>
+          <w:proofErr w:type="spellStart"/>
+          <w:r>
+            <w:rPr>
+              <w:rFonts w:ascii="Times New Roman" w:eastAsia="Times New Roman" w:hAnsi="Times New Roman" w:cs="Times New Roman"/>
+              <w:sz w:val="24"/>
+              <w:szCs w:val="24"/>
+            </w:rPr>
+            <w:t>Rodnick</w:t>
+          </w:r>
+          <w:proofErr w:type="spellEnd"/>
+          <w:r>
+            <w:rPr>
+              <w:rFonts w:ascii="Times New Roman" w:eastAsia="Times New Roman" w:hAnsi="Times New Roman" w:cs="Times New Roman"/>
+              <w:sz w:val="24"/>
+              <w:szCs w:val="24"/>
+            </w:rPr>
+            <w:t xml:space="preserve">, K. J. (2004). All rainbow trout (Oncorhynchus mykiss) are not created </w:t>
+          </w:r>
+          <w:proofErr w:type="spellStart"/>
+          <w:proofErr w:type="gramStart"/>
+          <w:r>
+            <w:rPr>
+              <w:rFonts w:ascii="Times New Roman" w:eastAsia="Times New Roman" w:hAnsi="Times New Roman" w:cs="Times New Roman"/>
+              <w:sz w:val="24"/>
+              <w:szCs w:val="24"/>
+            </w:rPr>
+            <w:t>equal:intra</w:t>
+          </w:r>
+          <w:proofErr w:type="gramEnd"/>
+          <w:r>
+            <w:rPr>
+              <w:rFonts w:ascii="Times New Roman" w:eastAsia="Times New Roman" w:hAnsi="Times New Roman" w:cs="Times New Roman"/>
+              <w:sz w:val="24"/>
+              <w:szCs w:val="24"/>
+            </w:rPr>
+            <w:t>-specific</w:t>
+          </w:r>
+          <w:proofErr w:type="spellEnd"/>
+          <w:r>
+            <w:rPr>
+              <w:rFonts w:ascii="Times New Roman" w:eastAsia="Times New Roman" w:hAnsi="Times New Roman" w:cs="Times New Roman"/>
+              <w:sz w:val="24"/>
+              <w:szCs w:val="24"/>
+            </w:rPr>
+            <w:t xml:space="preserve"> variation in cardiac hypoxia tolerance. </w:t>
           </w:r>
           <w:r>
             <w:rPr>
@@ -11428,7 +12854,43 @@
               <w:sz w:val="24"/>
               <w:szCs w:val="24"/>
             </w:rPr>
-            <w:t xml:space="preserve">Flitcroft, R., Whitman, L., White, J., Wallick, R., Stratton Garvin, L., Smith, C., Plotnikoff, R., Mulvey, M., Kock, T., Jones, K., Gruendike, P., Gombert, C., Giannico, G., Dutterer, A., Brown, D., Barrett, H., Bangs, B., &amp; Hughes, R. M. (2023). Science to support conservation action in a large river system: The Willamette River, Oregon, USA. </w:t>
+            <w:t xml:space="preserve">Flitcroft, R., Whitman, L., White, J., Wallick, R., Stratton Garvin, L., Smith, C., </w:t>
+          </w:r>
+          <w:proofErr w:type="spellStart"/>
+          <w:r>
+            <w:rPr>
+              <w:rFonts w:ascii="Times New Roman" w:eastAsia="Times New Roman" w:hAnsi="Times New Roman" w:cs="Times New Roman"/>
+              <w:sz w:val="24"/>
+              <w:szCs w:val="24"/>
+            </w:rPr>
+            <w:t>Plotnikoff</w:t>
+          </w:r>
+          <w:proofErr w:type="spellEnd"/>
+          <w:r>
+            <w:rPr>
+              <w:rFonts w:ascii="Times New Roman" w:eastAsia="Times New Roman" w:hAnsi="Times New Roman" w:cs="Times New Roman"/>
+              <w:sz w:val="24"/>
+              <w:szCs w:val="24"/>
+            </w:rPr>
+            <w:t xml:space="preserve">, R., Mulvey, M., Kock, T., Jones, K., </w:t>
+          </w:r>
+          <w:proofErr w:type="spellStart"/>
+          <w:r>
+            <w:rPr>
+              <w:rFonts w:ascii="Times New Roman" w:eastAsia="Times New Roman" w:hAnsi="Times New Roman" w:cs="Times New Roman"/>
+              <w:sz w:val="24"/>
+              <w:szCs w:val="24"/>
+            </w:rPr>
+            <w:t>Gruendike</w:t>
+          </w:r>
+          <w:proofErr w:type="spellEnd"/>
+          <w:r>
+            <w:rPr>
+              <w:rFonts w:ascii="Times New Roman" w:eastAsia="Times New Roman" w:hAnsi="Times New Roman" w:cs="Times New Roman"/>
+              <w:sz w:val="24"/>
+              <w:szCs w:val="24"/>
+            </w:rPr>
+            <w:t xml:space="preserve">, P., Gombert, C., Giannico, G., Dutterer, A., Brown, D., Barrett, H., Bangs, B., &amp; Hughes, R. M. (2023). Science to support conservation action in a large river system: The Willamette River, Oregon, USA. </w:t>
           </w:r>
           <w:r>
             <w:rPr>
@@ -11581,7 +13043,25 @@
               <w:sz w:val="24"/>
               <w:szCs w:val="24"/>
             </w:rPr>
-            <w:t xml:space="preserve">Gregory, S., Wildman, R., Hulse, D., Ashkenas, L., &amp; Boyer, K. (2019). Historical changes in hydrology, geomorphology, and floodplain vegetation of the Willamette River, Oregon. </w:t>
+            <w:t xml:space="preserve">Gregory, S., Wildman, R., Hulse, D., </w:t>
+          </w:r>
+          <w:proofErr w:type="spellStart"/>
+          <w:r>
+            <w:rPr>
+              <w:rFonts w:ascii="Times New Roman" w:eastAsia="Times New Roman" w:hAnsi="Times New Roman" w:cs="Times New Roman"/>
+              <w:sz w:val="24"/>
+              <w:szCs w:val="24"/>
+            </w:rPr>
+            <w:t>Ashkenas</w:t>
+          </w:r>
+          <w:proofErr w:type="spellEnd"/>
+          <w:r>
+            <w:rPr>
+              <w:rFonts w:ascii="Times New Roman" w:eastAsia="Times New Roman" w:hAnsi="Times New Roman" w:cs="Times New Roman"/>
+              <w:sz w:val="24"/>
+              <w:szCs w:val="24"/>
+            </w:rPr>
+            <w:t xml:space="preserve">, L., &amp; Boyer, K. (2019). Historical changes in hydrology, geomorphology, and floodplain vegetation of the Willamette River, Oregon. </w:t>
           </w:r>
           <w:r>
             <w:rPr>
@@ -11696,7 +13176,25 @@
               <w:sz w:val="24"/>
               <w:szCs w:val="24"/>
             </w:rPr>
-            <w:t xml:space="preserve">Houston, A. I., Mcnamara, J. M., &amp; Hutchinson, J. M. C. (1993). General results concerning the trade-off between gaining energy and avoiding predation. </w:t>
+            <w:t xml:space="preserve">Houston, A. I., </w:t>
+          </w:r>
+          <w:proofErr w:type="spellStart"/>
+          <w:r>
+            <w:rPr>
+              <w:rFonts w:ascii="Times New Roman" w:eastAsia="Times New Roman" w:hAnsi="Times New Roman" w:cs="Times New Roman"/>
+              <w:sz w:val="24"/>
+              <w:szCs w:val="24"/>
+            </w:rPr>
+            <w:t>Mcnamara</w:t>
+          </w:r>
+          <w:proofErr w:type="spellEnd"/>
+          <w:r>
+            <w:rPr>
+              <w:rFonts w:ascii="Times New Roman" w:eastAsia="Times New Roman" w:hAnsi="Times New Roman" w:cs="Times New Roman"/>
+              <w:sz w:val="24"/>
+              <w:szCs w:val="24"/>
+            </w:rPr>
+            <w:t xml:space="preserve">, J. M., &amp; Hutchinson, J. M. C. (1993). General results concerning the trade-off between gaining energy and avoiding predation. </w:t>
           </w:r>
           <w:r>
             <w:rPr>
@@ -11810,7 +13308,61 @@
               <w:sz w:val="24"/>
               <w:szCs w:val="24"/>
             </w:rPr>
-            <w:t xml:space="preserve">Ivanova, Y. M., Pallubinsky, H., Kramer, R., &amp; van Marken Lichtenbelt, W. (2021). The influence of a moderate temperature drift on thermal physiology and perception. </w:t>
+            <w:t xml:space="preserve">Ivanova, Y. M., </w:t>
+          </w:r>
+          <w:proofErr w:type="spellStart"/>
+          <w:r>
+            <w:rPr>
+              <w:rFonts w:ascii="Times New Roman" w:eastAsia="Times New Roman" w:hAnsi="Times New Roman" w:cs="Times New Roman"/>
+              <w:sz w:val="24"/>
+              <w:szCs w:val="24"/>
+            </w:rPr>
+            <w:t>Pallubinsky</w:t>
+          </w:r>
+          <w:proofErr w:type="spellEnd"/>
+          <w:r>
+            <w:rPr>
+              <w:rFonts w:ascii="Times New Roman" w:eastAsia="Times New Roman" w:hAnsi="Times New Roman" w:cs="Times New Roman"/>
+              <w:sz w:val="24"/>
+              <w:szCs w:val="24"/>
+            </w:rPr>
+            <w:t xml:space="preserve">, H., Kramer, R., &amp; van Marken </w:t>
+          </w:r>
+          <w:proofErr w:type="spellStart"/>
+          <w:r>
+            <w:rPr>
+              <w:rFonts w:ascii="Times New Roman" w:eastAsia="Times New Roman" w:hAnsi="Times New Roman" w:cs="Times New Roman"/>
+              <w:sz w:val="24"/>
+              <w:szCs w:val="24"/>
+            </w:rPr>
+            <w:t>Lichtenbelt</w:t>
+          </w:r>
+          <w:proofErr w:type="spellEnd"/>
+          <w:r>
+            <w:rPr>
+              <w:rFonts w:ascii="Times New Roman" w:eastAsia="Times New Roman" w:hAnsi="Times New Roman" w:cs="Times New Roman"/>
+              <w:sz w:val="24"/>
+              <w:szCs w:val="24"/>
+            </w:rPr>
+            <w:t xml:space="preserve">, W. (2021). The influence of a moderate temperature </w:t>
+          </w:r>
+          <w:proofErr w:type="gramStart"/>
+          <w:r>
+            <w:rPr>
+              <w:rFonts w:ascii="Times New Roman" w:eastAsia="Times New Roman" w:hAnsi="Times New Roman" w:cs="Times New Roman"/>
+              <w:sz w:val="24"/>
+              <w:szCs w:val="24"/>
+            </w:rPr>
+            <w:t>drift</w:t>
+          </w:r>
+          <w:proofErr w:type="gramEnd"/>
+          <w:r>
+            <w:rPr>
+              <w:rFonts w:ascii="Times New Roman" w:eastAsia="Times New Roman" w:hAnsi="Times New Roman" w:cs="Times New Roman"/>
+              <w:sz w:val="24"/>
+              <w:szCs w:val="24"/>
+            </w:rPr>
+            <w:t xml:space="preserve"> on thermal physiology and perception. </w:t>
           </w:r>
           <w:r>
             <w:rPr>
@@ -11867,7 +13419,25 @@
               <w:sz w:val="24"/>
               <w:szCs w:val="24"/>
             </w:rPr>
-            <w:t xml:space="preserve">Jepsen, N., Schreck, C., Clements S., &amp; Thorstad, E. B. (2005). A brief discussion of the 2% tag/bodymass rule of thumb. </w:t>
+            <w:t>Jepsen, N., Schreck, C., Clements S., &amp; Thorstad, E. B. (2005). A brief discussion of the 2% tag/</w:t>
+          </w:r>
+          <w:proofErr w:type="spellStart"/>
+          <w:r>
+            <w:rPr>
+              <w:rFonts w:ascii="Times New Roman" w:eastAsia="Times New Roman" w:hAnsi="Times New Roman" w:cs="Times New Roman"/>
+              <w:sz w:val="24"/>
+              <w:szCs w:val="24"/>
+            </w:rPr>
+            <w:t>bodymass</w:t>
+          </w:r>
+          <w:proofErr w:type="spellEnd"/>
+          <w:r>
+            <w:rPr>
+              <w:rFonts w:ascii="Times New Roman" w:eastAsia="Times New Roman" w:hAnsi="Times New Roman" w:cs="Times New Roman"/>
+              <w:sz w:val="24"/>
+              <w:szCs w:val="24"/>
+            </w:rPr>
+            <w:t xml:space="preserve"> rule of thumb. </w:t>
           </w:r>
           <w:r>
             <w:rPr>
@@ -11963,7 +13533,25 @@
               <w:sz w:val="24"/>
               <w:szCs w:val="24"/>
             </w:rPr>
-            <w:t xml:space="preserve">Krause, J., Loader, S. P., Mcdermott, J., &amp; Ruxton, G. D. (1998). Refuge use by fish as a function of body length-related metabolic expenditure and predation risks. </w:t>
+            <w:t xml:space="preserve">Krause, J., Loader, S. P., </w:t>
+          </w:r>
+          <w:proofErr w:type="spellStart"/>
+          <w:r>
+            <w:rPr>
+              <w:rFonts w:ascii="Times New Roman" w:eastAsia="Times New Roman" w:hAnsi="Times New Roman" w:cs="Times New Roman"/>
+              <w:sz w:val="24"/>
+              <w:szCs w:val="24"/>
+            </w:rPr>
+            <w:t>Mcdermott</w:t>
+          </w:r>
+          <w:proofErr w:type="spellEnd"/>
+          <w:r>
+            <w:rPr>
+              <w:rFonts w:ascii="Times New Roman" w:eastAsia="Times New Roman" w:hAnsi="Times New Roman" w:cs="Times New Roman"/>
+              <w:sz w:val="24"/>
+              <w:szCs w:val="24"/>
+            </w:rPr>
+            <w:t xml:space="preserve">, J., &amp; Ruxton, G. D. (1998). Refuge use by fish as a function of body length-related metabolic expenditure and predation risks. </w:t>
           </w:r>
           <w:r>
             <w:rPr>
@@ -12014,13 +13602,95 @@
               <w:szCs w:val="24"/>
             </w:rPr>
           </w:pPr>
-          <w:r>
-            <w:rPr>
-              <w:rFonts w:ascii="Times New Roman" w:eastAsia="Times New Roman" w:hAnsi="Times New Roman" w:cs="Times New Roman"/>
-              <w:sz w:val="24"/>
-              <w:szCs w:val="24"/>
-            </w:rPr>
-            <w:t xml:space="preserve">Kurylyk, B. L., Macquarrie, K. T. B., Linnansaari, T., Cunjak, R. A., &amp; Curry, R. A. (2015). Preserving, augmenting, and creating cold-water thermal refugia in rivers: concepts derived from research on the Miramichi River, New Brunswick (Canada). </w:t>
+          <w:proofErr w:type="spellStart"/>
+          <w:r>
+            <w:rPr>
+              <w:rFonts w:ascii="Times New Roman" w:eastAsia="Times New Roman" w:hAnsi="Times New Roman" w:cs="Times New Roman"/>
+              <w:sz w:val="24"/>
+              <w:szCs w:val="24"/>
+            </w:rPr>
+            <w:t>Kurylyk</w:t>
+          </w:r>
+          <w:proofErr w:type="spellEnd"/>
+          <w:r>
+            <w:rPr>
+              <w:rFonts w:ascii="Times New Roman" w:eastAsia="Times New Roman" w:hAnsi="Times New Roman" w:cs="Times New Roman"/>
+              <w:sz w:val="24"/>
+              <w:szCs w:val="24"/>
+            </w:rPr>
+            <w:t xml:space="preserve">, B. L., </w:t>
+          </w:r>
+          <w:proofErr w:type="spellStart"/>
+          <w:r>
+            <w:rPr>
+              <w:rFonts w:ascii="Times New Roman" w:eastAsia="Times New Roman" w:hAnsi="Times New Roman" w:cs="Times New Roman"/>
+              <w:sz w:val="24"/>
+              <w:szCs w:val="24"/>
+            </w:rPr>
+            <w:t>Macquarrie</w:t>
+          </w:r>
+          <w:proofErr w:type="spellEnd"/>
+          <w:r>
+            <w:rPr>
+              <w:rFonts w:ascii="Times New Roman" w:eastAsia="Times New Roman" w:hAnsi="Times New Roman" w:cs="Times New Roman"/>
+              <w:sz w:val="24"/>
+              <w:szCs w:val="24"/>
+            </w:rPr>
+            <w:t xml:space="preserve">, K. T. B., </w:t>
+          </w:r>
+          <w:proofErr w:type="spellStart"/>
+          <w:r>
+            <w:rPr>
+              <w:rFonts w:ascii="Times New Roman" w:eastAsia="Times New Roman" w:hAnsi="Times New Roman" w:cs="Times New Roman"/>
+              <w:sz w:val="24"/>
+              <w:szCs w:val="24"/>
+            </w:rPr>
+            <w:t>Linnansaari</w:t>
+          </w:r>
+          <w:proofErr w:type="spellEnd"/>
+          <w:r>
+            <w:rPr>
+              <w:rFonts w:ascii="Times New Roman" w:eastAsia="Times New Roman" w:hAnsi="Times New Roman" w:cs="Times New Roman"/>
+              <w:sz w:val="24"/>
+              <w:szCs w:val="24"/>
+            </w:rPr>
+            <w:t xml:space="preserve">, T., </w:t>
+          </w:r>
+          <w:proofErr w:type="spellStart"/>
+          <w:r>
+            <w:rPr>
+              <w:rFonts w:ascii="Times New Roman" w:eastAsia="Times New Roman" w:hAnsi="Times New Roman" w:cs="Times New Roman"/>
+              <w:sz w:val="24"/>
+              <w:szCs w:val="24"/>
+            </w:rPr>
+            <w:t>Cunjak</w:t>
+          </w:r>
+          <w:proofErr w:type="spellEnd"/>
+          <w:r>
+            <w:rPr>
+              <w:rFonts w:ascii="Times New Roman" w:eastAsia="Times New Roman" w:hAnsi="Times New Roman" w:cs="Times New Roman"/>
+              <w:sz w:val="24"/>
+              <w:szCs w:val="24"/>
+            </w:rPr>
+            <w:t xml:space="preserve">, R. A., &amp; Curry, R. A. (2015). Preserving, augmenting, and creating cold-water thermal refugia in rivers: concepts derived from research on the </w:t>
+          </w:r>
+          <w:proofErr w:type="spellStart"/>
+          <w:r>
+            <w:rPr>
+              <w:rFonts w:ascii="Times New Roman" w:eastAsia="Times New Roman" w:hAnsi="Times New Roman" w:cs="Times New Roman"/>
+              <w:sz w:val="24"/>
+              <w:szCs w:val="24"/>
+            </w:rPr>
+            <w:t>Miramichi</w:t>
+          </w:r>
+          <w:proofErr w:type="spellEnd"/>
+          <w:r>
+            <w:rPr>
+              <w:rFonts w:ascii="Times New Roman" w:eastAsia="Times New Roman" w:hAnsi="Times New Roman" w:cs="Times New Roman"/>
+              <w:sz w:val="24"/>
+              <w:szCs w:val="24"/>
+            </w:rPr>
+            <w:t xml:space="preserve"> River, New Brunswick (Canada). </w:t>
           </w:r>
           <w:r>
             <w:rPr>
@@ -12173,7 +13843,43 @@
               <w:sz w:val="24"/>
               <w:szCs w:val="24"/>
             </w:rPr>
-            <w:t xml:space="preserve">Lovegrove, B. G. (2009). Modification and miniaturization of Thermochron iButtons for surgical implantation into small animals. </w:t>
+            <w:t xml:space="preserve">Lovegrove, B. G. (2009). Modification and miniaturization of </w:t>
+          </w:r>
+          <w:proofErr w:type="spellStart"/>
+          <w:r>
+            <w:rPr>
+              <w:rFonts w:ascii="Times New Roman" w:eastAsia="Times New Roman" w:hAnsi="Times New Roman" w:cs="Times New Roman"/>
+              <w:sz w:val="24"/>
+              <w:szCs w:val="24"/>
+            </w:rPr>
+            <w:t>Thermochron</w:t>
+          </w:r>
+          <w:proofErr w:type="spellEnd"/>
+          <w:r>
+            <w:rPr>
+              <w:rFonts w:ascii="Times New Roman" w:eastAsia="Times New Roman" w:hAnsi="Times New Roman" w:cs="Times New Roman"/>
+              <w:sz w:val="24"/>
+              <w:szCs w:val="24"/>
+            </w:rPr>
+            <w:t xml:space="preserve"> </w:t>
+          </w:r>
+          <w:proofErr w:type="spellStart"/>
+          <w:r>
+            <w:rPr>
+              <w:rFonts w:ascii="Times New Roman" w:eastAsia="Times New Roman" w:hAnsi="Times New Roman" w:cs="Times New Roman"/>
+              <w:sz w:val="24"/>
+              <w:szCs w:val="24"/>
+            </w:rPr>
+            <w:t>iButtons</w:t>
+          </w:r>
+          <w:proofErr w:type="spellEnd"/>
+          <w:r>
+            <w:rPr>
+              <w:rFonts w:ascii="Times New Roman" w:eastAsia="Times New Roman" w:hAnsi="Times New Roman" w:cs="Times New Roman"/>
+              <w:sz w:val="24"/>
+              <w:szCs w:val="24"/>
+            </w:rPr>
+            <w:t xml:space="preserve"> for surgical implantation into small animals. </w:t>
           </w:r>
           <w:r>
             <w:rPr>
@@ -12241,7 +13947,25 @@
               <w:sz w:val="24"/>
               <w:szCs w:val="24"/>
             </w:rPr>
-            <w:t xml:space="preserve">Mac, M. J. (1985). Effects of ration size on preferred temperature of lake charr Salvelinus namaycush. </w:t>
+            <w:t xml:space="preserve">Mac, M. J. (1985). Effects of ration size on preferred temperature of lake charr Salvelinus </w:t>
+          </w:r>
+          <w:proofErr w:type="spellStart"/>
+          <w:r>
+            <w:rPr>
+              <w:rFonts w:ascii="Times New Roman" w:eastAsia="Times New Roman" w:hAnsi="Times New Roman" w:cs="Times New Roman"/>
+              <w:sz w:val="24"/>
+              <w:szCs w:val="24"/>
+            </w:rPr>
+            <w:t>namaycush</w:t>
+          </w:r>
+          <w:proofErr w:type="spellEnd"/>
+          <w:r>
+            <w:rPr>
+              <w:rFonts w:ascii="Times New Roman" w:eastAsia="Times New Roman" w:hAnsi="Times New Roman" w:cs="Times New Roman"/>
+              <w:sz w:val="24"/>
+              <w:szCs w:val="24"/>
+            </w:rPr>
+            <w:t xml:space="preserve">. </w:t>
           </w:r>
           <w:r>
             <w:rPr>
@@ -12337,7 +14061,25 @@
               <w:sz w:val="24"/>
               <w:szCs w:val="24"/>
             </w:rPr>
-            <w:t xml:space="preserve">McLaren, J. S., Van Kirk, R. W., Mabaka, A. J., Brothers, S., &amp; Budy, P. (2023). Drawdown, Habitat, and Kokanee Populations in a Western U.S. Reservoir. </w:t>
+            <w:t xml:space="preserve">McLaren, J. S., Van Kirk, R. W., </w:t>
+          </w:r>
+          <w:proofErr w:type="spellStart"/>
+          <w:r>
+            <w:rPr>
+              <w:rFonts w:ascii="Times New Roman" w:eastAsia="Times New Roman" w:hAnsi="Times New Roman" w:cs="Times New Roman"/>
+              <w:sz w:val="24"/>
+              <w:szCs w:val="24"/>
+            </w:rPr>
+            <w:t>Mabaka</w:t>
+          </w:r>
+          <w:proofErr w:type="spellEnd"/>
+          <w:r>
+            <w:rPr>
+              <w:rFonts w:ascii="Times New Roman" w:eastAsia="Times New Roman" w:hAnsi="Times New Roman" w:cs="Times New Roman"/>
+              <w:sz w:val="24"/>
+              <w:szCs w:val="24"/>
+            </w:rPr>
+            <w:t xml:space="preserve">, A. J., Brothers, S., &amp; Budy, P. (2023). Drawdown, Habitat, and Kokanee Populations in a Western U.S. Reservoir. </w:t>
           </w:r>
           <w:r>
             <w:rPr>
@@ -12394,7 +14136,25 @@
               <w:sz w:val="24"/>
               <w:szCs w:val="24"/>
             </w:rPr>
-            <w:t xml:space="preserve">Metcalfe, N. B., Van Leeuwen, T. E., &amp; Killen, S. S. (2016). Does individual variation in metabolic phenotype predict fish behaviour and performance? </w:t>
+            <w:t xml:space="preserve">Metcalfe, N. B., Van Leeuwen, T. E., &amp; Killen, S. S. (2016). Does individual variation in metabolic phenotype predict fish </w:t>
+          </w:r>
+          <w:proofErr w:type="spellStart"/>
+          <w:r>
+            <w:rPr>
+              <w:rFonts w:ascii="Times New Roman" w:eastAsia="Times New Roman" w:hAnsi="Times New Roman" w:cs="Times New Roman"/>
+              <w:sz w:val="24"/>
+              <w:szCs w:val="24"/>
+            </w:rPr>
+            <w:t>behaviour</w:t>
+          </w:r>
+          <w:proofErr w:type="spellEnd"/>
+          <w:r>
+            <w:rPr>
+              <w:rFonts w:ascii="Times New Roman" w:eastAsia="Times New Roman" w:hAnsi="Times New Roman" w:cs="Times New Roman"/>
+              <w:sz w:val="24"/>
+              <w:szCs w:val="24"/>
+            </w:rPr>
+            <w:t xml:space="preserve"> and performance? </w:t>
           </w:r>
           <w:r>
             <w:rPr>
@@ -12451,7 +14211,61 @@
               <w:sz w:val="24"/>
               <w:szCs w:val="24"/>
             </w:rPr>
-            <w:t xml:space="preserve">Moran, N. P., Sánchez-Tójar, A., Schielzeth, H., &amp; Reinhold, K. (2021). Poor nutritional condition promotes high-risk behaviours: a systematic review and meta-analysis. </w:t>
+            <w:t>Moran, N. P., Sánchez-</w:t>
+          </w:r>
+          <w:proofErr w:type="spellStart"/>
+          <w:r>
+            <w:rPr>
+              <w:rFonts w:ascii="Times New Roman" w:eastAsia="Times New Roman" w:hAnsi="Times New Roman" w:cs="Times New Roman"/>
+              <w:sz w:val="24"/>
+              <w:szCs w:val="24"/>
+            </w:rPr>
+            <w:t>Tójar</w:t>
+          </w:r>
+          <w:proofErr w:type="spellEnd"/>
+          <w:r>
+            <w:rPr>
+              <w:rFonts w:ascii="Times New Roman" w:eastAsia="Times New Roman" w:hAnsi="Times New Roman" w:cs="Times New Roman"/>
+              <w:sz w:val="24"/>
+              <w:szCs w:val="24"/>
+            </w:rPr>
+            <w:t xml:space="preserve">, A., </w:t>
+          </w:r>
+          <w:proofErr w:type="spellStart"/>
+          <w:r>
+            <w:rPr>
+              <w:rFonts w:ascii="Times New Roman" w:eastAsia="Times New Roman" w:hAnsi="Times New Roman" w:cs="Times New Roman"/>
+              <w:sz w:val="24"/>
+              <w:szCs w:val="24"/>
+            </w:rPr>
+            <w:t>Schielzeth</w:t>
+          </w:r>
+          <w:proofErr w:type="spellEnd"/>
+          <w:r>
+            <w:rPr>
+              <w:rFonts w:ascii="Times New Roman" w:eastAsia="Times New Roman" w:hAnsi="Times New Roman" w:cs="Times New Roman"/>
+              <w:sz w:val="24"/>
+              <w:szCs w:val="24"/>
+            </w:rPr>
+            <w:t xml:space="preserve">, H., &amp; Reinhold, K. (2021). Poor nutritional condition promotes high-risk </w:t>
+          </w:r>
+          <w:proofErr w:type="spellStart"/>
+          <w:r>
+            <w:rPr>
+              <w:rFonts w:ascii="Times New Roman" w:eastAsia="Times New Roman" w:hAnsi="Times New Roman" w:cs="Times New Roman"/>
+              <w:sz w:val="24"/>
+              <w:szCs w:val="24"/>
+            </w:rPr>
+            <w:t>behaviours</w:t>
+          </w:r>
+          <w:proofErr w:type="spellEnd"/>
+          <w:r>
+            <w:rPr>
+              <w:rFonts w:ascii="Times New Roman" w:eastAsia="Times New Roman" w:hAnsi="Times New Roman" w:cs="Times New Roman"/>
+              <w:sz w:val="24"/>
+              <w:szCs w:val="24"/>
+            </w:rPr>
+            <w:t xml:space="preserve">: a systematic review and meta-analysis. </w:t>
           </w:r>
           <w:r>
             <w:rPr>
@@ -12544,7 +14358,25 @@
               <w:sz w:val="24"/>
               <w:szCs w:val="24"/>
             </w:rPr>
-            <w:t>(1), 77–83. https://doi.org/10.1577/1548-8659(1985)114&lt;77:SSOTRB&gt;2.0.CO;2</w:t>
+            <w:t>(1), 77–83. https://doi.org/10.1577/1548-8659(1985)114&lt;</w:t>
+          </w:r>
+          <w:proofErr w:type="gramStart"/>
+          <w:r>
+            <w:rPr>
+              <w:rFonts w:ascii="Times New Roman" w:eastAsia="Times New Roman" w:hAnsi="Times New Roman" w:cs="Times New Roman"/>
+              <w:sz w:val="24"/>
+              <w:szCs w:val="24"/>
+            </w:rPr>
+            <w:t>77:SSOTRB</w:t>
+          </w:r>
+          <w:proofErr w:type="gramEnd"/>
+          <w:r>
+            <w:rPr>
+              <w:rFonts w:ascii="Times New Roman" w:eastAsia="Times New Roman" w:hAnsi="Times New Roman" w:cs="Times New Roman"/>
+              <w:sz w:val="24"/>
+              <w:szCs w:val="24"/>
+            </w:rPr>
+            <w:t>&gt;2.0.CO;2</w:t>
           </w:r>
         </w:p>
         <w:p>
@@ -12826,6 +14658,7 @@
               <w:szCs w:val="24"/>
             </w:rPr>
           </w:pPr>
+          <w:proofErr w:type="spellStart"/>
           <w:r>
             <w:rPr>
               <w:rFonts w:ascii="Times New Roman" w:eastAsia="Times New Roman" w:hAnsi="Times New Roman" w:cs="Times New Roman"/>
@@ -12833,7 +14666,52 @@
               <w:szCs w:val="24"/>
             </w:rPr>
             <w:lastRenderedPageBreak/>
-            <w:t xml:space="preserve">Pépino, M., Goyer, K., &amp; Magnan, P. (2015). Heat transfer in fish: are short excursions between habitats a thermoregulatory behaviour to exploit resources in an unfavourable thermal environment? </w:t>
+            <w:t>Pépino</w:t>
+          </w:r>
+          <w:proofErr w:type="spellEnd"/>
+          <w:r>
+            <w:rPr>
+              <w:rFonts w:ascii="Times New Roman" w:eastAsia="Times New Roman" w:hAnsi="Times New Roman" w:cs="Times New Roman"/>
+              <w:sz w:val="24"/>
+              <w:szCs w:val="24"/>
+            </w:rPr>
+            <w:t xml:space="preserve">, M., Goyer, K., &amp; Magnan, P. (2015). Heat transfer in fish: are short excursions between habitats a thermoregulatory </w:t>
+          </w:r>
+          <w:proofErr w:type="spellStart"/>
+          <w:r>
+            <w:rPr>
+              <w:rFonts w:ascii="Times New Roman" w:eastAsia="Times New Roman" w:hAnsi="Times New Roman" w:cs="Times New Roman"/>
+              <w:sz w:val="24"/>
+              <w:szCs w:val="24"/>
+            </w:rPr>
+            <w:t>behaviour</w:t>
+          </w:r>
+          <w:proofErr w:type="spellEnd"/>
+          <w:r>
+            <w:rPr>
+              <w:rFonts w:ascii="Times New Roman" w:eastAsia="Times New Roman" w:hAnsi="Times New Roman" w:cs="Times New Roman"/>
+              <w:sz w:val="24"/>
+              <w:szCs w:val="24"/>
+            </w:rPr>
+            <w:t xml:space="preserve"> to exploit resources in an </w:t>
+          </w:r>
+          <w:proofErr w:type="spellStart"/>
+          <w:r>
+            <w:rPr>
+              <w:rFonts w:ascii="Times New Roman" w:eastAsia="Times New Roman" w:hAnsi="Times New Roman" w:cs="Times New Roman"/>
+              <w:sz w:val="24"/>
+              <w:szCs w:val="24"/>
+            </w:rPr>
+            <w:t>unfavourable</w:t>
+          </w:r>
+          <w:proofErr w:type="spellEnd"/>
+          <w:r>
+            <w:rPr>
+              <w:rFonts w:ascii="Times New Roman" w:eastAsia="Times New Roman" w:hAnsi="Times New Roman" w:cs="Times New Roman"/>
+              <w:sz w:val="24"/>
+              <w:szCs w:val="24"/>
+            </w:rPr>
+            <w:t xml:space="preserve"> thermal environment? </w:t>
           </w:r>
           <w:r>
             <w:rPr>
@@ -12998,14 +14876,25 @@
               <w:szCs w:val="24"/>
             </w:rPr>
           </w:pPr>
-          <w:r>
-            <w:rPr>
-              <w:rFonts w:ascii="Times New Roman" w:eastAsia="Times New Roman" w:hAnsi="Times New Roman" w:cs="Times New Roman"/>
-              <w:sz w:val="24"/>
-              <w:szCs w:val="24"/>
-            </w:rPr>
-            <w:t xml:space="preserve">Pörtner, H. (2001). Climate change and temperature-dependent biogeography: Oxygen limitation of thermal tolerance in animals. </w:t>
-          </w:r>
+          <w:proofErr w:type="spellStart"/>
+          <w:r>
+            <w:rPr>
+              <w:rFonts w:ascii="Times New Roman" w:eastAsia="Times New Roman" w:hAnsi="Times New Roman" w:cs="Times New Roman"/>
+              <w:sz w:val="24"/>
+              <w:szCs w:val="24"/>
+            </w:rPr>
+            <w:t>Pörtner</w:t>
+          </w:r>
+          <w:proofErr w:type="spellEnd"/>
+          <w:r>
+            <w:rPr>
+              <w:rFonts w:ascii="Times New Roman" w:eastAsia="Times New Roman" w:hAnsi="Times New Roman" w:cs="Times New Roman"/>
+              <w:sz w:val="24"/>
+              <w:szCs w:val="24"/>
+            </w:rPr>
+            <w:t xml:space="preserve">, H. (2001). Climate change and temperature-dependent biogeography: Oxygen limitation of thermal tolerance in animals. </w:t>
+          </w:r>
+          <w:proofErr w:type="spellStart"/>
           <w:r>
             <w:rPr>
               <w:rFonts w:ascii="Times New Roman" w:eastAsia="Times New Roman" w:hAnsi="Times New Roman" w:cs="Times New Roman"/>
@@ -13016,6 +14905,7 @@
             </w:rPr>
             <w:t>Naturwissenschaften</w:t>
           </w:r>
+          <w:proofErr w:type="spellEnd"/>
           <w:r>
             <w:rPr>
               <w:rFonts w:ascii="Times New Roman" w:eastAsia="Times New Roman" w:hAnsi="Times New Roman" w:cs="Times New Roman"/>
@@ -13175,7 +15065,25 @@
               <w:sz w:val="24"/>
               <w:szCs w:val="24"/>
             </w:rPr>
-            <w:t xml:space="preserve">Rhode, S. C., Pawlowski, M., &amp; Tollrian, R. (2001). The impact of ultraviolet radiation on the vertical distribution of zooplankton of the genus Daphnia. </w:t>
+            <w:t xml:space="preserve">Rhode, S. C., Pawlowski, M., &amp; </w:t>
+          </w:r>
+          <w:proofErr w:type="spellStart"/>
+          <w:r>
+            <w:rPr>
+              <w:rFonts w:ascii="Times New Roman" w:eastAsia="Times New Roman" w:hAnsi="Times New Roman" w:cs="Times New Roman"/>
+              <w:sz w:val="24"/>
+              <w:szCs w:val="24"/>
+            </w:rPr>
+            <w:t>Tollrian</w:t>
+          </w:r>
+          <w:proofErr w:type="spellEnd"/>
+          <w:r>
+            <w:rPr>
+              <w:rFonts w:ascii="Times New Roman" w:eastAsia="Times New Roman" w:hAnsi="Times New Roman" w:cs="Times New Roman"/>
+              <w:sz w:val="24"/>
+              <w:szCs w:val="24"/>
+            </w:rPr>
+            <w:t xml:space="preserve">, R. (2001). The impact of ultraviolet radiation on the vertical distribution of zooplankton of the genus Daphnia. </w:t>
           </w:r>
           <w:r>
             <w:rPr>
@@ -13268,7 +15176,25 @@
               <w:sz w:val="24"/>
               <w:szCs w:val="24"/>
             </w:rPr>
-            <w:t>(7), 1713–1720. https://doi.org/10.1890/0012-9658(2003)084[1713:DVMBJS]2.0.CO;2</w:t>
+            <w:t>(7), 1713–1720. https://doi.org/10.1890/0012-9658(2003)084[</w:t>
+          </w:r>
+          <w:proofErr w:type="gramStart"/>
+          <w:r>
+            <w:rPr>
+              <w:rFonts w:ascii="Times New Roman" w:eastAsia="Times New Roman" w:hAnsi="Times New Roman" w:cs="Times New Roman"/>
+              <w:sz w:val="24"/>
+              <w:szCs w:val="24"/>
+            </w:rPr>
+            <w:t>1713:DVMBJS</w:t>
+          </w:r>
+          <w:proofErr w:type="gramEnd"/>
+          <w:r>
+            <w:rPr>
+              <w:rFonts w:ascii="Times New Roman" w:eastAsia="Times New Roman" w:hAnsi="Times New Roman" w:cs="Times New Roman"/>
+              <w:sz w:val="24"/>
+              <w:szCs w:val="24"/>
+            </w:rPr>
+            <w:t>]2.0.CO;2</w:t>
           </w:r>
         </w:p>
         <w:p>
@@ -13405,6 +15331,7 @@
             </w:rPr>
             <w:t xml:space="preserve">Steel, E. A., Beechie, T. J., Torgersen, C. E., &amp; Fullerton, A. H. (2017). Envisioning, Quantifying, and Managing Thermal Regimes on River Networks. In </w:t>
           </w:r>
+          <w:proofErr w:type="spellStart"/>
           <w:r>
             <w:rPr>
               <w:rFonts w:ascii="Times New Roman" w:eastAsia="Times New Roman" w:hAnsi="Times New Roman" w:cs="Times New Roman"/>
@@ -13415,6 +15342,7 @@
             </w:rPr>
             <w:t>BioScience</w:t>
           </w:r>
+          <w:proofErr w:type="spellEnd"/>
           <w:r>
             <w:rPr>
               <w:rFonts w:ascii="Times New Roman" w:eastAsia="Times New Roman" w:hAnsi="Times New Roman" w:cs="Times New Roman"/>
@@ -13557,7 +15485,25 @@
               <w:sz w:val="24"/>
               <w:szCs w:val="24"/>
             </w:rPr>
-            <w:t xml:space="preserve">Swales, S. (2006). A Review of Factors Affecting the Distribution and Abundance of Rainbow Trout (Oncorhynchus mykiss Walbaum) in Lake and Reservoir Systems, Lake and Reservoir Management. </w:t>
+            <w:t xml:space="preserve">Swales, S. (2006). A Review of Factors Affecting the Distribution and Abundance of Rainbow Trout (Oncorhynchus mykiss Walbaum) in Lake and Reservoir Systems, </w:t>
+          </w:r>
+          <w:proofErr w:type="gramStart"/>
+          <w:r>
+            <w:rPr>
+              <w:rFonts w:ascii="Times New Roman" w:eastAsia="Times New Roman" w:hAnsi="Times New Roman" w:cs="Times New Roman"/>
+              <w:sz w:val="24"/>
+              <w:szCs w:val="24"/>
+            </w:rPr>
+            <w:t>Lake</w:t>
+          </w:r>
+          <w:proofErr w:type="gramEnd"/>
+          <w:r>
+            <w:rPr>
+              <w:rFonts w:ascii="Times New Roman" w:eastAsia="Times New Roman" w:hAnsi="Times New Roman" w:cs="Times New Roman"/>
+              <w:sz w:val="24"/>
+              <w:szCs w:val="24"/>
+            </w:rPr>
+            <w:t xml:space="preserve"> and Reservoir Management. </w:t>
           </w:r>
           <w:r>
             <w:rPr>
@@ -13614,7 +15560,43 @@
               <w:sz w:val="24"/>
               <w:szCs w:val="24"/>
             </w:rPr>
-            <w:t xml:space="preserve">Thomas, Z. R., Beauchamp, D. A., Clark, C. P., &amp; Quinn, T. P. (2023). Seasonal shifts in diel vertical migrations by lake-dwelling coastal cutthroat trout, Oncorhynchus clarkii clarkii, reflect thermal regimes and prey distributions. </w:t>
+            <w:t xml:space="preserve">Thomas, Z. R., Beauchamp, D. A., Clark, C. P., &amp; Quinn, T. P. (2023). Seasonal shifts in diel vertical migrations by lake-dwelling coastal cutthroat trout, Oncorhynchus </w:t>
+          </w:r>
+          <w:proofErr w:type="spellStart"/>
+          <w:r>
+            <w:rPr>
+              <w:rFonts w:ascii="Times New Roman" w:eastAsia="Times New Roman" w:hAnsi="Times New Roman" w:cs="Times New Roman"/>
+              <w:sz w:val="24"/>
+              <w:szCs w:val="24"/>
+            </w:rPr>
+            <w:t>clarkii</w:t>
+          </w:r>
+          <w:proofErr w:type="spellEnd"/>
+          <w:r>
+            <w:rPr>
+              <w:rFonts w:ascii="Times New Roman" w:eastAsia="Times New Roman" w:hAnsi="Times New Roman" w:cs="Times New Roman"/>
+              <w:sz w:val="24"/>
+              <w:szCs w:val="24"/>
+            </w:rPr>
+            <w:t xml:space="preserve"> </w:t>
+          </w:r>
+          <w:proofErr w:type="spellStart"/>
+          <w:r>
+            <w:rPr>
+              <w:rFonts w:ascii="Times New Roman" w:eastAsia="Times New Roman" w:hAnsi="Times New Roman" w:cs="Times New Roman"/>
+              <w:sz w:val="24"/>
+              <w:szCs w:val="24"/>
+            </w:rPr>
+            <w:t>clarkii</w:t>
+          </w:r>
+          <w:proofErr w:type="spellEnd"/>
+          <w:r>
+            <w:rPr>
+              <w:rFonts w:ascii="Times New Roman" w:eastAsia="Times New Roman" w:hAnsi="Times New Roman" w:cs="Times New Roman"/>
+              <w:sz w:val="24"/>
+              <w:szCs w:val="24"/>
+            </w:rPr>
+            <w:t xml:space="preserve">, reflect thermal regimes and prey distributions. </w:t>
           </w:r>
           <w:r>
             <w:rPr>
@@ -13671,7 +15653,43 @@
               <w:sz w:val="24"/>
               <w:szCs w:val="24"/>
             </w:rPr>
-            <w:t xml:space="preserve">Turnbull, J. F., North, B. P., Ellis, T., Adams, C. E., Bron, J., MacIntyre, C. M., &amp; Huntingford, F. A. (2008). Stocking density and the welfare of farmed salmonids. </w:t>
+            <w:t xml:space="preserve">Turnbull, J. F., North, B. P., Ellis, T., Adams, C. E., Bron, J., </w:t>
+          </w:r>
+          <w:proofErr w:type="spellStart"/>
+          <w:r>
+            <w:rPr>
+              <w:rFonts w:ascii="Times New Roman" w:eastAsia="Times New Roman" w:hAnsi="Times New Roman" w:cs="Times New Roman"/>
+              <w:sz w:val="24"/>
+              <w:szCs w:val="24"/>
+            </w:rPr>
+            <w:t>MacIntyre</w:t>
+          </w:r>
+          <w:proofErr w:type="spellEnd"/>
+          <w:r>
+            <w:rPr>
+              <w:rFonts w:ascii="Times New Roman" w:eastAsia="Times New Roman" w:hAnsi="Times New Roman" w:cs="Times New Roman"/>
+              <w:sz w:val="24"/>
+              <w:szCs w:val="24"/>
+            </w:rPr>
+            <w:t xml:space="preserve">, C. M., &amp; </w:t>
+          </w:r>
+          <w:proofErr w:type="spellStart"/>
+          <w:r>
+            <w:rPr>
+              <w:rFonts w:ascii="Times New Roman" w:eastAsia="Times New Roman" w:hAnsi="Times New Roman" w:cs="Times New Roman"/>
+              <w:sz w:val="24"/>
+              <w:szCs w:val="24"/>
+            </w:rPr>
+            <w:t>Huntingford</w:t>
+          </w:r>
+          <w:proofErr w:type="spellEnd"/>
+          <w:r>
+            <w:rPr>
+              <w:rFonts w:ascii="Times New Roman" w:eastAsia="Times New Roman" w:hAnsi="Times New Roman" w:cs="Times New Roman"/>
+              <w:sz w:val="24"/>
+              <w:szCs w:val="24"/>
+            </w:rPr>
+            <w:t xml:space="preserve">, F. A. (2008). Stocking density and the welfare of farmed salmonids. </w:t>
           </w:r>
           <w:r>
             <w:rPr>
@@ -13788,7 +15806,25 @@
               <w:sz w:val="24"/>
               <w:szCs w:val="24"/>
             </w:rPr>
-            <w:t xml:space="preserve">Westhoff, J. T., Paukert, C., Ettinger-Dietzel, S., Dodd, H., &amp; Siepker, M. (2016). Behavioural thermoregulation and bioenergetics of riverine smallmouth bass associated with ambient cold-period thermal refuge. </w:t>
+            <w:t xml:space="preserve">Westhoff, J. T., Paukert, C., Ettinger-Dietzel, S., Dodd, H., &amp; Siepker, M. (2016). </w:t>
+          </w:r>
+          <w:proofErr w:type="spellStart"/>
+          <w:r>
+            <w:rPr>
+              <w:rFonts w:ascii="Times New Roman" w:eastAsia="Times New Roman" w:hAnsi="Times New Roman" w:cs="Times New Roman"/>
+              <w:sz w:val="24"/>
+              <w:szCs w:val="24"/>
+            </w:rPr>
+            <w:t>Behavioural</w:t>
+          </w:r>
+          <w:proofErr w:type="spellEnd"/>
+          <w:r>
+            <w:rPr>
+              <w:rFonts w:ascii="Times New Roman" w:eastAsia="Times New Roman" w:hAnsi="Times New Roman" w:cs="Times New Roman"/>
+              <w:sz w:val="24"/>
+              <w:szCs w:val="24"/>
+            </w:rPr>
+            <w:t xml:space="preserve"> thermoregulation and bioenergetics of riverine smallmouth bass associated with ambient cold-period thermal refuge. </w:t>
           </w:r>
           <w:r>
             <w:rPr>
@@ -13845,7 +15881,25 @@
               <w:sz w:val="24"/>
               <w:szCs w:val="24"/>
             </w:rPr>
-            <w:t xml:space="preserve">Williams, K. J., Cassidy, A. A., Verhille, C. E., Lamarre, S. G., &amp; Maccormack, T. J. (2019). </w:t>
+            <w:t xml:space="preserve">Williams, K. J., Cassidy, A. A., </w:t>
+          </w:r>
+          <w:proofErr w:type="spellStart"/>
+          <w:r>
+            <w:rPr>
+              <w:rFonts w:ascii="Times New Roman" w:eastAsia="Times New Roman" w:hAnsi="Times New Roman" w:cs="Times New Roman"/>
+              <w:sz w:val="24"/>
+              <w:szCs w:val="24"/>
+            </w:rPr>
+            <w:t>Verhille</w:t>
+          </w:r>
+          <w:proofErr w:type="spellEnd"/>
+          <w:r>
+            <w:rPr>
+              <w:rFonts w:ascii="Times New Roman" w:eastAsia="Times New Roman" w:hAnsi="Times New Roman" w:cs="Times New Roman"/>
+              <w:sz w:val="24"/>
+              <w:szCs w:val="24"/>
+            </w:rPr>
+            <w:t xml:space="preserve">, C. E., Lamarre, S. G., &amp; Maccormack, T. J. (2019). </w:t>
           </w:r>
           <w:r>
             <w:rPr>
@@ -13884,7 +15938,25 @@
               <w:sz w:val="24"/>
               <w:szCs w:val="24"/>
             </w:rPr>
-            <w:t xml:space="preserve">Wood, S. (2015). Package “mgcv.” In </w:t>
+            <w:t>Wood, S. (2015). Package “</w:t>
+          </w:r>
+          <w:proofErr w:type="spellStart"/>
+          <w:r>
+            <w:rPr>
+              <w:rFonts w:ascii="Times New Roman" w:eastAsia="Times New Roman" w:hAnsi="Times New Roman" w:cs="Times New Roman"/>
+              <w:sz w:val="24"/>
+              <w:szCs w:val="24"/>
+            </w:rPr>
+            <w:t>mgcv</w:t>
+          </w:r>
+          <w:proofErr w:type="spellEnd"/>
+          <w:r>
+            <w:rPr>
+              <w:rFonts w:ascii="Times New Roman" w:eastAsia="Times New Roman" w:hAnsi="Times New Roman" w:cs="Times New Roman"/>
+              <w:sz w:val="24"/>
+              <w:szCs w:val="24"/>
+            </w:rPr>
+            <w:t xml:space="preserve">.” In </w:t>
           </w:r>
           <w:r>
             <w:rPr>
@@ -14031,13 +16103,41 @@
               <w:szCs w:val="24"/>
             </w:rPr>
           </w:pPr>
-          <w:r>
-            <w:rPr>
-              <w:rFonts w:ascii="Times New Roman" w:eastAsia="Times New Roman" w:hAnsi="Times New Roman" w:cs="Times New Roman"/>
-              <w:sz w:val="24"/>
-              <w:szCs w:val="24"/>
-            </w:rPr>
-            <w:t xml:space="preserve">Zarnetske, J. P., Haggerty, R., Wondzell, S. M., &amp; Baker, M. A. (2011). </w:t>
+          <w:proofErr w:type="spellStart"/>
+          <w:r>
+            <w:rPr>
+              <w:rFonts w:ascii="Times New Roman" w:eastAsia="Times New Roman" w:hAnsi="Times New Roman" w:cs="Times New Roman"/>
+              <w:sz w:val="24"/>
+              <w:szCs w:val="24"/>
+            </w:rPr>
+            <w:t>Zarnetske</w:t>
+          </w:r>
+          <w:proofErr w:type="spellEnd"/>
+          <w:r>
+            <w:rPr>
+              <w:rFonts w:ascii="Times New Roman" w:eastAsia="Times New Roman" w:hAnsi="Times New Roman" w:cs="Times New Roman"/>
+              <w:sz w:val="24"/>
+              <w:szCs w:val="24"/>
+            </w:rPr>
+            <w:t xml:space="preserve">, J. P., Haggerty, R., </w:t>
+          </w:r>
+          <w:proofErr w:type="spellStart"/>
+          <w:r>
+            <w:rPr>
+              <w:rFonts w:ascii="Times New Roman" w:eastAsia="Times New Roman" w:hAnsi="Times New Roman" w:cs="Times New Roman"/>
+              <w:sz w:val="24"/>
+              <w:szCs w:val="24"/>
+            </w:rPr>
+            <w:t>Wondzell</w:t>
+          </w:r>
+          <w:proofErr w:type="spellEnd"/>
+          <w:r>
+            <w:rPr>
+              <w:rFonts w:ascii="Times New Roman" w:eastAsia="Times New Roman" w:hAnsi="Times New Roman" w:cs="Times New Roman"/>
+              <w:sz w:val="24"/>
+              <w:szCs w:val="24"/>
+            </w:rPr>
+            <w:t xml:space="preserve">, S. M., &amp; Baker, M. A. (2011). </w:t>
           </w:r>
           <w:r>
             <w:rPr>
@@ -14101,7 +16201,7 @@
 </file>
 
 <file path=word/comments.xml><?xml version="1.0" encoding="utf-8"?>
-<w:comments xmlns:wpc="http://schemas.microsoft.com/office/word/2010/wordprocessingCanvas" xmlns:cx="http://schemas.microsoft.com/office/drawing/2014/chartex" xmlns:cx1="http://schemas.microsoft.com/office/drawing/2015/9/8/chartex" xmlns:mc="http://schemas.openxmlformats.org/markup-compatibility/2006" xmlns:o="urn:schemas-microsoft-com:office:office" xmlns:r="http://schemas.openxmlformats.org/officeDocument/2006/relationships" xmlns:m="http://schemas.openxmlformats.org/officeDocument/2006/math" xmlns:v="urn:schemas-microsoft-com:vml" xmlns:wp14="http://schemas.microsoft.com/office/word/2010/wordprocessingDrawing" xmlns:wp="http://schemas.openxmlformats.org/drawingml/2006/wordprocessingDrawing" xmlns:w10="urn:schemas-microsoft-com:office:word" xmlns:w="http://schemas.openxmlformats.org/wordprocessingml/2006/main" xmlns:w14="http://schemas.microsoft.com/office/word/2010/wordml" xmlns:w15="http://schemas.microsoft.com/office/word/2012/wordml" xmlns:w16se="http://schemas.microsoft.com/office/word/2015/wordml/symex" xmlns:wpg="http://schemas.microsoft.com/office/word/2010/wordprocessingGroup" xmlns:wpi="http://schemas.microsoft.com/office/word/2010/wordprocessingInk" xmlns:wne="http://schemas.microsoft.com/office/word/2006/wordml" xmlns:wps="http://schemas.microsoft.com/office/word/2010/wordprocessingShape" mc:Ignorable="w14 w15 w16se wp14">
+<w:comments xmlns:wpc="http://schemas.microsoft.com/office/word/2010/wordprocessingCanvas" xmlns:cx="http://schemas.microsoft.com/office/drawing/2014/chartex" xmlns:cx1="http://schemas.microsoft.com/office/drawing/2015/9/8/chartex" xmlns:cx2="http://schemas.microsoft.com/office/drawing/2015/10/21/chartex" xmlns:cx3="http://schemas.microsoft.com/office/drawing/2016/5/9/chartex" xmlns:cx4="http://schemas.microsoft.com/office/drawing/2016/5/10/chartex" xmlns:cx5="http://schemas.microsoft.com/office/drawing/2016/5/11/chartex" xmlns:cx6="http://schemas.microsoft.com/office/drawing/2016/5/12/chartex" xmlns:cx7="http://schemas.microsoft.com/office/drawing/2016/5/13/chartex" xmlns:cx8="http://schemas.microsoft.com/office/drawing/2016/5/14/chartex" xmlns:mc="http://schemas.openxmlformats.org/markup-compatibility/2006" xmlns:aink="http://schemas.microsoft.com/office/drawing/2016/ink" xmlns:am3d="http://schemas.microsoft.com/office/drawing/2017/model3d" xmlns:o="urn:schemas-microsoft-com:office:office" xmlns:oel="http://schemas.microsoft.com/office/2019/extlst" xmlns:r="http://schemas.openxmlformats.org/officeDocument/2006/relationships" xmlns:m="http://schemas.openxmlformats.org/officeDocument/2006/math" xmlns:v="urn:schemas-microsoft-com:vml" xmlns:wp14="http://schemas.microsoft.com/office/word/2010/wordprocessingDrawing" xmlns:wp="http://schemas.openxmlformats.org/drawingml/2006/wordprocessingDrawing" xmlns:w10="urn:schemas-microsoft-com:office:word" xmlns:w="http://schemas.openxmlformats.org/wordprocessingml/2006/main" xmlns:w14="http://schemas.microsoft.com/office/word/2010/wordml" xmlns:w15="http://schemas.microsoft.com/office/word/2012/wordml" xmlns:w16cex="http://schemas.microsoft.com/office/word/2018/wordml/cex" xmlns:w16cid="http://schemas.microsoft.com/office/word/2016/wordml/cid" xmlns:w16="http://schemas.microsoft.com/office/word/2018/wordml" xmlns:w16sdtdh="http://schemas.microsoft.com/office/word/2020/wordml/sdtdatahash" xmlns:w16se="http://schemas.microsoft.com/office/word/2015/wordml/symex" xmlns:wpg="http://schemas.microsoft.com/office/word/2010/wordprocessingGroup" xmlns:wpi="http://schemas.microsoft.com/office/word/2010/wordprocessingInk" xmlns:wne="http://schemas.microsoft.com/office/word/2006/wordml" xmlns:wps="http://schemas.microsoft.com/office/word/2010/wordprocessingShape" mc:Ignorable="w14 w15 w16se w16cid w16 w16cex w16sdtdh wp14">
   <w:comment w:id="0" w:author="Microsoft Office User" w:date="2023-12-01T11:42:00Z" w:initials="MOU">
     <w:p>
       <w:r>
@@ -14139,72 +16239,27 @@
 </file>
 
 <file path=word/commentsExtended.xml><?xml version="1.0" encoding="utf-8"?>
-<w15:commentsEx xmlns:wpc="http://schemas.microsoft.com/office/word/2010/wordprocessingCanvas" xmlns:cx="http://schemas.microsoft.com/office/drawing/2014/chartex" xmlns:cx1="http://schemas.microsoft.com/office/drawing/2015/9/8/chartex" xmlns:mc="http://schemas.openxmlformats.org/markup-compatibility/2006" xmlns:o="urn:schemas-microsoft-com:office:office" xmlns:r="http://schemas.openxmlformats.org/officeDocument/2006/relationships" xmlns:m="http://schemas.openxmlformats.org/officeDocument/2006/math" xmlns:v="urn:schemas-microsoft-com:vml" xmlns:wp14="http://schemas.microsoft.com/office/word/2010/wordprocessingDrawing" xmlns:wp="http://schemas.openxmlformats.org/drawingml/2006/wordprocessingDrawing" xmlns:w10="urn:schemas-microsoft-com:office:word" xmlns:w="http://schemas.openxmlformats.org/wordprocessingml/2006/main" xmlns:w14="http://schemas.microsoft.com/office/word/2010/wordml" xmlns:w15="http://schemas.microsoft.com/office/word/2012/wordml" xmlns:w16se="http://schemas.microsoft.com/office/word/2015/wordml/symex" xmlns:wpg="http://schemas.microsoft.com/office/word/2010/wordprocessingGroup" xmlns:wpi="http://schemas.microsoft.com/office/word/2010/wordprocessingInk" xmlns:wne="http://schemas.microsoft.com/office/word/2006/wordml" xmlns:wps="http://schemas.microsoft.com/office/word/2010/wordprocessingShape" mc:Ignorable="w14 w15 w16se wp14">
+<w15:commentsEx xmlns:wpc="http://schemas.microsoft.com/office/word/2010/wordprocessingCanvas" xmlns:cx="http://schemas.microsoft.com/office/drawing/2014/chartex" xmlns:cx1="http://schemas.microsoft.com/office/drawing/2015/9/8/chartex" xmlns:cx2="http://schemas.microsoft.com/office/drawing/2015/10/21/chartex" xmlns:cx3="http://schemas.microsoft.com/office/drawing/2016/5/9/chartex" xmlns:cx4="http://schemas.microsoft.com/office/drawing/2016/5/10/chartex" xmlns:cx5="http://schemas.microsoft.com/office/drawing/2016/5/11/chartex" xmlns:cx6="http://schemas.microsoft.com/office/drawing/2016/5/12/chartex" xmlns:cx7="http://schemas.microsoft.com/office/drawing/2016/5/13/chartex" xmlns:cx8="http://schemas.microsoft.com/office/drawing/2016/5/14/chartex" xmlns:mc="http://schemas.openxmlformats.org/markup-compatibility/2006" xmlns:aink="http://schemas.microsoft.com/office/drawing/2016/ink" xmlns:am3d="http://schemas.microsoft.com/office/drawing/2017/model3d" xmlns:o="urn:schemas-microsoft-com:office:office" xmlns:oel="http://schemas.microsoft.com/office/2019/extlst" xmlns:r="http://schemas.openxmlformats.org/officeDocument/2006/relationships" xmlns:m="http://schemas.openxmlformats.org/officeDocument/2006/math" xmlns:v="urn:schemas-microsoft-com:vml" xmlns:wp14="http://schemas.microsoft.com/office/word/2010/wordprocessingDrawing" xmlns:wp="http://schemas.openxmlformats.org/drawingml/2006/wordprocessingDrawing" xmlns:w10="urn:schemas-microsoft-com:office:word" xmlns:w="http://schemas.openxmlformats.org/wordprocessingml/2006/main" xmlns:w14="http://schemas.microsoft.com/office/word/2010/wordml" xmlns:w15="http://schemas.microsoft.com/office/word/2012/wordml" xmlns:w16cex="http://schemas.microsoft.com/office/word/2018/wordml/cex" xmlns:w16cid="http://schemas.microsoft.com/office/word/2016/wordml/cid" xmlns:w16="http://schemas.microsoft.com/office/word/2018/wordml" xmlns:w16sdtdh="http://schemas.microsoft.com/office/word/2020/wordml/sdtdatahash" xmlns:w16se="http://schemas.microsoft.com/office/word/2015/wordml/symex" xmlns:wpg="http://schemas.microsoft.com/office/word/2010/wordprocessingGroup" xmlns:wpi="http://schemas.microsoft.com/office/word/2010/wordprocessingInk" xmlns:wne="http://schemas.microsoft.com/office/word/2006/wordml" xmlns:wps="http://schemas.microsoft.com/office/word/2010/wordprocessingShape" mc:Ignorable="w14 w15 w16se w16cid w16 w16cex w16sdtdh wp14">
   <w15:commentEx w15:paraId="010B4172" w15:done="1"/>
   <w15:commentEx w15:paraId="46D0497E" w15:paraIdParent="010B4172" w15:done="1"/>
 </w15:commentsEx>
 </file>
 
 <file path=word/commentsExtensible.xml><?xml version="1.0" encoding="utf-8"?>
-<w16cex:commentsExtensible xmlns:wpc="http://schemas.microsoft.com/office/word/2010/wordprocessingCanvas" xmlns:cx="http://schemas.microsoft.com/office/drawing/2014/chartex" xmlns:cx1="http://schemas.microsoft.com/office/drawing/2015/9/8/chartex" xmlns:cx2="http://schemas.microsoft.com/office/drawing/2015/10/21/chartex" xmlns:cx3="http://schemas.microsoft.com/office/drawing/2016/5/9/chartex" xmlns:cx4="http://schemas.microsoft.com/office/drawing/2016/5/10/chartex" xmlns:cx5="http://schemas.microsoft.com/office/drawing/2016/5/11/chartex" xmlns:cx6="http://schemas.microsoft.com/office/drawing/2016/5/12/chartex" xmlns:cx7="http://schemas.microsoft.com/office/drawing/2016/5/13/chartex" xmlns:cx8="http://schemas.microsoft.com/office/drawing/2016/5/14/chartex" xmlns:mc="http://schemas.openxmlformats.org/markup-compatibility/2006" xmlns:aink="http://schemas.microsoft.com/office/drawing/2016/ink" xmlns:am3d="http://schemas.microsoft.com/office/drawing/2017/model3d" xmlns:o="urn:schemas-microsoft-com:office:office" xmlns:oel="http://schemas.microsoft.com/office/2019/extlst" xmlns:r="http://schemas.openxmlformats.org/officeDocument/2006/relationships" xmlns:m="http://schemas.openxmlformats.org/officeDocument/2006/math" xmlns:v="urn:schemas-microsoft-com:vml" xmlns:wp14="http://schemas.microsoft.com/office/word/2010/wordprocessingDrawing" xmlns:wp="http://schemas.openxmlformats.org/drawingml/2006/wordprocessingDrawing" xmlns:w10="urn:schemas-microsoft-com:office:word" xmlns:w="http://schemas.openxmlformats.org/wordprocessingml/2006/main" xmlns:w14="http://schemas.microsoft.com/office/word/2010/wordml" xmlns:w15="http://schemas.microsoft.com/office/word/2012/wordml" xmlns:w16cex="http://schemas.microsoft.com/office/word/2018/wordml/cex" xmlns:w16cid="http://schemas.microsoft.com/office/word/2016/wordml/cid" xmlns:w16="http://schemas.microsoft.com/office/word/2018/wordml" xmlns:w16sdtdh="http://schemas.microsoft.com/office/word/2020/wordml/sdtdatahash" xmlns:w16se="http://schemas.microsoft.com/office/word/2015/wordml/symex" xmlns:wpg="http://schemas.microsoft.com/office/word/2010/wordprocessingGroup" xmlns:wpi="http://schemas.microsoft.com/office/word/2010/wordprocessingInk" xmlns:wne="http://schemas.microsoft.com/office/word/2006/wordml" xmlns:wps="http://schemas.microsoft.com/office/word/2010/wordprocessingShape" mc:Ignorable="w14 w15 w16se w16cid w16 w16cex w16sdtdh wp14">
-  <w16cex:commentExtensible w16cex:durableId="5A8948B7" w16cex:dateUtc="2023-12-01T16:57:00Z"/>
-  <w16cex:commentExtensible w16cex:durableId="270A98E2" w16cex:dateUtc="2023-12-01T16:06:00Z"/>
-  <w16cex:commentExtensible w16cex:durableId="752FB0FD" w16cex:dateUtc="2023-12-01T17:44:00Z"/>
-  <w16cex:commentExtensible w16cex:durableId="08EFF275" w16cex:dateUtc="2023-12-01T17:35:00Z"/>
-  <w16cex:commentExtensible w16cex:durableId="1773CE44" w16cex:dateUtc="2023-12-01T17:45:00Z"/>
-  <w16cex:commentExtensible w16cex:durableId="751DC7A7" w16cex:dateUtc="2023-12-02T00:06:00Z"/>
+<w16cex:commentsExtensible xmlns:wpc="http://schemas.microsoft.com/office/word/2010/wordprocessingCanvas" xmlns:cx="http://schemas.microsoft.com/office/drawing/2014/chartex" xmlns:cx1="http://schemas.microsoft.com/office/drawing/2015/9/8/chartex" xmlns:cx2="http://schemas.microsoft.com/office/drawing/2015/10/21/chartex" xmlns:cx3="http://schemas.microsoft.com/office/drawing/2016/5/9/chartex" xmlns:cx4="http://schemas.microsoft.com/office/drawing/2016/5/10/chartex" xmlns:cx5="http://schemas.microsoft.com/office/drawing/2016/5/11/chartex" xmlns:cx6="http://schemas.microsoft.com/office/drawing/2016/5/12/chartex" xmlns:cx7="http://schemas.microsoft.com/office/drawing/2016/5/13/chartex" xmlns:cx8="http://schemas.microsoft.com/office/drawing/2016/5/14/chartex" xmlns:cr="http://schemas.microsoft.com/office/comments/2020/reactions" xmlns:mc="http://schemas.openxmlformats.org/markup-compatibility/2006" xmlns:aink="http://schemas.microsoft.com/office/drawing/2016/ink" xmlns:am3d="http://schemas.microsoft.com/office/drawing/2017/model3d" xmlns:o="urn:schemas-microsoft-com:office:office" xmlns:oel="http://schemas.microsoft.com/office/2019/extlst" xmlns:r="http://schemas.openxmlformats.org/officeDocument/2006/relationships" xmlns:m="http://schemas.openxmlformats.org/officeDocument/2006/math" xmlns:v="urn:schemas-microsoft-com:vml" xmlns:wp14="http://schemas.microsoft.com/office/word/2010/wordprocessingDrawing" xmlns:wp="http://schemas.openxmlformats.org/drawingml/2006/wordprocessingDrawing" xmlns:w10="urn:schemas-microsoft-com:office:word" xmlns:w="http://schemas.openxmlformats.org/wordprocessingml/2006/main" xmlns:w14="http://schemas.microsoft.com/office/word/2010/wordml" xmlns:w15="http://schemas.microsoft.com/office/word/2012/wordml" xmlns:w16cex="http://schemas.microsoft.com/office/word/2018/wordml/cex" xmlns:w16cid="http://schemas.microsoft.com/office/word/2016/wordml/cid" xmlns:w16="http://schemas.microsoft.com/office/word/2018/wordml" xmlns:w16sdtdh="http://schemas.microsoft.com/office/word/2020/wordml/sdtdatahash" xmlns:w16se="http://schemas.microsoft.com/office/word/2015/wordml/symex" xmlns:wpg="http://schemas.microsoft.com/office/word/2010/wordprocessingGroup" xmlns:wpi="http://schemas.microsoft.com/office/word/2010/wordprocessingInk" xmlns:wne="http://schemas.microsoft.com/office/word/2006/wordml" xmlns:wps="http://schemas.microsoft.com/office/word/2010/wordprocessingShape" mc:Ignorable="w14 w15 w16se w16cid w16 w16cex w16sdtdh cr wp14">
   <w16cex:commentExtensible w16cex:durableId="20309807" w16cex:dateUtc="2023-12-01T19:42:00Z"/>
-  <w16cex:commentExtensible w16cex:durableId="256661E1" w16cex:dateUtc="2023-12-27T18:23:00Z"/>
-  <w16cex:commentExtensible w16cex:durableId="1C2B8AAA" w16cex:dateUtc="2023-12-27T18:29:00Z"/>
-  <w16cex:commentExtensible w16cex:durableId="36D96E84" w16cex:dateUtc="2023-12-27T18:56:00Z"/>
-  <w16cex:commentExtensible w16cex:durableId="26AA61B4" w16cex:dateUtc="2023-12-02T00:13:00Z"/>
-  <w16cex:commentExtensible w16cex:durableId="0C74F0BD" w16cex:dateUtc="2023-12-27T19:49:00Z"/>
-  <w16cex:commentExtensible w16cex:durableId="7F9990C1" w16cex:dateUtc="2023-12-27T21:19:00Z"/>
-  <w16cex:commentExtensible w16cex:durableId="760E1E61" w16cex:dateUtc="2023-12-27T18:29:00Z"/>
-  <w16cex:commentExtensible w16cex:durableId="485B25D0" w16cex:dateUtc="2023-12-27T18:56:00Z"/>
-  <w16cex:commentExtensible w16cex:durableId="1B389109" w16cex:dateUtc="2023-12-27T19:04:00Z"/>
-  <w16cex:commentExtensible w16cex:durableId="05A3E99B" w16cex:dateUtc="2023-12-27T21:23:00Z"/>
 </w16cex:commentsExtensible>
 </file>
 
 <file path=word/commentsIds.xml><?xml version="1.0" encoding="utf-8"?>
 <w16cid:commentsIds xmlns:wpc="http://schemas.microsoft.com/office/word/2010/wordprocessingCanvas" xmlns:cx="http://schemas.microsoft.com/office/drawing/2014/chartex" xmlns:cx1="http://schemas.microsoft.com/office/drawing/2015/9/8/chartex" xmlns:cx2="http://schemas.microsoft.com/office/drawing/2015/10/21/chartex" xmlns:cx3="http://schemas.microsoft.com/office/drawing/2016/5/9/chartex" xmlns:cx4="http://schemas.microsoft.com/office/drawing/2016/5/10/chartex" xmlns:cx5="http://schemas.microsoft.com/office/drawing/2016/5/11/chartex" xmlns:cx6="http://schemas.microsoft.com/office/drawing/2016/5/12/chartex" xmlns:cx7="http://schemas.microsoft.com/office/drawing/2016/5/13/chartex" xmlns:cx8="http://schemas.microsoft.com/office/drawing/2016/5/14/chartex" xmlns:mc="http://schemas.openxmlformats.org/markup-compatibility/2006" xmlns:aink="http://schemas.microsoft.com/office/drawing/2016/ink" xmlns:am3d="http://schemas.microsoft.com/office/drawing/2017/model3d" xmlns:o="urn:schemas-microsoft-com:office:office" xmlns:oel="http://schemas.microsoft.com/office/2019/extlst" xmlns:r="http://schemas.openxmlformats.org/officeDocument/2006/relationships" xmlns:m="http://schemas.openxmlformats.org/officeDocument/2006/math" xmlns:v="urn:schemas-microsoft-com:vml" xmlns:wp14="http://schemas.microsoft.com/office/word/2010/wordprocessingDrawing" xmlns:wp="http://schemas.openxmlformats.org/drawingml/2006/wordprocessingDrawing" xmlns:w10="urn:schemas-microsoft-com:office:word" xmlns:w="http://schemas.openxmlformats.org/wordprocessingml/2006/main" xmlns:w14="http://schemas.microsoft.com/office/word/2010/wordml" xmlns:w15="http://schemas.microsoft.com/office/word/2012/wordml" xmlns:w16cex="http://schemas.microsoft.com/office/word/2018/wordml/cex" xmlns:w16cid="http://schemas.microsoft.com/office/word/2016/wordml/cid" xmlns:w16="http://schemas.microsoft.com/office/word/2018/wordml" xmlns:w16sdtdh="http://schemas.microsoft.com/office/word/2020/wordml/sdtdatahash" xmlns:w16se="http://schemas.microsoft.com/office/word/2015/wordml/symex" xmlns:wpg="http://schemas.microsoft.com/office/word/2010/wordprocessingGroup" xmlns:wpi="http://schemas.microsoft.com/office/word/2010/wordprocessingInk" xmlns:wne="http://schemas.microsoft.com/office/word/2006/wordml" xmlns:wps="http://schemas.microsoft.com/office/word/2010/wordprocessingShape" mc:Ignorable="w14 w15 w16se w16cid w16 w16cex w16sdtdh wp14">
-  <w16cid:commentId w16cid:paraId="79CE24C9" w16cid:durableId="5A8948B7"/>
-  <w16cid:commentId w16cid:paraId="372B8ADE" w16cid:durableId="0F9CE142"/>
-  <w16cid:commentId w16cid:paraId="2C05BD8C" w16cid:durableId="28CDC0A7"/>
-  <w16cid:commentId w16cid:paraId="47902044" w16cid:durableId="6F967C96"/>
-  <w16cid:commentId w16cid:paraId="7F32AA3D" w16cid:durableId="46C941C1"/>
-  <w16cid:commentId w16cid:paraId="5584008A" w16cid:durableId="10D85274"/>
-  <w16cid:commentId w16cid:paraId="5B7E448E" w16cid:durableId="270A98E2"/>
-  <w16cid:commentId w16cid:paraId="00AF4931" w16cid:durableId="752FB0FD"/>
-  <w16cid:commentId w16cid:paraId="3A05D5E6" w16cid:durableId="08EFF275"/>
-  <w16cid:commentId w16cid:paraId="21D3E2B7" w16cid:durableId="1773CE44"/>
-  <w16cid:commentId w16cid:paraId="20DDD5A4" w16cid:durableId="751DC7A7"/>
   <w16cid:commentId w16cid:paraId="010B4172" w16cid:durableId="20309807"/>
-  <w16cid:commentId w16cid:paraId="2330A8CE" w16cid:durableId="256661E1"/>
-  <w16cid:commentId w16cid:paraId="0479AD9F" w16cid:durableId="5E3D2E77"/>
-  <w16cid:commentId w16cid:paraId="261CE51B" w16cid:durableId="1C2B8AAA"/>
-  <w16cid:commentId w16cid:paraId="6A50292A" w16cid:durableId="36D96E84"/>
-  <w16cid:commentId w16cid:paraId="3673171F" w16cid:durableId="6339B82C"/>
-  <w16cid:commentId w16cid:paraId="40F40C84" w16cid:durableId="26AA61B4"/>
-  <w16cid:commentId w16cid:paraId="37FDE4D0" w16cid:durableId="0C74F0BD"/>
-  <w16cid:commentId w16cid:paraId="6D56D8A8" w16cid:durableId="4F30D9AC"/>
-  <w16cid:commentId w16cid:paraId="10B18203" w16cid:durableId="7D95F25D"/>
-  <w16cid:commentId w16cid:paraId="456097CA" w16cid:durableId="7C892425"/>
-  <w16cid:commentId w16cid:paraId="0862CF9F" w16cid:durableId="159DFFD3"/>
-  <w16cid:commentId w16cid:paraId="1BE373E7" w16cid:durableId="7F9990C1"/>
-  <w16cid:commentId w16cid:paraId="0727C264" w16cid:durableId="33F7D867"/>
-  <w16cid:commentId w16cid:paraId="0140910F" w16cid:durableId="33641CA4"/>
-  <w16cid:commentId w16cid:paraId="2509A206" w16cid:durableId="760E1E61"/>
-  <w16cid:commentId w16cid:paraId="708DB9E2" w16cid:durableId="485B25D0"/>
-  <w16cid:commentId w16cid:paraId="2604E392" w16cid:durableId="51448AA1"/>
-  <w16cid:commentId w16cid:paraId="71691D18" w16cid:durableId="1B389109"/>
-  <w16cid:commentId w16cid:paraId="71808ECF" w16cid:durableId="05A3E99B"/>
+  <w16cid:commentId w16cid:paraId="46D0497E" w16cid:durableId="27C83C92"/>
 </w16cid:commentsIds>
 </file>
 
 <file path=word/endnotes.xml><?xml version="1.0" encoding="utf-8"?>
-<w:endnotes xmlns:wpc="http://schemas.microsoft.com/office/word/2010/wordprocessingCanvas" xmlns:cx="http://schemas.microsoft.com/office/drawing/2014/chartex" xmlns:cx1="http://schemas.microsoft.com/office/drawing/2015/9/8/chartex" xmlns:mc="http://schemas.openxmlformats.org/markup-compatibility/2006" xmlns:o="urn:schemas-microsoft-com:office:office" xmlns:r="http://schemas.openxmlformats.org/officeDocument/2006/relationships" xmlns:m="http://schemas.openxmlformats.org/officeDocument/2006/math" xmlns:v="urn:schemas-microsoft-com:vml" xmlns:wp14="http://schemas.microsoft.com/office/word/2010/wordprocessingDrawing" xmlns:wp="http://schemas.openxmlformats.org/drawingml/2006/wordprocessingDrawing" xmlns:w10="urn:schemas-microsoft-com:office:word" xmlns:w="http://schemas.openxmlformats.org/wordprocessingml/2006/main" xmlns:w14="http://schemas.microsoft.com/office/word/2010/wordml" xmlns:w15="http://schemas.microsoft.com/office/word/2012/wordml" xmlns:w16se="http://schemas.microsoft.com/office/word/2015/wordml/symex" xmlns:wpg="http://schemas.microsoft.com/office/word/2010/wordprocessingGroup" xmlns:wpi="http://schemas.microsoft.com/office/word/2010/wordprocessingInk" xmlns:wne="http://schemas.microsoft.com/office/word/2006/wordml" xmlns:wps="http://schemas.microsoft.com/office/word/2010/wordprocessingShape" mc:Ignorable="w14 w15 w16se wp14">
+<w:endnotes xmlns:wpc="http://schemas.microsoft.com/office/word/2010/wordprocessingCanvas" xmlns:cx="http://schemas.microsoft.com/office/drawing/2014/chartex" xmlns:cx1="http://schemas.microsoft.com/office/drawing/2015/9/8/chartex" xmlns:cx2="http://schemas.microsoft.com/office/drawing/2015/10/21/chartex" xmlns:cx3="http://schemas.microsoft.com/office/drawing/2016/5/9/chartex" xmlns:cx4="http://schemas.microsoft.com/office/drawing/2016/5/10/chartex" xmlns:cx5="http://schemas.microsoft.com/office/drawing/2016/5/11/chartex" xmlns:cx6="http://schemas.microsoft.com/office/drawing/2016/5/12/chartex" xmlns:cx7="http://schemas.microsoft.com/office/drawing/2016/5/13/chartex" xmlns:cx8="http://schemas.microsoft.com/office/drawing/2016/5/14/chartex" xmlns:mc="http://schemas.openxmlformats.org/markup-compatibility/2006" xmlns:aink="http://schemas.microsoft.com/office/drawing/2016/ink" xmlns:am3d="http://schemas.microsoft.com/office/drawing/2017/model3d" xmlns:o="urn:schemas-microsoft-com:office:office" xmlns:oel="http://schemas.microsoft.com/office/2019/extlst" xmlns:r="http://schemas.openxmlformats.org/officeDocument/2006/relationships" xmlns:m="http://schemas.openxmlformats.org/officeDocument/2006/math" xmlns:v="urn:schemas-microsoft-com:vml" xmlns:wp14="http://schemas.microsoft.com/office/word/2010/wordprocessingDrawing" xmlns:wp="http://schemas.openxmlformats.org/drawingml/2006/wordprocessingDrawing" xmlns:w10="urn:schemas-microsoft-com:office:word" xmlns:w="http://schemas.openxmlformats.org/wordprocessingml/2006/main" xmlns:w14="http://schemas.microsoft.com/office/word/2010/wordml" xmlns:w15="http://schemas.microsoft.com/office/word/2012/wordml" xmlns:w16cex="http://schemas.microsoft.com/office/word/2018/wordml/cex" xmlns:w16cid="http://schemas.microsoft.com/office/word/2016/wordml/cid" xmlns:w16="http://schemas.microsoft.com/office/word/2018/wordml" xmlns:w16sdtdh="http://schemas.microsoft.com/office/word/2020/wordml/sdtdatahash" xmlns:w16se="http://schemas.microsoft.com/office/word/2015/wordml/symex" xmlns:wpg="http://schemas.microsoft.com/office/word/2010/wordprocessingGroup" xmlns:wpi="http://schemas.microsoft.com/office/word/2010/wordprocessingInk" xmlns:wne="http://schemas.microsoft.com/office/word/2006/wordml" xmlns:wps="http://schemas.microsoft.com/office/word/2010/wordprocessingShape" mc:Ignorable="w14 w15 w16se w16cid w16 w16cex w16sdtdh wp14">
   <w:endnote w:type="separator" w:id="-1">
     <w:p>
       <w:pPr>
@@ -14229,7 +16284,7 @@
 </file>
 
 <file path=word/footnotes.xml><?xml version="1.0" encoding="utf-8"?>
-<w:footnotes xmlns:wpc="http://schemas.microsoft.com/office/word/2010/wordprocessingCanvas" xmlns:cx="http://schemas.microsoft.com/office/drawing/2014/chartex" xmlns:cx1="http://schemas.microsoft.com/office/drawing/2015/9/8/chartex" xmlns:mc="http://schemas.openxmlformats.org/markup-compatibility/2006" xmlns:o="urn:schemas-microsoft-com:office:office" xmlns:r="http://schemas.openxmlformats.org/officeDocument/2006/relationships" xmlns:m="http://schemas.openxmlformats.org/officeDocument/2006/math" xmlns:v="urn:schemas-microsoft-com:vml" xmlns:wp14="http://schemas.microsoft.com/office/word/2010/wordprocessingDrawing" xmlns:wp="http://schemas.openxmlformats.org/drawingml/2006/wordprocessingDrawing" xmlns:w10="urn:schemas-microsoft-com:office:word" xmlns:w="http://schemas.openxmlformats.org/wordprocessingml/2006/main" xmlns:w14="http://schemas.microsoft.com/office/word/2010/wordml" xmlns:w15="http://schemas.microsoft.com/office/word/2012/wordml" xmlns:w16se="http://schemas.microsoft.com/office/word/2015/wordml/symex" xmlns:wpg="http://schemas.microsoft.com/office/word/2010/wordprocessingGroup" xmlns:wpi="http://schemas.microsoft.com/office/word/2010/wordprocessingInk" xmlns:wne="http://schemas.microsoft.com/office/word/2006/wordml" xmlns:wps="http://schemas.microsoft.com/office/word/2010/wordprocessingShape" mc:Ignorable="w14 w15 w16se wp14">
+<w:footnotes xmlns:wpc="http://schemas.microsoft.com/office/word/2010/wordprocessingCanvas" xmlns:cx="http://schemas.microsoft.com/office/drawing/2014/chartex" xmlns:cx1="http://schemas.microsoft.com/office/drawing/2015/9/8/chartex" xmlns:cx2="http://schemas.microsoft.com/office/drawing/2015/10/21/chartex" xmlns:cx3="http://schemas.microsoft.com/office/drawing/2016/5/9/chartex" xmlns:cx4="http://schemas.microsoft.com/office/drawing/2016/5/10/chartex" xmlns:cx5="http://schemas.microsoft.com/office/drawing/2016/5/11/chartex" xmlns:cx6="http://schemas.microsoft.com/office/drawing/2016/5/12/chartex" xmlns:cx7="http://schemas.microsoft.com/office/drawing/2016/5/13/chartex" xmlns:cx8="http://schemas.microsoft.com/office/drawing/2016/5/14/chartex" xmlns:mc="http://schemas.openxmlformats.org/markup-compatibility/2006" xmlns:aink="http://schemas.microsoft.com/office/drawing/2016/ink" xmlns:am3d="http://schemas.microsoft.com/office/drawing/2017/model3d" xmlns:o="urn:schemas-microsoft-com:office:office" xmlns:oel="http://schemas.microsoft.com/office/2019/extlst" xmlns:r="http://schemas.openxmlformats.org/officeDocument/2006/relationships" xmlns:m="http://schemas.openxmlformats.org/officeDocument/2006/math" xmlns:v="urn:schemas-microsoft-com:vml" xmlns:wp14="http://schemas.microsoft.com/office/word/2010/wordprocessingDrawing" xmlns:wp="http://schemas.openxmlformats.org/drawingml/2006/wordprocessingDrawing" xmlns:w10="urn:schemas-microsoft-com:office:word" xmlns:w="http://schemas.openxmlformats.org/wordprocessingml/2006/main" xmlns:w14="http://schemas.microsoft.com/office/word/2010/wordml" xmlns:w15="http://schemas.microsoft.com/office/word/2012/wordml" xmlns:w16cex="http://schemas.microsoft.com/office/word/2018/wordml/cex" xmlns:w16cid="http://schemas.microsoft.com/office/word/2016/wordml/cid" xmlns:w16="http://schemas.microsoft.com/office/word/2018/wordml" xmlns:w16sdtdh="http://schemas.microsoft.com/office/word/2020/wordml/sdtdatahash" xmlns:w16se="http://schemas.microsoft.com/office/word/2015/wordml/symex" xmlns:wpg="http://schemas.microsoft.com/office/word/2010/wordprocessingGroup" xmlns:wpi="http://schemas.microsoft.com/office/word/2010/wordprocessingInk" xmlns:wne="http://schemas.microsoft.com/office/word/2006/wordml" xmlns:wps="http://schemas.microsoft.com/office/word/2010/wordprocessingShape" mc:Ignorable="w14 w15 w16se w16cid w16 w16cex w16sdtdh wp14">
   <w:footnote w:type="separator" w:id="-1">
     <w:p>
       <w:pPr>
@@ -14254,7 +16309,7 @@
 </file>
 
 <file path=word/numbering.xml><?xml version="1.0" encoding="utf-8"?>
-<w:numbering xmlns:wpc="http://schemas.microsoft.com/office/word/2010/wordprocessingCanvas" xmlns:cx="http://schemas.microsoft.com/office/drawing/2014/chartex" xmlns:cx1="http://schemas.microsoft.com/office/drawing/2015/9/8/chartex" xmlns:mc="http://schemas.openxmlformats.org/markup-compatibility/2006" xmlns:o="urn:schemas-microsoft-com:office:office" xmlns:r="http://schemas.openxmlformats.org/officeDocument/2006/relationships" xmlns:m="http://schemas.openxmlformats.org/officeDocument/2006/math" xmlns:v="urn:schemas-microsoft-com:vml" xmlns:wp14="http://schemas.microsoft.com/office/word/2010/wordprocessingDrawing" xmlns:wp="http://schemas.openxmlformats.org/drawingml/2006/wordprocessingDrawing" xmlns:w10="urn:schemas-microsoft-com:office:word" xmlns:w="http://schemas.openxmlformats.org/wordprocessingml/2006/main" xmlns:w14="http://schemas.microsoft.com/office/word/2010/wordml" xmlns:w15="http://schemas.microsoft.com/office/word/2012/wordml" xmlns:w16se="http://schemas.microsoft.com/office/word/2015/wordml/symex" xmlns:wpg="http://schemas.microsoft.com/office/word/2010/wordprocessingGroup" xmlns:wpi="http://schemas.microsoft.com/office/word/2010/wordprocessingInk" xmlns:wne="http://schemas.microsoft.com/office/word/2006/wordml" xmlns:wps="http://schemas.microsoft.com/office/word/2010/wordprocessingShape" mc:Ignorable="w14 w15 w16se wp14">
+<w:numbering xmlns:wpc="http://schemas.microsoft.com/office/word/2010/wordprocessingCanvas" xmlns:cx="http://schemas.microsoft.com/office/drawing/2014/chartex" xmlns:cx1="http://schemas.microsoft.com/office/drawing/2015/9/8/chartex" xmlns:cx2="http://schemas.microsoft.com/office/drawing/2015/10/21/chartex" xmlns:cx3="http://schemas.microsoft.com/office/drawing/2016/5/9/chartex" xmlns:cx4="http://schemas.microsoft.com/office/drawing/2016/5/10/chartex" xmlns:cx5="http://schemas.microsoft.com/office/drawing/2016/5/11/chartex" xmlns:cx6="http://schemas.microsoft.com/office/drawing/2016/5/12/chartex" xmlns:cx7="http://schemas.microsoft.com/office/drawing/2016/5/13/chartex" xmlns:cx8="http://schemas.microsoft.com/office/drawing/2016/5/14/chartex" xmlns:mc="http://schemas.openxmlformats.org/markup-compatibility/2006" xmlns:aink="http://schemas.microsoft.com/office/drawing/2016/ink" xmlns:am3d="http://schemas.microsoft.com/office/drawing/2017/model3d" xmlns:o="urn:schemas-microsoft-com:office:office" xmlns:oel="http://schemas.microsoft.com/office/2019/extlst" xmlns:r="http://schemas.openxmlformats.org/officeDocument/2006/relationships" xmlns:m="http://schemas.openxmlformats.org/officeDocument/2006/math" xmlns:v="urn:schemas-microsoft-com:vml" xmlns:wp14="http://schemas.microsoft.com/office/word/2010/wordprocessingDrawing" xmlns:wp="http://schemas.openxmlformats.org/drawingml/2006/wordprocessingDrawing" xmlns:w10="urn:schemas-microsoft-com:office:word" xmlns:w="http://schemas.openxmlformats.org/wordprocessingml/2006/main" xmlns:w14="http://schemas.microsoft.com/office/word/2010/wordml" xmlns:w15="http://schemas.microsoft.com/office/word/2012/wordml" xmlns:w16cex="http://schemas.microsoft.com/office/word/2018/wordml/cex" xmlns:w16cid="http://schemas.microsoft.com/office/word/2016/wordml/cid" xmlns:w16="http://schemas.microsoft.com/office/word/2018/wordml" xmlns:w16sdtdh="http://schemas.microsoft.com/office/word/2020/wordml/sdtdatahash" xmlns:w16se="http://schemas.microsoft.com/office/word/2015/wordml/symex" xmlns:wpg="http://schemas.microsoft.com/office/word/2010/wordprocessingGroup" xmlns:wpi="http://schemas.microsoft.com/office/word/2010/wordprocessingInk" xmlns:wne="http://schemas.microsoft.com/office/word/2006/wordml" xmlns:wps="http://schemas.microsoft.com/office/word/2010/wordprocessingShape" mc:Ignorable="w14 w15 w16se w16cid w16 w16cex w16sdtdh wp14">
   <w:abstractNum w:abstractNumId="0" w15:restartNumberingAfterBreak="0">
     <w:nsid w:val="05E424D5"/>
     <w:multiLevelType w:val="hybridMultilevel"/>
@@ -14456,17 +16511,17 @@
       </w:pPr>
     </w:lvl>
   </w:abstractNum>
-  <w:num w:numId="1">
+  <w:num w:numId="1" w16cid:durableId="327099074">
     <w:abstractNumId w:val="0"/>
   </w:num>
-  <w:num w:numId="2">
+  <w:num w:numId="2" w16cid:durableId="392437134">
     <w:abstractNumId w:val="1"/>
   </w:num>
 </w:numbering>
 </file>
 
 <file path=word/people.xml><?xml version="1.0" encoding="utf-8"?>
-<w15:people xmlns:wpc="http://schemas.microsoft.com/office/word/2010/wordprocessingCanvas" xmlns:cx="http://schemas.microsoft.com/office/drawing/2014/chartex" xmlns:cx1="http://schemas.microsoft.com/office/drawing/2015/9/8/chartex" xmlns:mc="http://schemas.openxmlformats.org/markup-compatibility/2006" xmlns:o="urn:schemas-microsoft-com:office:office" xmlns:r="http://schemas.openxmlformats.org/officeDocument/2006/relationships" xmlns:m="http://schemas.openxmlformats.org/officeDocument/2006/math" xmlns:v="urn:schemas-microsoft-com:vml" xmlns:wp14="http://schemas.microsoft.com/office/word/2010/wordprocessingDrawing" xmlns:wp="http://schemas.openxmlformats.org/drawingml/2006/wordprocessingDrawing" xmlns:w10="urn:schemas-microsoft-com:office:word" xmlns:w="http://schemas.openxmlformats.org/wordprocessingml/2006/main" xmlns:w14="http://schemas.microsoft.com/office/word/2010/wordml" xmlns:w15="http://schemas.microsoft.com/office/word/2012/wordml" xmlns:w16se="http://schemas.microsoft.com/office/word/2015/wordml/symex" xmlns:wpg="http://schemas.microsoft.com/office/word/2010/wordprocessingGroup" xmlns:wpi="http://schemas.microsoft.com/office/word/2010/wordprocessingInk" xmlns:wne="http://schemas.microsoft.com/office/word/2006/wordml" xmlns:wps="http://schemas.microsoft.com/office/word/2010/wordprocessingShape" mc:Ignorable="w14 w15 w16se wp14">
+<w15:people xmlns:wpc="http://schemas.microsoft.com/office/word/2010/wordprocessingCanvas" xmlns:cx="http://schemas.microsoft.com/office/drawing/2014/chartex" xmlns:cx1="http://schemas.microsoft.com/office/drawing/2015/9/8/chartex" xmlns:cx2="http://schemas.microsoft.com/office/drawing/2015/10/21/chartex" xmlns:cx3="http://schemas.microsoft.com/office/drawing/2016/5/9/chartex" xmlns:cx4="http://schemas.microsoft.com/office/drawing/2016/5/10/chartex" xmlns:cx5="http://schemas.microsoft.com/office/drawing/2016/5/11/chartex" xmlns:cx6="http://schemas.microsoft.com/office/drawing/2016/5/12/chartex" xmlns:cx7="http://schemas.microsoft.com/office/drawing/2016/5/13/chartex" xmlns:cx8="http://schemas.microsoft.com/office/drawing/2016/5/14/chartex" xmlns:mc="http://schemas.openxmlformats.org/markup-compatibility/2006" xmlns:aink="http://schemas.microsoft.com/office/drawing/2016/ink" xmlns:am3d="http://schemas.microsoft.com/office/drawing/2017/model3d" xmlns:o="urn:schemas-microsoft-com:office:office" xmlns:oel="http://schemas.microsoft.com/office/2019/extlst" xmlns:r="http://schemas.openxmlformats.org/officeDocument/2006/relationships" xmlns:m="http://schemas.openxmlformats.org/officeDocument/2006/math" xmlns:v="urn:schemas-microsoft-com:vml" xmlns:wp14="http://schemas.microsoft.com/office/word/2010/wordprocessingDrawing" xmlns:wp="http://schemas.openxmlformats.org/drawingml/2006/wordprocessingDrawing" xmlns:w10="urn:schemas-microsoft-com:office:word" xmlns:w="http://schemas.openxmlformats.org/wordprocessingml/2006/main" xmlns:w14="http://schemas.microsoft.com/office/word/2010/wordml" xmlns:w15="http://schemas.microsoft.com/office/word/2012/wordml" xmlns:w16cex="http://schemas.microsoft.com/office/word/2018/wordml/cex" xmlns:w16cid="http://schemas.microsoft.com/office/word/2016/wordml/cid" xmlns:w16="http://schemas.microsoft.com/office/word/2018/wordml" xmlns:w16sdtdh="http://schemas.microsoft.com/office/word/2020/wordml/sdtdatahash" xmlns:w16se="http://schemas.microsoft.com/office/word/2015/wordml/symex" xmlns:wpg="http://schemas.microsoft.com/office/word/2010/wordprocessingGroup" xmlns:wpi="http://schemas.microsoft.com/office/word/2010/wordprocessingInk" xmlns:wne="http://schemas.microsoft.com/office/word/2006/wordml" xmlns:wps="http://schemas.microsoft.com/office/word/2010/wordprocessingShape" mc:Ignorable="w14 w15 w16se w16cid w16 w16cex w16sdtdh wp14">
   <w15:person w15:author="Microsoft Office User">
     <w15:presenceInfo w15:providerId="None" w15:userId="Microsoft Office User"/>
   </w15:person>
@@ -14477,7 +16532,7 @@
 </file>
 
 <file path=word/styles.xml><?xml version="1.0" encoding="utf-8"?>
-<w:styles xmlns:mc="http://schemas.openxmlformats.org/markup-compatibility/2006" xmlns:r="http://schemas.openxmlformats.org/officeDocument/2006/relationships" xmlns:w="http://schemas.openxmlformats.org/wordprocessingml/2006/main" xmlns:w14="http://schemas.microsoft.com/office/word/2010/wordml" xmlns:w15="http://schemas.microsoft.com/office/word/2012/wordml" xmlns:w16se="http://schemas.microsoft.com/office/word/2015/wordml/symex" mc:Ignorable="w14 w15 w16se">
+<w:styles xmlns:mc="http://schemas.openxmlformats.org/markup-compatibility/2006" xmlns:r="http://schemas.openxmlformats.org/officeDocument/2006/relationships" xmlns:w="http://schemas.openxmlformats.org/wordprocessingml/2006/main" xmlns:w14="http://schemas.microsoft.com/office/word/2010/wordml" xmlns:w15="http://schemas.microsoft.com/office/word/2012/wordml" xmlns:w16cex="http://schemas.microsoft.com/office/word/2018/wordml/cex" xmlns:w16cid="http://schemas.microsoft.com/office/word/2016/wordml/cid" xmlns:w16="http://schemas.microsoft.com/office/word/2018/wordml" xmlns:w16sdtdh="http://schemas.microsoft.com/office/word/2020/wordml/sdtdatahash" xmlns:w16se="http://schemas.microsoft.com/office/word/2015/wordml/symex" mc:Ignorable="w14 w15 w16se w16cid w16 w16cex w16sdtdh">
   <w:docDefaults>
     <w:rPrDefault>
       <w:rPr>
@@ -14493,7 +16548,7 @@
       </w:pPr>
     </w:pPrDefault>
   </w:docDefaults>
-  <w:latentStyles w:defLockedState="0" w:defUIPriority="99" w:defSemiHidden="0" w:defUnhideWhenUsed="0" w:defQFormat="0" w:count="371">
+  <w:latentStyles w:defLockedState="0" w:defUIPriority="99" w:defSemiHidden="0" w:defUnhideWhenUsed="0" w:defQFormat="0" w:count="376">
     <w:lsdException w:name="Normal" w:uiPriority="0" w:qFormat="1"/>
     <w:lsdException w:name="heading 1" w:uiPriority="9" w:qFormat="1"/>
     <w:lsdException w:name="heading 2" w:semiHidden="1" w:uiPriority="9" w:unhideWhenUsed="1" w:qFormat="1"/>
@@ -14865,6 +16920,11 @@
     <w:lsdException w:name="List Table 5 Dark Accent 6" w:uiPriority="50"/>
     <w:lsdException w:name="List Table 6 Colorful Accent 6" w:uiPriority="51"/>
     <w:lsdException w:name="List Table 7 Colorful Accent 6" w:uiPriority="52"/>
+    <w:lsdException w:name="Mention" w:semiHidden="1" w:unhideWhenUsed="1"/>
+    <w:lsdException w:name="Smart Hyperlink" w:semiHidden="1" w:unhideWhenUsed="1"/>
+    <w:lsdException w:name="Hashtag" w:semiHidden="1" w:unhideWhenUsed="1"/>
+    <w:lsdException w:name="Unresolved Mention" w:semiHidden="1" w:unhideWhenUsed="1"/>
+    <w:lsdException w:name="Smart Link" w:semiHidden="1" w:unhideWhenUsed="1"/>
   </w:latentStyles>
   <w:style w:type="paragraph" w:default="1" w:styleId="Normal">
     <w:name w:val="Normal"/>
@@ -15091,7 +17151,7 @@
 </file>
 
 <file path=word/glossary/document.xml><?xml version="1.0" encoding="utf-8"?>
-<w:glossaryDocument xmlns:wpc="http://schemas.microsoft.com/office/word/2010/wordprocessingCanvas" xmlns:cx="http://schemas.microsoft.com/office/drawing/2014/chartex" xmlns:cx1="http://schemas.microsoft.com/office/drawing/2015/9/8/chartex" xmlns:mc="http://schemas.openxmlformats.org/markup-compatibility/2006" xmlns:o="urn:schemas-microsoft-com:office:office" xmlns:r="http://schemas.openxmlformats.org/officeDocument/2006/relationships" xmlns:m="http://schemas.openxmlformats.org/officeDocument/2006/math" xmlns:v="urn:schemas-microsoft-com:vml" xmlns:wp14="http://schemas.microsoft.com/office/word/2010/wordprocessingDrawing" xmlns:wp="http://schemas.openxmlformats.org/drawingml/2006/wordprocessingDrawing" xmlns:w10="urn:schemas-microsoft-com:office:word" xmlns:w="http://schemas.openxmlformats.org/wordprocessingml/2006/main" xmlns:w14="http://schemas.microsoft.com/office/word/2010/wordml" xmlns:w15="http://schemas.microsoft.com/office/word/2012/wordml" xmlns:w16se="http://schemas.microsoft.com/office/word/2015/wordml/symex" xmlns:wpg="http://schemas.microsoft.com/office/word/2010/wordprocessingGroup" xmlns:wpi="http://schemas.microsoft.com/office/word/2010/wordprocessingInk" xmlns:wne="http://schemas.microsoft.com/office/word/2006/wordml" xmlns:wps="http://schemas.microsoft.com/office/word/2010/wordprocessingShape" mc:Ignorable="w14 w15 w16se wp14">
+<w:glossaryDocument xmlns:wpc="http://schemas.microsoft.com/office/word/2010/wordprocessingCanvas" xmlns:cx="http://schemas.microsoft.com/office/drawing/2014/chartex" xmlns:cx1="http://schemas.microsoft.com/office/drawing/2015/9/8/chartex" xmlns:cx2="http://schemas.microsoft.com/office/drawing/2015/10/21/chartex" xmlns:cx3="http://schemas.microsoft.com/office/drawing/2016/5/9/chartex" xmlns:cx4="http://schemas.microsoft.com/office/drawing/2016/5/10/chartex" xmlns:cx5="http://schemas.microsoft.com/office/drawing/2016/5/11/chartex" xmlns:cx6="http://schemas.microsoft.com/office/drawing/2016/5/12/chartex" xmlns:cx7="http://schemas.microsoft.com/office/drawing/2016/5/13/chartex" xmlns:cx8="http://schemas.microsoft.com/office/drawing/2016/5/14/chartex" xmlns:mc="http://schemas.openxmlformats.org/markup-compatibility/2006" xmlns:aink="http://schemas.microsoft.com/office/drawing/2016/ink" xmlns:am3d="http://schemas.microsoft.com/office/drawing/2017/model3d" xmlns:o="urn:schemas-microsoft-com:office:office" xmlns:oel="http://schemas.microsoft.com/office/2019/extlst" xmlns:r="http://schemas.openxmlformats.org/officeDocument/2006/relationships" xmlns:m="http://schemas.openxmlformats.org/officeDocument/2006/math" xmlns:v="urn:schemas-microsoft-com:vml" xmlns:wp14="http://schemas.microsoft.com/office/word/2010/wordprocessingDrawing" xmlns:wp="http://schemas.openxmlformats.org/drawingml/2006/wordprocessingDrawing" xmlns:w10="urn:schemas-microsoft-com:office:word" xmlns:w="http://schemas.openxmlformats.org/wordprocessingml/2006/main" xmlns:w14="http://schemas.microsoft.com/office/word/2010/wordml" xmlns:w15="http://schemas.microsoft.com/office/word/2012/wordml" xmlns:w16cex="http://schemas.microsoft.com/office/word/2018/wordml/cex" xmlns:w16cid="http://schemas.microsoft.com/office/word/2016/wordml/cid" xmlns:w16="http://schemas.microsoft.com/office/word/2018/wordml" xmlns:w16sdtdh="http://schemas.microsoft.com/office/word/2020/wordml/sdtdatahash" xmlns:w16se="http://schemas.microsoft.com/office/word/2015/wordml/symex" xmlns:wpg="http://schemas.microsoft.com/office/word/2010/wordprocessingGroup" xmlns:wpi="http://schemas.microsoft.com/office/word/2010/wordprocessingInk" xmlns:wne="http://schemas.microsoft.com/office/word/2006/wordml" xmlns:wps="http://schemas.microsoft.com/office/word/2010/wordprocessingShape" mc:Ignorable="w14 w15 w16se w16cid w16 w16cex w16sdtdh wp14">
   <w:docParts>
     <w:docPart>
       <w:docPartPr>
@@ -15153,7 +17213,7 @@
 </file>
 
 <file path=word/glossary/fontTable.xml><?xml version="1.0" encoding="utf-8"?>
-<w:fonts xmlns:mc="http://schemas.openxmlformats.org/markup-compatibility/2006" xmlns:r="http://schemas.openxmlformats.org/officeDocument/2006/relationships" xmlns:w="http://schemas.openxmlformats.org/wordprocessingml/2006/main" xmlns:w14="http://schemas.microsoft.com/office/word/2010/wordml" xmlns:w15="http://schemas.microsoft.com/office/word/2012/wordml" xmlns:w16se="http://schemas.microsoft.com/office/word/2015/wordml/symex" mc:Ignorable="w14 w15 w16se">
+<w:fonts xmlns:mc="http://schemas.openxmlformats.org/markup-compatibility/2006" xmlns:r="http://schemas.openxmlformats.org/officeDocument/2006/relationships" xmlns:w="http://schemas.openxmlformats.org/wordprocessingml/2006/main" xmlns:w14="http://schemas.microsoft.com/office/word/2010/wordml" xmlns:w15="http://schemas.microsoft.com/office/word/2012/wordml" xmlns:w16cex="http://schemas.microsoft.com/office/word/2018/wordml/cex" xmlns:w16cid="http://schemas.microsoft.com/office/word/2016/wordml/cid" xmlns:w16="http://schemas.microsoft.com/office/word/2018/wordml" xmlns:w16sdtdh="http://schemas.microsoft.com/office/word/2020/wordml/sdtdatahash" xmlns:w16se="http://schemas.microsoft.com/office/word/2015/wordml/symex" mc:Ignorable="w14 w15 w16se w16cid w16 w16cex w16sdtdh">
   <w:font w:name="Symbol">
     <w:panose1 w:val="05050102010706020507"/>
     <w:charset w:val="02"/>
@@ -15214,7 +17274,7 @@
 </file>
 
 <file path=word/glossary/settings.xml><?xml version="1.0" encoding="utf-8"?>
-<w:settings xmlns:mc="http://schemas.openxmlformats.org/markup-compatibility/2006" xmlns:o="urn:schemas-microsoft-com:office:office" xmlns:r="http://schemas.openxmlformats.org/officeDocument/2006/relationships" xmlns:m="http://schemas.openxmlformats.org/officeDocument/2006/math" xmlns:v="urn:schemas-microsoft-com:vml" xmlns:w10="urn:schemas-microsoft-com:office:word" xmlns:w="http://schemas.openxmlformats.org/wordprocessingml/2006/main" xmlns:w14="http://schemas.microsoft.com/office/word/2010/wordml" xmlns:w15="http://schemas.microsoft.com/office/word/2012/wordml" xmlns:w16se="http://schemas.microsoft.com/office/word/2015/wordml/symex" xmlns:sl="http://schemas.openxmlformats.org/schemaLibrary/2006/main" mc:Ignorable="w14 w15 w16se">
+<w:settings xmlns:mc="http://schemas.openxmlformats.org/markup-compatibility/2006" xmlns:o="urn:schemas-microsoft-com:office:office" xmlns:r="http://schemas.openxmlformats.org/officeDocument/2006/relationships" xmlns:m="http://schemas.openxmlformats.org/officeDocument/2006/math" xmlns:v="urn:schemas-microsoft-com:vml" xmlns:w10="urn:schemas-microsoft-com:office:word" xmlns:w="http://schemas.openxmlformats.org/wordprocessingml/2006/main" xmlns:w14="http://schemas.microsoft.com/office/word/2010/wordml" xmlns:w15="http://schemas.microsoft.com/office/word/2012/wordml" xmlns:w16cex="http://schemas.microsoft.com/office/word/2018/wordml/cex" xmlns:w16cid="http://schemas.microsoft.com/office/word/2016/wordml/cid" xmlns:w16="http://schemas.microsoft.com/office/word/2018/wordml" xmlns:w16sdtdh="http://schemas.microsoft.com/office/word/2020/wordml/sdtdatahash" xmlns:w16se="http://schemas.microsoft.com/office/word/2015/wordml/symex" xmlns:sl="http://schemas.openxmlformats.org/schemaLibrary/2006/main" mc:Ignorable="w14 w15 w16se w16cid w16 w16cex w16sdtdh">
   <w:view w:val="normal"/>
   <w:defaultTabStop w:val="720"/>
   <w:characterSpacingControl w:val="doNotCompress"/>
@@ -15225,6 +17285,7 @@
     <w:compatSetting w:name="enableOpenTypeFeatures" w:uri="http://schemas.microsoft.com/office/word" w:val="1"/>
     <w:compatSetting w:name="doNotFlipMirrorIndents" w:uri="http://schemas.microsoft.com/office/word" w:val="1"/>
     <w:compatSetting w:name="differentiateMultirowTableHeaders" w:uri="http://schemas.microsoft.com/office/word" w:val="1"/>
+    <w:compatSetting w:name="useWord2013TrackBottomHyphenation" w:uri="http://schemas.microsoft.com/office/word" w:val="1"/>
   </w:compat>
   <w:rsids>
     <w:rsidRoot w:val="00D31740"/>
@@ -15236,6 +17297,7 @@
     <w:rsid w:val="007D44E3"/>
     <w:rsid w:val="007F3A4A"/>
     <w:rsid w:val="009E27DB"/>
+    <w:rsid w:val="00B6387F"/>
     <w:rsid w:val="00D31740"/>
     <w:rsid w:val="00DB5940"/>
     <w:rsid w:val="00F8155A"/>
@@ -15262,7 +17324,7 @@
 </file>
 
 <file path=word/glossary/styles.xml><?xml version="1.0" encoding="utf-8"?>
-<w:styles xmlns:mc="http://schemas.openxmlformats.org/markup-compatibility/2006" xmlns:r="http://schemas.openxmlformats.org/officeDocument/2006/relationships" xmlns:w="http://schemas.openxmlformats.org/wordprocessingml/2006/main" xmlns:w14="http://schemas.microsoft.com/office/word/2010/wordml" xmlns:w15="http://schemas.microsoft.com/office/word/2012/wordml" xmlns:w16se="http://schemas.microsoft.com/office/word/2015/wordml/symex" mc:Ignorable="w14 w15 w16se">
+<w:styles xmlns:mc="http://schemas.openxmlformats.org/markup-compatibility/2006" xmlns:r="http://schemas.openxmlformats.org/officeDocument/2006/relationships" xmlns:w="http://schemas.openxmlformats.org/wordprocessingml/2006/main" xmlns:w14="http://schemas.microsoft.com/office/word/2010/wordml" xmlns:w15="http://schemas.microsoft.com/office/word/2012/wordml" xmlns:w16cex="http://schemas.microsoft.com/office/word/2018/wordml/cex" xmlns:w16cid="http://schemas.microsoft.com/office/word/2016/wordml/cid" xmlns:w16="http://schemas.microsoft.com/office/word/2018/wordml" xmlns:w16sdtdh="http://schemas.microsoft.com/office/word/2020/wordml/sdtdatahash" xmlns:w16se="http://schemas.microsoft.com/office/word/2015/wordml/symex" mc:Ignorable="w14 w15 w16se w16cid w16 w16cex w16sdtdh">
   <w:docDefaults>
     <w:rPrDefault>
       <w:rPr>
@@ -15278,7 +17340,7 @@
       </w:pPr>
     </w:pPrDefault>
   </w:docDefaults>
-  <w:latentStyles w:defLockedState="0" w:defUIPriority="99" w:defSemiHidden="0" w:defUnhideWhenUsed="0" w:defQFormat="0" w:count="371">
+  <w:latentStyles w:defLockedState="0" w:defUIPriority="99" w:defSemiHidden="0" w:defUnhideWhenUsed="0" w:defQFormat="0" w:count="376">
     <w:lsdException w:name="Normal" w:uiPriority="0" w:qFormat="1"/>
     <w:lsdException w:name="heading 1" w:uiPriority="9" w:qFormat="1"/>
     <w:lsdException w:name="heading 2" w:semiHidden="1" w:uiPriority="9" w:unhideWhenUsed="1" w:qFormat="1"/>
@@ -15650,6 +17712,11 @@
     <w:lsdException w:name="List Table 5 Dark Accent 6" w:uiPriority="50"/>
     <w:lsdException w:name="List Table 6 Colorful Accent 6" w:uiPriority="51"/>
     <w:lsdException w:name="List Table 7 Colorful Accent 6" w:uiPriority="52"/>
+    <w:lsdException w:name="Mention" w:semiHidden="1" w:unhideWhenUsed="1"/>
+    <w:lsdException w:name="Smart Hyperlink" w:semiHidden="1" w:unhideWhenUsed="1"/>
+    <w:lsdException w:name="Hashtag" w:semiHidden="1" w:unhideWhenUsed="1"/>
+    <w:lsdException w:name="Unresolved Mention" w:semiHidden="1" w:unhideWhenUsed="1"/>
+    <w:lsdException w:name="Smart Link" w:semiHidden="1" w:unhideWhenUsed="1"/>
   </w:latentStyles>
   <w:style w:type="paragraph" w:default="1" w:styleId="Normal">
     <w:name w:val="Normal"/>
@@ -15700,7 +17767,7 @@
 </file>
 
 <file path=word/glossary/webSettings.xml><?xml version="1.0" encoding="utf-8"?>
-<w:webSettings xmlns:mc="http://schemas.openxmlformats.org/markup-compatibility/2006" xmlns:r="http://schemas.openxmlformats.org/officeDocument/2006/relationships" xmlns:w="http://schemas.openxmlformats.org/wordprocessingml/2006/main" xmlns:w14="http://schemas.microsoft.com/office/word/2010/wordml" xmlns:w15="http://schemas.microsoft.com/office/word/2012/wordml" xmlns:w16se="http://schemas.microsoft.com/office/word/2015/wordml/symex" mc:Ignorable="w14 w15 w16se">
+<w:webSettings xmlns:mc="http://schemas.openxmlformats.org/markup-compatibility/2006" xmlns:r="http://schemas.openxmlformats.org/officeDocument/2006/relationships" xmlns:w="http://schemas.openxmlformats.org/wordprocessingml/2006/main" xmlns:w14="http://schemas.microsoft.com/office/word/2010/wordml" xmlns:w15="http://schemas.microsoft.com/office/word/2012/wordml" xmlns:w16cex="http://schemas.microsoft.com/office/word/2018/wordml/cex" xmlns:w16cid="http://schemas.microsoft.com/office/word/2016/wordml/cid" xmlns:w16="http://schemas.microsoft.com/office/word/2018/wordml" xmlns:w16sdtdh="http://schemas.microsoft.com/office/word/2020/wordml/sdtdatahash" xmlns:w16se="http://schemas.microsoft.com/office/word/2015/wordml/symex" mc:Ignorable="w14 w15 w16se w16cid w16 w16cex w16sdtdh">
   <w:optimizeForBrowser/>
   <w:allowPNG/>
 </w:webSettings>

--- a/manuscript/dvm.manuscript.01272024.docx
+++ b/manuscript/dvm.manuscript.01272024.docx
@@ -1,6 +1,6 @@
 
 <file path=word/document.xml><?xml version="1.0" encoding="utf-8"?>
-<w:document xmlns:wpc="http://schemas.microsoft.com/office/word/2010/wordprocessingCanvas" xmlns:cx="http://schemas.microsoft.com/office/drawing/2014/chartex" xmlns:cx1="http://schemas.microsoft.com/office/drawing/2015/9/8/chartex" xmlns:cx2="http://schemas.microsoft.com/office/drawing/2015/10/21/chartex" xmlns:cx3="http://schemas.microsoft.com/office/drawing/2016/5/9/chartex" xmlns:cx4="http://schemas.microsoft.com/office/drawing/2016/5/10/chartex" xmlns:cx5="http://schemas.microsoft.com/office/drawing/2016/5/11/chartex" xmlns:cx6="http://schemas.microsoft.com/office/drawing/2016/5/12/chartex" xmlns:cx7="http://schemas.microsoft.com/office/drawing/2016/5/13/chartex" xmlns:cx8="http://schemas.microsoft.com/office/drawing/2016/5/14/chartex" xmlns:mc="http://schemas.openxmlformats.org/markup-compatibility/2006" xmlns:aink="http://schemas.microsoft.com/office/drawing/2016/ink" xmlns:am3d="http://schemas.microsoft.com/office/drawing/2017/model3d" xmlns:o="urn:schemas-microsoft-com:office:office" xmlns:oel="http://schemas.microsoft.com/office/2019/extlst" xmlns:r="http://schemas.openxmlformats.org/officeDocument/2006/relationships" xmlns:m="http://schemas.openxmlformats.org/officeDocument/2006/math" xmlns:v="urn:schemas-microsoft-com:vml" xmlns:wp14="http://schemas.microsoft.com/office/word/2010/wordprocessingDrawing" xmlns:wp="http://schemas.openxmlformats.org/drawingml/2006/wordprocessingDrawing" xmlns:w10="urn:schemas-microsoft-com:office:word" xmlns:w="http://schemas.openxmlformats.org/wordprocessingml/2006/main" xmlns:w14="http://schemas.microsoft.com/office/word/2010/wordml" xmlns:w15="http://schemas.microsoft.com/office/word/2012/wordml" xmlns:w16cex="http://schemas.microsoft.com/office/word/2018/wordml/cex" xmlns:w16cid="http://schemas.microsoft.com/office/word/2016/wordml/cid" xmlns:w16="http://schemas.microsoft.com/office/word/2018/wordml" xmlns:w16sdtdh="http://schemas.microsoft.com/office/word/2020/wordml/sdtdatahash" xmlns:w16se="http://schemas.microsoft.com/office/word/2015/wordml/symex" xmlns:wpg="http://schemas.microsoft.com/office/word/2010/wordprocessingGroup" xmlns:wpi="http://schemas.microsoft.com/office/word/2010/wordprocessingInk" xmlns:wne="http://schemas.microsoft.com/office/word/2006/wordml" xmlns:wps="http://schemas.microsoft.com/office/word/2010/wordprocessingShape" mc:Ignorable="w14 w15 w16se w16cid w16 w16cex w16sdtdh wp14">
+<w:document xmlns:wpc="http://schemas.microsoft.com/office/word/2010/wordprocessingCanvas" xmlns:cx="http://schemas.microsoft.com/office/drawing/2014/chartex" xmlns:cx1="http://schemas.microsoft.com/office/drawing/2015/9/8/chartex" xmlns:cx2="http://schemas.microsoft.com/office/drawing/2015/10/21/chartex" xmlns:cx3="http://schemas.microsoft.com/office/drawing/2016/5/9/chartex" xmlns:cx4="http://schemas.microsoft.com/office/drawing/2016/5/10/chartex" xmlns:cx5="http://schemas.microsoft.com/office/drawing/2016/5/11/chartex" xmlns:cx6="http://schemas.microsoft.com/office/drawing/2016/5/12/chartex" xmlns:cx7="http://schemas.microsoft.com/office/drawing/2016/5/13/chartex" xmlns:cx8="http://schemas.microsoft.com/office/drawing/2016/5/14/chartex" xmlns:mc="http://schemas.openxmlformats.org/markup-compatibility/2006" xmlns:aink="http://schemas.microsoft.com/office/drawing/2016/ink" xmlns:am3d="http://schemas.microsoft.com/office/drawing/2017/model3d" xmlns:o="urn:schemas-microsoft-com:office:office" xmlns:oel="http://schemas.microsoft.com/office/2019/extlst" xmlns:r="http://schemas.openxmlformats.org/officeDocument/2006/relationships" xmlns:m="http://schemas.openxmlformats.org/officeDocument/2006/math" xmlns:v="urn:schemas-microsoft-com:vml" xmlns:wp14="http://schemas.microsoft.com/office/word/2010/wordprocessingDrawing" xmlns:wp="http://schemas.openxmlformats.org/drawingml/2006/wordprocessingDrawing" xmlns:w10="urn:schemas-microsoft-com:office:word" xmlns:w="http://schemas.openxmlformats.org/wordprocessingml/2006/main" xmlns:w14="http://schemas.microsoft.com/office/word/2010/wordml" xmlns:w15="http://schemas.microsoft.com/office/word/2012/wordml" xmlns:w16cex="http://schemas.microsoft.com/office/word/2018/wordml/cex" xmlns:w16cid="http://schemas.microsoft.com/office/word/2016/wordml/cid" xmlns:w16="http://schemas.microsoft.com/office/word/2018/wordml" xmlns:w16du="http://schemas.microsoft.com/office/word/2023/wordml/word16du" xmlns:w16sdtdh="http://schemas.microsoft.com/office/word/2020/wordml/sdtdatahash" xmlns:w16se="http://schemas.microsoft.com/office/word/2015/wordml/symex" xmlns:wpg="http://schemas.microsoft.com/office/word/2010/wordprocessingGroup" xmlns:wpi="http://schemas.microsoft.com/office/word/2010/wordprocessingInk" xmlns:wne="http://schemas.microsoft.com/office/word/2006/wordml" xmlns:wps="http://schemas.microsoft.com/office/word/2010/wordprocessingShape" mc:Ignorable="w14 w15 w16se w16cid w16 w16cex w16sdtdh w16du wp14">
   <w:body>
     <w:p>
       <w:pPr>
@@ -253,7 +253,39 @@
           <w:sz w:val="24"/>
           <w:szCs w:val="24"/>
         </w:rPr>
-        <w:t>creating asynchronous combinations of low temperature and low DO (at night) and high temperature and high DO (during the day)</w:t>
+        <w:t xml:space="preserve">creating asynchronous combinations of low temperature and low </w:t>
+      </w:r>
+      <w:r>
+        <w:rPr>
+          <w:rFonts w:ascii="Times New Roman" w:hAnsi="Times New Roman" w:cs="Times New Roman"/>
+          <w:sz w:val="24"/>
+          <w:szCs w:val="24"/>
+        </w:rPr>
+        <w:t xml:space="preserve">dissolved oxygen </w:t>
+      </w:r>
+      <w:r>
+        <w:rPr>
+          <w:rFonts w:ascii="Times New Roman" w:hAnsi="Times New Roman" w:cs="Times New Roman"/>
+          <w:sz w:val="24"/>
+          <w:szCs w:val="24"/>
+        </w:rPr>
+        <w:t>(at night) and high temperature and high</w:t>
+      </w:r>
+      <w:r>
+        <w:rPr>
+          <w:rFonts w:ascii="Times New Roman" w:hAnsi="Times New Roman" w:cs="Times New Roman"/>
+          <w:sz w:val="24"/>
+          <w:szCs w:val="24"/>
+        </w:rPr>
+        <w:t xml:space="preserve"> dissolved oxygen</w:t>
+      </w:r>
+      <w:r>
+        <w:rPr>
+          <w:rFonts w:ascii="Times New Roman" w:hAnsi="Times New Roman" w:cs="Times New Roman"/>
+          <w:sz w:val="24"/>
+          <w:szCs w:val="24"/>
+        </w:rPr>
+        <w:t xml:space="preserve"> (during the day)</w:t>
       </w:r>
       <w:r>
         <w:rPr>
@@ -940,7 +972,9 @@
         <w:sdtContent>
           <w:r>
             <w:rPr>
-              <w:rFonts w:eastAsia="Times New Roman"/>
+              <w:rFonts w:ascii="Times New Roman" w:eastAsia="Times New Roman" w:hAnsi="Times New Roman" w:cs="Times New Roman"/>
+              <w:sz w:val="24"/>
+              <w:szCs w:val="24"/>
             </w:rPr>
             <w:t>Stich &amp; Lampert, 1981</w:t>
           </w:r>
@@ -1036,15 +1070,15 @@
           <w:sz w:val="24"/>
           <w:szCs w:val="24"/>
         </w:rPr>
-        <w:t xml:space="preserve"> in nature fish</w:t>
-      </w:r>
-      <w:r>
-        <w:rPr>
-          <w:rFonts w:ascii="Times New Roman" w:hAnsi="Times New Roman" w:cs="Times New Roman"/>
-          <w:sz w:val="24"/>
-          <w:szCs w:val="24"/>
-        </w:rPr>
-        <w:t xml:space="preserve"> are responding to multiple </w:t>
+        <w:t xml:space="preserve"> in nature fish are responding</w:t>
+      </w:r>
+      <w:r>
+        <w:rPr>
+          <w:rFonts w:ascii="Times New Roman" w:hAnsi="Times New Roman" w:cs="Times New Roman"/>
+          <w:sz w:val="24"/>
+          <w:szCs w:val="24"/>
+        </w:rPr>
+        <w:t xml:space="preserve"> to multiple </w:t>
       </w:r>
       <w:r>
         <w:rPr>
@@ -1270,7 +1304,34 @@
               <w:sz w:val="24"/>
               <w:szCs w:val="24"/>
             </w:rPr>
-            <w:t>(Brewitt et al., 2017; Moss, 1985)</w:t>
+            <w:t>(Moss, 1985</w:t>
+          </w:r>
+          <w:r>
+            <w:rPr>
+              <w:rFonts w:ascii="Times New Roman" w:eastAsia="Times New Roman" w:hAnsi="Times New Roman" w:cs="Times New Roman"/>
+              <w:color w:val="000000"/>
+              <w:sz w:val="24"/>
+              <w:szCs w:val="24"/>
+            </w:rPr>
+            <w:t xml:space="preserve">; </w:t>
+          </w:r>
+          <w:r>
+            <w:rPr>
+              <w:rFonts w:ascii="Times New Roman" w:eastAsia="Times New Roman" w:hAnsi="Times New Roman" w:cs="Times New Roman"/>
+              <w:color w:val="000000"/>
+              <w:sz w:val="24"/>
+              <w:szCs w:val="24"/>
+            </w:rPr>
+            <w:t>Brewitt et al., 2017</w:t>
+          </w:r>
+          <w:r>
+            <w:rPr>
+              <w:rFonts w:ascii="Times New Roman" w:eastAsia="Times New Roman" w:hAnsi="Times New Roman" w:cs="Times New Roman"/>
+              <w:color w:val="000000"/>
+              <w:sz w:val="24"/>
+              <w:szCs w:val="24"/>
+            </w:rPr>
+            <w:t>)</w:t>
           </w:r>
         </w:sdtContent>
       </w:sdt>
@@ -1299,6 +1360,7 @@
           <w:sz w:val="24"/>
           <w:szCs w:val="24"/>
         </w:rPr>
+        <w:lastRenderedPageBreak/>
         <w:t xml:space="preserve">In </w:t>
       </w:r>
       <w:r>
@@ -1347,16 +1409,7 @@
           <w:sz w:val="24"/>
           <w:szCs w:val="24"/>
         </w:rPr>
-        <w:t xml:space="preserve">organisms are poikilotherms, and because oxygen is much </w:t>
-      </w:r>
-      <w:r>
-        <w:rPr>
-          <w:rFonts w:ascii="Times New Roman" w:hAnsi="Times New Roman" w:cs="Times New Roman"/>
-          <w:sz w:val="24"/>
-          <w:szCs w:val="24"/>
-        </w:rPr>
-        <w:lastRenderedPageBreak/>
-        <w:t>scarcer and harder to acquire in water than in air. Higher temperatures both reduce oxygen solubility in water and increase fish oxygen demands, so we should expect that as temperatures exceed physiological optimums</w:t>
+        <w:t>organisms are poikilotherms, and because oxygen is much scarcer and harder to acquire in water than in air. Higher temperatures both reduce oxygen solubility in water and increase fish oxygen demands, so we should expect that as temperatures exceed physiological optimums</w:t>
       </w:r>
       <w:r>
         <w:rPr>
@@ -1428,7 +1481,7 @@
               <w:sz w:val="24"/>
               <w:szCs w:val="24"/>
             </w:rPr>
-            <w:t>(Logan et al., 2023)</w:t>
+            <w:t>Logan et al., 2023)</w:t>
           </w:r>
         </w:sdtContent>
       </w:sdt>
@@ -1440,16 +1493,14 @@
         </w:rPr>
         <w:t xml:space="preserve">. In tropical marine environments, excessively cold and hypoxic waters create </w:t>
       </w:r>
-      <w:proofErr w:type="gramStart"/>
-      <w:r>
-        <w:rPr>
-          <w:rFonts w:ascii="Times New Roman" w:hAnsi="Times New Roman" w:cs="Times New Roman"/>
-          <w:sz w:val="24"/>
-          <w:szCs w:val="24"/>
-        </w:rPr>
-        <w:t>hypoxia based</w:t>
-      </w:r>
-      <w:proofErr w:type="gramEnd"/>
+      <w:r>
+        <w:rPr>
+          <w:rFonts w:ascii="Times New Roman" w:hAnsi="Times New Roman" w:cs="Times New Roman"/>
+          <w:sz w:val="24"/>
+          <w:szCs w:val="24"/>
+        </w:rPr>
+        <w:t>hypoxia-based</w:t>
+      </w:r>
       <w:r>
         <w:rPr>
           <w:rFonts w:ascii="Times New Roman" w:hAnsi="Times New Roman" w:cs="Times New Roman"/>
@@ -1535,16 +1586,14 @@
         </w:rPr>
         <w:t xml:space="preserve"> </w:t>
       </w:r>
-      <w:proofErr w:type="gramStart"/>
-      <w:r>
-        <w:rPr>
-          <w:rFonts w:ascii="Times New Roman" w:hAnsi="Times New Roman" w:cs="Times New Roman"/>
-          <w:sz w:val="24"/>
-          <w:szCs w:val="24"/>
-        </w:rPr>
-        <w:t>This phenomena</w:t>
-      </w:r>
-      <w:proofErr w:type="gramEnd"/>
+      <w:r>
+        <w:rPr>
+          <w:rFonts w:ascii="Times New Roman" w:hAnsi="Times New Roman" w:cs="Times New Roman"/>
+          <w:sz w:val="24"/>
+          <w:szCs w:val="24"/>
+        </w:rPr>
+        <w:t>This phenomenon</w:t>
+      </w:r>
       <w:r>
         <w:rPr>
           <w:rFonts w:ascii="Times New Roman" w:hAnsi="Times New Roman" w:cs="Times New Roman"/>
@@ -1572,35 +1621,11 @@
       <w:r>
         <w:rPr>
           <w:rFonts w:ascii="Times New Roman" w:hAnsi="Times New Roman" w:cs="Times New Roman"/>
-          <w:i/>
-          <w:sz w:val="24"/>
-          <w:szCs w:val="24"/>
-        </w:rPr>
-        <w:t>in review</w:t>
-      </w:r>
-      <w:r>
-        <w:rPr>
-          <w:rFonts w:ascii="Times New Roman" w:hAnsi="Times New Roman" w:cs="Times New Roman"/>
-          <w:sz w:val="24"/>
-          <w:szCs w:val="24"/>
-        </w:rPr>
-        <w:t>, Ch</w:t>
-      </w:r>
-      <w:r>
-        <w:rPr>
-          <w:rFonts w:ascii="Times New Roman" w:hAnsi="Times New Roman" w:cs="Times New Roman"/>
-          <w:sz w:val="24"/>
-          <w:szCs w:val="24"/>
-        </w:rPr>
-        <w:t>apter</w:t>
-      </w:r>
-      <w:r>
-        <w:rPr>
-          <w:rFonts w:ascii="Times New Roman" w:hAnsi="Times New Roman" w:cs="Times New Roman"/>
-          <w:sz w:val="24"/>
-          <w:szCs w:val="24"/>
-        </w:rPr>
-        <w:t xml:space="preserve"> 2</w:t>
+          <w:iCs/>
+          <w:sz w:val="24"/>
+          <w:szCs w:val="24"/>
+        </w:rPr>
+        <w:t>2024</w:t>
       </w:r>
       <w:r>
         <w:rPr>
@@ -1749,7 +1774,25 @@
           <w:sz w:val="24"/>
           <w:szCs w:val="24"/>
         </w:rPr>
-        <w:t xml:space="preserve"> Diel vertical migration (DVM) is among the most widespread movement behaviors in aquatic systems, occurring in all sizes of water bodies and across multiple trophic levels.  Nocturnal ascent DVM is most commonly studied in zooplankton as anti-predat</w:t>
+        <w:t xml:space="preserve"> Diel vertical migration (DVM) is among the most widespread movement behaviors in aquatic systems, occurring in all sizes of water bodies and across multiple trophic levels.  Nocturnal ascent DVM is </w:t>
+      </w:r>
+      <w:proofErr w:type="gramStart"/>
+      <w:r>
+        <w:rPr>
+          <w:rFonts w:ascii="Times New Roman" w:hAnsi="Times New Roman" w:cs="Times New Roman"/>
+          <w:sz w:val="24"/>
+          <w:szCs w:val="24"/>
+        </w:rPr>
+        <w:t>most commonly studied</w:t>
+      </w:r>
+      <w:proofErr w:type="gramEnd"/>
+      <w:r>
+        <w:rPr>
+          <w:rFonts w:ascii="Times New Roman" w:hAnsi="Times New Roman" w:cs="Times New Roman"/>
+          <w:sz w:val="24"/>
+          <w:szCs w:val="24"/>
+        </w:rPr>
+        <w:t xml:space="preserve"> in zooplankton as anti-predat</w:t>
       </w:r>
       <w:r>
         <w:rPr>
@@ -1783,16 +1826,14 @@
         </w:rPr>
         <w:t xml:space="preserve">trade-off between the resource rich and </w:t>
       </w:r>
-      <w:proofErr w:type="gramStart"/>
-      <w:r>
-        <w:rPr>
-          <w:rFonts w:ascii="Times New Roman" w:hAnsi="Times New Roman" w:cs="Times New Roman"/>
-          <w:sz w:val="24"/>
-          <w:szCs w:val="24"/>
-        </w:rPr>
-        <w:t>high risk</w:t>
-      </w:r>
-      <w:proofErr w:type="gramEnd"/>
+      <w:r>
+        <w:rPr>
+          <w:rFonts w:ascii="Times New Roman" w:hAnsi="Times New Roman" w:cs="Times New Roman"/>
+          <w:sz w:val="24"/>
+          <w:szCs w:val="24"/>
+        </w:rPr>
+        <w:t>high-risk</w:t>
+      </w:r>
       <w:r>
         <w:rPr>
           <w:rFonts w:ascii="Times New Roman" w:hAnsi="Times New Roman" w:cs="Times New Roman"/>
@@ -1815,7 +1856,16 @@
           <w:sz w:val="24"/>
           <w:szCs w:val="24"/>
         </w:rPr>
-        <w:t xml:space="preserve"> and the cooler and safer waters at depth where the potential for growth is severely reduced </w:t>
+        <w:t xml:space="preserve"> and the cooler and </w:t>
+      </w:r>
+      <w:r>
+        <w:rPr>
+          <w:rFonts w:ascii="Times New Roman" w:hAnsi="Times New Roman" w:cs="Times New Roman"/>
+          <w:sz w:val="24"/>
+          <w:szCs w:val="24"/>
+        </w:rPr>
+        <w:lastRenderedPageBreak/>
+        <w:t xml:space="preserve">safer waters at depth where the potential for growth is severely reduced </w:t>
       </w:r>
       <w:sdt>
         <w:sdtPr>
@@ -1889,16 +1939,7 @@
           <w:sz w:val="24"/>
           <w:szCs w:val="24"/>
         </w:rPr>
-        <w:t xml:space="preserve">maximizing </w:t>
-      </w:r>
-      <w:r>
-        <w:rPr>
-          <w:rFonts w:ascii="Times New Roman" w:hAnsi="Times New Roman" w:cs="Times New Roman"/>
-          <w:sz w:val="24"/>
-          <w:szCs w:val="24"/>
-        </w:rPr>
-        <w:lastRenderedPageBreak/>
-        <w:t>bioenergetic</w:t>
+        <w:t>maximizing bioenergetic</w:t>
       </w:r>
       <w:r>
         <w:rPr>
@@ -1952,7 +1993,23 @@
               <w:sz w:val="24"/>
               <w:szCs w:val="24"/>
             </w:rPr>
-            <w:t>(Clark &amp; Levy, 1988; Scheuerell &amp; Schindler, 2003; Wurtsbaugh &amp; Neverman, 1988)</w:t>
+            <w:t>(Clark &amp; Levy, 1988; Wurtsbaugh &amp; Neverman, 1988</w:t>
+          </w:r>
+          <w:r>
+            <w:rPr>
+              <w:rFonts w:ascii="Times New Roman" w:eastAsia="Times New Roman" w:hAnsi="Times New Roman" w:cs="Times New Roman"/>
+              <w:sz w:val="24"/>
+              <w:szCs w:val="24"/>
+            </w:rPr>
+            <w:t>; Scheuerell &amp; Schindler, 2003</w:t>
+          </w:r>
+          <w:r>
+            <w:rPr>
+              <w:rFonts w:ascii="Times New Roman" w:eastAsia="Times New Roman" w:hAnsi="Times New Roman" w:cs="Times New Roman"/>
+              <w:sz w:val="24"/>
+              <w:szCs w:val="24"/>
+            </w:rPr>
+            <w:t>)</w:t>
           </w:r>
         </w:sdtContent>
       </w:sdt>
@@ -2248,7 +2305,7 @@
               <w:sz w:val="24"/>
               <w:szCs w:val="24"/>
             </w:rPr>
-            <w:t xml:space="preserve">(Gombert et al., 2022; </w:t>
+            <w:t>(</w:t>
           </w:r>
           <w:proofErr w:type="spellStart"/>
           <w:r>
@@ -2268,7 +2325,25 @@
               <w:sz w:val="24"/>
               <w:szCs w:val="24"/>
             </w:rPr>
-            <w:t xml:space="preserve"> et al., 2011)</w:t>
+            <w:t xml:space="preserve"> et al., 2011</w:t>
+          </w:r>
+          <w:r>
+            <w:rPr>
+              <w:rFonts w:ascii="Times New Roman" w:hAnsi="Times New Roman" w:cs="Times New Roman"/>
+              <w:color w:val="000000"/>
+              <w:sz w:val="24"/>
+              <w:szCs w:val="24"/>
+            </w:rPr>
+            <w:t xml:space="preserve">; </w:t>
+          </w:r>
+          <w:r>
+            <w:rPr>
+              <w:rFonts w:ascii="Times New Roman" w:hAnsi="Times New Roman" w:cs="Times New Roman"/>
+              <w:color w:val="000000"/>
+              <w:sz w:val="24"/>
+              <w:szCs w:val="24"/>
+            </w:rPr>
+            <w:t>Gombert et al., 2022)</w:t>
           </w:r>
         </w:sdtContent>
       </w:sdt>
@@ -2416,25 +2491,7 @@
           <w:sz w:val="24"/>
           <w:szCs w:val="24"/>
         </w:rPr>
-        <w:t xml:space="preserve">Oregon are heavily exploited by </w:t>
-      </w:r>
-      <w:proofErr w:type="gramStart"/>
-      <w:r>
-        <w:rPr>
-          <w:rFonts w:ascii="Times New Roman" w:hAnsi="Times New Roman" w:cs="Times New Roman"/>
-          <w:sz w:val="24"/>
-          <w:szCs w:val="24"/>
-        </w:rPr>
-        <w:t>a cold</w:t>
-      </w:r>
-      <w:proofErr w:type="gramEnd"/>
-      <w:r>
-        <w:rPr>
-          <w:rFonts w:ascii="Times New Roman" w:hAnsi="Times New Roman" w:cs="Times New Roman"/>
-          <w:sz w:val="24"/>
-          <w:szCs w:val="24"/>
-        </w:rPr>
-        <w:t>-water fish, coastal cutthroat trout (</w:t>
+        <w:t>Oregon are heavily exploited by a cold-water fish, coastal cutthroat trout (</w:t>
       </w:r>
       <w:r>
         <w:rPr>
@@ -2637,7 +2694,16 @@
           <w:sz w:val="24"/>
           <w:szCs w:val="24"/>
         </w:rPr>
-        <w:t xml:space="preserve">likely cause the zone of optimal habitat to shift over the 24-h cycle. While </w:t>
+        <w:t xml:space="preserve">likely </w:t>
+      </w:r>
+      <w:r>
+        <w:rPr>
+          <w:rFonts w:ascii="Times New Roman" w:hAnsi="Times New Roman" w:cs="Times New Roman"/>
+          <w:sz w:val="24"/>
+          <w:szCs w:val="24"/>
+        </w:rPr>
+        <w:lastRenderedPageBreak/>
+        <w:t xml:space="preserve">cause the zone of optimal habitat to shift over the 24-h cycle. While </w:t>
       </w:r>
       <w:r>
         <w:rPr>
@@ -2669,16 +2735,7 @@
           <w:sz w:val="24"/>
           <w:szCs w:val="24"/>
         </w:rPr>
-        <w:t xml:space="preserve">increase during the day and decrease at night), ideal </w:t>
-      </w:r>
-      <w:r>
-        <w:rPr>
-          <w:rFonts w:ascii="Times New Roman" w:hAnsi="Times New Roman" w:cs="Times New Roman"/>
-          <w:sz w:val="24"/>
-          <w:szCs w:val="24"/>
-        </w:rPr>
-        <w:lastRenderedPageBreak/>
-        <w:t>conditions fluctuate asynchronously when considered through the lens of a cold</w:t>
+        <w:t>increase during the day and decrease at night), ideal conditions fluctuate asynchronously when considered through the lens of a cold</w:t>
       </w:r>
       <w:r>
         <w:rPr>
@@ -2740,18 +2797,16 @@
           <w:sz w:val="24"/>
           <w:szCs w:val="24"/>
         </w:rPr>
-        <w:t xml:space="preserve">When determining the ecological significance of cold-water </w:t>
-      </w:r>
-      <w:proofErr w:type="gramStart"/>
-      <w:r>
-        <w:rPr>
-          <w:rFonts w:ascii="Times New Roman" w:hAnsi="Times New Roman" w:cs="Times New Roman"/>
-          <w:sz w:val="24"/>
-          <w:szCs w:val="24"/>
-        </w:rPr>
-        <w:t>refuges</w:t>
-      </w:r>
-      <w:proofErr w:type="gramEnd"/>
+        <w:t>When determining the ecological significance of cold-water refuges</w:t>
+      </w:r>
+      <w:r>
+        <w:rPr>
+          <w:rFonts w:ascii="Times New Roman" w:hAnsi="Times New Roman" w:cs="Times New Roman"/>
+          <w:sz w:val="24"/>
+          <w:szCs w:val="24"/>
+        </w:rPr>
+        <w:t>,</w:t>
+      </w:r>
       <w:r>
         <w:rPr>
           <w:rFonts w:ascii="Times New Roman" w:hAnsi="Times New Roman" w:cs="Times New Roman"/>
@@ -2948,6 +3003,7 @@
           <w:sz w:val="24"/>
           <w:szCs w:val="24"/>
         </w:rPr>
+        <w:lastRenderedPageBreak/>
         <w:t xml:space="preserve">Study </w:t>
       </w:r>
       <w:proofErr w:type="gramStart"/>
@@ -2979,7 +3035,6 @@
           <w:sz w:val="24"/>
           <w:szCs w:val="24"/>
         </w:rPr>
-        <w:lastRenderedPageBreak/>
         <w:t xml:space="preserve">The Willamette River basin lies between the Cascade and Coastal Mountain ranges of Western Oregon. Historically the Upper Willamette River (between Eugene and Salem) was a laterally dynamic and meandering gravel bed river with side channels, islands, and gravel beds </w:t>
       </w:r>
       <w:sdt>
@@ -3004,7 +3059,34 @@
               <w:sz w:val="24"/>
               <w:szCs w:val="24"/>
             </w:rPr>
-            <w:t>(Flitcroft et al., 2023; Wallick et al., 2013)</w:t>
+            <w:t>(Wallick et al., 2013</w:t>
+          </w:r>
+          <w:r>
+            <w:rPr>
+              <w:rFonts w:ascii="Times New Roman" w:hAnsi="Times New Roman" w:cs="Times New Roman"/>
+              <w:color w:val="000000"/>
+              <w:sz w:val="24"/>
+              <w:szCs w:val="24"/>
+            </w:rPr>
+            <w:t xml:space="preserve">; </w:t>
+          </w:r>
+          <w:r>
+            <w:rPr>
+              <w:rFonts w:ascii="Times New Roman" w:hAnsi="Times New Roman" w:cs="Times New Roman"/>
+              <w:color w:val="000000"/>
+              <w:sz w:val="24"/>
+              <w:szCs w:val="24"/>
+            </w:rPr>
+            <w:t>Flitcroft et al., 2023</w:t>
+          </w:r>
+          <w:r>
+            <w:rPr>
+              <w:rFonts w:ascii="Times New Roman" w:hAnsi="Times New Roman" w:cs="Times New Roman"/>
+              <w:color w:val="000000"/>
+              <w:sz w:val="24"/>
+              <w:szCs w:val="24"/>
+            </w:rPr>
+            <w:t>)</w:t>
           </w:r>
         </w:sdtContent>
       </w:sdt>
@@ -3016,16 +3098,14 @@
         </w:rPr>
         <w:t xml:space="preserve">. These features can still be </w:t>
       </w:r>
-      <w:proofErr w:type="gramStart"/>
-      <w:r>
-        <w:rPr>
-          <w:rFonts w:ascii="Times New Roman" w:hAnsi="Times New Roman" w:cs="Times New Roman"/>
-          <w:sz w:val="24"/>
-          <w:szCs w:val="24"/>
-        </w:rPr>
-        <w:t>found, but</w:t>
-      </w:r>
-      <w:proofErr w:type="gramEnd"/>
+      <w:r>
+        <w:rPr>
+          <w:rFonts w:ascii="Times New Roman" w:hAnsi="Times New Roman" w:cs="Times New Roman"/>
+          <w:sz w:val="24"/>
+          <w:szCs w:val="24"/>
+        </w:rPr>
+        <w:t>found but</w:t>
+      </w:r>
       <w:r>
         <w:rPr>
           <w:rFonts w:ascii="Times New Roman" w:hAnsi="Times New Roman" w:cs="Times New Roman"/>
@@ -3126,36 +3206,16 @@
           <w:sz w:val="24"/>
           <w:szCs w:val="24"/>
         </w:rPr>
-        <w:t xml:space="preserve">. Often, these cold-water habitats are seasonally exploited by cold-water fishes. Our research has focused on two such alcoves, </w:t>
-      </w:r>
-      <w:proofErr w:type="gramStart"/>
-      <w:r>
-        <w:rPr>
-          <w:rFonts w:ascii="Times New Roman" w:hAnsi="Times New Roman" w:cs="Times New Roman"/>
-          <w:sz w:val="24"/>
-          <w:szCs w:val="24"/>
-        </w:rPr>
-        <w:t>Norwood</w:t>
-      </w:r>
-      <w:proofErr w:type="gramEnd"/>
-      <w:r>
-        <w:rPr>
-          <w:rFonts w:ascii="Times New Roman" w:hAnsi="Times New Roman" w:cs="Times New Roman"/>
-          <w:sz w:val="24"/>
-          <w:szCs w:val="24"/>
-        </w:rPr>
-        <w:t xml:space="preserve"> and Blue Ruin, which frequently contain dense aggregations of coastal cutthroat trout, a fluvial cold-water fish, during peak summer conditions. While we have primarily focused on these two cold-water alcoves, we have documented cutthroat trout in </w:t>
-      </w:r>
-      <w:proofErr w:type="gramStart"/>
-      <w:r>
-        <w:rPr>
-          <w:rFonts w:ascii="Times New Roman" w:hAnsi="Times New Roman" w:cs="Times New Roman"/>
-          <w:sz w:val="24"/>
-          <w:szCs w:val="24"/>
-        </w:rPr>
-        <w:t>all of</w:t>
-      </w:r>
-      <w:proofErr w:type="gramEnd"/>
+        <w:t xml:space="preserve">. Often, these cold-water habitats are seasonally exploited by cold-water fishes. Our research has focused on two such alcoves, Norwood and Blue Ruin, which frequently contain dense aggregations of coastal cutthroat trout, a fluvial cold-water fish, during peak summer conditions. While we have primarily focused on these two cold-water alcoves, we have documented cutthroat trout in </w:t>
+      </w:r>
+      <w:r>
+        <w:rPr>
+          <w:rFonts w:ascii="Times New Roman" w:hAnsi="Times New Roman" w:cs="Times New Roman"/>
+          <w:sz w:val="24"/>
+          <w:szCs w:val="24"/>
+        </w:rPr>
+        <w:t>all</w:t>
+      </w:r>
       <w:r>
         <w:rPr>
           <w:rFonts w:ascii="Times New Roman" w:hAnsi="Times New Roman" w:cs="Times New Roman"/>
@@ -3410,6 +3470,30 @@
         </w:rPr>
         <w:t xml:space="preserve"> and temperature over a ~</w:t>
       </w:r>
+      <w:r>
+        <w:rPr>
+          <w:rFonts w:ascii="Times New Roman" w:hAnsi="Times New Roman" w:cs="Times New Roman"/>
+          <w:sz w:val="24"/>
+          <w:szCs w:val="24"/>
+        </w:rPr>
+        <w:t>~</w:t>
+      </w:r>
+      <w:r>
+        <w:rPr>
+          <w:rFonts w:ascii="Times New Roman" w:hAnsi="Times New Roman" w:cs="Times New Roman"/>
+          <w:sz w:val="24"/>
+          <w:szCs w:val="24"/>
+        </w:rPr>
+        <w:t>3-week</w:t>
+      </w:r>
+      <w:r>
+        <w:rPr>
+          <w:rFonts w:ascii="Times New Roman" w:hAnsi="Times New Roman" w:cs="Times New Roman"/>
+          <w:sz w:val="24"/>
+          <w:szCs w:val="24"/>
+        </w:rPr>
+        <w:t xml:space="preserve"> </w:t>
+      </w:r>
       <w:proofErr w:type="gramStart"/>
       <w:r>
         <w:rPr>
@@ -3417,7 +3501,15 @@
           <w:sz w:val="24"/>
           <w:szCs w:val="24"/>
         </w:rPr>
-        <w:t>3 week</w:t>
+        <w:t>t</w:t>
+      </w:r>
+      <w:r>
+        <w:rPr>
+          <w:rFonts w:ascii="Times New Roman" w:hAnsi="Times New Roman" w:cs="Times New Roman"/>
+          <w:sz w:val="24"/>
+          <w:szCs w:val="24"/>
+        </w:rPr>
+        <w:t>ime period</w:t>
       </w:r>
       <w:proofErr w:type="gramEnd"/>
       <w:r>
@@ -3426,15 +3518,7 @@
           <w:sz w:val="24"/>
           <w:szCs w:val="24"/>
         </w:rPr>
-        <w:t xml:space="preserve"> t</w:t>
-      </w:r>
-      <w:r>
-        <w:rPr>
-          <w:rFonts w:ascii="Times New Roman" w:hAnsi="Times New Roman" w:cs="Times New Roman"/>
-          <w:sz w:val="24"/>
-          <w:szCs w:val="24"/>
-        </w:rPr>
-        <w:t>ime period during peak summer. In Blue Ruin alcove, we deployed f</w:t>
+        <w:t xml:space="preserve"> during peak summer. In Blue Ruin alcove, we deployed f</w:t>
       </w:r>
       <w:r>
         <w:rPr>
@@ -3508,7 +3592,6 @@
         </w:rPr>
         <w:t xml:space="preserve">rtical profiles </w:t>
       </w:r>
-      <w:proofErr w:type="gramStart"/>
       <w:r>
         <w:rPr>
           <w:rFonts w:ascii="Times New Roman" w:hAnsi="Times New Roman" w:cs="Times New Roman"/>
@@ -3523,9 +3606,8 @@
           <w:sz w:val="24"/>
           <w:szCs w:val="24"/>
         </w:rPr>
-        <w:t xml:space="preserve"> temperature</w:t>
-      </w:r>
-      <w:proofErr w:type="gramEnd"/>
+        <w:t>temperature</w:t>
+      </w:r>
       <w:r>
         <w:rPr>
           <w:rFonts w:ascii="Times New Roman" w:hAnsi="Times New Roman" w:cs="Times New Roman"/>
@@ -3729,16 +3811,14 @@
         </w:rPr>
         <w:t xml:space="preserve">, coupled with temporally continuous recordings of temperature and oxygen at known depths, </w:t>
       </w:r>
-      <w:proofErr w:type="gramStart"/>
-      <w:r>
-        <w:rPr>
-          <w:rFonts w:ascii="Times New Roman" w:hAnsi="Times New Roman" w:cs="Times New Roman"/>
-          <w:sz w:val="24"/>
-          <w:szCs w:val="24"/>
-        </w:rPr>
-        <w:t>in order to</w:t>
-      </w:r>
-      <w:proofErr w:type="gramEnd"/>
+      <w:r>
+        <w:rPr>
+          <w:rFonts w:ascii="Times New Roman" w:hAnsi="Times New Roman" w:cs="Times New Roman"/>
+          <w:sz w:val="24"/>
+          <w:szCs w:val="24"/>
+        </w:rPr>
+        <w:t>to</w:t>
+      </w:r>
       <w:r>
         <w:rPr>
           <w:rFonts w:ascii="Times New Roman" w:hAnsi="Times New Roman" w:cs="Times New Roman"/>
@@ -3827,7 +3907,6 @@
         </w:rPr>
         <w:t xml:space="preserve">. For this study we used external tags so we could get point measurements in time with the fish’s thermal </w:t>
       </w:r>
-      <w:proofErr w:type="gramStart"/>
       <w:r>
         <w:rPr>
           <w:rFonts w:ascii="Times New Roman" w:hAnsi="Times New Roman" w:cs="Times New Roman"/>
@@ -3842,16 +3921,15 @@
           <w:sz w:val="24"/>
           <w:szCs w:val="24"/>
         </w:rPr>
-        <w:t>, and</w:t>
-      </w:r>
-      <w:proofErr w:type="gramEnd"/>
-      <w:r>
-        <w:rPr>
-          <w:rFonts w:ascii="Times New Roman" w:hAnsi="Times New Roman" w:cs="Times New Roman"/>
-          <w:sz w:val="24"/>
-          <w:szCs w:val="24"/>
-        </w:rPr>
-        <w:t xml:space="preserve"> constrained them to a known </w:t>
+        <w:t xml:space="preserve"> and</w:t>
+      </w:r>
+      <w:r>
+        <w:rPr>
+          <w:rFonts w:ascii="Times New Roman" w:hAnsi="Times New Roman" w:cs="Times New Roman"/>
+          <w:sz w:val="24"/>
+          <w:szCs w:val="24"/>
+        </w:rPr>
+        <w:t xml:space="preserve"> constrained them to a known area so we could use </w:t>
       </w:r>
       <w:r>
         <w:rPr>
@@ -3860,7 +3938,7 @@
           <w:szCs w:val="24"/>
         </w:rPr>
         <w:lastRenderedPageBreak/>
-        <w:t>area so we could use vertical temperature-DO profiles to determine fish depth. V</w:t>
+        <w:t>vertical temperature-DO profiles to determine fish depth. V</w:t>
       </w:r>
       <w:r>
         <w:rPr>
@@ -3934,16 +4012,14 @@
         </w:rPr>
         <w:t xml:space="preserve">aggregations of </w:t>
       </w:r>
-      <w:proofErr w:type="gramStart"/>
-      <w:r>
-        <w:rPr>
-          <w:rFonts w:ascii="Times New Roman" w:hAnsi="Times New Roman" w:cs="Times New Roman"/>
-          <w:sz w:val="24"/>
-          <w:szCs w:val="24"/>
-        </w:rPr>
-        <w:t>cold water</w:t>
-      </w:r>
-      <w:proofErr w:type="gramEnd"/>
+      <w:r>
+        <w:rPr>
+          <w:rFonts w:ascii="Times New Roman" w:hAnsi="Times New Roman" w:cs="Times New Roman"/>
+          <w:sz w:val="24"/>
+          <w:szCs w:val="24"/>
+        </w:rPr>
+        <w:t>cold-water</w:t>
+      </w:r>
       <w:r>
         <w:rPr>
           <w:rFonts w:ascii="Times New Roman" w:hAnsi="Times New Roman" w:cs="Times New Roman"/>
@@ -4143,16 +4219,14 @@
         </w:rPr>
         <w:t xml:space="preserve">™ syringe </w:t>
       </w:r>
-      <w:proofErr w:type="gramStart"/>
-      <w:r>
-        <w:rPr>
-          <w:rFonts w:ascii="Times New Roman" w:hAnsi="Times New Roman" w:cs="Times New Roman"/>
-          <w:sz w:val="24"/>
-          <w:szCs w:val="24"/>
-        </w:rPr>
-        <w:t>two part</w:t>
-      </w:r>
-      <w:proofErr w:type="gramEnd"/>
+      <w:r>
+        <w:rPr>
+          <w:rFonts w:ascii="Times New Roman" w:hAnsi="Times New Roman" w:cs="Times New Roman"/>
+          <w:sz w:val="24"/>
+          <w:szCs w:val="24"/>
+        </w:rPr>
+        <w:t>two-part</w:t>
+      </w:r>
       <w:r>
         <w:rPr>
           <w:rFonts w:ascii="Times New Roman" w:hAnsi="Times New Roman" w:cs="Times New Roman"/>
@@ -4421,33 +4495,15 @@
           <w:sz w:val="24"/>
           <w:szCs w:val="24"/>
         </w:rPr>
-        <w:t xml:space="preserve">We tagged a total of </w:t>
-      </w:r>
-      <w:proofErr w:type="gramStart"/>
-      <w:r>
-        <w:rPr>
-          <w:rFonts w:ascii="Times New Roman" w:hAnsi="Times New Roman" w:cs="Times New Roman"/>
-          <w:sz w:val="24"/>
-          <w:szCs w:val="24"/>
-        </w:rPr>
-        <w:t>11-</w:t>
-      </w:r>
-      <w:r>
-        <w:rPr>
-          <w:rFonts w:ascii="Times New Roman" w:hAnsi="Times New Roman" w:cs="Times New Roman"/>
-          <w:sz w:val="24"/>
-          <w:szCs w:val="24"/>
-        </w:rPr>
-        <w:t>fish</w:t>
-      </w:r>
-      <w:proofErr w:type="gramEnd"/>
-      <w:r>
-        <w:rPr>
-          <w:rFonts w:ascii="Times New Roman" w:hAnsi="Times New Roman" w:cs="Times New Roman"/>
-          <w:sz w:val="24"/>
-          <w:szCs w:val="24"/>
-        </w:rPr>
-        <w:t xml:space="preserve"> in Norwood alcove, and 20 in Blue Ruin. Cutthroat were captured via electrofishing on July 22 and 23, 2021. Anesthetization, handling, and recovery procedures followed </w:t>
+        <w:t>We tagged a total of 11-</w:t>
+      </w:r>
+      <w:r>
+        <w:rPr>
+          <w:rFonts w:ascii="Times New Roman" w:hAnsi="Times New Roman" w:cs="Times New Roman"/>
+          <w:sz w:val="24"/>
+          <w:szCs w:val="24"/>
+        </w:rPr>
+        <w:t xml:space="preserve">fish in Norwood alcove, and 20 in Blue Ruin. Cutthroat were captured via electrofishing on July 22 and 23, 2021. Anesthetization, handling, and recovery procedures followed </w:t>
       </w:r>
       <w:sdt>
         <w:sdtPr>
@@ -4497,25 +4553,7 @@
           <w:sz w:val="24"/>
           <w:szCs w:val="24"/>
         </w:rPr>
-        <w:t xml:space="preserve">mm needle. After </w:t>
-      </w:r>
-      <w:proofErr w:type="gramStart"/>
-      <w:r>
-        <w:rPr>
-          <w:rFonts w:ascii="Times New Roman" w:hAnsi="Times New Roman" w:cs="Times New Roman"/>
-          <w:sz w:val="24"/>
-          <w:szCs w:val="24"/>
-        </w:rPr>
-        <w:t>fish</w:t>
-      </w:r>
-      <w:proofErr w:type="gramEnd"/>
-      <w:r>
-        <w:rPr>
-          <w:rFonts w:ascii="Times New Roman" w:hAnsi="Times New Roman" w:cs="Times New Roman"/>
-          <w:sz w:val="24"/>
-          <w:szCs w:val="24"/>
-        </w:rPr>
-        <w:t xml:space="preserve"> were recovered </w:t>
+        <w:t xml:space="preserve">mm needle. After fish were recovered </w:t>
       </w:r>
       <w:proofErr w:type="gramStart"/>
       <w:r>
@@ -5172,16 +5210,14 @@
         </w:rPr>
         <w:t xml:space="preserve">Net pens were cleared of any debris or buildup twice </w:t>
       </w:r>
-      <w:proofErr w:type="gramStart"/>
-      <w:r>
-        <w:rPr>
-          <w:rFonts w:ascii="Times New Roman" w:hAnsi="Times New Roman" w:cs="Times New Roman"/>
-          <w:sz w:val="24"/>
-          <w:szCs w:val="24"/>
-        </w:rPr>
-        <w:t>weekly, but</w:t>
-      </w:r>
-      <w:proofErr w:type="gramEnd"/>
+      <w:r>
+        <w:rPr>
+          <w:rFonts w:ascii="Times New Roman" w:hAnsi="Times New Roman" w:cs="Times New Roman"/>
+          <w:sz w:val="24"/>
+          <w:szCs w:val="24"/>
+        </w:rPr>
+        <w:t>weekly but</w:t>
+      </w:r>
       <w:r>
         <w:rPr>
           <w:rFonts w:ascii="Times New Roman" w:hAnsi="Times New Roman" w:cs="Times New Roman"/>
@@ -5344,18 +5380,8 @@
           <w:sz w:val="24"/>
           <w:szCs w:val="24"/>
         </w:rPr>
-        <w:t xml:space="preserve">We also fit separate linear models to the data collected at our two focal alcoves, Blue Ruin and Norwood. All models were </w:t>
-      </w:r>
-      <w:proofErr w:type="gramStart"/>
-      <w:r>
-        <w:rPr>
-          <w:rFonts w:ascii="Times New Roman" w:hAnsi="Times New Roman" w:cs="Times New Roman"/>
-          <w:sz w:val="24"/>
-          <w:szCs w:val="24"/>
-        </w:rPr>
-        <w:t>fit</w:t>
-      </w:r>
-      <w:proofErr w:type="gramEnd"/>
+        <w:t>We also fit separate linear models to the data collected at our two focal alcoves, Blue Ruin and Norwood. All models were fit</w:t>
+      </w:r>
       <w:r>
         <w:rPr>
           <w:rFonts w:ascii="Times New Roman" w:hAnsi="Times New Roman" w:cs="Times New Roman"/>
@@ -5836,25 +5862,7 @@
           <w:sz w:val="24"/>
           <w:szCs w:val="24"/>
         </w:rPr>
-        <w:t xml:space="preserve"> are the temperatures recorded at the bounding sensors. This same equation was used to estimate DO per </w:t>
-      </w:r>
-      <w:proofErr w:type="gramStart"/>
-      <w:r>
-        <w:rPr>
-          <w:rFonts w:ascii="Times New Roman" w:eastAsiaTheme="minorEastAsia" w:hAnsi="Times New Roman" w:cs="Times New Roman"/>
-          <w:sz w:val="24"/>
-          <w:szCs w:val="24"/>
-        </w:rPr>
-        <w:t>each depth</w:t>
-      </w:r>
-      <w:proofErr w:type="gramEnd"/>
-      <w:r>
-        <w:rPr>
-          <w:rFonts w:ascii="Times New Roman" w:eastAsiaTheme="minorEastAsia" w:hAnsi="Times New Roman" w:cs="Times New Roman"/>
-          <w:sz w:val="24"/>
-          <w:szCs w:val="24"/>
-        </w:rPr>
-        <w:t xml:space="preserve">, using oxygen recorded at the bounding sensors rather than temperature. </w:t>
+        <w:t xml:space="preserve"> are the temperatures recorded at the bounding sensors. This same equation was used to estimate DO per each depth, using oxygen recorded at the bounding sensors rather than temperature. </w:t>
       </w:r>
     </w:p>
     <w:p>
@@ -5979,16 +5987,14 @@
         </w:rPr>
         <w:t xml:space="preserve">First, the highest and lowest DO concentrations recorded over the 24-hour period were ranked as most optimal (1) and least optimal (0), respectively. The lowest and highest recorded temperatures were similarly ranked (with the lowest temperature as most optimal). We then used linear regression to calculate the slope and intercept values between these two indices </w:t>
       </w:r>
-      <w:proofErr w:type="gramStart"/>
-      <w:r>
-        <w:rPr>
-          <w:rFonts w:ascii="Times New Roman" w:hAnsi="Times New Roman" w:cs="Times New Roman"/>
-          <w:sz w:val="24"/>
-          <w:szCs w:val="24"/>
-        </w:rPr>
-        <w:t>in order to</w:t>
-      </w:r>
-      <w:proofErr w:type="gramEnd"/>
+      <w:r>
+        <w:rPr>
+          <w:rFonts w:ascii="Times New Roman" w:hAnsi="Times New Roman" w:cs="Times New Roman"/>
+          <w:sz w:val="24"/>
+          <w:szCs w:val="24"/>
+        </w:rPr>
+        <w:t>to</w:t>
+      </w:r>
       <w:r>
         <w:rPr>
           <w:rFonts w:ascii="Times New Roman" w:hAnsi="Times New Roman" w:cs="Times New Roman"/>
@@ -6225,25 +6231,7 @@
           <w:szCs w:val="24"/>
         </w:rPr>
         <w:lastRenderedPageBreak/>
-        <w:t xml:space="preserve">These three indexes were then used to predict fish depth over the 24-hour </w:t>
-      </w:r>
-      <w:proofErr w:type="gramStart"/>
-      <w:r>
-        <w:rPr>
-          <w:rFonts w:ascii="Times New Roman" w:hAnsi="Times New Roman" w:cs="Times New Roman"/>
-          <w:sz w:val="24"/>
-          <w:szCs w:val="24"/>
-        </w:rPr>
-        <w:t>time period</w:t>
-      </w:r>
-      <w:proofErr w:type="gramEnd"/>
-      <w:r>
-        <w:rPr>
-          <w:rFonts w:ascii="Times New Roman" w:hAnsi="Times New Roman" w:cs="Times New Roman"/>
-          <w:sz w:val="24"/>
-          <w:szCs w:val="24"/>
-        </w:rPr>
-        <w:t xml:space="preserve">. For each strategy, we determined the highest index value at each time step and found its correlated depth. We then plotted these depths, per strategy, over a 24-hour timeframe. </w:t>
+        <w:t xml:space="preserve">These three indexes were then used to predict fish depth over the 24-hour period. For each strategy, we determined the highest index value at each time step and found its correlated depth. We then plotted these depths, per strategy, over a 24-hour timeframe. </w:t>
       </w:r>
     </w:p>
     <w:p>
@@ -6272,6 +6260,38 @@
         </w:rPr>
         <w:t xml:space="preserve"> for our captive fish. Here we performed two separate analyses using the net pen array data from both </w:t>
       </w:r>
+      <w:r>
+        <w:rPr>
+          <w:rFonts w:ascii="Times New Roman" w:hAnsi="Times New Roman" w:cs="Times New Roman"/>
+          <w:sz w:val="24"/>
+          <w:szCs w:val="24"/>
+        </w:rPr>
+        <w:t>cold-water</w:t>
+      </w:r>
+      <w:r>
+        <w:rPr>
+          <w:rFonts w:ascii="Times New Roman" w:hAnsi="Times New Roman" w:cs="Times New Roman"/>
+          <w:sz w:val="24"/>
+          <w:szCs w:val="24"/>
+        </w:rPr>
+        <w:t xml:space="preserve"> alcoves. </w:t>
+      </w:r>
+      <w:r>
+        <w:rPr>
+          <w:rFonts w:ascii="Times New Roman" w:hAnsi="Times New Roman" w:cs="Times New Roman"/>
+          <w:sz w:val="24"/>
+          <w:szCs w:val="24"/>
+        </w:rPr>
+        <w:t>O</w:t>
+      </w:r>
+      <w:r>
+        <w:rPr>
+          <w:rFonts w:ascii="Times New Roman" w:hAnsi="Times New Roman" w:cs="Times New Roman"/>
+          <w:sz w:val="24"/>
+          <w:szCs w:val="24"/>
+        </w:rPr>
+        <w:t xml:space="preserve">nce </w:t>
+      </w:r>
       <w:proofErr w:type="gramStart"/>
       <w:r>
         <w:rPr>
@@ -6279,7 +6299,7 @@
           <w:sz w:val="24"/>
           <w:szCs w:val="24"/>
         </w:rPr>
-        <w:t>cold water</w:t>
+        <w:t>again</w:t>
       </w:r>
       <w:proofErr w:type="gramEnd"/>
       <w:r>
@@ -6288,15 +6308,39 @@
           <w:sz w:val="24"/>
           <w:szCs w:val="24"/>
         </w:rPr>
-        <w:t xml:space="preserve"> alcoves. </w:t>
-      </w:r>
-      <w:r>
-        <w:rPr>
-          <w:rFonts w:ascii="Times New Roman" w:hAnsi="Times New Roman" w:cs="Times New Roman"/>
-          <w:sz w:val="24"/>
-          <w:szCs w:val="24"/>
-        </w:rPr>
-        <w:t>We once again interpolated between logger depths to create a more fine-resolution prediction of temperature and DO across the full depth of the water column. Two of the temperature-DO loggers at the Blue Ruin site-4 net pen array (loggers at 1.55m and 0.5m depth) became fouled with algae during the study and frequently recorded excessively high and low DO concentrations (despite weekly cleaning of the sensors). The site-5 logger array (closest to the terminus of the alcove; Supplemental Figure 1), however, was within 10m of the site-4 net pen array and comparison of logger data between these two sites, as well as profile data from both locations, showed that recordings of temperature and oxygen were quite comparable throughout the vertical profile (depth and time-matched DO measurements were within ≤ 0.3</w:t>
+        <w:t xml:space="preserve"> we</w:t>
+      </w:r>
+      <w:r>
+        <w:rPr>
+          <w:rFonts w:ascii="Times New Roman" w:hAnsi="Times New Roman" w:cs="Times New Roman"/>
+          <w:sz w:val="24"/>
+          <w:szCs w:val="24"/>
+        </w:rPr>
+        <w:t xml:space="preserve"> interpolated between logger depths to create a more fine-resolution prediction of temperature and DO across the full depth of the water column. Two of the temperature-DO loggers at the Blue Ruin site-4 net pen array (loggers at 1.55m and 0.5m depth) </w:t>
+      </w:r>
+      <w:r>
+        <w:rPr>
+          <w:rFonts w:ascii="Times New Roman" w:hAnsi="Times New Roman" w:cs="Times New Roman"/>
+          <w:sz w:val="24"/>
+          <w:szCs w:val="24"/>
+        </w:rPr>
+        <w:t>were</w:t>
+      </w:r>
+      <w:r>
+        <w:rPr>
+          <w:rFonts w:ascii="Times New Roman" w:hAnsi="Times New Roman" w:cs="Times New Roman"/>
+          <w:sz w:val="24"/>
+          <w:szCs w:val="24"/>
+        </w:rPr>
+        <w:t xml:space="preserve"> </w:t>
+      </w:r>
+      <w:r>
+        <w:rPr>
+          <w:rFonts w:ascii="Times New Roman" w:hAnsi="Times New Roman" w:cs="Times New Roman"/>
+          <w:sz w:val="24"/>
+          <w:szCs w:val="24"/>
+        </w:rPr>
+        <w:t>fouled with algae during the study and frequently recorded excessively high and low DO concentrations (despite weekly cleaning of the sensors). The site-5 logger array (closest to the terminus of the alcove; Supplemental Figure 1), however, was within 10m of the site-4 net pen array and comparison of logger data between these two sites, as well as profile data from both locations, showed that recordings of temperature and oxygen were quite comparable throughout the vertical profile (depth and time-matched DO measurements were within ≤ 0.3</w:t>
       </w:r>
       <w:r>
         <w:rPr>
@@ -6491,25 +6535,7 @@
           <w:sz w:val="24"/>
           <w:szCs w:val="24"/>
         </w:rPr>
-        <w:t xml:space="preserve">used linear interpolation to create a more continuous estimation of temperature and DO (0.2m increments) for both net </w:t>
-      </w:r>
-      <w:proofErr w:type="gramStart"/>
-      <w:r>
-        <w:rPr>
-          <w:rFonts w:ascii="Times New Roman" w:hAnsi="Times New Roman" w:cs="Times New Roman"/>
-          <w:sz w:val="24"/>
-          <w:szCs w:val="24"/>
-        </w:rPr>
-        <w:t>pen</w:t>
-      </w:r>
-      <w:proofErr w:type="gramEnd"/>
-      <w:r>
-        <w:rPr>
-          <w:rFonts w:ascii="Times New Roman" w:hAnsi="Times New Roman" w:cs="Times New Roman"/>
-          <w:sz w:val="24"/>
-          <w:szCs w:val="24"/>
-        </w:rPr>
-        <w:t xml:space="preserve"> associated arrays. We then </w:t>
+        <w:t xml:space="preserve">used linear interpolation to create a more continuous estimation of temperature and DO (0.2m increments) for both net pen associated arrays. We then </w:t>
       </w:r>
       <w:r>
         <w:rPr>
@@ -6588,27 +6614,28 @@
       <w:r>
         <w:rPr>
           <w:rFonts w:ascii="Times New Roman" w:hAnsi="Times New Roman" w:cs="Times New Roman"/>
-          <w:i/>
-          <w:sz w:val="24"/>
-          <w:szCs w:val="24"/>
-        </w:rPr>
-        <w:t>in review</w:t>
-      </w:r>
-      <w:r>
-        <w:rPr>
-          <w:rFonts w:ascii="Times New Roman" w:hAnsi="Times New Roman" w:cs="Times New Roman"/>
-          <w:sz w:val="24"/>
-          <w:szCs w:val="24"/>
-        </w:rPr>
-        <w:t>, Chapter 2</w:t>
-      </w:r>
-      <w:r>
-        <w:rPr>
-          <w:rFonts w:ascii="Times New Roman" w:hAnsi="Times New Roman" w:cs="Times New Roman"/>
-          <w:sz w:val="24"/>
-          <w:szCs w:val="24"/>
-        </w:rPr>
-        <w:t xml:space="preserve">). </w:t>
+          <w:iCs/>
+          <w:sz w:val="24"/>
+          <w:szCs w:val="24"/>
+        </w:rPr>
+        <w:t>2024</w:t>
+      </w:r>
+      <w:r>
+        <w:rPr>
+          <w:rFonts w:ascii="Times New Roman" w:hAnsi="Times New Roman" w:cs="Times New Roman"/>
+          <w:iCs/>
+          <w:sz w:val="24"/>
+          <w:szCs w:val="24"/>
+        </w:rPr>
+        <w:t>).</w:t>
+      </w:r>
+      <w:r>
+        <w:rPr>
+          <w:rFonts w:ascii="Times New Roman" w:hAnsi="Times New Roman" w:cs="Times New Roman"/>
+          <w:sz w:val="24"/>
+          <w:szCs w:val="24"/>
+        </w:rPr>
+        <w:t xml:space="preserve"> </w:t>
       </w:r>
       <w:r>
         <w:rPr>
@@ -6796,32 +6823,14 @@
         </w:rPr>
         <w:t xml:space="preserve">the two-hour periods of lowest and highest DO in Blue Ruin and Norwood </w:t>
       </w:r>
-      <w:proofErr w:type="gramStart"/>
-      <w:r>
-        <w:rPr>
-          <w:rFonts w:ascii="Times New Roman" w:hAnsi="Times New Roman" w:cs="Times New Roman"/>
-          <w:sz w:val="24"/>
-          <w:szCs w:val="24"/>
-        </w:rPr>
-        <w:t>alcoves</w:t>
-      </w:r>
-      <w:r>
-        <w:rPr>
-          <w:rFonts w:ascii="Times New Roman" w:hAnsi="Times New Roman" w:cs="Times New Roman"/>
-          <w:sz w:val="24"/>
-          <w:szCs w:val="24"/>
-        </w:rPr>
-        <w:t>,</w:t>
-      </w:r>
-      <w:r>
-        <w:rPr>
-          <w:rFonts w:ascii="Times New Roman" w:hAnsi="Times New Roman" w:cs="Times New Roman"/>
-          <w:sz w:val="24"/>
-          <w:szCs w:val="24"/>
-        </w:rPr>
-        <w:t xml:space="preserve"> and</w:t>
-      </w:r>
-      <w:proofErr w:type="gramEnd"/>
+      <w:r>
+        <w:rPr>
+          <w:rFonts w:ascii="Times New Roman" w:hAnsi="Times New Roman" w:cs="Times New Roman"/>
+          <w:sz w:val="24"/>
+          <w:szCs w:val="24"/>
+        </w:rPr>
+        <w:t>alcoves and</w:t>
+      </w:r>
       <w:r>
         <w:rPr>
           <w:rFonts w:ascii="Times New Roman" w:hAnsi="Times New Roman" w:cs="Times New Roman"/>
@@ -9331,23 +9340,13 @@
           <w:szCs w:val="24"/>
         </w:rPr>
       </w:pPr>
-      <w:proofErr w:type="gramStart"/>
-      <w:r>
-        <w:rPr>
-          <w:rFonts w:ascii="Times New Roman" w:hAnsi="Times New Roman" w:cs="Times New Roman"/>
-          <w:sz w:val="24"/>
-          <w:szCs w:val="24"/>
-        </w:rPr>
-        <w:t>Cutthroat</w:t>
-      </w:r>
-      <w:proofErr w:type="gramEnd"/>
-      <w:r>
-        <w:rPr>
-          <w:rFonts w:ascii="Times New Roman" w:hAnsi="Times New Roman" w:cs="Times New Roman"/>
-          <w:sz w:val="24"/>
-          <w:szCs w:val="24"/>
-        </w:rPr>
-        <w:t xml:space="preserve"> trout monitored </w:t>
+      <w:r>
+        <w:rPr>
+          <w:rFonts w:ascii="Times New Roman" w:hAnsi="Times New Roman" w:cs="Times New Roman"/>
+          <w:sz w:val="24"/>
+          <w:szCs w:val="24"/>
+        </w:rPr>
+        <w:t xml:space="preserve">Cutthroat trout monitored </w:t>
       </w:r>
       <w:r>
         <w:rPr>
@@ -9551,16 +9550,14 @@
         </w:rPr>
         <w:t xml:space="preserve"> (~6:00</w:t>
       </w:r>
-      <w:proofErr w:type="gramStart"/>
-      <w:r>
-        <w:rPr>
-          <w:rFonts w:ascii="Times New Roman" w:hAnsi="Times New Roman" w:cs="Times New Roman"/>
-          <w:sz w:val="24"/>
-          <w:szCs w:val="24"/>
-        </w:rPr>
-        <w:t>), and</w:t>
-      </w:r>
-      <w:proofErr w:type="gramEnd"/>
+      <w:r>
+        <w:rPr>
+          <w:rFonts w:ascii="Times New Roman" w:hAnsi="Times New Roman" w:cs="Times New Roman"/>
+          <w:sz w:val="24"/>
+          <w:szCs w:val="24"/>
+        </w:rPr>
+        <w:t>) and</w:t>
+      </w:r>
       <w:r>
         <w:rPr>
           <w:rFonts w:ascii="Times New Roman" w:hAnsi="Times New Roman" w:cs="Times New Roman"/>
@@ -9601,16 +9598,14 @@
         </w:rPr>
         <w:t xml:space="preserve">the entire water </w:t>
       </w:r>
-      <w:proofErr w:type="gramStart"/>
-      <w:r>
-        <w:rPr>
-          <w:rFonts w:ascii="Times New Roman" w:hAnsi="Times New Roman" w:cs="Times New Roman"/>
-          <w:sz w:val="24"/>
-          <w:szCs w:val="24"/>
-        </w:rPr>
-        <w:t>column, and</w:t>
-      </w:r>
-      <w:proofErr w:type="gramEnd"/>
+      <w:r>
+        <w:rPr>
+          <w:rFonts w:ascii="Times New Roman" w:hAnsi="Times New Roman" w:cs="Times New Roman"/>
+          <w:sz w:val="24"/>
+          <w:szCs w:val="24"/>
+        </w:rPr>
+        <w:t>column and</w:t>
+      </w:r>
       <w:r>
         <w:rPr>
           <w:rFonts w:ascii="Times New Roman" w:hAnsi="Times New Roman" w:cs="Times New Roman"/>
@@ -10009,25 +10004,7 @@
           <w:sz w:val="24"/>
           <w:szCs w:val="24"/>
         </w:rPr>
-        <w:t xml:space="preserve">There was </w:t>
-      </w:r>
-      <w:proofErr w:type="gramStart"/>
-      <w:r>
-        <w:rPr>
-          <w:rFonts w:ascii="Times New Roman" w:hAnsi="Times New Roman" w:cs="Times New Roman"/>
-          <w:sz w:val="24"/>
-          <w:szCs w:val="24"/>
-        </w:rPr>
-        <w:t>high</w:t>
-      </w:r>
-      <w:proofErr w:type="gramEnd"/>
-      <w:r>
-        <w:rPr>
-          <w:rFonts w:ascii="Times New Roman" w:hAnsi="Times New Roman" w:cs="Times New Roman"/>
-          <w:sz w:val="24"/>
-          <w:szCs w:val="24"/>
-        </w:rPr>
-        <w:t xml:space="preserve"> correlation between the temperature and DO covariates (≥ 0.8), however this level of correlation was unavoidable as these two variables fluctuate in rough synchrony.</w:t>
+        <w:t>There was high correlation between the temperature and DO covariates (≥ 0.8), however this level of correlation was unavoidable as these two variables fluctuate in rough synchrony.</w:t>
       </w:r>
     </w:p>
     <w:p>
@@ -10299,21 +10276,11 @@
       <w:r>
         <w:t xml:space="preserve"> in </w:t>
       </w:r>
-      <w:proofErr w:type="gramStart"/>
-      <w:r>
-        <w:t>isolation, but</w:t>
-      </w:r>
-      <w:proofErr w:type="gramEnd"/>
-      <w:r>
-        <w:t xml:space="preserve"> switched to </w:t>
-      </w:r>
-      <w:proofErr w:type="gramStart"/>
-      <w:r>
-        <w:t>diel</w:t>
-      </w:r>
-      <w:proofErr w:type="gramEnd"/>
-      <w:r>
-        <w:t xml:space="preserve"> vertical movement when considering temperature and DO together (</w:t>
+      <w:r>
+        <w:t>isolation but</w:t>
+      </w:r>
+      <w:r>
+        <w:t xml:space="preserve"> switched to diel vertical movement when considering temperature and DO together (</w:t>
       </w:r>
       <w:r>
         <w:t>Figure 4a</w:t>
@@ -10433,7 +10400,19 @@
         <w:rPr>
           <w:noProof/>
         </w:rPr>
-        <w:t xml:space="preserve">However, the fish in our study appear to be relatively tolerant of tempory exposure to low DO. Though they avoided the lowest DO levels in the water column, they could have experienced higher DO minimums by moving farther above the thermocline. For example, the EPA criteria for absolute minimum DO leves for coldwater fish is </w:t>
+        <w:t>However, the fish in our study appear to be relatively tolerant of tempory exposure to low DO. Though they avoided the lowest DO levels in the water column, they could have experienced higher DO minimums by moving farther above the thermocline. For example, the EPA criteria for absolute minimum DO leve</w:t>
+      </w:r>
+      <w:r>
+        <w:rPr>
+          <w:noProof/>
+        </w:rPr>
+        <w:t>l</w:t>
+      </w:r>
+      <w:r>
+        <w:rPr>
+          <w:noProof/>
+        </w:rPr>
+        <w:t xml:space="preserve">s for coldwater fish is </w:t>
       </w:r>
       <w:r>
         <w:t>4</w:t>
@@ -10553,7 +10532,7 @@
         <w:rPr>
           <w:noProof/>
         </w:rPr>
-        <w:t xml:space="preserve">of low energy density prey items (Barrett unpublished data, Chapter 4). When fish are starving, cooler temperatures reduce rates of energy loss (by reducing metabolic costs) and increase the duration over which fish can survive without foraging. Thus, when fish balance temperature-DO trade-offs on thermal refuges, where negative energy budgets are typical </w:t>
+        <w:t xml:space="preserve">of low energy density prey items (Barrett unpublished data). When fish are starving, cooler temperatures reduce rates of energy loss (by reducing metabolic costs) and increase the duration over which fish can survive without foraging. Thus, when fish balance temperature-DO trade-offs on thermal refuges, where negative energy budgets are typical </w:t>
       </w:r>
       <w:sdt>
         <w:sdtPr>
@@ -10755,19 +10734,7 @@
       </w:r>
       <w:r>
         <w:lastRenderedPageBreak/>
-        <w:t>unpublished data</w:t>
-      </w:r>
-      <w:r>
-        <w:t>, Ch</w:t>
-      </w:r>
-      <w:r>
-        <w:t>apter</w:t>
-      </w:r>
-      <w:r>
-        <w:t xml:space="preserve"> 4</w:t>
-      </w:r>
-      <w:r>
-        <w:t xml:space="preserve">), so captive fish (which likely had reduced access to food or may cease feeding due to captivity) likely did not have substantially lower energy intake compared to fish in the wild, and thus should have similar thermal habitat selection in the context of ration. </w:t>
+        <w:t xml:space="preserve">unpublished data), so captive fish (which likely had reduced access to food or may cease feeding due to captivity) likely did not have substantially lower energy intake compared to fish in the wild, and thus should have similar thermal habitat selection in the context of ration. </w:t>
       </w:r>
     </w:p>
     <w:p>
@@ -10879,13 +10846,8 @@
       <w:r>
         <w:t xml:space="preserve">. While </w:t>
       </w:r>
-      <w:proofErr w:type="gramStart"/>
-      <w:r>
-        <w:t>diel</w:t>
-      </w:r>
-      <w:proofErr w:type="gramEnd"/>
-      <w:r>
-        <w:t xml:space="preserve"> </w:t>
+      <w:r>
+        <w:t xml:space="preserve">diel </w:t>
       </w:r>
       <w:r>
         <w:t xml:space="preserve">variation and vertical stratification </w:t>
@@ -11346,96 +11308,62 @@
         <w:rPr>
           <w:noProof/>
         </w:rPr>
-        <w:t xml:space="preserve">, and in lentic habitats on a river floodplain (Barrett et al. </w:t>
-      </w:r>
-      <w:r>
-        <w:rPr>
-          <w:i/>
+        <w:t>, and in lentic habitats on a river floodplain (Barrett et al</w:t>
+      </w:r>
+      <w:r>
+        <w:rPr>
           <w:noProof/>
         </w:rPr>
-        <w:t xml:space="preserve">in </w:t>
-      </w:r>
-      <w:r>
-        <w:rPr>
-          <w:i/>
+        <w:t>. 2024</w:t>
+      </w:r>
+      <w:r>
+        <w:rPr>
           <w:noProof/>
         </w:rPr>
-        <w:t>review</w:t>
-      </w:r>
-      <w:r>
-        <w:rPr>
-          <w:i/>
+        <w:t xml:space="preserve">). </w:t>
+      </w:r>
+      <w:r>
+        <w:rPr>
           <w:noProof/>
         </w:rPr>
-        <w:t xml:space="preserve">, </w:t>
+        <w:t xml:space="preserve">However, </w:t>
       </w:r>
       <w:r>
         <w:rPr>
           <w:noProof/>
         </w:rPr>
-        <w:t>Chapter 2</w:t>
+        <w:t>stu</w:t>
       </w:r>
       <w:r>
         <w:rPr>
           <w:noProof/>
         </w:rPr>
-        <w:t xml:space="preserve">). </w:t>
+        <w:t>dies</w:t>
       </w:r>
       <w:r>
         <w:rPr>
           <w:noProof/>
         </w:rPr>
-        <w:t xml:space="preserve">However, </w:t>
+        <w:t xml:space="preserve"> often overlook how diel variaton in temperature and </w:t>
       </w:r>
       <w:r>
         <w:rPr>
           <w:noProof/>
         </w:rPr>
-        <w:t>stu</w:t>
+        <w:t>DO</w:t>
       </w:r>
       <w:r>
         <w:rPr>
           <w:noProof/>
         </w:rPr>
-        <w:t>dies</w:t>
-      </w:r>
-      <w:r>
-        <w:rPr>
-          <w:noProof/>
-        </w:rPr>
-        <w:t xml:space="preserve"> often overlook how diel variaton in temperature and </w:t>
-      </w:r>
-      <w:r>
-        <w:rPr>
-          <w:noProof/>
-        </w:rPr>
-        <w:t>DO</w:t>
-      </w:r>
-      <w:r>
-        <w:rPr>
-          <w:noProof/>
-        </w:rPr>
         <w:t xml:space="preserve">, and in fish behavior, could potentially mitigate these synergistic constraints. </w:t>
       </w:r>
       <w:r>
-        <w:t xml:space="preserve">Here, we used a novel continuous monitoring approach to determine how diel variability in habitat conditions can cause trade-offs that drive cyclical habitat use in </w:t>
-      </w:r>
-      <w:proofErr w:type="gramStart"/>
-      <w:r>
-        <w:t>a floodplain</w:t>
-      </w:r>
-      <w:proofErr w:type="gramEnd"/>
-      <w:r>
-        <w:t xml:space="preserve"> thermal refuge </w:t>
-      </w:r>
-      <w:proofErr w:type="gramStart"/>
-      <w:r>
-        <w:t>habitat</w:t>
+        <w:t>Here, we used a novel continuous monitoring approach to determine how diel variability in habitat conditions can cause trade-offs that drive cyclical habitat use in floodplain thermal refuge habitat</w:t>
       </w:r>
       <w:r>
         <w:t>s</w:t>
       </w:r>
-      <w:proofErr w:type="gramEnd"/>
       <w:r>
         <w:t xml:space="preserve">. </w:t>
       </w:r>
@@ -11516,7 +11444,6 @@
       <w:pPr>
         <w:pStyle w:val="Default"/>
         <w:spacing w:line="480" w:lineRule="auto"/>
-        <w:ind w:firstLine="720"/>
         <w:rPr>
           <w:noProof/>
         </w:rPr>
@@ -11526,45 +11453,14 @@
       <w:pPr>
         <w:pStyle w:val="Default"/>
         <w:spacing w:line="480" w:lineRule="auto"/>
-        <w:ind w:firstLine="720"/>
-        <w:rPr>
-          <w:noProof/>
+        <w:rPr>
+          <w:b/>
         </w:rPr>
       </w:pPr>
-    </w:p>
-    <w:p>
-      <w:pPr>
-        <w:pStyle w:val="Default"/>
-        <w:spacing w:line="480" w:lineRule="auto"/>
-        <w:ind w:firstLine="720"/>
-        <w:rPr>
-          <w:noProof/>
-        </w:rPr>
-      </w:pPr>
-    </w:p>
-    <w:p>
-      <w:pPr>
-        <w:pStyle w:val="Default"/>
-        <w:spacing w:line="480" w:lineRule="auto"/>
-        <w:ind w:firstLine="720"/>
-        <w:rPr>
-          <w:noProof/>
-        </w:rPr>
-      </w:pPr>
-    </w:p>
-    <w:p>
-      <w:pPr>
-        <w:pStyle w:val="Default"/>
-        <w:spacing w:line="480" w:lineRule="auto"/>
+      <w:r>
         <w:rPr>
           <w:b/>
         </w:rPr>
-      </w:pPr>
-      <w:r>
-        <w:rPr>
-          <w:b/>
-        </w:rPr>
-        <w:lastRenderedPageBreak/>
         <w:t>Citations</w:t>
       </w:r>
     </w:p>
@@ -11658,25 +11554,8 @@
               <w:sz w:val="24"/>
               <w:szCs w:val="24"/>
             </w:rPr>
-            <w:t xml:space="preserve">Andersen, M. R., Kragh, T., &amp; Sand-Jensen, K. (2017). Extreme </w:t>
-          </w:r>
-          <w:proofErr w:type="gramStart"/>
-          <w:r>
-            <w:rPr>
-              <w:rFonts w:ascii="Times New Roman" w:eastAsia="Times New Roman" w:hAnsi="Times New Roman" w:cs="Times New Roman"/>
-              <w:sz w:val="24"/>
-              <w:szCs w:val="24"/>
-            </w:rPr>
-            <w:t>diel</w:t>
-          </w:r>
-          <w:proofErr w:type="gramEnd"/>
-          <w:r>
-            <w:rPr>
-              <w:rFonts w:ascii="Times New Roman" w:eastAsia="Times New Roman" w:hAnsi="Times New Roman" w:cs="Times New Roman"/>
-              <w:sz w:val="24"/>
-              <w:szCs w:val="24"/>
-            </w:rPr>
-            <w:t xml:space="preserve"> dissolved oxygen and carbon cycles in shallow vegetated lakes. </w:t>
+            <w:lastRenderedPageBreak/>
+            <w:t xml:space="preserve">Andersen, M. R., Kragh, T., &amp; Sand-Jensen, K. (2017). Extreme diel dissolved oxygen and carbon cycles in shallow vegetated lakes. </w:t>
           </w:r>
           <w:r>
             <w:rPr>
@@ -12325,16 +12204,7 @@
               <w:sz w:val="24"/>
               <w:szCs w:val="24"/>
             </w:rPr>
-            <w:t xml:space="preserve">, C. S., Murchie, K. J., Whoriskey, K., Mills Flemming, J., Kessel, S. T., Krueger, C. C., &amp; Cooke, S. J. (2019). Conducting and interpreting fish telemetry studies: considerations for </w:t>
-          </w:r>
-          <w:r>
-            <w:rPr>
-              <w:rFonts w:ascii="Times New Roman" w:eastAsia="Times New Roman" w:hAnsi="Times New Roman" w:cs="Times New Roman"/>
-              <w:sz w:val="24"/>
-              <w:szCs w:val="24"/>
-            </w:rPr>
-            <w:lastRenderedPageBreak/>
-            <w:t xml:space="preserve">researchers and resource managers. In </w:t>
+            <w:t xml:space="preserve">, C. S., Murchie, K. J., Whoriskey, K., Mills Flemming, J., Kessel, S. T., Krueger, C. C., &amp; Cooke, S. J. (2019). Conducting and interpreting fish telemetry studies: considerations for researchers and resource managers. In </w:t>
           </w:r>
           <w:r>
             <w:rPr>
@@ -12430,6 +12300,7 @@
               <w:sz w:val="24"/>
               <w:szCs w:val="24"/>
             </w:rPr>
+            <w:lastRenderedPageBreak/>
             <w:t xml:space="preserve">Callaghan, N. I., Tunnah, L., Currie, S., &amp; MacCormack, T. J. (2016). Metabolic adjustments to short-term diurnal temperature fluctuation in the rainbow trout (Oncorhynchus mykiss). </w:t>
           </w:r>
           <w:r>
@@ -13118,7 +12989,6 @@
               <w:sz w:val="24"/>
               <w:szCs w:val="24"/>
             </w:rPr>
-            <w:lastRenderedPageBreak/>
             <w:t xml:space="preserve">Hahlbeck, N., Tinniswood, W. R., Sloat, M. R., Ortega, J. D., Wyatt, M. A., Hereford, M. E., Ramirez, B. S., Crook, D. A., Anlauf-Dunn, K. J., &amp; Armstrong, J. B. (2022). Contribution of warm habitat to cold-water fisheries. </w:t>
           </w:r>
           <w:r>
@@ -13176,6 +13046,7 @@
               <w:sz w:val="24"/>
               <w:szCs w:val="24"/>
             </w:rPr>
+            <w:lastRenderedPageBreak/>
             <w:t xml:space="preserve">Houston, A. I., </w:t>
           </w:r>
           <w:proofErr w:type="spellStart"/>
@@ -13344,25 +13215,7 @@
               <w:sz w:val="24"/>
               <w:szCs w:val="24"/>
             </w:rPr>
-            <w:t xml:space="preserve">, W. (2021). The influence of a moderate temperature </w:t>
-          </w:r>
-          <w:proofErr w:type="gramStart"/>
-          <w:r>
-            <w:rPr>
-              <w:rFonts w:ascii="Times New Roman" w:eastAsia="Times New Roman" w:hAnsi="Times New Roman" w:cs="Times New Roman"/>
-              <w:sz w:val="24"/>
-              <w:szCs w:val="24"/>
-            </w:rPr>
-            <w:t>drift</w:t>
-          </w:r>
-          <w:proofErr w:type="gramEnd"/>
-          <w:r>
-            <w:rPr>
-              <w:rFonts w:ascii="Times New Roman" w:eastAsia="Times New Roman" w:hAnsi="Times New Roman" w:cs="Times New Roman"/>
-              <w:sz w:val="24"/>
-              <w:szCs w:val="24"/>
-            </w:rPr>
-            <w:t xml:space="preserve"> on thermal physiology and perception. </w:t>
+            <w:t xml:space="preserve">, W. (2021). The influence of a moderate temperature drift on thermal physiology and perception. </w:t>
           </w:r>
           <w:r>
             <w:rPr>
@@ -13889,18 +13742,7 @@
               <w:sz w:val="24"/>
               <w:szCs w:val="24"/>
             </w:rPr>
-            <w:t xml:space="preserve">Journal of Comparative Physiology B: Biochemical, </w:t>
-          </w:r>
-          <w:r>
-            <w:rPr>
-              <w:rFonts w:ascii="Times New Roman" w:eastAsia="Times New Roman" w:hAnsi="Times New Roman" w:cs="Times New Roman"/>
-              <w:i/>
-              <w:iCs/>
-              <w:sz w:val="24"/>
-              <w:szCs w:val="24"/>
-            </w:rPr>
-            <w:lastRenderedPageBreak/>
-            <w:t>Systemic, and Environmental Physiology</w:t>
+            <w:t>Journal of Comparative Physiology B: Biochemical, Systemic, and Environmental Physiology</w:t>
           </w:r>
           <w:r>
             <w:rPr>
@@ -14022,6 +13864,7 @@
               <w:sz w:val="24"/>
               <w:szCs w:val="24"/>
             </w:rPr>
+            <w:lastRenderedPageBreak/>
             <w:t xml:space="preserve">Manly, B. F. J., McDonald, L. L., Thomas, D. L., McDonald, T. L., &amp; Erickson, W. P. (2012). Introduction to resource selection studies. </w:t>
           </w:r>
           <w:r>
@@ -14665,7 +14508,6 @@
               <w:sz w:val="24"/>
               <w:szCs w:val="24"/>
             </w:rPr>
-            <w:lastRenderedPageBreak/>
             <w:t>Pépino</w:t>
           </w:r>
           <w:proofErr w:type="spellEnd"/>
@@ -14825,6 +14667,7 @@
               <w:sz w:val="24"/>
               <w:szCs w:val="24"/>
             </w:rPr>
+            <w:lastRenderedPageBreak/>
             <w:t xml:space="preserve">Poole, G. C., &amp; Berman, C. H. (2001). An Ecological Perspective on In-Stream Temperature: Natural Heat Dynamics and Mechanisms of Human-Caused Thermal Degradation. </w:t>
           </w:r>
           <w:r>
@@ -15427,7 +15270,6 @@
               <w:sz w:val="24"/>
               <w:szCs w:val="24"/>
             </w:rPr>
-            <w:lastRenderedPageBreak/>
             <w:t xml:space="preserve">Sullivan, A. B., Jager, H. I., &amp; Myers, R. (2003). Modeling white sturgeon movement in a reservoir: The effect of water quality and sturgeon density. </w:t>
           </w:r>
           <w:r>
@@ -15485,25 +15327,7 @@
               <w:sz w:val="24"/>
               <w:szCs w:val="24"/>
             </w:rPr>
-            <w:t xml:space="preserve">Swales, S. (2006). A Review of Factors Affecting the Distribution and Abundance of Rainbow Trout (Oncorhynchus mykiss Walbaum) in Lake and Reservoir Systems, </w:t>
-          </w:r>
-          <w:proofErr w:type="gramStart"/>
-          <w:r>
-            <w:rPr>
-              <w:rFonts w:ascii="Times New Roman" w:eastAsia="Times New Roman" w:hAnsi="Times New Roman" w:cs="Times New Roman"/>
-              <w:sz w:val="24"/>
-              <w:szCs w:val="24"/>
-            </w:rPr>
-            <w:t>Lake</w:t>
-          </w:r>
-          <w:proofErr w:type="gramEnd"/>
-          <w:r>
-            <w:rPr>
-              <w:rFonts w:ascii="Times New Roman" w:eastAsia="Times New Roman" w:hAnsi="Times New Roman" w:cs="Times New Roman"/>
-              <w:sz w:val="24"/>
-              <w:szCs w:val="24"/>
-            </w:rPr>
-            <w:t xml:space="preserve"> and Reservoir Management. </w:t>
+            <w:t xml:space="preserve">Swales, S. (2006). A Review of Factors Affecting the Distribution and Abundance of Rainbow Trout (Oncorhynchus mykiss Walbaum) in Lake and Reservoir Systems, Lake and Reservoir Management. </w:t>
           </w:r>
           <w:r>
             <w:rPr>
@@ -15560,6 +15384,7 @@
               <w:sz w:val="24"/>
               <w:szCs w:val="24"/>
             </w:rPr>
+            <w:lastRenderedPageBreak/>
             <w:t xml:space="preserve">Thomas, Z. R., Beauchamp, D. A., Clark, C. P., &amp; Quinn, T. P. (2023). Seasonal shifts in diel vertical migrations by lake-dwelling coastal cutthroat trout, Oncorhynchus </w:t>
           </w:r>
           <w:proofErr w:type="spellStart"/>
@@ -16201,7 +16026,7 @@
 </file>
 
 <file path=word/comments.xml><?xml version="1.0" encoding="utf-8"?>
-<w:comments xmlns:wpc="http://schemas.microsoft.com/office/word/2010/wordprocessingCanvas" xmlns:cx="http://schemas.microsoft.com/office/drawing/2014/chartex" xmlns:cx1="http://schemas.microsoft.com/office/drawing/2015/9/8/chartex" xmlns:cx2="http://schemas.microsoft.com/office/drawing/2015/10/21/chartex" xmlns:cx3="http://schemas.microsoft.com/office/drawing/2016/5/9/chartex" xmlns:cx4="http://schemas.microsoft.com/office/drawing/2016/5/10/chartex" xmlns:cx5="http://schemas.microsoft.com/office/drawing/2016/5/11/chartex" xmlns:cx6="http://schemas.microsoft.com/office/drawing/2016/5/12/chartex" xmlns:cx7="http://schemas.microsoft.com/office/drawing/2016/5/13/chartex" xmlns:cx8="http://schemas.microsoft.com/office/drawing/2016/5/14/chartex" xmlns:mc="http://schemas.openxmlformats.org/markup-compatibility/2006" xmlns:aink="http://schemas.microsoft.com/office/drawing/2016/ink" xmlns:am3d="http://schemas.microsoft.com/office/drawing/2017/model3d" xmlns:o="urn:schemas-microsoft-com:office:office" xmlns:oel="http://schemas.microsoft.com/office/2019/extlst" xmlns:r="http://schemas.openxmlformats.org/officeDocument/2006/relationships" xmlns:m="http://schemas.openxmlformats.org/officeDocument/2006/math" xmlns:v="urn:schemas-microsoft-com:vml" xmlns:wp14="http://schemas.microsoft.com/office/word/2010/wordprocessingDrawing" xmlns:wp="http://schemas.openxmlformats.org/drawingml/2006/wordprocessingDrawing" xmlns:w10="urn:schemas-microsoft-com:office:word" xmlns:w="http://schemas.openxmlformats.org/wordprocessingml/2006/main" xmlns:w14="http://schemas.microsoft.com/office/word/2010/wordml" xmlns:w15="http://schemas.microsoft.com/office/word/2012/wordml" xmlns:w16cex="http://schemas.microsoft.com/office/word/2018/wordml/cex" xmlns:w16cid="http://schemas.microsoft.com/office/word/2016/wordml/cid" xmlns:w16="http://schemas.microsoft.com/office/word/2018/wordml" xmlns:w16sdtdh="http://schemas.microsoft.com/office/word/2020/wordml/sdtdatahash" xmlns:w16se="http://schemas.microsoft.com/office/word/2015/wordml/symex" xmlns:wpg="http://schemas.microsoft.com/office/word/2010/wordprocessingGroup" xmlns:wpi="http://schemas.microsoft.com/office/word/2010/wordprocessingInk" xmlns:wne="http://schemas.microsoft.com/office/word/2006/wordml" xmlns:wps="http://schemas.microsoft.com/office/word/2010/wordprocessingShape" mc:Ignorable="w14 w15 w16se w16cid w16 w16cex w16sdtdh wp14">
+<w:comments xmlns:wpc="http://schemas.microsoft.com/office/word/2010/wordprocessingCanvas" xmlns:cx="http://schemas.microsoft.com/office/drawing/2014/chartex" xmlns:cx1="http://schemas.microsoft.com/office/drawing/2015/9/8/chartex" xmlns:cx2="http://schemas.microsoft.com/office/drawing/2015/10/21/chartex" xmlns:cx3="http://schemas.microsoft.com/office/drawing/2016/5/9/chartex" xmlns:cx4="http://schemas.microsoft.com/office/drawing/2016/5/10/chartex" xmlns:cx5="http://schemas.microsoft.com/office/drawing/2016/5/11/chartex" xmlns:cx6="http://schemas.microsoft.com/office/drawing/2016/5/12/chartex" xmlns:cx7="http://schemas.microsoft.com/office/drawing/2016/5/13/chartex" xmlns:cx8="http://schemas.microsoft.com/office/drawing/2016/5/14/chartex" xmlns:mc="http://schemas.openxmlformats.org/markup-compatibility/2006" xmlns:aink="http://schemas.microsoft.com/office/drawing/2016/ink" xmlns:am3d="http://schemas.microsoft.com/office/drawing/2017/model3d" xmlns:o="urn:schemas-microsoft-com:office:office" xmlns:oel="http://schemas.microsoft.com/office/2019/extlst" xmlns:r="http://schemas.openxmlformats.org/officeDocument/2006/relationships" xmlns:m="http://schemas.openxmlformats.org/officeDocument/2006/math" xmlns:v="urn:schemas-microsoft-com:vml" xmlns:wp14="http://schemas.microsoft.com/office/word/2010/wordprocessingDrawing" xmlns:wp="http://schemas.openxmlformats.org/drawingml/2006/wordprocessingDrawing" xmlns:w10="urn:schemas-microsoft-com:office:word" xmlns:w="http://schemas.openxmlformats.org/wordprocessingml/2006/main" xmlns:w14="http://schemas.microsoft.com/office/word/2010/wordml" xmlns:w15="http://schemas.microsoft.com/office/word/2012/wordml" xmlns:w16cex="http://schemas.microsoft.com/office/word/2018/wordml/cex" xmlns:w16cid="http://schemas.microsoft.com/office/word/2016/wordml/cid" xmlns:w16="http://schemas.microsoft.com/office/word/2018/wordml" xmlns:w16du="http://schemas.microsoft.com/office/word/2023/wordml/word16du" xmlns:w16sdtdh="http://schemas.microsoft.com/office/word/2020/wordml/sdtdatahash" xmlns:w16se="http://schemas.microsoft.com/office/word/2015/wordml/symex" xmlns:wpg="http://schemas.microsoft.com/office/word/2010/wordprocessingGroup" xmlns:wpi="http://schemas.microsoft.com/office/word/2010/wordprocessingInk" xmlns:wne="http://schemas.microsoft.com/office/word/2006/wordml" xmlns:wps="http://schemas.microsoft.com/office/word/2010/wordprocessingShape" mc:Ignorable="w14 w15 w16se w16cid w16 w16cex w16sdtdh w16du wp14">
   <w:comment w:id="0" w:author="Microsoft Office User" w:date="2023-12-01T11:42:00Z" w:initials="MOU">
     <w:p>
       <w:r>
@@ -16239,27 +16064,27 @@
 </file>
 
 <file path=word/commentsExtended.xml><?xml version="1.0" encoding="utf-8"?>
-<w15:commentsEx xmlns:wpc="http://schemas.microsoft.com/office/word/2010/wordprocessingCanvas" xmlns:cx="http://schemas.microsoft.com/office/drawing/2014/chartex" xmlns:cx1="http://schemas.microsoft.com/office/drawing/2015/9/8/chartex" xmlns:cx2="http://schemas.microsoft.com/office/drawing/2015/10/21/chartex" xmlns:cx3="http://schemas.microsoft.com/office/drawing/2016/5/9/chartex" xmlns:cx4="http://schemas.microsoft.com/office/drawing/2016/5/10/chartex" xmlns:cx5="http://schemas.microsoft.com/office/drawing/2016/5/11/chartex" xmlns:cx6="http://schemas.microsoft.com/office/drawing/2016/5/12/chartex" xmlns:cx7="http://schemas.microsoft.com/office/drawing/2016/5/13/chartex" xmlns:cx8="http://schemas.microsoft.com/office/drawing/2016/5/14/chartex" xmlns:mc="http://schemas.openxmlformats.org/markup-compatibility/2006" xmlns:aink="http://schemas.microsoft.com/office/drawing/2016/ink" xmlns:am3d="http://schemas.microsoft.com/office/drawing/2017/model3d" xmlns:o="urn:schemas-microsoft-com:office:office" xmlns:oel="http://schemas.microsoft.com/office/2019/extlst" xmlns:r="http://schemas.openxmlformats.org/officeDocument/2006/relationships" xmlns:m="http://schemas.openxmlformats.org/officeDocument/2006/math" xmlns:v="urn:schemas-microsoft-com:vml" xmlns:wp14="http://schemas.microsoft.com/office/word/2010/wordprocessingDrawing" xmlns:wp="http://schemas.openxmlformats.org/drawingml/2006/wordprocessingDrawing" xmlns:w10="urn:schemas-microsoft-com:office:word" xmlns:w="http://schemas.openxmlformats.org/wordprocessingml/2006/main" xmlns:w14="http://schemas.microsoft.com/office/word/2010/wordml" xmlns:w15="http://schemas.microsoft.com/office/word/2012/wordml" xmlns:w16cex="http://schemas.microsoft.com/office/word/2018/wordml/cex" xmlns:w16cid="http://schemas.microsoft.com/office/word/2016/wordml/cid" xmlns:w16="http://schemas.microsoft.com/office/word/2018/wordml" xmlns:w16sdtdh="http://schemas.microsoft.com/office/word/2020/wordml/sdtdatahash" xmlns:w16se="http://schemas.microsoft.com/office/word/2015/wordml/symex" xmlns:wpg="http://schemas.microsoft.com/office/word/2010/wordprocessingGroup" xmlns:wpi="http://schemas.microsoft.com/office/word/2010/wordprocessingInk" xmlns:wne="http://schemas.microsoft.com/office/word/2006/wordml" xmlns:wps="http://schemas.microsoft.com/office/word/2010/wordprocessingShape" mc:Ignorable="w14 w15 w16se w16cid w16 w16cex w16sdtdh wp14">
+<w15:commentsEx xmlns:wpc="http://schemas.microsoft.com/office/word/2010/wordprocessingCanvas" xmlns:cx="http://schemas.microsoft.com/office/drawing/2014/chartex" xmlns:cx1="http://schemas.microsoft.com/office/drawing/2015/9/8/chartex" xmlns:cx2="http://schemas.microsoft.com/office/drawing/2015/10/21/chartex" xmlns:cx3="http://schemas.microsoft.com/office/drawing/2016/5/9/chartex" xmlns:cx4="http://schemas.microsoft.com/office/drawing/2016/5/10/chartex" xmlns:cx5="http://schemas.microsoft.com/office/drawing/2016/5/11/chartex" xmlns:cx6="http://schemas.microsoft.com/office/drawing/2016/5/12/chartex" xmlns:cx7="http://schemas.microsoft.com/office/drawing/2016/5/13/chartex" xmlns:cx8="http://schemas.microsoft.com/office/drawing/2016/5/14/chartex" xmlns:mc="http://schemas.openxmlformats.org/markup-compatibility/2006" xmlns:aink="http://schemas.microsoft.com/office/drawing/2016/ink" xmlns:am3d="http://schemas.microsoft.com/office/drawing/2017/model3d" xmlns:o="urn:schemas-microsoft-com:office:office" xmlns:oel="http://schemas.microsoft.com/office/2019/extlst" xmlns:r="http://schemas.openxmlformats.org/officeDocument/2006/relationships" xmlns:m="http://schemas.openxmlformats.org/officeDocument/2006/math" xmlns:v="urn:schemas-microsoft-com:vml" xmlns:wp14="http://schemas.microsoft.com/office/word/2010/wordprocessingDrawing" xmlns:wp="http://schemas.openxmlformats.org/drawingml/2006/wordprocessingDrawing" xmlns:w10="urn:schemas-microsoft-com:office:word" xmlns:w="http://schemas.openxmlformats.org/wordprocessingml/2006/main" xmlns:w14="http://schemas.microsoft.com/office/word/2010/wordml" xmlns:w15="http://schemas.microsoft.com/office/word/2012/wordml" xmlns:w16cex="http://schemas.microsoft.com/office/word/2018/wordml/cex" xmlns:w16cid="http://schemas.microsoft.com/office/word/2016/wordml/cid" xmlns:w16="http://schemas.microsoft.com/office/word/2018/wordml" xmlns:w16du="http://schemas.microsoft.com/office/word/2023/wordml/word16du" xmlns:w16sdtdh="http://schemas.microsoft.com/office/word/2020/wordml/sdtdatahash" xmlns:w16se="http://schemas.microsoft.com/office/word/2015/wordml/symex" xmlns:wpg="http://schemas.microsoft.com/office/word/2010/wordprocessingGroup" xmlns:wpi="http://schemas.microsoft.com/office/word/2010/wordprocessingInk" xmlns:wne="http://schemas.microsoft.com/office/word/2006/wordml" xmlns:wps="http://schemas.microsoft.com/office/word/2010/wordprocessingShape" mc:Ignorable="w14 w15 w16se w16cid w16 w16cex w16sdtdh w16du wp14">
   <w15:commentEx w15:paraId="010B4172" w15:done="1"/>
   <w15:commentEx w15:paraId="46D0497E" w15:paraIdParent="010B4172" w15:done="1"/>
 </w15:commentsEx>
 </file>
 
 <file path=word/commentsExtensible.xml><?xml version="1.0" encoding="utf-8"?>
-<w16cex:commentsExtensible xmlns:wpc="http://schemas.microsoft.com/office/word/2010/wordprocessingCanvas" xmlns:cx="http://schemas.microsoft.com/office/drawing/2014/chartex" xmlns:cx1="http://schemas.microsoft.com/office/drawing/2015/9/8/chartex" xmlns:cx2="http://schemas.microsoft.com/office/drawing/2015/10/21/chartex" xmlns:cx3="http://schemas.microsoft.com/office/drawing/2016/5/9/chartex" xmlns:cx4="http://schemas.microsoft.com/office/drawing/2016/5/10/chartex" xmlns:cx5="http://schemas.microsoft.com/office/drawing/2016/5/11/chartex" xmlns:cx6="http://schemas.microsoft.com/office/drawing/2016/5/12/chartex" xmlns:cx7="http://schemas.microsoft.com/office/drawing/2016/5/13/chartex" xmlns:cx8="http://schemas.microsoft.com/office/drawing/2016/5/14/chartex" xmlns:cr="http://schemas.microsoft.com/office/comments/2020/reactions" xmlns:mc="http://schemas.openxmlformats.org/markup-compatibility/2006" xmlns:aink="http://schemas.microsoft.com/office/drawing/2016/ink" xmlns:am3d="http://schemas.microsoft.com/office/drawing/2017/model3d" xmlns:o="urn:schemas-microsoft-com:office:office" xmlns:oel="http://schemas.microsoft.com/office/2019/extlst" xmlns:r="http://schemas.openxmlformats.org/officeDocument/2006/relationships" xmlns:m="http://schemas.openxmlformats.org/officeDocument/2006/math" xmlns:v="urn:schemas-microsoft-com:vml" xmlns:wp14="http://schemas.microsoft.com/office/word/2010/wordprocessingDrawing" xmlns:wp="http://schemas.openxmlformats.org/drawingml/2006/wordprocessingDrawing" xmlns:w10="urn:schemas-microsoft-com:office:word" xmlns:w="http://schemas.openxmlformats.org/wordprocessingml/2006/main" xmlns:w14="http://schemas.microsoft.com/office/word/2010/wordml" xmlns:w15="http://schemas.microsoft.com/office/word/2012/wordml" xmlns:w16cex="http://schemas.microsoft.com/office/word/2018/wordml/cex" xmlns:w16cid="http://schemas.microsoft.com/office/word/2016/wordml/cid" xmlns:w16="http://schemas.microsoft.com/office/word/2018/wordml" xmlns:w16sdtdh="http://schemas.microsoft.com/office/word/2020/wordml/sdtdatahash" xmlns:w16se="http://schemas.microsoft.com/office/word/2015/wordml/symex" xmlns:wpg="http://schemas.microsoft.com/office/word/2010/wordprocessingGroup" xmlns:wpi="http://schemas.microsoft.com/office/word/2010/wordprocessingInk" xmlns:wne="http://schemas.microsoft.com/office/word/2006/wordml" xmlns:wps="http://schemas.microsoft.com/office/word/2010/wordprocessingShape" mc:Ignorable="w14 w15 w16se w16cid w16 w16cex w16sdtdh cr wp14">
+<w16cex:commentsExtensible xmlns:wpc="http://schemas.microsoft.com/office/word/2010/wordprocessingCanvas" xmlns:cx="http://schemas.microsoft.com/office/drawing/2014/chartex" xmlns:cx1="http://schemas.microsoft.com/office/drawing/2015/9/8/chartex" xmlns:cx2="http://schemas.microsoft.com/office/drawing/2015/10/21/chartex" xmlns:cx3="http://schemas.microsoft.com/office/drawing/2016/5/9/chartex" xmlns:cx4="http://schemas.microsoft.com/office/drawing/2016/5/10/chartex" xmlns:cx5="http://schemas.microsoft.com/office/drawing/2016/5/11/chartex" xmlns:cx6="http://schemas.microsoft.com/office/drawing/2016/5/12/chartex" xmlns:cx7="http://schemas.microsoft.com/office/drawing/2016/5/13/chartex" xmlns:cx8="http://schemas.microsoft.com/office/drawing/2016/5/14/chartex" xmlns:cr="http://schemas.microsoft.com/office/comments/2020/reactions" xmlns:mc="http://schemas.openxmlformats.org/markup-compatibility/2006" xmlns:aink="http://schemas.microsoft.com/office/drawing/2016/ink" xmlns:am3d="http://schemas.microsoft.com/office/drawing/2017/model3d" xmlns:o="urn:schemas-microsoft-com:office:office" xmlns:oel="http://schemas.microsoft.com/office/2019/extlst" xmlns:r="http://schemas.openxmlformats.org/officeDocument/2006/relationships" xmlns:m="http://schemas.openxmlformats.org/officeDocument/2006/math" xmlns:v="urn:schemas-microsoft-com:vml" xmlns:wp14="http://schemas.microsoft.com/office/word/2010/wordprocessingDrawing" xmlns:wp="http://schemas.openxmlformats.org/drawingml/2006/wordprocessingDrawing" xmlns:w10="urn:schemas-microsoft-com:office:word" xmlns:w="http://schemas.openxmlformats.org/wordprocessingml/2006/main" xmlns:w14="http://schemas.microsoft.com/office/word/2010/wordml" xmlns:w15="http://schemas.microsoft.com/office/word/2012/wordml" xmlns:w16cex="http://schemas.microsoft.com/office/word/2018/wordml/cex" xmlns:w16cid="http://schemas.microsoft.com/office/word/2016/wordml/cid" xmlns:w16="http://schemas.microsoft.com/office/word/2018/wordml" xmlns:w16du="http://schemas.microsoft.com/office/word/2023/wordml/word16du" xmlns:w16sdtdh="http://schemas.microsoft.com/office/word/2020/wordml/sdtdatahash" xmlns:w16se="http://schemas.microsoft.com/office/word/2015/wordml/symex" xmlns:wpg="http://schemas.microsoft.com/office/word/2010/wordprocessingGroup" xmlns:wpi="http://schemas.microsoft.com/office/word/2010/wordprocessingInk" xmlns:wne="http://schemas.microsoft.com/office/word/2006/wordml" xmlns:wps="http://schemas.microsoft.com/office/word/2010/wordprocessingShape" mc:Ignorable="w14 w15 w16se w16cid w16 w16cex w16sdtdh cr w16du wp14">
   <w16cex:commentExtensible w16cex:durableId="20309807" w16cex:dateUtc="2023-12-01T19:42:00Z"/>
 </w16cex:commentsExtensible>
 </file>
 
 <file path=word/commentsIds.xml><?xml version="1.0" encoding="utf-8"?>
-<w16cid:commentsIds xmlns:wpc="http://schemas.microsoft.com/office/word/2010/wordprocessingCanvas" xmlns:cx="http://schemas.microsoft.com/office/drawing/2014/chartex" xmlns:cx1="http://schemas.microsoft.com/office/drawing/2015/9/8/chartex" xmlns:cx2="http://schemas.microsoft.com/office/drawing/2015/10/21/chartex" xmlns:cx3="http://schemas.microsoft.com/office/drawing/2016/5/9/chartex" xmlns:cx4="http://schemas.microsoft.com/office/drawing/2016/5/10/chartex" xmlns:cx5="http://schemas.microsoft.com/office/drawing/2016/5/11/chartex" xmlns:cx6="http://schemas.microsoft.com/office/drawing/2016/5/12/chartex" xmlns:cx7="http://schemas.microsoft.com/office/drawing/2016/5/13/chartex" xmlns:cx8="http://schemas.microsoft.com/office/drawing/2016/5/14/chartex" xmlns:mc="http://schemas.openxmlformats.org/markup-compatibility/2006" xmlns:aink="http://schemas.microsoft.com/office/drawing/2016/ink" xmlns:am3d="http://schemas.microsoft.com/office/drawing/2017/model3d" xmlns:o="urn:schemas-microsoft-com:office:office" xmlns:oel="http://schemas.microsoft.com/office/2019/extlst" xmlns:r="http://schemas.openxmlformats.org/officeDocument/2006/relationships" xmlns:m="http://schemas.openxmlformats.org/officeDocument/2006/math" xmlns:v="urn:schemas-microsoft-com:vml" xmlns:wp14="http://schemas.microsoft.com/office/word/2010/wordprocessingDrawing" xmlns:wp="http://schemas.openxmlformats.org/drawingml/2006/wordprocessingDrawing" xmlns:w10="urn:schemas-microsoft-com:office:word" xmlns:w="http://schemas.openxmlformats.org/wordprocessingml/2006/main" xmlns:w14="http://schemas.microsoft.com/office/word/2010/wordml" xmlns:w15="http://schemas.microsoft.com/office/word/2012/wordml" xmlns:w16cex="http://schemas.microsoft.com/office/word/2018/wordml/cex" xmlns:w16cid="http://schemas.microsoft.com/office/word/2016/wordml/cid" xmlns:w16="http://schemas.microsoft.com/office/word/2018/wordml" xmlns:w16sdtdh="http://schemas.microsoft.com/office/word/2020/wordml/sdtdatahash" xmlns:w16se="http://schemas.microsoft.com/office/word/2015/wordml/symex" xmlns:wpg="http://schemas.microsoft.com/office/word/2010/wordprocessingGroup" xmlns:wpi="http://schemas.microsoft.com/office/word/2010/wordprocessingInk" xmlns:wne="http://schemas.microsoft.com/office/word/2006/wordml" xmlns:wps="http://schemas.microsoft.com/office/word/2010/wordprocessingShape" mc:Ignorable="w14 w15 w16se w16cid w16 w16cex w16sdtdh wp14">
+<w16cid:commentsIds xmlns:wpc="http://schemas.microsoft.com/office/word/2010/wordprocessingCanvas" xmlns:cx="http://schemas.microsoft.com/office/drawing/2014/chartex" xmlns:cx1="http://schemas.microsoft.com/office/drawing/2015/9/8/chartex" xmlns:cx2="http://schemas.microsoft.com/office/drawing/2015/10/21/chartex" xmlns:cx3="http://schemas.microsoft.com/office/drawing/2016/5/9/chartex" xmlns:cx4="http://schemas.microsoft.com/office/drawing/2016/5/10/chartex" xmlns:cx5="http://schemas.microsoft.com/office/drawing/2016/5/11/chartex" xmlns:cx6="http://schemas.microsoft.com/office/drawing/2016/5/12/chartex" xmlns:cx7="http://schemas.microsoft.com/office/drawing/2016/5/13/chartex" xmlns:cx8="http://schemas.microsoft.com/office/drawing/2016/5/14/chartex" xmlns:mc="http://schemas.openxmlformats.org/markup-compatibility/2006" xmlns:aink="http://schemas.microsoft.com/office/drawing/2016/ink" xmlns:am3d="http://schemas.microsoft.com/office/drawing/2017/model3d" xmlns:o="urn:schemas-microsoft-com:office:office" xmlns:oel="http://schemas.microsoft.com/office/2019/extlst" xmlns:r="http://schemas.openxmlformats.org/officeDocument/2006/relationships" xmlns:m="http://schemas.openxmlformats.org/officeDocument/2006/math" xmlns:v="urn:schemas-microsoft-com:vml" xmlns:wp14="http://schemas.microsoft.com/office/word/2010/wordprocessingDrawing" xmlns:wp="http://schemas.openxmlformats.org/drawingml/2006/wordprocessingDrawing" xmlns:w10="urn:schemas-microsoft-com:office:word" xmlns:w="http://schemas.openxmlformats.org/wordprocessingml/2006/main" xmlns:w14="http://schemas.microsoft.com/office/word/2010/wordml" xmlns:w15="http://schemas.microsoft.com/office/word/2012/wordml" xmlns:w16cex="http://schemas.microsoft.com/office/word/2018/wordml/cex" xmlns:w16cid="http://schemas.microsoft.com/office/word/2016/wordml/cid" xmlns:w16="http://schemas.microsoft.com/office/word/2018/wordml" xmlns:w16du="http://schemas.microsoft.com/office/word/2023/wordml/word16du" xmlns:w16sdtdh="http://schemas.microsoft.com/office/word/2020/wordml/sdtdatahash" xmlns:w16se="http://schemas.microsoft.com/office/word/2015/wordml/symex" xmlns:wpg="http://schemas.microsoft.com/office/word/2010/wordprocessingGroup" xmlns:wpi="http://schemas.microsoft.com/office/word/2010/wordprocessingInk" xmlns:wne="http://schemas.microsoft.com/office/word/2006/wordml" xmlns:wps="http://schemas.microsoft.com/office/word/2010/wordprocessingShape" mc:Ignorable="w14 w15 w16se w16cid w16 w16cex w16sdtdh w16du wp14">
   <w16cid:commentId w16cid:paraId="010B4172" w16cid:durableId="20309807"/>
   <w16cid:commentId w16cid:paraId="46D0497E" w16cid:durableId="27C83C92"/>
 </w16cid:commentsIds>
 </file>
 
 <file path=word/endnotes.xml><?xml version="1.0" encoding="utf-8"?>
-<w:endnotes xmlns:wpc="http://schemas.microsoft.com/office/word/2010/wordprocessingCanvas" xmlns:cx="http://schemas.microsoft.com/office/drawing/2014/chartex" xmlns:cx1="http://schemas.microsoft.com/office/drawing/2015/9/8/chartex" xmlns:cx2="http://schemas.microsoft.com/office/drawing/2015/10/21/chartex" xmlns:cx3="http://schemas.microsoft.com/office/drawing/2016/5/9/chartex" xmlns:cx4="http://schemas.microsoft.com/office/drawing/2016/5/10/chartex" xmlns:cx5="http://schemas.microsoft.com/office/drawing/2016/5/11/chartex" xmlns:cx6="http://schemas.microsoft.com/office/drawing/2016/5/12/chartex" xmlns:cx7="http://schemas.microsoft.com/office/drawing/2016/5/13/chartex" xmlns:cx8="http://schemas.microsoft.com/office/drawing/2016/5/14/chartex" xmlns:mc="http://schemas.openxmlformats.org/markup-compatibility/2006" xmlns:aink="http://schemas.microsoft.com/office/drawing/2016/ink" xmlns:am3d="http://schemas.microsoft.com/office/drawing/2017/model3d" xmlns:o="urn:schemas-microsoft-com:office:office" xmlns:oel="http://schemas.microsoft.com/office/2019/extlst" xmlns:r="http://schemas.openxmlformats.org/officeDocument/2006/relationships" xmlns:m="http://schemas.openxmlformats.org/officeDocument/2006/math" xmlns:v="urn:schemas-microsoft-com:vml" xmlns:wp14="http://schemas.microsoft.com/office/word/2010/wordprocessingDrawing" xmlns:wp="http://schemas.openxmlformats.org/drawingml/2006/wordprocessingDrawing" xmlns:w10="urn:schemas-microsoft-com:office:word" xmlns:w="http://schemas.openxmlformats.org/wordprocessingml/2006/main" xmlns:w14="http://schemas.microsoft.com/office/word/2010/wordml" xmlns:w15="http://schemas.microsoft.com/office/word/2012/wordml" xmlns:w16cex="http://schemas.microsoft.com/office/word/2018/wordml/cex" xmlns:w16cid="http://schemas.microsoft.com/office/word/2016/wordml/cid" xmlns:w16="http://schemas.microsoft.com/office/word/2018/wordml" xmlns:w16sdtdh="http://schemas.microsoft.com/office/word/2020/wordml/sdtdatahash" xmlns:w16se="http://schemas.microsoft.com/office/word/2015/wordml/symex" xmlns:wpg="http://schemas.microsoft.com/office/word/2010/wordprocessingGroup" xmlns:wpi="http://schemas.microsoft.com/office/word/2010/wordprocessingInk" xmlns:wne="http://schemas.microsoft.com/office/word/2006/wordml" xmlns:wps="http://schemas.microsoft.com/office/word/2010/wordprocessingShape" mc:Ignorable="w14 w15 w16se w16cid w16 w16cex w16sdtdh wp14">
+<w:endnotes xmlns:wpc="http://schemas.microsoft.com/office/word/2010/wordprocessingCanvas" xmlns:cx="http://schemas.microsoft.com/office/drawing/2014/chartex" xmlns:cx1="http://schemas.microsoft.com/office/drawing/2015/9/8/chartex" xmlns:cx2="http://schemas.microsoft.com/office/drawing/2015/10/21/chartex" xmlns:cx3="http://schemas.microsoft.com/office/drawing/2016/5/9/chartex" xmlns:cx4="http://schemas.microsoft.com/office/drawing/2016/5/10/chartex" xmlns:cx5="http://schemas.microsoft.com/office/drawing/2016/5/11/chartex" xmlns:cx6="http://schemas.microsoft.com/office/drawing/2016/5/12/chartex" xmlns:cx7="http://schemas.microsoft.com/office/drawing/2016/5/13/chartex" xmlns:cx8="http://schemas.microsoft.com/office/drawing/2016/5/14/chartex" xmlns:mc="http://schemas.openxmlformats.org/markup-compatibility/2006" xmlns:aink="http://schemas.microsoft.com/office/drawing/2016/ink" xmlns:am3d="http://schemas.microsoft.com/office/drawing/2017/model3d" xmlns:o="urn:schemas-microsoft-com:office:office" xmlns:oel="http://schemas.microsoft.com/office/2019/extlst" xmlns:r="http://schemas.openxmlformats.org/officeDocument/2006/relationships" xmlns:m="http://schemas.openxmlformats.org/officeDocument/2006/math" xmlns:v="urn:schemas-microsoft-com:vml" xmlns:wp14="http://schemas.microsoft.com/office/word/2010/wordprocessingDrawing" xmlns:wp="http://schemas.openxmlformats.org/drawingml/2006/wordprocessingDrawing" xmlns:w10="urn:schemas-microsoft-com:office:word" xmlns:w="http://schemas.openxmlformats.org/wordprocessingml/2006/main" xmlns:w14="http://schemas.microsoft.com/office/word/2010/wordml" xmlns:w15="http://schemas.microsoft.com/office/word/2012/wordml" xmlns:w16cex="http://schemas.microsoft.com/office/word/2018/wordml/cex" xmlns:w16cid="http://schemas.microsoft.com/office/word/2016/wordml/cid" xmlns:w16="http://schemas.microsoft.com/office/word/2018/wordml" xmlns:w16du="http://schemas.microsoft.com/office/word/2023/wordml/word16du" xmlns:w16sdtdh="http://schemas.microsoft.com/office/word/2020/wordml/sdtdatahash" xmlns:w16se="http://schemas.microsoft.com/office/word/2015/wordml/symex" xmlns:wpg="http://schemas.microsoft.com/office/word/2010/wordprocessingGroup" xmlns:wpi="http://schemas.microsoft.com/office/word/2010/wordprocessingInk" xmlns:wne="http://schemas.microsoft.com/office/word/2006/wordml" xmlns:wps="http://schemas.microsoft.com/office/word/2010/wordprocessingShape" mc:Ignorable="w14 w15 w16se w16cid w16 w16cex w16sdtdh w16du wp14">
   <w:endnote w:type="separator" w:id="-1">
     <w:p>
       <w:pPr>
@@ -16284,7 +16109,7 @@
 </file>
 
 <file path=word/footnotes.xml><?xml version="1.0" encoding="utf-8"?>
-<w:footnotes xmlns:wpc="http://schemas.microsoft.com/office/word/2010/wordprocessingCanvas" xmlns:cx="http://schemas.microsoft.com/office/drawing/2014/chartex" xmlns:cx1="http://schemas.microsoft.com/office/drawing/2015/9/8/chartex" xmlns:cx2="http://schemas.microsoft.com/office/drawing/2015/10/21/chartex" xmlns:cx3="http://schemas.microsoft.com/office/drawing/2016/5/9/chartex" xmlns:cx4="http://schemas.microsoft.com/office/drawing/2016/5/10/chartex" xmlns:cx5="http://schemas.microsoft.com/office/drawing/2016/5/11/chartex" xmlns:cx6="http://schemas.microsoft.com/office/drawing/2016/5/12/chartex" xmlns:cx7="http://schemas.microsoft.com/office/drawing/2016/5/13/chartex" xmlns:cx8="http://schemas.microsoft.com/office/drawing/2016/5/14/chartex" xmlns:mc="http://schemas.openxmlformats.org/markup-compatibility/2006" xmlns:aink="http://schemas.microsoft.com/office/drawing/2016/ink" xmlns:am3d="http://schemas.microsoft.com/office/drawing/2017/model3d" xmlns:o="urn:schemas-microsoft-com:office:office" xmlns:oel="http://schemas.microsoft.com/office/2019/extlst" xmlns:r="http://schemas.openxmlformats.org/officeDocument/2006/relationships" xmlns:m="http://schemas.openxmlformats.org/officeDocument/2006/math" xmlns:v="urn:schemas-microsoft-com:vml" xmlns:wp14="http://schemas.microsoft.com/office/word/2010/wordprocessingDrawing" xmlns:wp="http://schemas.openxmlformats.org/drawingml/2006/wordprocessingDrawing" xmlns:w10="urn:schemas-microsoft-com:office:word" xmlns:w="http://schemas.openxmlformats.org/wordprocessingml/2006/main" xmlns:w14="http://schemas.microsoft.com/office/word/2010/wordml" xmlns:w15="http://schemas.microsoft.com/office/word/2012/wordml" xmlns:w16cex="http://schemas.microsoft.com/office/word/2018/wordml/cex" xmlns:w16cid="http://schemas.microsoft.com/office/word/2016/wordml/cid" xmlns:w16="http://schemas.microsoft.com/office/word/2018/wordml" xmlns:w16sdtdh="http://schemas.microsoft.com/office/word/2020/wordml/sdtdatahash" xmlns:w16se="http://schemas.microsoft.com/office/word/2015/wordml/symex" xmlns:wpg="http://schemas.microsoft.com/office/word/2010/wordprocessingGroup" xmlns:wpi="http://schemas.microsoft.com/office/word/2010/wordprocessingInk" xmlns:wne="http://schemas.microsoft.com/office/word/2006/wordml" xmlns:wps="http://schemas.microsoft.com/office/word/2010/wordprocessingShape" mc:Ignorable="w14 w15 w16se w16cid w16 w16cex w16sdtdh wp14">
+<w:footnotes xmlns:wpc="http://schemas.microsoft.com/office/word/2010/wordprocessingCanvas" xmlns:cx="http://schemas.microsoft.com/office/drawing/2014/chartex" xmlns:cx1="http://schemas.microsoft.com/office/drawing/2015/9/8/chartex" xmlns:cx2="http://schemas.microsoft.com/office/drawing/2015/10/21/chartex" xmlns:cx3="http://schemas.microsoft.com/office/drawing/2016/5/9/chartex" xmlns:cx4="http://schemas.microsoft.com/office/drawing/2016/5/10/chartex" xmlns:cx5="http://schemas.microsoft.com/office/drawing/2016/5/11/chartex" xmlns:cx6="http://schemas.microsoft.com/office/drawing/2016/5/12/chartex" xmlns:cx7="http://schemas.microsoft.com/office/drawing/2016/5/13/chartex" xmlns:cx8="http://schemas.microsoft.com/office/drawing/2016/5/14/chartex" xmlns:mc="http://schemas.openxmlformats.org/markup-compatibility/2006" xmlns:aink="http://schemas.microsoft.com/office/drawing/2016/ink" xmlns:am3d="http://schemas.microsoft.com/office/drawing/2017/model3d" xmlns:o="urn:schemas-microsoft-com:office:office" xmlns:oel="http://schemas.microsoft.com/office/2019/extlst" xmlns:r="http://schemas.openxmlformats.org/officeDocument/2006/relationships" xmlns:m="http://schemas.openxmlformats.org/officeDocument/2006/math" xmlns:v="urn:schemas-microsoft-com:vml" xmlns:wp14="http://schemas.microsoft.com/office/word/2010/wordprocessingDrawing" xmlns:wp="http://schemas.openxmlformats.org/drawingml/2006/wordprocessingDrawing" xmlns:w10="urn:schemas-microsoft-com:office:word" xmlns:w="http://schemas.openxmlformats.org/wordprocessingml/2006/main" xmlns:w14="http://schemas.microsoft.com/office/word/2010/wordml" xmlns:w15="http://schemas.microsoft.com/office/word/2012/wordml" xmlns:w16cex="http://schemas.microsoft.com/office/word/2018/wordml/cex" xmlns:w16cid="http://schemas.microsoft.com/office/word/2016/wordml/cid" xmlns:w16="http://schemas.microsoft.com/office/word/2018/wordml" xmlns:w16du="http://schemas.microsoft.com/office/word/2023/wordml/word16du" xmlns:w16sdtdh="http://schemas.microsoft.com/office/word/2020/wordml/sdtdatahash" xmlns:w16se="http://schemas.microsoft.com/office/word/2015/wordml/symex" xmlns:wpg="http://schemas.microsoft.com/office/word/2010/wordprocessingGroup" xmlns:wpi="http://schemas.microsoft.com/office/word/2010/wordprocessingInk" xmlns:wne="http://schemas.microsoft.com/office/word/2006/wordml" xmlns:wps="http://schemas.microsoft.com/office/word/2010/wordprocessingShape" mc:Ignorable="w14 w15 w16se w16cid w16 w16cex w16sdtdh w16du wp14">
   <w:footnote w:type="separator" w:id="-1">
     <w:p>
       <w:pPr>
@@ -16309,7 +16134,7 @@
 </file>
 
 <file path=word/numbering.xml><?xml version="1.0" encoding="utf-8"?>
-<w:numbering xmlns:wpc="http://schemas.microsoft.com/office/word/2010/wordprocessingCanvas" xmlns:cx="http://schemas.microsoft.com/office/drawing/2014/chartex" xmlns:cx1="http://schemas.microsoft.com/office/drawing/2015/9/8/chartex" xmlns:cx2="http://schemas.microsoft.com/office/drawing/2015/10/21/chartex" xmlns:cx3="http://schemas.microsoft.com/office/drawing/2016/5/9/chartex" xmlns:cx4="http://schemas.microsoft.com/office/drawing/2016/5/10/chartex" xmlns:cx5="http://schemas.microsoft.com/office/drawing/2016/5/11/chartex" xmlns:cx6="http://schemas.microsoft.com/office/drawing/2016/5/12/chartex" xmlns:cx7="http://schemas.microsoft.com/office/drawing/2016/5/13/chartex" xmlns:cx8="http://schemas.microsoft.com/office/drawing/2016/5/14/chartex" xmlns:mc="http://schemas.openxmlformats.org/markup-compatibility/2006" xmlns:aink="http://schemas.microsoft.com/office/drawing/2016/ink" xmlns:am3d="http://schemas.microsoft.com/office/drawing/2017/model3d" xmlns:o="urn:schemas-microsoft-com:office:office" xmlns:oel="http://schemas.microsoft.com/office/2019/extlst" xmlns:r="http://schemas.openxmlformats.org/officeDocument/2006/relationships" xmlns:m="http://schemas.openxmlformats.org/officeDocument/2006/math" xmlns:v="urn:schemas-microsoft-com:vml" xmlns:wp14="http://schemas.microsoft.com/office/word/2010/wordprocessingDrawing" xmlns:wp="http://schemas.openxmlformats.org/drawingml/2006/wordprocessingDrawing" xmlns:w10="urn:schemas-microsoft-com:office:word" xmlns:w="http://schemas.openxmlformats.org/wordprocessingml/2006/main" xmlns:w14="http://schemas.microsoft.com/office/word/2010/wordml" xmlns:w15="http://schemas.microsoft.com/office/word/2012/wordml" xmlns:w16cex="http://schemas.microsoft.com/office/word/2018/wordml/cex" xmlns:w16cid="http://schemas.microsoft.com/office/word/2016/wordml/cid" xmlns:w16="http://schemas.microsoft.com/office/word/2018/wordml" xmlns:w16sdtdh="http://schemas.microsoft.com/office/word/2020/wordml/sdtdatahash" xmlns:w16se="http://schemas.microsoft.com/office/word/2015/wordml/symex" xmlns:wpg="http://schemas.microsoft.com/office/word/2010/wordprocessingGroup" xmlns:wpi="http://schemas.microsoft.com/office/word/2010/wordprocessingInk" xmlns:wne="http://schemas.microsoft.com/office/word/2006/wordml" xmlns:wps="http://schemas.microsoft.com/office/word/2010/wordprocessingShape" mc:Ignorable="w14 w15 w16se w16cid w16 w16cex w16sdtdh wp14">
+<w:numbering xmlns:wpc="http://schemas.microsoft.com/office/word/2010/wordprocessingCanvas" xmlns:cx="http://schemas.microsoft.com/office/drawing/2014/chartex" xmlns:cx1="http://schemas.microsoft.com/office/drawing/2015/9/8/chartex" xmlns:cx2="http://schemas.microsoft.com/office/drawing/2015/10/21/chartex" xmlns:cx3="http://schemas.microsoft.com/office/drawing/2016/5/9/chartex" xmlns:cx4="http://schemas.microsoft.com/office/drawing/2016/5/10/chartex" xmlns:cx5="http://schemas.microsoft.com/office/drawing/2016/5/11/chartex" xmlns:cx6="http://schemas.microsoft.com/office/drawing/2016/5/12/chartex" xmlns:cx7="http://schemas.microsoft.com/office/drawing/2016/5/13/chartex" xmlns:cx8="http://schemas.microsoft.com/office/drawing/2016/5/14/chartex" xmlns:mc="http://schemas.openxmlformats.org/markup-compatibility/2006" xmlns:aink="http://schemas.microsoft.com/office/drawing/2016/ink" xmlns:am3d="http://schemas.microsoft.com/office/drawing/2017/model3d" xmlns:o="urn:schemas-microsoft-com:office:office" xmlns:oel="http://schemas.microsoft.com/office/2019/extlst" xmlns:r="http://schemas.openxmlformats.org/officeDocument/2006/relationships" xmlns:m="http://schemas.openxmlformats.org/officeDocument/2006/math" xmlns:v="urn:schemas-microsoft-com:vml" xmlns:wp14="http://schemas.microsoft.com/office/word/2010/wordprocessingDrawing" xmlns:wp="http://schemas.openxmlformats.org/drawingml/2006/wordprocessingDrawing" xmlns:w10="urn:schemas-microsoft-com:office:word" xmlns:w="http://schemas.openxmlformats.org/wordprocessingml/2006/main" xmlns:w14="http://schemas.microsoft.com/office/word/2010/wordml" xmlns:w15="http://schemas.microsoft.com/office/word/2012/wordml" xmlns:w16cex="http://schemas.microsoft.com/office/word/2018/wordml/cex" xmlns:w16cid="http://schemas.microsoft.com/office/word/2016/wordml/cid" xmlns:w16="http://schemas.microsoft.com/office/word/2018/wordml" xmlns:w16du="http://schemas.microsoft.com/office/word/2023/wordml/word16du" xmlns:w16sdtdh="http://schemas.microsoft.com/office/word/2020/wordml/sdtdatahash" xmlns:w16se="http://schemas.microsoft.com/office/word/2015/wordml/symex" xmlns:wpg="http://schemas.microsoft.com/office/word/2010/wordprocessingGroup" xmlns:wpi="http://schemas.microsoft.com/office/word/2010/wordprocessingInk" xmlns:wne="http://schemas.microsoft.com/office/word/2006/wordml" xmlns:wps="http://schemas.microsoft.com/office/word/2010/wordprocessingShape" mc:Ignorable="w14 w15 w16se w16cid w16 w16cex w16sdtdh w16du wp14">
   <w:abstractNum w:abstractNumId="0" w15:restartNumberingAfterBreak="0">
     <w:nsid w:val="05E424D5"/>
     <w:multiLevelType w:val="hybridMultilevel"/>
@@ -16521,7 +16346,7 @@
 </file>
 
 <file path=word/people.xml><?xml version="1.0" encoding="utf-8"?>
-<w15:people xmlns:wpc="http://schemas.microsoft.com/office/word/2010/wordprocessingCanvas" xmlns:cx="http://schemas.microsoft.com/office/drawing/2014/chartex" xmlns:cx1="http://schemas.microsoft.com/office/drawing/2015/9/8/chartex" xmlns:cx2="http://schemas.microsoft.com/office/drawing/2015/10/21/chartex" xmlns:cx3="http://schemas.microsoft.com/office/drawing/2016/5/9/chartex" xmlns:cx4="http://schemas.microsoft.com/office/drawing/2016/5/10/chartex" xmlns:cx5="http://schemas.microsoft.com/office/drawing/2016/5/11/chartex" xmlns:cx6="http://schemas.microsoft.com/office/drawing/2016/5/12/chartex" xmlns:cx7="http://schemas.microsoft.com/office/drawing/2016/5/13/chartex" xmlns:cx8="http://schemas.microsoft.com/office/drawing/2016/5/14/chartex" xmlns:mc="http://schemas.openxmlformats.org/markup-compatibility/2006" xmlns:aink="http://schemas.microsoft.com/office/drawing/2016/ink" xmlns:am3d="http://schemas.microsoft.com/office/drawing/2017/model3d" xmlns:o="urn:schemas-microsoft-com:office:office" xmlns:oel="http://schemas.microsoft.com/office/2019/extlst" xmlns:r="http://schemas.openxmlformats.org/officeDocument/2006/relationships" xmlns:m="http://schemas.openxmlformats.org/officeDocument/2006/math" xmlns:v="urn:schemas-microsoft-com:vml" xmlns:wp14="http://schemas.microsoft.com/office/word/2010/wordprocessingDrawing" xmlns:wp="http://schemas.openxmlformats.org/drawingml/2006/wordprocessingDrawing" xmlns:w10="urn:schemas-microsoft-com:office:word" xmlns:w="http://schemas.openxmlformats.org/wordprocessingml/2006/main" xmlns:w14="http://schemas.microsoft.com/office/word/2010/wordml" xmlns:w15="http://schemas.microsoft.com/office/word/2012/wordml" xmlns:w16cex="http://schemas.microsoft.com/office/word/2018/wordml/cex" xmlns:w16cid="http://schemas.microsoft.com/office/word/2016/wordml/cid" xmlns:w16="http://schemas.microsoft.com/office/word/2018/wordml" xmlns:w16sdtdh="http://schemas.microsoft.com/office/word/2020/wordml/sdtdatahash" xmlns:w16se="http://schemas.microsoft.com/office/word/2015/wordml/symex" xmlns:wpg="http://schemas.microsoft.com/office/word/2010/wordprocessingGroup" xmlns:wpi="http://schemas.microsoft.com/office/word/2010/wordprocessingInk" xmlns:wne="http://schemas.microsoft.com/office/word/2006/wordml" xmlns:wps="http://schemas.microsoft.com/office/word/2010/wordprocessingShape" mc:Ignorable="w14 w15 w16se w16cid w16 w16cex w16sdtdh wp14">
+<w15:people xmlns:wpc="http://schemas.microsoft.com/office/word/2010/wordprocessingCanvas" xmlns:cx="http://schemas.microsoft.com/office/drawing/2014/chartex" xmlns:cx1="http://schemas.microsoft.com/office/drawing/2015/9/8/chartex" xmlns:cx2="http://schemas.microsoft.com/office/drawing/2015/10/21/chartex" xmlns:cx3="http://schemas.microsoft.com/office/drawing/2016/5/9/chartex" xmlns:cx4="http://schemas.microsoft.com/office/drawing/2016/5/10/chartex" xmlns:cx5="http://schemas.microsoft.com/office/drawing/2016/5/11/chartex" xmlns:cx6="http://schemas.microsoft.com/office/drawing/2016/5/12/chartex" xmlns:cx7="http://schemas.microsoft.com/office/drawing/2016/5/13/chartex" xmlns:cx8="http://schemas.microsoft.com/office/drawing/2016/5/14/chartex" xmlns:mc="http://schemas.openxmlformats.org/markup-compatibility/2006" xmlns:aink="http://schemas.microsoft.com/office/drawing/2016/ink" xmlns:am3d="http://schemas.microsoft.com/office/drawing/2017/model3d" xmlns:o="urn:schemas-microsoft-com:office:office" xmlns:oel="http://schemas.microsoft.com/office/2019/extlst" xmlns:r="http://schemas.openxmlformats.org/officeDocument/2006/relationships" xmlns:m="http://schemas.openxmlformats.org/officeDocument/2006/math" xmlns:v="urn:schemas-microsoft-com:vml" xmlns:wp14="http://schemas.microsoft.com/office/word/2010/wordprocessingDrawing" xmlns:wp="http://schemas.openxmlformats.org/drawingml/2006/wordprocessingDrawing" xmlns:w10="urn:schemas-microsoft-com:office:word" xmlns:w="http://schemas.openxmlformats.org/wordprocessingml/2006/main" xmlns:w14="http://schemas.microsoft.com/office/word/2010/wordml" xmlns:w15="http://schemas.microsoft.com/office/word/2012/wordml" xmlns:w16cex="http://schemas.microsoft.com/office/word/2018/wordml/cex" xmlns:w16cid="http://schemas.microsoft.com/office/word/2016/wordml/cid" xmlns:w16="http://schemas.microsoft.com/office/word/2018/wordml" xmlns:w16du="http://schemas.microsoft.com/office/word/2023/wordml/word16du" xmlns:w16sdtdh="http://schemas.microsoft.com/office/word/2020/wordml/sdtdatahash" xmlns:w16se="http://schemas.microsoft.com/office/word/2015/wordml/symex" xmlns:wpg="http://schemas.microsoft.com/office/word/2010/wordprocessingGroup" xmlns:wpi="http://schemas.microsoft.com/office/word/2010/wordprocessingInk" xmlns:wne="http://schemas.microsoft.com/office/word/2006/wordml" xmlns:wps="http://schemas.microsoft.com/office/word/2010/wordprocessingShape" mc:Ignorable="w14 w15 w16se w16cid w16 w16cex w16sdtdh w16du wp14">
   <w15:person w15:author="Microsoft Office User">
     <w15:presenceInfo w15:providerId="None" w15:userId="Microsoft Office User"/>
   </w15:person>
@@ -16532,7 +16357,7 @@
 </file>
 
 <file path=word/styles.xml><?xml version="1.0" encoding="utf-8"?>
-<w:styles xmlns:mc="http://schemas.openxmlformats.org/markup-compatibility/2006" xmlns:r="http://schemas.openxmlformats.org/officeDocument/2006/relationships" xmlns:w="http://schemas.openxmlformats.org/wordprocessingml/2006/main" xmlns:w14="http://schemas.microsoft.com/office/word/2010/wordml" xmlns:w15="http://schemas.microsoft.com/office/word/2012/wordml" xmlns:w16cex="http://schemas.microsoft.com/office/word/2018/wordml/cex" xmlns:w16cid="http://schemas.microsoft.com/office/word/2016/wordml/cid" xmlns:w16="http://schemas.microsoft.com/office/word/2018/wordml" xmlns:w16sdtdh="http://schemas.microsoft.com/office/word/2020/wordml/sdtdatahash" xmlns:w16se="http://schemas.microsoft.com/office/word/2015/wordml/symex" mc:Ignorable="w14 w15 w16se w16cid w16 w16cex w16sdtdh">
+<w:styles xmlns:mc="http://schemas.openxmlformats.org/markup-compatibility/2006" xmlns:r="http://schemas.openxmlformats.org/officeDocument/2006/relationships" xmlns:w="http://schemas.openxmlformats.org/wordprocessingml/2006/main" xmlns:w14="http://schemas.microsoft.com/office/word/2010/wordml" xmlns:w15="http://schemas.microsoft.com/office/word/2012/wordml" xmlns:w16cex="http://schemas.microsoft.com/office/word/2018/wordml/cex" xmlns:w16cid="http://schemas.microsoft.com/office/word/2016/wordml/cid" xmlns:w16="http://schemas.microsoft.com/office/word/2018/wordml" xmlns:w16du="http://schemas.microsoft.com/office/word/2023/wordml/word16du" xmlns:w16sdtdh="http://schemas.microsoft.com/office/word/2020/wordml/sdtdatahash" xmlns:w16se="http://schemas.microsoft.com/office/word/2015/wordml/symex" mc:Ignorable="w14 w15 w16se w16cid w16 w16cex w16sdtdh w16du">
   <w:docDefaults>
     <w:rPrDefault>
       <w:rPr>
@@ -17151,7 +16976,7 @@
 </file>
 
 <file path=word/glossary/document.xml><?xml version="1.0" encoding="utf-8"?>
-<w:glossaryDocument xmlns:wpc="http://schemas.microsoft.com/office/word/2010/wordprocessingCanvas" xmlns:cx="http://schemas.microsoft.com/office/drawing/2014/chartex" xmlns:cx1="http://schemas.microsoft.com/office/drawing/2015/9/8/chartex" xmlns:cx2="http://schemas.microsoft.com/office/drawing/2015/10/21/chartex" xmlns:cx3="http://schemas.microsoft.com/office/drawing/2016/5/9/chartex" xmlns:cx4="http://schemas.microsoft.com/office/drawing/2016/5/10/chartex" xmlns:cx5="http://schemas.microsoft.com/office/drawing/2016/5/11/chartex" xmlns:cx6="http://schemas.microsoft.com/office/drawing/2016/5/12/chartex" xmlns:cx7="http://schemas.microsoft.com/office/drawing/2016/5/13/chartex" xmlns:cx8="http://schemas.microsoft.com/office/drawing/2016/5/14/chartex" xmlns:mc="http://schemas.openxmlformats.org/markup-compatibility/2006" xmlns:aink="http://schemas.microsoft.com/office/drawing/2016/ink" xmlns:am3d="http://schemas.microsoft.com/office/drawing/2017/model3d" xmlns:o="urn:schemas-microsoft-com:office:office" xmlns:oel="http://schemas.microsoft.com/office/2019/extlst" xmlns:r="http://schemas.openxmlformats.org/officeDocument/2006/relationships" xmlns:m="http://schemas.openxmlformats.org/officeDocument/2006/math" xmlns:v="urn:schemas-microsoft-com:vml" xmlns:wp14="http://schemas.microsoft.com/office/word/2010/wordprocessingDrawing" xmlns:wp="http://schemas.openxmlformats.org/drawingml/2006/wordprocessingDrawing" xmlns:w10="urn:schemas-microsoft-com:office:word" xmlns:w="http://schemas.openxmlformats.org/wordprocessingml/2006/main" xmlns:w14="http://schemas.microsoft.com/office/word/2010/wordml" xmlns:w15="http://schemas.microsoft.com/office/word/2012/wordml" xmlns:w16cex="http://schemas.microsoft.com/office/word/2018/wordml/cex" xmlns:w16cid="http://schemas.microsoft.com/office/word/2016/wordml/cid" xmlns:w16="http://schemas.microsoft.com/office/word/2018/wordml" xmlns:w16sdtdh="http://schemas.microsoft.com/office/word/2020/wordml/sdtdatahash" xmlns:w16se="http://schemas.microsoft.com/office/word/2015/wordml/symex" xmlns:wpg="http://schemas.microsoft.com/office/word/2010/wordprocessingGroup" xmlns:wpi="http://schemas.microsoft.com/office/word/2010/wordprocessingInk" xmlns:wne="http://schemas.microsoft.com/office/word/2006/wordml" xmlns:wps="http://schemas.microsoft.com/office/word/2010/wordprocessingShape" mc:Ignorable="w14 w15 w16se w16cid w16 w16cex w16sdtdh wp14">
+<w:glossaryDocument xmlns:wpc="http://schemas.microsoft.com/office/word/2010/wordprocessingCanvas" xmlns:cx="http://schemas.microsoft.com/office/drawing/2014/chartex" xmlns:cx1="http://schemas.microsoft.com/office/drawing/2015/9/8/chartex" xmlns:cx2="http://schemas.microsoft.com/office/drawing/2015/10/21/chartex" xmlns:cx3="http://schemas.microsoft.com/office/drawing/2016/5/9/chartex" xmlns:cx4="http://schemas.microsoft.com/office/drawing/2016/5/10/chartex" xmlns:cx5="http://schemas.microsoft.com/office/drawing/2016/5/11/chartex" xmlns:cx6="http://schemas.microsoft.com/office/drawing/2016/5/12/chartex" xmlns:cx7="http://schemas.microsoft.com/office/drawing/2016/5/13/chartex" xmlns:cx8="http://schemas.microsoft.com/office/drawing/2016/5/14/chartex" xmlns:mc="http://schemas.openxmlformats.org/markup-compatibility/2006" xmlns:aink="http://schemas.microsoft.com/office/drawing/2016/ink" xmlns:am3d="http://schemas.microsoft.com/office/drawing/2017/model3d" xmlns:o="urn:schemas-microsoft-com:office:office" xmlns:oel="http://schemas.microsoft.com/office/2019/extlst" xmlns:r="http://schemas.openxmlformats.org/officeDocument/2006/relationships" xmlns:m="http://schemas.openxmlformats.org/officeDocument/2006/math" xmlns:v="urn:schemas-microsoft-com:vml" xmlns:wp14="http://schemas.microsoft.com/office/word/2010/wordprocessingDrawing" xmlns:wp="http://schemas.openxmlformats.org/drawingml/2006/wordprocessingDrawing" xmlns:w10="urn:schemas-microsoft-com:office:word" xmlns:w="http://schemas.openxmlformats.org/wordprocessingml/2006/main" xmlns:w14="http://schemas.microsoft.com/office/word/2010/wordml" xmlns:w15="http://schemas.microsoft.com/office/word/2012/wordml" xmlns:w16cex="http://schemas.microsoft.com/office/word/2018/wordml/cex" xmlns:w16cid="http://schemas.microsoft.com/office/word/2016/wordml/cid" xmlns:w16="http://schemas.microsoft.com/office/word/2018/wordml" xmlns:w16du="http://schemas.microsoft.com/office/word/2023/wordml/word16du" xmlns:w16sdtdh="http://schemas.microsoft.com/office/word/2020/wordml/sdtdatahash" xmlns:w16se="http://schemas.microsoft.com/office/word/2015/wordml/symex" xmlns:wpg="http://schemas.microsoft.com/office/word/2010/wordprocessingGroup" xmlns:wpi="http://schemas.microsoft.com/office/word/2010/wordprocessingInk" xmlns:wne="http://schemas.microsoft.com/office/word/2006/wordml" xmlns:wps="http://schemas.microsoft.com/office/word/2010/wordprocessingShape" mc:Ignorable="w14 w15 w16se w16cid w16 w16cex w16sdtdh w16du wp14">
   <w:docParts>
     <w:docPart>
       <w:docPartPr>
@@ -17213,7 +17038,7 @@
 </file>
 
 <file path=word/glossary/fontTable.xml><?xml version="1.0" encoding="utf-8"?>
-<w:fonts xmlns:mc="http://schemas.openxmlformats.org/markup-compatibility/2006" xmlns:r="http://schemas.openxmlformats.org/officeDocument/2006/relationships" xmlns:w="http://schemas.openxmlformats.org/wordprocessingml/2006/main" xmlns:w14="http://schemas.microsoft.com/office/word/2010/wordml" xmlns:w15="http://schemas.microsoft.com/office/word/2012/wordml" xmlns:w16cex="http://schemas.microsoft.com/office/word/2018/wordml/cex" xmlns:w16cid="http://schemas.microsoft.com/office/word/2016/wordml/cid" xmlns:w16="http://schemas.microsoft.com/office/word/2018/wordml" xmlns:w16sdtdh="http://schemas.microsoft.com/office/word/2020/wordml/sdtdatahash" xmlns:w16se="http://schemas.microsoft.com/office/word/2015/wordml/symex" mc:Ignorable="w14 w15 w16se w16cid w16 w16cex w16sdtdh">
+<w:fonts xmlns:mc="http://schemas.openxmlformats.org/markup-compatibility/2006" xmlns:r="http://schemas.openxmlformats.org/officeDocument/2006/relationships" xmlns:w="http://schemas.openxmlformats.org/wordprocessingml/2006/main" xmlns:w14="http://schemas.microsoft.com/office/word/2010/wordml" xmlns:w15="http://schemas.microsoft.com/office/word/2012/wordml" xmlns:w16cex="http://schemas.microsoft.com/office/word/2018/wordml/cex" xmlns:w16cid="http://schemas.microsoft.com/office/word/2016/wordml/cid" xmlns:w16="http://schemas.microsoft.com/office/word/2018/wordml" xmlns:w16du="http://schemas.microsoft.com/office/word/2023/wordml/word16du" xmlns:w16sdtdh="http://schemas.microsoft.com/office/word/2020/wordml/sdtdatahash" xmlns:w16se="http://schemas.microsoft.com/office/word/2015/wordml/symex" mc:Ignorable="w14 w15 w16se w16cid w16 w16cex w16sdtdh w16du">
   <w:font w:name="Symbol">
     <w:panose1 w:val="05050102010706020507"/>
     <w:charset w:val="02"/>
@@ -17226,7 +17051,7 @@
     <w:charset w:val="00"/>
     <w:family w:val="swiss"/>
     <w:pitch w:val="variable"/>
-    <w:sig w:usb0="E4002EFF" w:usb1="C000247B" w:usb2="00000009" w:usb3="00000000" w:csb0="000001FF" w:csb1="00000000"/>
+    <w:sig w:usb0="E4002EFF" w:usb1="C200247B" w:usb2="00000009" w:usb3="00000000" w:csb0="000001FF" w:csb1="00000000"/>
   </w:font>
   <w:font w:name="Times New Roman">
     <w:panose1 w:val="02020603050405020304"/>
@@ -17268,13 +17093,25 @@
     <w:charset w:val="00"/>
     <w:family w:val="swiss"/>
     <w:pitch w:val="variable"/>
-    <w:sig w:usb0="E4002EFF" w:usb1="C000247B" w:usb2="00000009" w:usb3="00000000" w:csb0="000001FF" w:csb1="00000000"/>
+    <w:sig w:usb0="E4002EFF" w:usb1="C200247B" w:usb2="00000009" w:usb3="00000000" w:csb0="000001FF" w:csb1="00000000"/>
+  </w:font>
+  <w:font w:name="Aptos">
+    <w:charset w:val="00"/>
+    <w:family w:val="swiss"/>
+    <w:pitch w:val="variable"/>
+    <w:sig w:usb0="20000287" w:usb1="00000003" w:usb2="00000000" w:usb3="00000000" w:csb0="0000019F" w:csb1="00000000"/>
+  </w:font>
+  <w:font w:name="Aptos Display">
+    <w:charset w:val="00"/>
+    <w:family w:val="swiss"/>
+    <w:pitch w:val="variable"/>
+    <w:sig w:usb0="20000287" w:usb1="00000003" w:usb2="00000000" w:usb3="00000000" w:csb0="0000019F" w:csb1="00000000"/>
   </w:font>
 </w:fonts>
 </file>
 
 <file path=word/glossary/settings.xml><?xml version="1.0" encoding="utf-8"?>
-<w:settings xmlns:mc="http://schemas.openxmlformats.org/markup-compatibility/2006" xmlns:o="urn:schemas-microsoft-com:office:office" xmlns:r="http://schemas.openxmlformats.org/officeDocument/2006/relationships" xmlns:m="http://schemas.openxmlformats.org/officeDocument/2006/math" xmlns:v="urn:schemas-microsoft-com:vml" xmlns:w10="urn:schemas-microsoft-com:office:word" xmlns:w="http://schemas.openxmlformats.org/wordprocessingml/2006/main" xmlns:w14="http://schemas.microsoft.com/office/word/2010/wordml" xmlns:w15="http://schemas.microsoft.com/office/word/2012/wordml" xmlns:w16cex="http://schemas.microsoft.com/office/word/2018/wordml/cex" xmlns:w16cid="http://schemas.microsoft.com/office/word/2016/wordml/cid" xmlns:w16="http://schemas.microsoft.com/office/word/2018/wordml" xmlns:w16sdtdh="http://schemas.microsoft.com/office/word/2020/wordml/sdtdatahash" xmlns:w16se="http://schemas.microsoft.com/office/word/2015/wordml/symex" xmlns:sl="http://schemas.openxmlformats.org/schemaLibrary/2006/main" mc:Ignorable="w14 w15 w16se w16cid w16 w16cex w16sdtdh">
+<w:settings xmlns:mc="http://schemas.openxmlformats.org/markup-compatibility/2006" xmlns:o="urn:schemas-microsoft-com:office:office" xmlns:r="http://schemas.openxmlformats.org/officeDocument/2006/relationships" xmlns:m="http://schemas.openxmlformats.org/officeDocument/2006/math" xmlns:v="urn:schemas-microsoft-com:vml" xmlns:w10="urn:schemas-microsoft-com:office:word" xmlns:w="http://schemas.openxmlformats.org/wordprocessingml/2006/main" xmlns:w14="http://schemas.microsoft.com/office/word/2010/wordml" xmlns:w15="http://schemas.microsoft.com/office/word/2012/wordml" xmlns:w16cex="http://schemas.microsoft.com/office/word/2018/wordml/cex" xmlns:w16cid="http://schemas.microsoft.com/office/word/2016/wordml/cid" xmlns:w16="http://schemas.microsoft.com/office/word/2018/wordml" xmlns:w16du="http://schemas.microsoft.com/office/word/2023/wordml/word16du" xmlns:w16sdtdh="http://schemas.microsoft.com/office/word/2020/wordml/sdtdatahash" xmlns:w16se="http://schemas.microsoft.com/office/word/2015/wordml/symex" xmlns:sl="http://schemas.openxmlformats.org/schemaLibrary/2006/main" mc:Ignorable="w14 w15 w16se w16cid w16 w16cex w16sdtdh w16du">
   <w:view w:val="normal"/>
   <w:defaultTabStop w:val="720"/>
   <w:characterSpacingControl w:val="doNotCompress"/>
@@ -17292,6 +17129,7 @@
     <w:rsid w:val="001043BF"/>
     <w:rsid w:val="002901FA"/>
     <w:rsid w:val="003F7E17"/>
+    <w:rsid w:val="00535C01"/>
     <w:rsid w:val="005C50CC"/>
     <w:rsid w:val="007C1B85"/>
     <w:rsid w:val="007D44E3"/>
@@ -17300,6 +17138,7 @@
     <w:rsid w:val="00B6387F"/>
     <w:rsid w:val="00D31740"/>
     <w:rsid w:val="00DB5940"/>
+    <w:rsid w:val="00ED59A4"/>
     <w:rsid w:val="00F8155A"/>
   </w:rsids>
   <m:mathPr>
@@ -17324,7 +17163,7 @@
 </file>
 
 <file path=word/glossary/styles.xml><?xml version="1.0" encoding="utf-8"?>
-<w:styles xmlns:mc="http://schemas.openxmlformats.org/markup-compatibility/2006" xmlns:r="http://schemas.openxmlformats.org/officeDocument/2006/relationships" xmlns:w="http://schemas.openxmlformats.org/wordprocessingml/2006/main" xmlns:w14="http://schemas.microsoft.com/office/word/2010/wordml" xmlns:w15="http://schemas.microsoft.com/office/word/2012/wordml" xmlns:w16cex="http://schemas.microsoft.com/office/word/2018/wordml/cex" xmlns:w16cid="http://schemas.microsoft.com/office/word/2016/wordml/cid" xmlns:w16="http://schemas.microsoft.com/office/word/2018/wordml" xmlns:w16sdtdh="http://schemas.microsoft.com/office/word/2020/wordml/sdtdatahash" xmlns:w16se="http://schemas.microsoft.com/office/word/2015/wordml/symex" mc:Ignorable="w14 w15 w16se w16cid w16 w16cex w16sdtdh">
+<w:styles xmlns:mc="http://schemas.openxmlformats.org/markup-compatibility/2006" xmlns:r="http://schemas.openxmlformats.org/officeDocument/2006/relationships" xmlns:w="http://schemas.openxmlformats.org/wordprocessingml/2006/main" xmlns:w14="http://schemas.microsoft.com/office/word/2010/wordml" xmlns:w15="http://schemas.microsoft.com/office/word/2012/wordml" xmlns:w16cex="http://schemas.microsoft.com/office/word/2018/wordml/cex" xmlns:w16cid="http://schemas.microsoft.com/office/word/2016/wordml/cid" xmlns:w16="http://schemas.microsoft.com/office/word/2018/wordml" xmlns:w16du="http://schemas.microsoft.com/office/word/2023/wordml/word16du" xmlns:w16sdtdh="http://schemas.microsoft.com/office/word/2020/wordml/sdtdatahash" xmlns:w16se="http://schemas.microsoft.com/office/word/2015/wordml/symex" mc:Ignorable="w14 w15 w16se w16cid w16 w16cex w16sdtdh w16du">
   <w:docDefaults>
     <w:rPrDefault>
       <w:rPr>
@@ -17767,7 +17606,7 @@
 </file>
 
 <file path=word/glossary/webSettings.xml><?xml version="1.0" encoding="utf-8"?>
-<w:webSettings xmlns:mc="http://schemas.openxmlformats.org/markup-compatibility/2006" xmlns:r="http://schemas.openxmlformats.org/officeDocument/2006/relationships" xmlns:w="http://schemas.openxmlformats.org/wordprocessingml/2006/main" xmlns:w14="http://schemas.microsoft.com/office/word/2010/wordml" xmlns:w15="http://schemas.microsoft.com/office/word/2012/wordml" xmlns:w16cex="http://schemas.microsoft.com/office/word/2018/wordml/cex" xmlns:w16cid="http://schemas.microsoft.com/office/word/2016/wordml/cid" xmlns:w16="http://schemas.microsoft.com/office/word/2018/wordml" xmlns:w16sdtdh="http://schemas.microsoft.com/office/word/2020/wordml/sdtdatahash" xmlns:w16se="http://schemas.microsoft.com/office/word/2015/wordml/symex" mc:Ignorable="w14 w15 w16se w16cid w16 w16cex w16sdtdh">
+<w:webSettings xmlns:mc="http://schemas.openxmlformats.org/markup-compatibility/2006" xmlns:r="http://schemas.openxmlformats.org/officeDocument/2006/relationships" xmlns:w="http://schemas.openxmlformats.org/wordprocessingml/2006/main" xmlns:w14="http://schemas.microsoft.com/office/word/2010/wordml" xmlns:w15="http://schemas.microsoft.com/office/word/2012/wordml" xmlns:w16cex="http://schemas.microsoft.com/office/word/2018/wordml/cex" xmlns:w16cid="http://schemas.microsoft.com/office/word/2016/wordml/cid" xmlns:w16="http://schemas.microsoft.com/office/word/2018/wordml" xmlns:w16du="http://schemas.microsoft.com/office/word/2023/wordml/word16du" xmlns:w16sdtdh="http://schemas.microsoft.com/office/word/2020/wordml/sdtdatahash" xmlns:w16se="http://schemas.microsoft.com/office/word/2015/wordml/symex" mc:Ignorable="w14 w15 w16se w16cid w16 w16cex w16sdtdh w16du">
   <w:optimizeForBrowser/>
   <w:allowPNG/>
 </w:webSettings>
